--- a/templates/MD_Rückblick.docx
+++ b/templates/MD_Rückblick.docx
@@ -102,6 +102,9 @@
           <w:tcPr>
             <w:tcW w:w="1560" w:type="dxa"/>
             <w:tcBorders>
+              <w:top w:val="single" w:sz="4" w:space="0" w:color="FFFFFF"/>
+              <w:left w:val="single" w:sz="4" w:space="0" w:color="FFFFFF"/>
+              <w:bottom w:val="single" w:sz="4" w:space="0" w:color="FFFFFF"/>
               <w:right w:val="single" w:sz="4" w:space="0" w:color="BFBFBF" w:themeColor="background1" w:themeShade="BF"/>
             </w:tcBorders>
             <w:vAlign w:val="center"/>
@@ -175,7 +178,9 @@
           <w:tcPr>
             <w:tcW w:w="850" w:type="dxa"/>
             <w:tcBorders>
+              <w:top w:val="single" w:sz="4" w:space="0" w:color="FFFFFF"/>
               <w:left w:val="single" w:sz="4" w:space="0" w:color="BFBFBF" w:themeColor="background1" w:themeShade="BF"/>
+              <w:bottom w:val="single" w:sz="4" w:space="0" w:color="FFFFFF"/>
               <w:right w:val="single" w:sz="4" w:space="0" w:color="BFBFBF" w:themeColor="background1" w:themeShade="BF"/>
             </w:tcBorders>
             <w:vAlign w:val="center"/>
@@ -253,6 +258,9 @@
           <w:tcPr>
             <w:tcW w:w="1560" w:type="dxa"/>
             <w:tcBorders>
+              <w:top w:val="single" w:sz="4" w:space="0" w:color="FFFFFF"/>
+              <w:left w:val="single" w:sz="4" w:space="0" w:color="FFFFFF"/>
+              <w:bottom w:val="single" w:sz="4" w:space="0" w:color="FFFFFF"/>
               <w:right w:val="single" w:sz="4" w:space="0" w:color="BFBFBF" w:themeColor="background1" w:themeShade="BF"/>
             </w:tcBorders>
             <w:vAlign w:val="center"/>
@@ -316,7 +324,9 @@
           <w:tcPr>
             <w:tcW w:w="850" w:type="dxa"/>
             <w:tcBorders>
+              <w:top w:val="single" w:sz="4" w:space="0" w:color="FFFFFF"/>
               <w:left w:val="single" w:sz="4" w:space="0" w:color="BFBFBF" w:themeColor="background1" w:themeShade="BF"/>
+              <w:bottom w:val="single" w:sz="4" w:space="0" w:color="FFFFFF"/>
               <w:right w:val="single" w:sz="4" w:space="0" w:color="BFBFBF" w:themeColor="background1" w:themeShade="BF"/>
             </w:tcBorders>
             <w:vAlign w:val="center"/>
@@ -384,6 +394,9 @@
           <w:tcPr>
             <w:tcW w:w="1560" w:type="dxa"/>
             <w:tcBorders>
+              <w:top w:val="single" w:sz="4" w:space="0" w:color="FFFFFF"/>
+              <w:left w:val="single" w:sz="4" w:space="0" w:color="FFFFFF"/>
+              <w:bottom w:val="single" w:sz="4" w:space="0" w:color="FFFFFF"/>
               <w:right w:val="single" w:sz="4" w:space="0" w:color="BFBFBF" w:themeColor="background1" w:themeShade="BF"/>
             </w:tcBorders>
             <w:vAlign w:val="center"/>
@@ -451,7 +464,9 @@
           <w:tcPr>
             <w:tcW w:w="850" w:type="dxa"/>
             <w:tcBorders>
+              <w:top w:val="single" w:sz="4" w:space="0" w:color="FFFFFF"/>
               <w:left w:val="single" w:sz="4" w:space="0" w:color="BFBFBF" w:themeColor="background1" w:themeShade="BF"/>
+              <w:bottom w:val="single" w:sz="4" w:space="0" w:color="FFFFFF"/>
               <w:right w:val="single" w:sz="4" w:space="0" w:color="BFBFBF" w:themeColor="background1" w:themeShade="BF"/>
             </w:tcBorders>
             <w:vAlign w:val="center"/>
@@ -560,6 +575,9 @@
           <w:tcPr>
             <w:tcW w:w="1547" w:type="dxa"/>
             <w:tcBorders>
+              <w:top w:val="single" w:sz="4" w:space="0" w:color="FFFFFF"/>
+              <w:left w:val="single" w:sz="4" w:space="0" w:color="FFFFFF"/>
+              <w:bottom w:val="single" w:sz="4" w:space="0" w:color="FFFFFF"/>
               <w:right w:val="single" w:sz="4" w:space="0" w:color="BFBFBF"/>
             </w:tcBorders>
             <w:vAlign w:val="center"/>
@@ -636,7 +654,9 @@
           <w:tcPr>
             <w:tcW w:w="709" w:type="dxa"/>
             <w:tcBorders>
+              <w:top w:val="single" w:sz="4" w:space="0" w:color="FFFFFF"/>
               <w:left w:val="single" w:sz="4" w:space="0" w:color="BFBFBF"/>
+              <w:bottom w:val="single" w:sz="4" w:space="0" w:color="FFFFFF"/>
               <w:right w:val="single" w:sz="4" w:space="0" w:color="BFBFBF"/>
             </w:tcBorders>
             <w:vAlign w:val="center"/>
@@ -711,7 +731,10 @@
           <w:tcPr>
             <w:tcW w:w="709" w:type="dxa"/>
             <w:tcBorders>
+              <w:top w:val="single" w:sz="4" w:space="0" w:color="FFFFFF"/>
               <w:left w:val="single" w:sz="4" w:space="0" w:color="BFBFBF"/>
+              <w:bottom w:val="single" w:sz="4" w:space="0" w:color="FFFFFF"/>
+              <w:right w:val="single" w:sz="4" w:space="0" w:color="FFFFFF"/>
             </w:tcBorders>
             <w:vAlign w:val="center"/>
           </w:tcPr>
@@ -729,6 +752,9 @@
           <w:tcPr>
             <w:tcW w:w="1701" w:type="dxa"/>
             <w:tcBorders>
+              <w:top w:val="single" w:sz="4" w:space="0" w:color="FFFFFF"/>
+              <w:left w:val="single" w:sz="4" w:space="0" w:color="FFFFFF"/>
+              <w:bottom w:val="single" w:sz="4" w:space="0" w:color="FFFFFF"/>
               <w:right w:val="single" w:sz="4" w:space="0" w:color="BFBFBF"/>
             </w:tcBorders>
             <w:vAlign w:val="center"/>
@@ -864,10 +890,10 @@
           <w:tcPr>
             <w:tcW w:w="8647" w:type="dxa"/>
             <w:tcBorders>
-              <w:top w:val="nil"/>
-              <w:left w:val="nil"/>
-              <w:bottom w:val="nil"/>
-              <w:right w:val="nil"/>
+              <w:top w:val="single" w:sz="4" w:space="0" w:color="FFFFFF"/>
+              <w:left w:val="single" w:sz="4" w:space="0" w:color="FFFFFF"/>
+              <w:bottom w:val="single" w:sz="4" w:space="0" w:color="FFFFFF"/>
+              <w:right w:val="single" w:sz="4" w:space="0" w:color="FFFFFF"/>
             </w:tcBorders>
             <w:shd w:val="clear" w:color="auto" w:fill="FCE0CC" w:themeFill="background2" w:themeFillTint="33"/>
             <w:vAlign w:val="center"/>
@@ -942,14 +968,28 @@
                 <w:sz w:val="16"/>
                 <w:szCs w:val="16"/>
               </w:rPr>
-              <w:t xml:space="preserve"> zusammen mit der/dem Mitarbeitenden den Stellenbeschrieb anzupassen und dem </w:t>
+              <w:t xml:space="preserve"> zusammen mit der/dem Mitarbeitenden den Stellenbeschrieb anzupassen und </w:t>
             </w:r>
             <w:r>
               <w:rPr>
                 <w:sz w:val="16"/>
                 <w:szCs w:val="16"/>
               </w:rPr>
-              <w:t>HR-Management</w:t>
+              <w:t>der Abteilung</w:t>
+            </w:r>
+            <w:r>
+              <w:rPr>
+                <w:sz w:val="16"/>
+                <w:szCs w:val="16"/>
+              </w:rPr>
+              <w:t xml:space="preserve"> </w:t>
+            </w:r>
+            <w:r>
+              <w:rPr>
+                <w:sz w:val="16"/>
+                <w:szCs w:val="16"/>
+              </w:rPr>
+              <w:t>Human Resources &amp; Entwicklung</w:t>
             </w:r>
             <w:r>
               <w:rPr>
@@ -1154,6 +1194,12 @@
         <w:tc>
           <w:tcPr>
             <w:tcW w:w="8647" w:type="dxa"/>
+            <w:tcBorders>
+              <w:top w:val="single" w:sz="4" w:space="0" w:color="FFFFFF"/>
+              <w:left w:val="single" w:sz="4" w:space="0" w:color="FFFFFF"/>
+              <w:bottom w:val="single" w:sz="4" w:space="0" w:color="FFFFFF"/>
+              <w:right w:val="single" w:sz="4" w:space="0" w:color="FFFFFF"/>
+            </w:tcBorders>
             <w:shd w:val="clear" w:color="auto" w:fill="FCE0CC" w:themeFill="background2" w:themeFillTint="33"/>
             <w:vAlign w:val="center"/>
           </w:tcPr>
@@ -1279,7 +1325,10 @@
             <w:cnfStyle w:val="001000000000" w:firstRow="0" w:lastRow="0" w:firstColumn="1" w:lastColumn="0" w:oddVBand="0" w:evenVBand="0" w:oddHBand="0" w:evenHBand="0" w:firstRowFirstColumn="0" w:firstRowLastColumn="0" w:lastRowFirstColumn="0" w:lastRowLastColumn="0"/>
             <w:tcW w:w="8647" w:type="dxa"/>
             <w:tcBorders>
+              <w:top w:val="single" w:sz="4" w:space="0" w:color="FFFFFF"/>
+              <w:left w:val="single" w:sz="4" w:space="0" w:color="FFFFFF"/>
               <w:bottom w:val="single" w:sz="4" w:space="0" w:color="BFBFBF" w:themeColor="background1" w:themeShade="BF"/>
+              <w:right w:val="single" w:sz="4" w:space="0" w:color="FFFFFF"/>
             </w:tcBorders>
           </w:tcPr>
           <w:p>
@@ -1407,6 +1456,8 @@
                 <w:r>
                   <w:rPr>
                     <w:rStyle w:val="Platzhaltertext"/>
+                    <w:sz w:val="18"/>
+                    <w:szCs w:val="18"/>
                   </w:rPr>
                   <w:t> </w:t>
                 </w:r>
@@ -1483,10 +1534,10 @@
           <w:tcPr>
             <w:tcW w:w="8647" w:type="dxa"/>
             <w:tcBorders>
-              <w:top w:val="nil"/>
-              <w:left w:val="nil"/>
-              <w:bottom w:val="nil"/>
-              <w:right w:val="nil"/>
+              <w:top w:val="single" w:sz="4" w:space="0" w:color="FFFFFF"/>
+              <w:left w:val="single" w:sz="4" w:space="0" w:color="FFFFFF"/>
+              <w:bottom w:val="single" w:sz="4" w:space="0" w:color="FFFFFF"/>
+              <w:right w:val="single" w:sz="4" w:space="0" w:color="FFFFFF"/>
             </w:tcBorders>
             <w:shd w:val="clear" w:color="auto" w:fill="FCE0CC" w:themeFill="background2" w:themeFillTint="33"/>
             <w:vAlign w:val="center"/>
@@ -1526,28 +1577,35 @@
                 <w:sz w:val="16"/>
                 <w:szCs w:val="16"/>
               </w:rPr>
-              <w:t xml:space="preserve">Das </w:t>
+              <w:t>Human Resources &amp; Entwicklung</w:t>
             </w:r>
             <w:r>
               <w:rPr>
                 <w:sz w:val="16"/>
                 <w:szCs w:val="16"/>
               </w:rPr>
-              <w:t>HR-Management</w:t>
+              <w:t xml:space="preserve"> </w:t>
             </w:r>
             <w:r>
               <w:rPr>
                 <w:sz w:val="16"/>
                 <w:szCs w:val="16"/>
               </w:rPr>
-              <w:t xml:space="preserve"> empfiehlt </w:t>
+              <w:t xml:space="preserve">empfiehlt </w:t>
             </w:r>
             <w:r>
               <w:rPr>
                 <w:sz w:val="16"/>
                 <w:szCs w:val="16"/>
               </w:rPr>
-              <w:t>zwei bis drei (Teil-)Kompetenzen</w:t>
+              <w:t xml:space="preserve">drei bis fünf </w:t>
+            </w:r>
+            <w:r>
+              <w:rPr>
+                <w:sz w:val="16"/>
+                <w:szCs w:val="16"/>
+              </w:rPr>
+              <w:t>Kompetenzen</w:t>
             </w:r>
             <w:r>
               <w:rPr>
@@ -1599,10 +1657,10 @@
           <w:tcPr>
             <w:tcW w:w="1276" w:type="dxa"/>
             <w:tcBorders>
-              <w:top w:val="nil"/>
-              <w:left w:val="nil"/>
+              <w:top w:val="single" w:sz="4" w:space="0" w:color="FFFFFF"/>
+              <w:left w:val="single" w:sz="4" w:space="0" w:color="FFFFFF"/>
               <w:bottom w:val="single" w:sz="4" w:space="0" w:color="992AA2"/>
-              <w:right w:val="nil"/>
+              <w:right w:val="single" w:sz="4" w:space="0" w:color="FFFFFF"/>
             </w:tcBorders>
             <w:vAlign w:val="bottom"/>
           </w:tcPr>
@@ -1674,10 +1732,10 @@
           <w:tcPr>
             <w:tcW w:w="7371" w:type="dxa"/>
             <w:tcBorders>
-              <w:top w:val="nil"/>
-              <w:left w:val="nil"/>
+              <w:top w:val="single" w:sz="4" w:space="0" w:color="FFFFFF"/>
+              <w:left w:val="single" w:sz="4" w:space="0" w:color="FFFFFF"/>
               <w:bottom w:val="single" w:sz="4" w:space="0" w:color="992AA2"/>
-              <w:right w:val="nil"/>
+              <w:right w:val="single" w:sz="4" w:space="0" w:color="FFFFFF"/>
             </w:tcBorders>
             <w:vAlign w:val="center"/>
           </w:tcPr>
@@ -1760,7 +1818,10 @@
             <w:cnfStyle w:val="001000000000" w:firstRow="0" w:lastRow="0" w:firstColumn="1" w:lastColumn="0" w:oddVBand="0" w:evenVBand="0" w:oddHBand="0" w:evenHBand="0" w:firstRowFirstColumn="0" w:firstRowLastColumn="0" w:lastRowFirstColumn="0" w:lastRowLastColumn="0"/>
             <w:tcW w:w="8647" w:type="dxa"/>
             <w:tcBorders>
+              <w:top w:val="single" w:sz="4" w:space="0" w:color="FFFFFF"/>
+              <w:left w:val="single" w:sz="4" w:space="0" w:color="FFFFFF"/>
               <w:bottom w:val="single" w:sz="4" w:space="0" w:color="BFBFBF" w:themeColor="background1" w:themeShade="BF"/>
+              <w:right w:val="single" w:sz="4" w:space="0" w:color="FFFFFF"/>
             </w:tcBorders>
           </w:tcPr>
           <w:p>
@@ -1823,7 +1884,6 @@
                 <w:docPart w:val="8121B688E92642F9880C57726EC30F16"/>
               </w:placeholder>
               <w:showingPlcHdr/>
-              <w15:color w:val="FF0000"/>
               <w15:appearance w15:val="hidden"/>
             </w:sdtPr>
             <w:sdtEndPr/>
@@ -1886,7 +1946,10 @@
             <w:cnfStyle w:val="001000000000" w:firstRow="0" w:lastRow="0" w:firstColumn="1" w:lastColumn="0" w:oddVBand="0" w:evenVBand="0" w:oddHBand="0" w:evenHBand="0" w:firstRowFirstColumn="0" w:firstRowLastColumn="0" w:lastRowFirstColumn="0" w:lastRowLastColumn="0"/>
             <w:tcW w:w="8647" w:type="dxa"/>
             <w:tcBorders>
+              <w:top w:val="single" w:sz="4" w:space="0" w:color="FFFFFF"/>
+              <w:left w:val="single" w:sz="4" w:space="0" w:color="FFFFFF"/>
               <w:bottom w:val="single" w:sz="4" w:space="0" w:color="BFBFBF" w:themeColor="background1" w:themeShade="BF"/>
+              <w:right w:val="single" w:sz="4" w:space="0" w:color="FFFFFF"/>
             </w:tcBorders>
           </w:tcPr>
           <w:p>
@@ -1972,6 +2035,8 @@
                 <w:r>
                   <w:rPr>
                     <w:rStyle w:val="Platzhaltertext"/>
+                    <w:sz w:val="18"/>
+                    <w:szCs w:val="18"/>
                   </w:rPr>
                   <w:t> </w:t>
                 </w:r>
@@ -2013,7 +2078,10 @@
             <w:cnfStyle w:val="001000000000" w:firstRow="0" w:lastRow="0" w:firstColumn="1" w:lastColumn="0" w:oddVBand="0" w:evenVBand="0" w:oddHBand="0" w:evenHBand="0" w:firstRowFirstColumn="0" w:firstRowLastColumn="0" w:lastRowFirstColumn="0" w:lastRowLastColumn="0"/>
             <w:tcW w:w="8647" w:type="dxa"/>
             <w:tcBorders>
+              <w:top w:val="single" w:sz="4" w:space="0" w:color="FFFFFF"/>
+              <w:left w:val="single" w:sz="4" w:space="0" w:color="FFFFFF"/>
               <w:bottom w:val="single" w:sz="4" w:space="0" w:color="BFBFBF" w:themeColor="background1" w:themeShade="BF"/>
+              <w:right w:val="single" w:sz="4" w:space="0" w:color="FFFFFF"/>
             </w:tcBorders>
           </w:tcPr>
           <w:p>
@@ -2099,6 +2167,8 @@
                 <w:r>
                   <w:rPr>
                     <w:rStyle w:val="Platzhaltertext"/>
+                    <w:sz w:val="18"/>
+                    <w:szCs w:val="18"/>
                   </w:rPr>
                   <w:t> </w:t>
                 </w:r>
@@ -2147,10 +2217,10 @@
           <w:tcPr>
             <w:tcW w:w="1276" w:type="dxa"/>
             <w:tcBorders>
-              <w:top w:val="nil"/>
-              <w:left w:val="nil"/>
+              <w:top w:val="single" w:sz="4" w:space="0" w:color="FFFFFF"/>
+              <w:left w:val="single" w:sz="4" w:space="0" w:color="FFFFFF"/>
               <w:bottom w:val="single" w:sz="4" w:space="0" w:color="003B5E"/>
-              <w:right w:val="nil"/>
+              <w:right w:val="single" w:sz="4" w:space="0" w:color="FFFFFF"/>
             </w:tcBorders>
             <w:vAlign w:val="bottom"/>
           </w:tcPr>
@@ -2232,10 +2302,10 @@
           <w:tcPr>
             <w:tcW w:w="7371" w:type="dxa"/>
             <w:tcBorders>
-              <w:top w:val="nil"/>
-              <w:left w:val="nil"/>
+              <w:top w:val="single" w:sz="4" w:space="0" w:color="FFFFFF"/>
+              <w:left w:val="single" w:sz="4" w:space="0" w:color="FFFFFF"/>
               <w:bottom w:val="single" w:sz="4" w:space="0" w:color="003B5E" w:themeColor="accent1" w:themeShade="80"/>
-              <w:right w:val="nil"/>
+              <w:right w:val="single" w:sz="4" w:space="0" w:color="FFFFFF"/>
             </w:tcBorders>
             <w:vAlign w:val="center"/>
           </w:tcPr>
@@ -2324,7 +2394,10 @@
           <w:tcPr>
             <w:tcW w:w="8647" w:type="dxa"/>
             <w:tcBorders>
+              <w:top w:val="single" w:sz="4" w:space="0" w:color="FFFFFF"/>
+              <w:left w:val="single" w:sz="4" w:space="0" w:color="FFFFFF"/>
               <w:bottom w:val="single" w:sz="4" w:space="0" w:color="BFBFBF" w:themeColor="background1" w:themeShade="BF"/>
+              <w:right w:val="single" w:sz="4" w:space="0" w:color="FFFFFF"/>
             </w:tcBorders>
           </w:tcPr>
           <w:p>
@@ -2453,7 +2526,10 @@
           <w:tcPr>
             <w:tcW w:w="8647" w:type="dxa"/>
             <w:tcBorders>
+              <w:top w:val="single" w:sz="4" w:space="0" w:color="FFFFFF"/>
+              <w:left w:val="single" w:sz="4" w:space="0" w:color="FFFFFF"/>
               <w:bottom w:val="single" w:sz="4" w:space="0" w:color="BFBFBF" w:themeColor="background1" w:themeShade="BF"/>
+              <w:right w:val="single" w:sz="4" w:space="0" w:color="FFFFFF"/>
             </w:tcBorders>
           </w:tcPr>
           <w:p>
@@ -2591,7 +2667,10 @@
           <w:tcPr>
             <w:tcW w:w="8647" w:type="dxa"/>
             <w:tcBorders>
+              <w:top w:val="single" w:sz="4" w:space="0" w:color="FFFFFF"/>
+              <w:left w:val="single" w:sz="4" w:space="0" w:color="FFFFFF"/>
               <w:bottom w:val="single" w:sz="4" w:space="0" w:color="BFBFBF" w:themeColor="background1" w:themeShade="BF"/>
+              <w:right w:val="single" w:sz="4" w:space="0" w:color="FFFFFF"/>
             </w:tcBorders>
           </w:tcPr>
           <w:p>
@@ -2727,10 +2806,10 @@
           <w:tcPr>
             <w:tcW w:w="1276" w:type="dxa"/>
             <w:tcBorders>
-              <w:top w:val="nil"/>
-              <w:left w:val="nil"/>
+              <w:top w:val="single" w:sz="4" w:space="0" w:color="FFFFFF"/>
+              <w:left w:val="single" w:sz="4" w:space="0" w:color="FFFFFF"/>
               <w:bottom w:val="single" w:sz="4" w:space="0" w:color="EB690B"/>
-              <w:right w:val="nil"/>
+              <w:right w:val="single" w:sz="4" w:space="0" w:color="FFFFFF"/>
             </w:tcBorders>
             <w:vAlign w:val="bottom"/>
           </w:tcPr>
@@ -3660,10 +3739,10 @@
           <w:tcPr>
             <w:tcW w:w="7371" w:type="dxa"/>
             <w:tcBorders>
-              <w:top w:val="nil"/>
-              <w:left w:val="nil"/>
+              <w:top w:val="single" w:sz="4" w:space="0" w:color="FFFFFF"/>
+              <w:left w:val="single" w:sz="4" w:space="0" w:color="FFFFFF"/>
               <w:bottom w:val="single" w:sz="4" w:space="0" w:color="EB690B"/>
-              <w:right w:val="nil"/>
+              <w:right w:val="single" w:sz="4" w:space="0" w:color="FFFFFF"/>
             </w:tcBorders>
             <w:vAlign w:val="center"/>
           </w:tcPr>
@@ -3736,7 +3815,10 @@
           <w:tcPr>
             <w:tcW w:w="8647" w:type="dxa"/>
             <w:tcBorders>
+              <w:top w:val="single" w:sz="4" w:space="0" w:color="FFFFFF"/>
+              <w:left w:val="single" w:sz="4" w:space="0" w:color="FFFFFF"/>
               <w:bottom w:val="single" w:sz="4" w:space="0" w:color="BFBFBF" w:themeColor="background1" w:themeShade="BF"/>
+              <w:right w:val="single" w:sz="4" w:space="0" w:color="FFFFFF"/>
             </w:tcBorders>
           </w:tcPr>
           <w:p>
@@ -3868,7 +3950,10 @@
           <w:tcPr>
             <w:tcW w:w="8647" w:type="dxa"/>
             <w:tcBorders>
+              <w:top w:val="single" w:sz="4" w:space="0" w:color="FFFFFF"/>
+              <w:left w:val="single" w:sz="4" w:space="0" w:color="FFFFFF"/>
               <w:bottom w:val="single" w:sz="4" w:space="0" w:color="BFBFBF" w:themeColor="background1" w:themeShade="BF"/>
+              <w:right w:val="single" w:sz="4" w:space="0" w:color="FFFFFF"/>
             </w:tcBorders>
           </w:tcPr>
           <w:p>
@@ -4020,7 +4105,10 @@
           <w:tcPr>
             <w:tcW w:w="8647" w:type="dxa"/>
             <w:tcBorders>
+              <w:top w:val="single" w:sz="4" w:space="0" w:color="FFFFFF"/>
+              <w:left w:val="single" w:sz="4" w:space="0" w:color="FFFFFF"/>
               <w:bottom w:val="single" w:sz="4" w:space="0" w:color="BFBFBF" w:themeColor="background1" w:themeShade="BF"/>
+              <w:right w:val="single" w:sz="4" w:space="0" w:color="FFFFFF"/>
             </w:tcBorders>
           </w:tcPr>
           <w:p>
@@ -4152,7 +4240,10 @@
           <w:tcPr>
             <w:tcW w:w="8647" w:type="dxa"/>
             <w:tcBorders>
+              <w:top w:val="single" w:sz="4" w:space="0" w:color="FFFFFF"/>
+              <w:left w:val="single" w:sz="4" w:space="0" w:color="FFFFFF"/>
               <w:bottom w:val="single" w:sz="4" w:space="0" w:color="BFBFBF" w:themeColor="background1" w:themeShade="BF"/>
+              <w:right w:val="single" w:sz="4" w:space="0" w:color="FFFFFF"/>
             </w:tcBorders>
           </w:tcPr>
           <w:p>
@@ -4287,10 +4378,10 @@
           <w:tcPr>
             <w:tcW w:w="1276" w:type="dxa"/>
             <w:tcBorders>
-              <w:top w:val="nil"/>
-              <w:left w:val="nil"/>
+              <w:top w:val="single" w:sz="4" w:space="0" w:color="FFFFFF"/>
+              <w:left w:val="single" w:sz="4" w:space="0" w:color="FFFFFF"/>
               <w:bottom w:val="single" w:sz="4" w:space="0" w:color="2BC7A9"/>
-              <w:right w:val="nil"/>
+              <w:right w:val="single" w:sz="4" w:space="0" w:color="FFFFFF"/>
             </w:tcBorders>
             <w:vAlign w:val="bottom"/>
           </w:tcPr>
@@ -4362,10 +4453,10 @@
           <w:tcPr>
             <w:tcW w:w="7371" w:type="dxa"/>
             <w:tcBorders>
-              <w:top w:val="nil"/>
-              <w:left w:val="nil"/>
+              <w:top w:val="single" w:sz="4" w:space="0" w:color="FFFFFF"/>
+              <w:left w:val="single" w:sz="4" w:space="0" w:color="FFFFFF"/>
               <w:bottom w:val="single" w:sz="4" w:space="0" w:color="2BC7A9"/>
-              <w:right w:val="nil"/>
+              <w:right w:val="single" w:sz="4" w:space="0" w:color="FFFFFF"/>
             </w:tcBorders>
             <w:vAlign w:val="center"/>
           </w:tcPr>
@@ -4452,7 +4543,10 @@
           <w:tcPr>
             <w:tcW w:w="8647" w:type="dxa"/>
             <w:tcBorders>
+              <w:top w:val="single" w:sz="4" w:space="0" w:color="FFFFFF"/>
+              <w:left w:val="single" w:sz="4" w:space="0" w:color="FFFFFF"/>
               <w:bottom w:val="single" w:sz="4" w:space="0" w:color="BFBFBF" w:themeColor="background1" w:themeShade="BF"/>
+              <w:right w:val="single" w:sz="4" w:space="0" w:color="FFFFFF"/>
             </w:tcBorders>
           </w:tcPr>
           <w:p>
@@ -4584,7 +4678,10 @@
           <w:tcPr>
             <w:tcW w:w="8647" w:type="dxa"/>
             <w:tcBorders>
+              <w:top w:val="single" w:sz="4" w:space="0" w:color="FFFFFF"/>
+              <w:left w:val="single" w:sz="4" w:space="0" w:color="FFFFFF"/>
               <w:bottom w:val="single" w:sz="4" w:space="0" w:color="BFBFBF" w:themeColor="background1" w:themeShade="BF"/>
+              <w:right w:val="single" w:sz="4" w:space="0" w:color="FFFFFF"/>
             </w:tcBorders>
           </w:tcPr>
           <w:p>
@@ -4716,7 +4813,10 @@
           <w:tcPr>
             <w:tcW w:w="8647" w:type="dxa"/>
             <w:tcBorders>
+              <w:top w:val="single" w:sz="4" w:space="0" w:color="FFFFFF"/>
+              <w:left w:val="single" w:sz="4" w:space="0" w:color="FFFFFF"/>
               <w:bottom w:val="single" w:sz="4" w:space="0" w:color="BFBFBF" w:themeColor="background1" w:themeShade="BF"/>
+              <w:right w:val="single" w:sz="4" w:space="0" w:color="FFFFFF"/>
             </w:tcBorders>
           </w:tcPr>
           <w:p>
@@ -4870,6 +4970,9 @@
           <w:tcPr>
             <w:tcW w:w="6663" w:type="dxa"/>
             <w:tcBorders>
+              <w:top w:val="single" w:sz="4" w:space="0" w:color="FFFFFF"/>
+              <w:left w:val="single" w:sz="4" w:space="0" w:color="FFFFFF"/>
+              <w:bottom w:val="single" w:sz="4" w:space="0" w:color="FFFFFF"/>
               <w:right w:val="single" w:sz="4" w:space="0" w:color="BFBFBF" w:themeColor="background1" w:themeShade="BF"/>
             </w:tcBorders>
             <w:shd w:val="clear" w:color="auto" w:fill="FFFFFF" w:themeFill="background1"/>
@@ -5000,7 +5103,10 @@
           <w:tcPr>
             <w:tcW w:w="8647" w:type="dxa"/>
             <w:tcBorders>
+              <w:top w:val="single" w:sz="4" w:space="0" w:color="FFFFFF"/>
+              <w:left w:val="single" w:sz="4" w:space="0" w:color="FFFFFF"/>
               <w:bottom w:val="single" w:sz="4" w:space="0" w:color="BFBFBF" w:themeColor="background1" w:themeShade="BF"/>
+              <w:right w:val="single" w:sz="4" w:space="0" w:color="FFFFFF"/>
             </w:tcBorders>
           </w:tcPr>
           <w:p>
@@ -5131,7 +5237,10 @@
           <w:tcPr>
             <w:tcW w:w="8647" w:type="dxa"/>
             <w:tcBorders>
+              <w:top w:val="single" w:sz="4" w:space="0" w:color="FFFFFF"/>
+              <w:left w:val="single" w:sz="4" w:space="0" w:color="FFFFFF"/>
               <w:bottom w:val="single" w:sz="4" w:space="0" w:color="BFBFBF" w:themeColor="background1" w:themeShade="BF"/>
+              <w:right w:val="single" w:sz="4" w:space="0" w:color="FFFFFF"/>
             </w:tcBorders>
           </w:tcPr>
           <w:p>
@@ -5260,6 +5369,9 @@
           <w:tcPr>
             <w:tcW w:w="6663" w:type="dxa"/>
             <w:tcBorders>
+              <w:top w:val="single" w:sz="4" w:space="0" w:color="FFFFFF"/>
+              <w:left w:val="single" w:sz="4" w:space="0" w:color="FFFFFF"/>
+              <w:bottom w:val="single" w:sz="4" w:space="0" w:color="FFFFFF"/>
               <w:right w:val="single" w:sz="4" w:space="0" w:color="BFBFBF" w:themeColor="background1" w:themeShade="BF"/>
             </w:tcBorders>
             <w:shd w:val="clear" w:color="auto" w:fill="FFFFFF" w:themeFill="background1"/>
@@ -5320,7 +5432,7 @@
                   <w:bottom w:val="single" w:sz="4" w:space="0" w:color="BFBFBF" w:themeColor="background1" w:themeShade="BF"/>
                   <w:right w:val="single" w:sz="4" w:space="0" w:color="BFBFBF" w:themeColor="background1" w:themeShade="BF"/>
                 </w:tcBorders>
-                <w:shd w:val="clear" w:color="auto" w:fill="FFFAE7"/>
+                <w:shd w:val="clear" w:color="auto" w:fill="E1F6FF"/>
                 <w:vAlign w:val="center"/>
               </w:tcPr>
               <w:p>
@@ -5378,7 +5490,10 @@
           <w:tcPr>
             <w:tcW w:w="8647" w:type="dxa"/>
             <w:tcBorders>
+              <w:top w:val="single" w:sz="4" w:space="0" w:color="FFFFFF"/>
+              <w:left w:val="single" w:sz="4" w:space="0" w:color="FFFFFF"/>
               <w:bottom w:val="single" w:sz="4" w:space="0" w:color="BFBFBF" w:themeColor="background1" w:themeShade="BF"/>
+              <w:right w:val="single" w:sz="4" w:space="0" w:color="FFFFFF"/>
             </w:tcBorders>
           </w:tcPr>
           <w:p>
@@ -5427,7 +5542,7 @@
               <w:bottom w:val="single" w:sz="4" w:space="0" w:color="BFBFBF" w:themeColor="background1" w:themeShade="BF"/>
               <w:right w:val="single" w:sz="4" w:space="0" w:color="BFBFBF" w:themeColor="background1" w:themeShade="BF"/>
             </w:tcBorders>
-            <w:shd w:val="clear" w:color="auto" w:fill="FFFAE7"/>
+            <w:shd w:val="clear" w:color="auto" w:fill="E1F6FF"/>
           </w:tcPr>
           <w:sdt>
             <w:sdtPr>
@@ -5507,7 +5622,10 @@
           <w:tcPr>
             <w:tcW w:w="8647" w:type="dxa"/>
             <w:tcBorders>
+              <w:top w:val="single" w:sz="4" w:space="0" w:color="FFFFFF"/>
+              <w:left w:val="single" w:sz="4" w:space="0" w:color="FFFFFF"/>
               <w:bottom w:val="single" w:sz="4" w:space="0" w:color="BFBFBF" w:themeColor="background1" w:themeShade="BF"/>
+              <w:right w:val="single" w:sz="4" w:space="0" w:color="FFFFFF"/>
             </w:tcBorders>
           </w:tcPr>
           <w:p>
@@ -5565,7 +5683,7 @@
               <w:bottom w:val="single" w:sz="4" w:space="0" w:color="BFBFBF" w:themeColor="background1" w:themeShade="BF"/>
               <w:right w:val="single" w:sz="4" w:space="0" w:color="BFBFBF" w:themeColor="background1" w:themeShade="BF"/>
             </w:tcBorders>
-            <w:shd w:val="clear" w:color="auto" w:fill="FFFAE7"/>
+            <w:shd w:val="clear" w:color="auto" w:fill="E1F6FF"/>
           </w:tcPr>
           <w:sdt>
             <w:sdtPr>
@@ -5663,6 +5781,12 @@
         <w:tc>
           <w:tcPr>
             <w:tcW w:w="7513" w:type="dxa"/>
+            <w:tcBorders>
+              <w:top w:val="single" w:sz="4" w:space="0" w:color="FFFFFF"/>
+              <w:left w:val="single" w:sz="4" w:space="0" w:color="FFFFFF"/>
+              <w:bottom w:val="single" w:sz="4" w:space="0" w:color="FFFFFF"/>
+              <w:right w:val="single" w:sz="4" w:space="0" w:color="FFFFFF"/>
+            </w:tcBorders>
             <w:shd w:val="clear" w:color="auto" w:fill="FCE0CC" w:themeFill="background2" w:themeFillTint="33"/>
             <w:vAlign w:val="center"/>
           </w:tcPr>
@@ -5759,6 +5883,28 @@
                 <w:sz w:val="16"/>
                 <w:szCs w:val="16"/>
               </w:rPr>
+              <w:t>genügend</w:t>
+            </w:r>
+            <w:r>
+              <w:rPr>
+                <w:b/>
+                <w:bCs/>
+                <w:i/>
+                <w:iCs/>
+                <w:sz w:val="16"/>
+                <w:szCs w:val="16"/>
+              </w:rPr>
+              <w:t>/</w:t>
+            </w:r>
+            <w:r>
+              <w:rPr>
+                <w:b/>
+                <w:bCs/>
+                <w:i/>
+                <w:iCs/>
+                <w:sz w:val="16"/>
+                <w:szCs w:val="16"/>
+              </w:rPr>
               <w:t>ungenügend</w:t>
             </w:r>
             <w:r>
@@ -5811,6 +5957,12 @@
         <w:tc>
           <w:tcPr>
             <w:tcW w:w="1134" w:type="dxa"/>
+            <w:tcBorders>
+              <w:top w:val="single" w:sz="4" w:space="0" w:color="FFFFFF"/>
+              <w:left w:val="single" w:sz="4" w:space="0" w:color="FFFFFF"/>
+              <w:bottom w:val="single" w:sz="4" w:space="0" w:color="FFFFFF"/>
+              <w:right w:val="single" w:sz="4" w:space="0" w:color="FFFFFF"/>
+            </w:tcBorders>
             <w:shd w:val="clear" w:color="auto" w:fill="FCE0CC" w:themeFill="background2" w:themeFillTint="33"/>
             <w:vAlign w:val="center"/>
           </w:tcPr>
@@ -5938,9 +6090,9 @@
           <w:tcPr>
             <w:tcW w:w="851" w:type="dxa"/>
             <w:tcBorders>
-              <w:top w:val="nil"/>
-              <w:left w:val="nil"/>
-              <w:bottom w:val="nil"/>
+              <w:top w:val="single" w:sz="4" w:space="0" w:color="FFFFFF"/>
+              <w:left w:val="single" w:sz="4" w:space="0" w:color="FFFFFF"/>
+              <w:bottom w:val="single" w:sz="4" w:space="0" w:color="FFFFFF"/>
               <w:right w:val="single" w:sz="4" w:space="0" w:color="BFBFBF" w:themeColor="background1" w:themeShade="BF"/>
             </w:tcBorders>
           </w:tcPr>
@@ -5969,7 +6121,7 @@
               <w:bottom w:val="single" w:sz="4" w:space="0" w:color="BFBFBF"/>
               <w:right w:val="single" w:sz="4" w:space="0" w:color="BFBFBF"/>
             </w:tcBorders>
-            <w:shd w:val="clear" w:color="auto" w:fill="FFFAE7"/>
+            <w:shd w:val="clear" w:color="auto" w:fill="E1F6FF"/>
             <w:vAlign w:val="center"/>
           </w:tcPr>
           <w:p>
@@ -6018,10 +6170,10 @@
           <w:tcPr>
             <w:tcW w:w="1559" w:type="dxa"/>
             <w:tcBorders>
-              <w:top w:val="nil"/>
+              <w:top w:val="single" w:sz="4" w:space="0" w:color="FFFFFF"/>
               <w:left w:val="single" w:sz="4" w:space="0" w:color="BFBFBF"/>
-              <w:bottom w:val="nil"/>
-              <w:right w:val="nil"/>
+              <w:bottom w:val="single" w:sz="4" w:space="0" w:color="FFFFFF"/>
+              <w:right w:val="single" w:sz="4" w:space="0" w:color="FFFFFF"/>
             </w:tcBorders>
           </w:tcPr>
           <w:p>
@@ -6038,10 +6190,10 @@
           <w:tcPr>
             <w:tcW w:w="567" w:type="dxa"/>
             <w:tcBorders>
-              <w:top w:val="nil"/>
-              <w:left w:val="nil"/>
+              <w:top w:val="single" w:sz="4" w:space="0" w:color="FFFFFF"/>
+              <w:left w:val="single" w:sz="4" w:space="0" w:color="FFFFFF"/>
               <w:bottom w:val="nil"/>
-              <w:right w:val="nil"/>
+              <w:right w:val="single" w:sz="4" w:space="0" w:color="FFFFFF"/>
             </w:tcBorders>
           </w:tcPr>
           <w:p>
@@ -6058,9 +6210,9 @@
           <w:tcPr>
             <w:tcW w:w="851" w:type="dxa"/>
             <w:tcBorders>
-              <w:top w:val="nil"/>
-              <w:left w:val="nil"/>
-              <w:bottom w:val="nil"/>
+              <w:top w:val="single" w:sz="4" w:space="0" w:color="FFFFFF"/>
+              <w:left w:val="single" w:sz="4" w:space="0" w:color="FFFFFF"/>
+              <w:bottom w:val="single" w:sz="4" w:space="0" w:color="FFFFFF"/>
               <w:right w:val="single" w:sz="4" w:space="0" w:color="BFBFBF"/>
             </w:tcBorders>
           </w:tcPr>
@@ -6089,7 +6241,7 @@
               <w:bottom w:val="single" w:sz="4" w:space="0" w:color="BFBFBF"/>
               <w:right w:val="single" w:sz="4" w:space="0" w:color="BFBFBF"/>
             </w:tcBorders>
-            <w:shd w:val="clear" w:color="auto" w:fill="FFFAE7"/>
+            <w:shd w:val="clear" w:color="auto" w:fill="E1F6FF"/>
             <w:vAlign w:val="center"/>
           </w:tcPr>
           <w:p>
@@ -6135,10 +6287,10 @@
           <w:tcPr>
             <w:tcW w:w="1379" w:type="dxa"/>
             <w:tcBorders>
-              <w:top w:val="nil"/>
+              <w:top w:val="single" w:sz="4" w:space="0" w:color="FFFFFF"/>
               <w:left w:val="single" w:sz="4" w:space="0" w:color="BFBFBF"/>
-              <w:bottom w:val="nil"/>
-              <w:right w:val="nil"/>
+              <w:bottom w:val="single" w:sz="4" w:space="0" w:color="FFFFFF"/>
+              <w:right w:val="single" w:sz="4" w:space="0" w:color="FFFFFF"/>
             </w:tcBorders>
           </w:tcPr>
           <w:p>
@@ -6162,9 +6314,9 @@
             <w:gridSpan w:val="3"/>
             <w:tcBorders>
               <w:top w:val="nil"/>
-              <w:left w:val="nil"/>
+              <w:left w:val="single" w:sz="4" w:space="0" w:color="FFFFFF"/>
               <w:bottom w:val="single" w:sz="4" w:space="0" w:color="BFBFBF"/>
-              <w:right w:val="nil"/>
+              <w:right w:val="single" w:sz="4" w:space="0" w:color="FFFFFF"/>
             </w:tcBorders>
           </w:tcPr>
           <w:p>
@@ -6181,10 +6333,10 @@
           <w:tcPr>
             <w:tcW w:w="567" w:type="dxa"/>
             <w:tcBorders>
-              <w:top w:val="nil"/>
-              <w:left w:val="nil"/>
-              <w:bottom w:val="nil"/>
-              <w:right w:val="nil"/>
+              <w:top w:val="single" w:sz="4" w:space="0" w:color="FFFFFF"/>
+              <w:left w:val="single" w:sz="4" w:space="0" w:color="FFFFFF"/>
+              <w:bottom w:val="single" w:sz="4" w:space="0" w:color="FFFFFF"/>
+              <w:right w:val="single" w:sz="4" w:space="0" w:color="FFFFFF"/>
             </w:tcBorders>
           </w:tcPr>
           <w:p>
@@ -6202,10 +6354,10 @@
             <w:tcW w:w="3931" w:type="dxa"/>
             <w:gridSpan w:val="3"/>
             <w:tcBorders>
-              <w:top w:val="nil"/>
-              <w:left w:val="nil"/>
+              <w:top w:val="single" w:sz="4" w:space="0" w:color="FFFFFF"/>
+              <w:left w:val="single" w:sz="4" w:space="0" w:color="FFFFFF"/>
               <w:bottom w:val="single" w:sz="4" w:space="0" w:color="BFBFBF"/>
-              <w:right w:val="nil"/>
+              <w:right w:val="single" w:sz="4" w:space="0" w:color="FFFFFF"/>
             </w:tcBorders>
           </w:tcPr>
           <w:p>
@@ -6233,7 +6385,7 @@
               <w:bottom w:val="single" w:sz="4" w:space="0" w:color="BFBFBF"/>
               <w:right w:val="single" w:sz="4" w:space="0" w:color="BFBFBF"/>
             </w:tcBorders>
-            <w:shd w:val="clear" w:color="auto" w:fill="FFFAE7"/>
+            <w:shd w:val="clear" w:color="auto" w:fill="E1F6FF"/>
           </w:tcPr>
           <w:p>
             <w:pPr>
@@ -6249,10 +6401,10 @@
           <w:tcPr>
             <w:tcW w:w="567" w:type="dxa"/>
             <w:tcBorders>
-              <w:top w:val="nil"/>
+              <w:top w:val="single" w:sz="4" w:space="0" w:color="FFFFFF"/>
               <w:left w:val="single" w:sz="4" w:space="0" w:color="BFBFBF"/>
-              <w:bottom w:val="nil"/>
-              <w:right w:val="single" w:sz="4" w:space="0" w:color="BFBFBF"/>
+              <w:bottom w:val="single" w:sz="4" w:space="0" w:color="FFFFFF"/>
+              <w:right w:val="single" w:sz="4" w:space="0" w:color="BFBFBF" w:themeColor="background1" w:themeShade="BF"/>
             </w:tcBorders>
           </w:tcPr>
           <w:p>
@@ -6271,11 +6423,11 @@
             <w:gridSpan w:val="3"/>
             <w:tcBorders>
               <w:top w:val="single" w:sz="4" w:space="0" w:color="BFBFBF"/>
-              <w:left w:val="single" w:sz="4" w:space="0" w:color="BFBFBF"/>
+              <w:left w:val="single" w:sz="4" w:space="0" w:color="BFBFBF" w:themeColor="background1" w:themeShade="BF"/>
               <w:bottom w:val="single" w:sz="4" w:space="0" w:color="BFBFBF" w:themeColor="background1" w:themeShade="BF"/>
               <w:right w:val="single" w:sz="4" w:space="0" w:color="BFBFBF" w:themeColor="background1" w:themeShade="BF"/>
             </w:tcBorders>
-            <w:shd w:val="clear" w:color="auto" w:fill="FFFAE7"/>
+            <w:shd w:val="clear" w:color="auto" w:fill="E1F6FF"/>
           </w:tcPr>
           <w:p>
             <w:pPr>
@@ -6298,9 +6450,9 @@
             <w:gridSpan w:val="4"/>
             <w:tcBorders>
               <w:top w:val="nil"/>
-              <w:left w:val="nil"/>
-              <w:bottom w:val="nil"/>
-              <w:right w:val="nil"/>
+              <w:left w:val="single" w:sz="4" w:space="0" w:color="FFFFFF"/>
+              <w:bottom w:val="single" w:sz="4" w:space="0" w:color="FFFFFF"/>
+              <w:right w:val="single" w:sz="4" w:space="0" w:color="FFFFFF"/>
             </w:tcBorders>
             <w:vAlign w:val="center"/>
           </w:tcPr>
@@ -6332,9 +6484,9 @@
             <w:gridSpan w:val="3"/>
             <w:tcBorders>
               <w:top w:val="single" w:sz="4" w:space="0" w:color="BFBFBF" w:themeColor="background1" w:themeShade="BF"/>
-              <w:left w:val="nil"/>
-              <w:bottom w:val="nil"/>
-              <w:right w:val="nil"/>
+              <w:left w:val="single" w:sz="4" w:space="0" w:color="FFFFFF"/>
+              <w:bottom w:val="single" w:sz="4" w:space="0" w:color="FFFFFF"/>
+              <w:right w:val="single" w:sz="4" w:space="0" w:color="FFFFFF"/>
             </w:tcBorders>
             <w:vAlign w:val="center"/>
           </w:tcPr>
@@ -6460,6 +6612,12 @@
         <w:tc>
           <w:tcPr>
             <w:tcW w:w="8647" w:type="dxa"/>
+            <w:tcBorders>
+              <w:top w:val="single" w:sz="4" w:space="0" w:color="FFFFFF"/>
+              <w:left w:val="single" w:sz="4" w:space="0" w:color="FFFFFF"/>
+              <w:bottom w:val="single" w:sz="4" w:space="0" w:color="FFFFFF"/>
+              <w:right w:val="single" w:sz="4" w:space="0" w:color="FFFFFF"/>
+            </w:tcBorders>
             <w:shd w:val="clear" w:color="auto" w:fill="FCE0CC" w:themeFill="background2" w:themeFillTint="33"/>
             <w:vAlign w:val="center"/>
           </w:tcPr>
@@ -6616,7 +6774,10 @@
           <w:tcPr>
             <w:tcW w:w="8647" w:type="dxa"/>
             <w:tcBorders>
+              <w:top w:val="single" w:sz="4" w:space="0" w:color="FFFFFF"/>
+              <w:left w:val="single" w:sz="4" w:space="0" w:color="FFFFFF"/>
               <w:bottom w:val="single" w:sz="4" w:space="0" w:color="BFBFBF" w:themeColor="background1" w:themeShade="BF"/>
+              <w:right w:val="single" w:sz="4" w:space="0" w:color="FFFFFF"/>
             </w:tcBorders>
           </w:tcPr>
           <w:p>
@@ -6825,6 +6986,9 @@
           <w:tcPr>
             <w:tcW w:w="6804" w:type="dxa"/>
             <w:tcBorders>
+              <w:top w:val="single" w:sz="4" w:space="0" w:color="FFFFFF"/>
+              <w:left w:val="single" w:sz="4" w:space="0" w:color="FFFFFF"/>
+              <w:bottom w:val="single" w:sz="4" w:space="0" w:color="FFFFFF"/>
               <w:right w:val="single" w:sz="4" w:space="0" w:color="BFBFBF" w:themeColor="background1" w:themeShade="BF"/>
             </w:tcBorders>
             <w:shd w:val="clear" w:color="auto" w:fill="FFFFFF" w:themeFill="background1"/>
@@ -7094,7 +7258,10 @@
           <w:tcPr>
             <w:tcW w:w="8647" w:type="dxa"/>
             <w:tcBorders>
+              <w:top w:val="single" w:sz="4" w:space="0" w:color="FFFFFF"/>
+              <w:left w:val="single" w:sz="4" w:space="0" w:color="FFFFFF"/>
               <w:bottom w:val="single" w:sz="4" w:space="0" w:color="BFBFBF" w:themeColor="background1" w:themeShade="BF"/>
+              <w:right w:val="single" w:sz="4" w:space="0" w:color="FFFFFF"/>
             </w:tcBorders>
           </w:tcPr>
           <w:p>
@@ -7289,6 +7456,12 @@
         <w:tc>
           <w:tcPr>
             <w:tcW w:w="7513" w:type="dxa"/>
+            <w:tcBorders>
+              <w:top w:val="single" w:sz="4" w:space="0" w:color="FFFFFF"/>
+              <w:left w:val="single" w:sz="4" w:space="0" w:color="FFFFFF"/>
+              <w:bottom w:val="single" w:sz="4" w:space="0" w:color="FFFFFF"/>
+              <w:right w:val="single" w:sz="4" w:space="0" w:color="FFFFFF"/>
+            </w:tcBorders>
             <w:shd w:val="clear" w:color="auto" w:fill="FCE0CC" w:themeFill="background2" w:themeFillTint="33"/>
             <w:vAlign w:val="center"/>
           </w:tcPr>
@@ -7371,6 +7544,28 @@
                 <w:sz w:val="16"/>
                 <w:szCs w:val="16"/>
               </w:rPr>
+              <w:t>genügend</w:t>
+            </w:r>
+            <w:r>
+              <w:rPr>
+                <w:b/>
+                <w:bCs/>
+                <w:i/>
+                <w:iCs/>
+                <w:sz w:val="16"/>
+                <w:szCs w:val="16"/>
+              </w:rPr>
+              <w:t>/</w:t>
+            </w:r>
+            <w:r>
+              <w:rPr>
+                <w:b/>
+                <w:bCs/>
+                <w:i/>
+                <w:iCs/>
+                <w:sz w:val="16"/>
+                <w:szCs w:val="16"/>
+              </w:rPr>
               <w:t>ungenügend</w:t>
             </w:r>
             <w:r>
@@ -7417,6 +7612,12 @@
         <w:tc>
           <w:tcPr>
             <w:tcW w:w="1134" w:type="dxa"/>
+            <w:tcBorders>
+              <w:top w:val="single" w:sz="4" w:space="0" w:color="FFFFFF"/>
+              <w:left w:val="single" w:sz="4" w:space="0" w:color="FFFFFF"/>
+              <w:bottom w:val="single" w:sz="4" w:space="0" w:color="FFFFFF"/>
+              <w:right w:val="single" w:sz="4" w:space="0" w:color="FFFFFF"/>
+            </w:tcBorders>
             <w:shd w:val="clear" w:color="auto" w:fill="FCE0CC" w:themeFill="background2" w:themeFillTint="33"/>
             <w:vAlign w:val="center"/>
           </w:tcPr>
@@ -7544,9 +7745,9 @@
           <w:tcPr>
             <w:tcW w:w="851" w:type="dxa"/>
             <w:tcBorders>
-              <w:top w:val="nil"/>
-              <w:left w:val="nil"/>
-              <w:bottom w:val="nil"/>
+              <w:top w:val="single" w:sz="4" w:space="0" w:color="FFFFFF"/>
+              <w:left w:val="single" w:sz="4" w:space="0" w:color="FFFFFF"/>
+              <w:bottom w:val="single" w:sz="4" w:space="0" w:color="FFFFFF"/>
               <w:right w:val="single" w:sz="4" w:space="0" w:color="BFBFBF" w:themeColor="background1" w:themeShade="BF"/>
             </w:tcBorders>
           </w:tcPr>
@@ -7621,10 +7822,10 @@
           <w:tcPr>
             <w:tcW w:w="1559" w:type="dxa"/>
             <w:tcBorders>
-              <w:top w:val="nil"/>
+              <w:top w:val="single" w:sz="4" w:space="0" w:color="FFFFFF"/>
               <w:left w:val="single" w:sz="4" w:space="0" w:color="BFBFBF"/>
-              <w:bottom w:val="nil"/>
-              <w:right w:val="nil"/>
+              <w:bottom w:val="single" w:sz="4" w:space="0" w:color="FFFFFF"/>
+              <w:right w:val="single" w:sz="4" w:space="0" w:color="FFFFFF"/>
             </w:tcBorders>
           </w:tcPr>
           <w:p>
@@ -7641,10 +7842,10 @@
           <w:tcPr>
             <w:tcW w:w="567" w:type="dxa"/>
             <w:tcBorders>
-              <w:top w:val="nil"/>
-              <w:left w:val="nil"/>
-              <w:bottom w:val="nil"/>
-              <w:right w:val="nil"/>
+              <w:top w:val="single" w:sz="4" w:space="0" w:color="FFFFFF"/>
+              <w:left w:val="single" w:sz="4" w:space="0" w:color="FFFFFF"/>
+              <w:bottom w:val="single" w:sz="4" w:space="0" w:color="FFFFFF"/>
+              <w:right w:val="single" w:sz="4" w:space="0" w:color="FFFFFF"/>
             </w:tcBorders>
           </w:tcPr>
           <w:p>
@@ -7661,8 +7862,8 @@
           <w:tcPr>
             <w:tcW w:w="851" w:type="dxa"/>
             <w:tcBorders>
-              <w:top w:val="nil"/>
-              <w:left w:val="nil"/>
+              <w:top w:val="single" w:sz="4" w:space="0" w:color="FFFFFF"/>
+              <w:left w:val="single" w:sz="4" w:space="0" w:color="FFFFFF"/>
               <w:bottom w:val="nil"/>
               <w:right w:val="single" w:sz="4" w:space="0" w:color="BFBFBF"/>
             </w:tcBorders>
@@ -7738,10 +7939,10 @@
           <w:tcPr>
             <w:tcW w:w="1379" w:type="dxa"/>
             <w:tcBorders>
-              <w:top w:val="nil"/>
+              <w:top w:val="single" w:sz="4" w:space="0" w:color="FFFFFF"/>
               <w:left w:val="single" w:sz="4" w:space="0" w:color="BFBFBF"/>
-              <w:bottom w:val="nil"/>
-              <w:right w:val="nil"/>
+              <w:bottom w:val="single" w:sz="4" w:space="0" w:color="FFFFFF"/>
+              <w:right w:val="single" w:sz="4" w:space="0" w:color="FFFFFF"/>
             </w:tcBorders>
           </w:tcPr>
           <w:p>
@@ -7765,9 +7966,9 @@
             <w:gridSpan w:val="3"/>
             <w:tcBorders>
               <w:top w:val="nil"/>
-              <w:left w:val="nil"/>
+              <w:left w:val="single" w:sz="4" w:space="0" w:color="FFFFFF"/>
               <w:bottom w:val="single" w:sz="4" w:space="0" w:color="BFBFBF"/>
-              <w:right w:val="nil"/>
+              <w:right w:val="single" w:sz="4" w:space="0" w:color="FFFFFF"/>
             </w:tcBorders>
           </w:tcPr>
           <w:p>
@@ -7784,10 +7985,10 @@
           <w:tcPr>
             <w:tcW w:w="567" w:type="dxa"/>
             <w:tcBorders>
-              <w:top w:val="nil"/>
-              <w:left w:val="nil"/>
-              <w:bottom w:val="nil"/>
-              <w:right w:val="nil"/>
+              <w:top w:val="single" w:sz="4" w:space="0" w:color="FFFFFF"/>
+              <w:left w:val="single" w:sz="4" w:space="0" w:color="FFFFFF"/>
+              <w:bottom w:val="single" w:sz="4" w:space="0" w:color="FFFFFF"/>
+              <w:right w:val="single" w:sz="4" w:space="0" w:color="FFFFFF"/>
             </w:tcBorders>
           </w:tcPr>
           <w:p>
@@ -7805,10 +8006,10 @@
             <w:tcW w:w="3931" w:type="dxa"/>
             <w:gridSpan w:val="3"/>
             <w:tcBorders>
-              <w:top w:val="nil"/>
-              <w:left w:val="nil"/>
+              <w:top w:val="single" w:sz="4" w:space="0" w:color="FFFFFF"/>
+              <w:left w:val="single" w:sz="4" w:space="0" w:color="FFFFFF"/>
               <w:bottom w:val="single" w:sz="4" w:space="0" w:color="BFBFBF"/>
-              <w:right w:val="nil"/>
+              <w:right w:val="single" w:sz="4" w:space="0" w:color="FFFFFF"/>
             </w:tcBorders>
           </w:tcPr>
           <w:p>
@@ -7834,7 +8035,7 @@
               <w:top w:val="single" w:sz="4" w:space="0" w:color="BFBFBF"/>
               <w:left w:val="single" w:sz="4" w:space="0" w:color="BFBFBF" w:themeColor="background1" w:themeShade="BF"/>
               <w:bottom w:val="single" w:sz="4" w:space="0" w:color="BFBFBF"/>
-              <w:right w:val="single" w:sz="4" w:space="0" w:color="BFBFBF"/>
+              <w:right w:val="single" w:sz="4" w:space="0" w:color="BFBFBF" w:themeColor="background1" w:themeShade="BF"/>
             </w:tcBorders>
             <w:shd w:val="clear" w:color="auto" w:fill="E1F6FF"/>
           </w:tcPr>
@@ -7852,9 +8053,9 @@
           <w:tcPr>
             <w:tcW w:w="567" w:type="dxa"/>
             <w:tcBorders>
-              <w:top w:val="nil"/>
-              <w:left w:val="single" w:sz="4" w:space="0" w:color="BFBFBF"/>
-              <w:bottom w:val="nil"/>
+              <w:top w:val="single" w:sz="4" w:space="0" w:color="FFFFFF"/>
+              <w:left w:val="single" w:sz="4" w:space="0" w:color="BFBFBF" w:themeColor="background1" w:themeShade="BF"/>
+              <w:bottom w:val="single" w:sz="4" w:space="0" w:color="FFFFFF"/>
               <w:right w:val="single" w:sz="4" w:space="0" w:color="BFBFBF"/>
             </w:tcBorders>
           </w:tcPr>
@@ -7901,9 +8102,9 @@
             <w:gridSpan w:val="4"/>
             <w:tcBorders>
               <w:top w:val="nil"/>
-              <w:left w:val="nil"/>
-              <w:bottom w:val="nil"/>
-              <w:right w:val="nil"/>
+              <w:left w:val="single" w:sz="4" w:space="0" w:color="FFFFFF"/>
+              <w:bottom w:val="single" w:sz="4" w:space="0" w:color="FFFFFF"/>
+              <w:right w:val="single" w:sz="4" w:space="0" w:color="FFFFFF"/>
             </w:tcBorders>
             <w:vAlign w:val="center"/>
           </w:tcPr>
@@ -7935,9 +8136,9 @@
             <w:gridSpan w:val="3"/>
             <w:tcBorders>
               <w:top w:val="single" w:sz="4" w:space="0" w:color="BFBFBF" w:themeColor="background1" w:themeShade="BF"/>
-              <w:left w:val="nil"/>
-              <w:bottom w:val="nil"/>
-              <w:right w:val="nil"/>
+              <w:left w:val="single" w:sz="4" w:space="0" w:color="FFFFFF"/>
+              <w:bottom w:val="single" w:sz="4" w:space="0" w:color="FFFFFF"/>
+              <w:right w:val="single" w:sz="4" w:space="0" w:color="FFFFFF"/>
             </w:tcBorders>
             <w:vAlign w:val="center"/>
           </w:tcPr>
@@ -8032,6 +8233,12 @@
         <w:tc>
           <w:tcPr>
             <w:tcW w:w="8647" w:type="dxa"/>
+            <w:tcBorders>
+              <w:top w:val="single" w:sz="4" w:space="0" w:color="FFFFFF"/>
+              <w:left w:val="single" w:sz="4" w:space="0" w:color="FFFFFF"/>
+              <w:bottom w:val="single" w:sz="4" w:space="0" w:color="FFFFFF"/>
+              <w:right w:val="single" w:sz="4" w:space="0" w:color="FFFFFF"/>
+            </w:tcBorders>
             <w:shd w:val="clear" w:color="auto" w:fill="FCE0CC" w:themeFill="background2" w:themeFillTint="33"/>
             <w:vAlign w:val="center"/>
           </w:tcPr>
@@ -8236,21 +8443,21 @@
           <w:sz w:val="16"/>
           <w:szCs w:val="16"/>
         </w:rPr>
-        <w:t xml:space="preserve">Das </w:t>
+        <w:t>Human Resources &amp; Entwicklung</w:t>
       </w:r>
       <w:r>
         <w:rPr>
           <w:sz w:val="16"/>
           <w:szCs w:val="16"/>
         </w:rPr>
-        <w:t>HR-Management</w:t>
+        <w:t xml:space="preserve"> </w:t>
       </w:r>
       <w:r>
         <w:rPr>
           <w:sz w:val="16"/>
           <w:szCs w:val="16"/>
         </w:rPr>
-        <w:t xml:space="preserve"> liest den Rückblick grundsätzlich nicht</w:t>
+        <w:t>liest den Rückblick grundsätzlich nicht</w:t>
       </w:r>
       <w:bookmarkEnd w:id="3"/>
       <w:r>
@@ -8462,6 +8669,10 @@
                             <w:tc>
                               <w:tcPr>
                                 <w:tcW w:w="3043" w:type="dxa"/>
+                                <w:tcBorders>
+                                  <w:left w:val="single" w:sz="4" w:space="0" w:color="FFFFFF"/>
+                                  <w:right w:val="single" w:sz="4" w:space="0" w:color="FFFFFF"/>
+                                </w:tcBorders>
                                 <w:vAlign w:val="center"/>
                                 <w:hideMark/>
                               </w:tcPr>
@@ -8568,6 +8779,10 @@
                       <w:tc>
                         <w:tcPr>
                           <w:tcW w:w="3043" w:type="dxa"/>
+                          <w:tcBorders>
+                            <w:left w:val="single" w:sz="4" w:space="0" w:color="FFFFFF"/>
+                            <w:right w:val="single" w:sz="4" w:space="0" w:color="FFFFFF"/>
+                          </w:tcBorders>
                           <w:vAlign w:val="center"/>
                           <w:hideMark/>
                         </w:tcPr>
@@ -9149,6 +9364,9 @@
                                 <w:tc>
                                   <w:tcPr>
                                     <w:tcW w:w="8505" w:type="dxa"/>
+                                    <w:tcBorders>
+                                      <w:bottom w:val="single" w:sz="4" w:space="0" w:color="FFFFFF" w:themeColor="background1"/>
+                                    </w:tcBorders>
                                     <w:vAlign w:val="bottom"/>
                                   </w:tcPr>
                                   <w:p>
@@ -9185,6 +9403,10 @@
                                 <w:tc>
                                   <w:tcPr>
                                     <w:tcW w:w="8505" w:type="dxa"/>
+                                    <w:tcBorders>
+                                      <w:top w:val="single" w:sz="4" w:space="0" w:color="FFFFFF" w:themeColor="background1"/>
+                                      <w:bottom w:val="single" w:sz="4" w:space="0" w:color="FFFFFF" w:themeColor="background1"/>
+                                    </w:tcBorders>
                                   </w:tcPr>
                                   <w:p>
                                     <w:pPr>
@@ -9205,6 +9427,9 @@
                             <w:tc>
                               <w:tcPr>
                                 <w:tcW w:w="8505" w:type="dxa"/>
+                                <w:tcBorders>
+                                  <w:top w:val="single" w:sz="4" w:space="0" w:color="FFFFFF" w:themeColor="background1"/>
+                                </w:tcBorders>
                               </w:tcPr>
                               <w:p>
                                 <w:pPr>
@@ -9318,6 +9543,9 @@
                           <w:tc>
                             <w:tcPr>
                               <w:tcW w:w="8505" w:type="dxa"/>
+                              <w:tcBorders>
+                                <w:bottom w:val="single" w:sz="4" w:space="0" w:color="FFFFFF" w:themeColor="background1"/>
+                              </w:tcBorders>
                               <w:vAlign w:val="bottom"/>
                             </w:tcPr>
                             <w:p>
@@ -9354,6 +9582,10 @@
                           <w:tc>
                             <w:tcPr>
                               <w:tcW w:w="8505" w:type="dxa"/>
+                              <w:tcBorders>
+                                <w:top w:val="single" w:sz="4" w:space="0" w:color="FFFFFF" w:themeColor="background1"/>
+                                <w:bottom w:val="single" w:sz="4" w:space="0" w:color="FFFFFF" w:themeColor="background1"/>
+                              </w:tcBorders>
                             </w:tcPr>
                             <w:p>
                               <w:pPr>
@@ -9374,6 +9606,9 @@
                       <w:tc>
                         <w:tcPr>
                           <w:tcW w:w="8505" w:type="dxa"/>
+                          <w:tcBorders>
+                            <w:top w:val="single" w:sz="4" w:space="0" w:color="FFFFFF" w:themeColor="background1"/>
+                          </w:tcBorders>
                         </w:tcPr>
                         <w:p>
                           <w:pPr>
@@ -16865,7 +17100,7 @@
       <w:docPartBody>
         <w:p>
           <w:pPr>
-            <w:pStyle w:val="429F170CB5404DF69D170EA2FAD2B9C021"/>
+            <w:pStyle w:val="429F170CB5404DF69D170EA2FAD2B9C0"/>
           </w:pPr>
           <w:r>
             <w:rPr>
@@ -16894,7 +17129,7 @@
       <w:docPartBody>
         <w:p>
           <w:pPr>
-            <w:pStyle w:val="D50672C1099E4FA18AEB8668C1A5CD7321"/>
+            <w:pStyle w:val="D50672C1099E4FA18AEB8668C1A5CD73"/>
           </w:pPr>
           <w:r>
             <w:rPr>
@@ -16923,7 +17158,7 @@
       <w:docPartBody>
         <w:p>
           <w:pPr>
-            <w:pStyle w:val="3721A5AE24D44D6D925278B2C73FD25421"/>
+            <w:pStyle w:val="3721A5AE24D44D6D925278B2C73FD254"/>
           </w:pPr>
           <w:r>
             <w:rPr>
@@ -16952,7 +17187,7 @@
       <w:docPartBody>
         <w:p>
           <w:pPr>
-            <w:pStyle w:val="D5D227B193B044D38881DC934B57F9E521"/>
+            <w:pStyle w:val="D5D227B193B044D38881DC934B57F9E5"/>
           </w:pPr>
           <w:r>
             <w:rPr>
@@ -16981,7 +17216,7 @@
       <w:docPartBody>
         <w:p>
           <w:pPr>
-            <w:pStyle w:val="668F050CBD4C4515B6EBBC88593A748D21"/>
+            <w:pStyle w:val="668F050CBD4C4515B6EBBC88593A748D"/>
           </w:pPr>
           <w:r>
             <w:rPr>
@@ -17010,7 +17245,7 @@
       <w:docPartBody>
         <w:p>
           <w:pPr>
-            <w:pStyle w:val="BEE1B29D605642C0BB2F7EBDB0C16E9521"/>
+            <w:pStyle w:val="BEE1B29D605642C0BB2F7EBDB0C16E95"/>
           </w:pPr>
           <w:r>
             <w:rPr>
@@ -17039,7 +17274,7 @@
       <w:docPartBody>
         <w:p>
           <w:pPr>
-            <w:pStyle w:val="11BBC939720442E68F7AC4C6A9A3FB4821"/>
+            <w:pStyle w:val="11BBC939720442E68F7AC4C6A9A3FB48"/>
           </w:pPr>
           <w:r>
             <w:rPr>
@@ -17069,7 +17304,7 @@
       <w:docPartBody>
         <w:p>
           <w:pPr>
-            <w:pStyle w:val="ABD5567221504ECDAAF03BF97AD0332921"/>
+            <w:pStyle w:val="ABD5567221504ECDAAF03BF97AD03329"/>
           </w:pPr>
           <w:r>
             <w:rPr>
@@ -17099,7 +17334,7 @@
       <w:docPartBody>
         <w:p>
           <w:pPr>
-            <w:pStyle w:val="1332403922964ACCB3718317C90DF79E21"/>
+            <w:pStyle w:val="1332403922964ACCB3718317C90DF79E"/>
           </w:pPr>
           <w:r>
             <w:rPr>
@@ -17129,11 +17364,12 @@
       <w:docPartBody>
         <w:p>
           <w:pPr>
-            <w:pStyle w:val="A83AE8DA6FCE481F8206FCFBAE56092317"/>
+            <w:pStyle w:val="A83AE8DA6FCE481F8206FCFBAE560923"/>
           </w:pPr>
           <w:r>
             <w:rPr>
               <w:rStyle w:val="Platzhaltertext"/>
+              <w:szCs w:val="18"/>
             </w:rPr>
             <w:t> </w:t>
           </w:r>
@@ -17158,7 +17394,7 @@
       <w:docPartBody>
         <w:p>
           <w:pPr>
-            <w:pStyle w:val="8121B688E92642F9880C57726EC30F1617"/>
+            <w:pStyle w:val="8121B688E92642F9880C57726EC30F16"/>
           </w:pPr>
           <w:r>
             <w:rPr>
@@ -17188,11 +17424,12 @@
       <w:docPartBody>
         <w:p>
           <w:pPr>
-            <w:pStyle w:val="47DE35261B0D4821842671F686558D1017"/>
+            <w:pStyle w:val="47DE35261B0D4821842671F686558D10"/>
           </w:pPr>
           <w:r>
             <w:rPr>
               <w:rStyle w:val="Platzhaltertext"/>
+              <w:szCs w:val="18"/>
             </w:rPr>
             <w:t> </w:t>
           </w:r>
@@ -17217,11 +17454,12 @@
       <w:docPartBody>
         <w:p>
           <w:pPr>
-            <w:pStyle w:val="A7C4AEA7B22C4D4DB9C2CB95F51C588717"/>
+            <w:pStyle w:val="A7C4AEA7B22C4D4DB9C2CB95F51C5887"/>
           </w:pPr>
           <w:r>
             <w:rPr>
               <w:rStyle w:val="Platzhaltertext"/>
+              <w:szCs w:val="18"/>
             </w:rPr>
             <w:t> </w:t>
           </w:r>
@@ -17246,7 +17484,7 @@
       <w:docPartBody>
         <w:p>
           <w:pPr>
-            <w:pStyle w:val="4A4E437E1C5D479488838FC796F9861C10"/>
+            <w:pStyle w:val="4A4E437E1C5D479488838FC796F9861C"/>
           </w:pPr>
           <w:r>
             <w:rPr>
@@ -17275,7 +17513,7 @@
       <w:docPartBody>
         <w:p>
           <w:pPr>
-            <w:pStyle w:val="FA676E8DB8094BE8884089AAE154E1E410"/>
+            <w:pStyle w:val="FA676E8DB8094BE8884089AAE154E1E4"/>
           </w:pPr>
           <w:r>
             <w:rPr>
@@ -17304,7 +17542,7 @@
       <w:docPartBody>
         <w:p>
           <w:pPr>
-            <w:pStyle w:val="C0D289FDDADA48568C0DAF43A3C5E59F10"/>
+            <w:pStyle w:val="C0D289FDDADA48568C0DAF43A3C5E59F"/>
           </w:pPr>
           <w:r>
             <w:rPr>
@@ -17333,7 +17571,7 @@
       <w:docPartBody>
         <w:p>
           <w:pPr>
-            <w:pStyle w:val="0FFE050CA5A043ADAEFEF2526658DDF710"/>
+            <w:pStyle w:val="0FFE050CA5A043ADAEFEF2526658DDF7"/>
           </w:pPr>
           <w:r>
             <w:rPr>
@@ -17362,7 +17600,7 @@
       <w:docPartBody>
         <w:p>
           <w:pPr>
-            <w:pStyle w:val="5A9D6003B74740BBA459F8C43DD327A210"/>
+            <w:pStyle w:val="5A9D6003B74740BBA459F8C43DD327A2"/>
           </w:pPr>
           <w:r>
             <w:rPr>
@@ -17391,7 +17629,7 @@
       <w:docPartBody>
         <w:p>
           <w:pPr>
-            <w:pStyle w:val="8F72AA8602EC45DDB9DDF6197147082E10"/>
+            <w:pStyle w:val="8F72AA8602EC45DDB9DDF6197147082E"/>
           </w:pPr>
           <w:r>
             <w:rPr>
@@ -17420,7 +17658,7 @@
       <w:docPartBody>
         <w:p>
           <w:pPr>
-            <w:pStyle w:val="FE519C202186425BAF90328BC021CF8B10"/>
+            <w:pStyle w:val="FE519C202186425BAF90328BC021CF8B"/>
           </w:pPr>
           <w:r>
             <w:rPr>
@@ -17449,7 +17687,7 @@
       <w:docPartBody>
         <w:p>
           <w:pPr>
-            <w:pStyle w:val="7E36035A76C246FA9D35D72E86A3CDEA10"/>
+            <w:pStyle w:val="7E36035A76C246FA9D35D72E86A3CDEA"/>
           </w:pPr>
           <w:r>
             <w:rPr>
@@ -17478,7 +17716,7 @@
       <w:docPartBody>
         <w:p>
           <w:pPr>
-            <w:pStyle w:val="74AB421C5037487988FD7A90D87FDEF810"/>
+            <w:pStyle w:val="74AB421C5037487988FD7A90D87FDEF8"/>
           </w:pPr>
           <w:r>
             <w:rPr>
@@ -17507,7 +17745,7 @@
       <w:docPartBody>
         <w:p>
           <w:pPr>
-            <w:pStyle w:val="DD03B96911964C429A41C9A95A3F5B7610"/>
+            <w:pStyle w:val="DD03B96911964C429A41C9A95A3F5B76"/>
           </w:pPr>
           <w:r>
             <w:rPr>
@@ -17536,7 +17774,7 @@
       <w:docPartBody>
         <w:p>
           <w:pPr>
-            <w:pStyle w:val="D7E3AC320EE54E65939EC178C48FE3737"/>
+            <w:pStyle w:val="D7E3AC320EE54E65939EC178C48FE373"/>
           </w:pPr>
           <w:r>
             <w:rPr>
@@ -17565,7 +17803,7 @@
       <w:docPartBody>
         <w:p>
           <w:pPr>
-            <w:pStyle w:val="E8F501189354414997300A9B26442EF35"/>
+            <w:pStyle w:val="E8F501189354414997300A9B26442EF3"/>
           </w:pPr>
           <w:r>
             <w:rPr>
@@ -17600,7 +17838,7 @@
       <w:docPartBody>
         <w:p>
           <w:pPr>
-            <w:pStyle w:val="A25ECC98FC504C2ABE150462EB4319B94"/>
+            <w:pStyle w:val="A25ECC98FC504C2ABE150462EB4319B9"/>
           </w:pPr>
           <w:r>
             <w:rPr>
@@ -17629,7 +17867,7 @@
       <w:docPartBody>
         <w:p>
           <w:pPr>
-            <w:pStyle w:val="4078C34E85DE4FE79EC59E402A503CF44"/>
+            <w:pStyle w:val="4078C34E85DE4FE79EC59E402A503CF4"/>
           </w:pPr>
           <w:r>
             <w:rPr>
@@ -17658,7 +17896,7 @@
       <w:docPartBody>
         <w:p>
           <w:pPr>
-            <w:pStyle w:val="E7EA56C654504E33BFA22F668CB4D9A44"/>
+            <w:pStyle w:val="E7EA56C654504E33BFA22F668CB4D9A4"/>
           </w:pPr>
           <w:r>
             <w:rPr>
@@ -17687,7 +17925,7 @@
       <w:docPartBody>
         <w:p>
           <w:pPr>
-            <w:pStyle w:val="F8506E652A8B43F78AFA99D2D7EE14DE4"/>
+            <w:pStyle w:val="F8506E652A8B43F78AFA99D2D7EE14DE"/>
           </w:pPr>
           <w:r>
             <w:rPr>
@@ -17716,7 +17954,7 @@
       <w:docPartBody>
         <w:p>
           <w:pPr>
-            <w:pStyle w:val="7DE6CB26C1E445F98FFA68B9528BF6B44"/>
+            <w:pStyle w:val="7DE6CB26C1E445F98FFA68B9528BF6B4"/>
           </w:pPr>
           <w:r>
             <w:rPr>
@@ -17745,7 +17983,7 @@
       <w:docPartBody>
         <w:p>
           <w:pPr>
-            <w:pStyle w:val="8CFE4F25D6AE4FA499520DB2B10155EF3"/>
+            <w:pStyle w:val="8CFE4F25D6AE4FA499520DB2B10155EF"/>
           </w:pPr>
           <w:r>
             <w:rPr>
@@ -17774,7 +18012,7 @@
       <w:docPartBody>
         <w:p>
           <w:pPr>
-            <w:pStyle w:val="9119E0592A21433C8FBD8718BCFF637A3"/>
+            <w:pStyle w:val="9119E0592A21433C8FBD8718BCFF637A"/>
           </w:pPr>
           <w:r>
             <w:rPr>
@@ -17803,7 +18041,7 @@
       <w:docPartBody>
         <w:p>
           <w:pPr>
-            <w:pStyle w:val="1D59AED316E44211B5503024F0AC2E5C3"/>
+            <w:pStyle w:val="1D59AED316E44211B5503024F0AC2E5C"/>
           </w:pPr>
           <w:r>
             <w:rPr>
@@ -17832,7 +18070,7 @@
       <w:docPartBody>
         <w:p>
           <w:pPr>
-            <w:pStyle w:val="C6F132F61D764AFFA60CFD6068998F713"/>
+            <w:pStyle w:val="C6F132F61D764AFFA60CFD6068998F71"/>
           </w:pPr>
           <w:r>
             <w:rPr>
@@ -17869,7 +18107,7 @@
       <w:docPartBody>
         <w:p>
           <w:pPr>
-            <w:pStyle w:val="CDB44E50BB54459AAE041C17F2D5BC633"/>
+            <w:pStyle w:val="CDB44E50BB54459AAE041C17F2D5BC63"/>
           </w:pPr>
           <w:r>
             <w:rPr>
@@ -17898,7 +18136,7 @@
       <w:docPartBody>
         <w:p>
           <w:pPr>
-            <w:pStyle w:val="2E3EECADAEE447CAAC678940CC50BEB01"/>
+            <w:pStyle w:val="2E3EECADAEE447CAAC678940CC50BEB0"/>
           </w:pPr>
           <w:r>
             <w:rPr>
@@ -17927,7 +18165,7 @@
       <w:docPartBody>
         <w:p>
           <w:pPr>
-            <w:pStyle w:val="4EE773CAB9D14494BD6A2DCB65795EC01"/>
+            <w:pStyle w:val="4EE773CAB9D14494BD6A2DCB65795EC0"/>
           </w:pPr>
           <w:r>
             <w:rPr>
@@ -18055,11 +18293,19 @@
   </w:compat>
   <w:rsids>
     <w:rsidRoot w:val="005C650E"/>
+    <w:rsid w:val="000B4C4F"/>
+    <w:rsid w:val="000B7D0D"/>
+    <w:rsid w:val="00116003"/>
     <w:rsid w:val="00266B31"/>
+    <w:rsid w:val="002701A1"/>
+    <w:rsid w:val="003C48A5"/>
     <w:rsid w:val="004C76B5"/>
     <w:rsid w:val="005C650E"/>
     <w:rsid w:val="00634BB1"/>
+    <w:rsid w:val="00643D5B"/>
     <w:rsid w:val="00782CB9"/>
+    <w:rsid w:val="007A593B"/>
+    <w:rsid w:val="00F45777"/>
   </w:rsids>
   <m:mathPr>
     <m:mathFont m:val="Cambria Math"/>
@@ -18513,14 +18759,14 @@
     <w:basedOn w:val="Absatz-Standardschriftart"/>
     <w:uiPriority w:val="99"/>
     <w:semiHidden/>
-    <w:rsid w:val="005C650E"/>
+    <w:rsid w:val="000B7D0D"/>
     <w:rPr>
       <w:color w:val="808080"/>
     </w:rPr>
   </w:style>
-  <w:style w:type="paragraph" w:customStyle="1" w:styleId="429F170CB5404DF69D170EA2FAD2B9C021">
-    <w:name w:val="429F170CB5404DF69D170EA2FAD2B9C021"/>
-    <w:rsid w:val="005C650E"/>
+  <w:style w:type="paragraph" w:customStyle="1" w:styleId="429F170CB5404DF69D170EA2FAD2B9C0">
+    <w:name w:val="429F170CB5404DF69D170EA2FAD2B9C0"/>
+    <w:rsid w:val="000B7D0D"/>
     <w:pPr>
       <w:spacing w:after="0" w:line="248" w:lineRule="exact"/>
     </w:pPr>
@@ -18531,9 +18777,9 @@
       <w:lang w:eastAsia="en-US"/>
     </w:rPr>
   </w:style>
-  <w:style w:type="paragraph" w:customStyle="1" w:styleId="D50672C1099E4FA18AEB8668C1A5CD7321">
-    <w:name w:val="D50672C1099E4FA18AEB8668C1A5CD7321"/>
-    <w:rsid w:val="005C650E"/>
+  <w:style w:type="paragraph" w:customStyle="1" w:styleId="D50672C1099E4FA18AEB8668C1A5CD73">
+    <w:name w:val="D50672C1099E4FA18AEB8668C1A5CD73"/>
+    <w:rsid w:val="000B7D0D"/>
     <w:pPr>
       <w:spacing w:after="0" w:line="248" w:lineRule="exact"/>
     </w:pPr>
@@ -18544,9 +18790,9 @@
       <w:lang w:eastAsia="en-US"/>
     </w:rPr>
   </w:style>
-  <w:style w:type="paragraph" w:customStyle="1" w:styleId="3721A5AE24D44D6D925278B2C73FD25421">
-    <w:name w:val="3721A5AE24D44D6D925278B2C73FD25421"/>
-    <w:rsid w:val="005C650E"/>
+  <w:style w:type="paragraph" w:customStyle="1" w:styleId="3721A5AE24D44D6D925278B2C73FD254">
+    <w:name w:val="3721A5AE24D44D6D925278B2C73FD254"/>
+    <w:rsid w:val="000B7D0D"/>
     <w:pPr>
       <w:spacing w:after="0" w:line="248" w:lineRule="exact"/>
     </w:pPr>
@@ -18557,9 +18803,9 @@
       <w:lang w:eastAsia="en-US"/>
     </w:rPr>
   </w:style>
-  <w:style w:type="paragraph" w:customStyle="1" w:styleId="D5D227B193B044D38881DC934B57F9E521">
-    <w:name w:val="D5D227B193B044D38881DC934B57F9E521"/>
-    <w:rsid w:val="005C650E"/>
+  <w:style w:type="paragraph" w:customStyle="1" w:styleId="D5D227B193B044D38881DC934B57F9E5">
+    <w:name w:val="D5D227B193B044D38881DC934B57F9E5"/>
+    <w:rsid w:val="000B7D0D"/>
     <w:pPr>
       <w:spacing w:after="0" w:line="248" w:lineRule="exact"/>
     </w:pPr>
@@ -18570,9 +18816,9 @@
       <w:lang w:eastAsia="en-US"/>
     </w:rPr>
   </w:style>
-  <w:style w:type="paragraph" w:customStyle="1" w:styleId="668F050CBD4C4515B6EBBC88593A748D21">
-    <w:name w:val="668F050CBD4C4515B6EBBC88593A748D21"/>
-    <w:rsid w:val="005C650E"/>
+  <w:style w:type="paragraph" w:customStyle="1" w:styleId="668F050CBD4C4515B6EBBC88593A748D">
+    <w:name w:val="668F050CBD4C4515B6EBBC88593A748D"/>
+    <w:rsid w:val="000B7D0D"/>
     <w:pPr>
       <w:spacing w:after="0" w:line="248" w:lineRule="exact"/>
     </w:pPr>
@@ -18583,9 +18829,9 @@
       <w:lang w:eastAsia="en-US"/>
     </w:rPr>
   </w:style>
-  <w:style w:type="paragraph" w:customStyle="1" w:styleId="BEE1B29D605642C0BB2F7EBDB0C16E9521">
-    <w:name w:val="BEE1B29D605642C0BB2F7EBDB0C16E9521"/>
-    <w:rsid w:val="005C650E"/>
+  <w:style w:type="paragraph" w:customStyle="1" w:styleId="BEE1B29D605642C0BB2F7EBDB0C16E95">
+    <w:name w:val="BEE1B29D605642C0BB2F7EBDB0C16E95"/>
+    <w:rsid w:val="000B7D0D"/>
     <w:pPr>
       <w:spacing w:after="0" w:line="248" w:lineRule="exact"/>
     </w:pPr>
@@ -18596,9 +18842,9 @@
       <w:lang w:eastAsia="en-US"/>
     </w:rPr>
   </w:style>
-  <w:style w:type="paragraph" w:customStyle="1" w:styleId="11BBC939720442E68F7AC4C6A9A3FB4821">
-    <w:name w:val="11BBC939720442E68F7AC4C6A9A3FB4821"/>
-    <w:rsid w:val="005C650E"/>
+  <w:style w:type="paragraph" w:customStyle="1" w:styleId="11BBC939720442E68F7AC4C6A9A3FB48">
+    <w:name w:val="11BBC939720442E68F7AC4C6A9A3FB48"/>
+    <w:rsid w:val="000B7D0D"/>
     <w:pPr>
       <w:spacing w:after="0" w:line="248" w:lineRule="exact"/>
     </w:pPr>
@@ -18609,9 +18855,9 @@
       <w:lang w:eastAsia="en-US"/>
     </w:rPr>
   </w:style>
-  <w:style w:type="paragraph" w:customStyle="1" w:styleId="ABD5567221504ECDAAF03BF97AD0332921">
-    <w:name w:val="ABD5567221504ECDAAF03BF97AD0332921"/>
-    <w:rsid w:val="005C650E"/>
+  <w:style w:type="paragraph" w:customStyle="1" w:styleId="ABD5567221504ECDAAF03BF97AD03329">
+    <w:name w:val="ABD5567221504ECDAAF03BF97AD03329"/>
+    <w:rsid w:val="000B7D0D"/>
     <w:pPr>
       <w:spacing w:after="0" w:line="248" w:lineRule="exact"/>
     </w:pPr>
@@ -18622,9 +18868,9 @@
       <w:lang w:eastAsia="en-US"/>
     </w:rPr>
   </w:style>
-  <w:style w:type="paragraph" w:customStyle="1" w:styleId="1332403922964ACCB3718317C90DF79E21">
-    <w:name w:val="1332403922964ACCB3718317C90DF79E21"/>
-    <w:rsid w:val="005C650E"/>
+  <w:style w:type="paragraph" w:customStyle="1" w:styleId="1332403922964ACCB3718317C90DF79E">
+    <w:name w:val="1332403922964ACCB3718317C90DF79E"/>
+    <w:rsid w:val="000B7D0D"/>
     <w:pPr>
       <w:spacing w:after="0" w:line="248" w:lineRule="exact"/>
     </w:pPr>
@@ -18635,9 +18881,9 @@
       <w:lang w:eastAsia="en-US"/>
     </w:rPr>
   </w:style>
-  <w:style w:type="paragraph" w:customStyle="1" w:styleId="D7E3AC320EE54E65939EC178C48FE3737">
-    <w:name w:val="D7E3AC320EE54E65939EC178C48FE3737"/>
-    <w:rsid w:val="005C650E"/>
+  <w:style w:type="paragraph" w:customStyle="1" w:styleId="D7E3AC320EE54E65939EC178C48FE373">
+    <w:name w:val="D7E3AC320EE54E65939EC178C48FE373"/>
+    <w:rsid w:val="000B7D0D"/>
     <w:pPr>
       <w:tabs>
         <w:tab w:val="left" w:pos="567"/>
@@ -18647,14 +18893,14 @@
     <w:rPr>
       <w:rFonts w:ascii="Arial" w:eastAsia="Times New Roman" w:hAnsi="Arial" w:cs="Arial"/>
       <w:color w:val="000000"/>
-      <w:sz w:val="21"/>
+      <w:sz w:val="18"/>
       <w:szCs w:val="20"/>
       <w:lang w:eastAsia="en-US"/>
     </w:rPr>
   </w:style>
-  <w:style w:type="paragraph" w:customStyle="1" w:styleId="A83AE8DA6FCE481F8206FCFBAE56092317">
-    <w:name w:val="A83AE8DA6FCE481F8206FCFBAE56092317"/>
-    <w:rsid w:val="005C650E"/>
+  <w:style w:type="paragraph" w:customStyle="1" w:styleId="A83AE8DA6FCE481F8206FCFBAE560923">
+    <w:name w:val="A83AE8DA6FCE481F8206FCFBAE560923"/>
+    <w:rsid w:val="000B7D0D"/>
     <w:pPr>
       <w:tabs>
         <w:tab w:val="left" w:pos="567"/>
@@ -18664,14 +18910,14 @@
     <w:rPr>
       <w:rFonts w:ascii="Arial" w:eastAsia="Times New Roman" w:hAnsi="Arial" w:cs="Arial"/>
       <w:color w:val="000000"/>
-      <w:sz w:val="21"/>
+      <w:sz w:val="18"/>
       <w:szCs w:val="20"/>
       <w:lang w:eastAsia="en-US"/>
     </w:rPr>
   </w:style>
-  <w:style w:type="paragraph" w:customStyle="1" w:styleId="8121B688E92642F9880C57726EC30F1617">
-    <w:name w:val="8121B688E92642F9880C57726EC30F1617"/>
-    <w:rsid w:val="005C650E"/>
+  <w:style w:type="paragraph" w:customStyle="1" w:styleId="8121B688E92642F9880C57726EC30F16">
+    <w:name w:val="8121B688E92642F9880C57726EC30F16"/>
+    <w:rsid w:val="000B7D0D"/>
     <w:pPr>
       <w:tabs>
         <w:tab w:val="left" w:pos="567"/>
@@ -18681,14 +18927,14 @@
     <w:rPr>
       <w:rFonts w:ascii="Arial" w:eastAsia="Times New Roman" w:hAnsi="Arial" w:cs="Arial"/>
       <w:color w:val="000000"/>
-      <w:sz w:val="21"/>
+      <w:sz w:val="18"/>
       <w:szCs w:val="20"/>
       <w:lang w:eastAsia="en-US"/>
     </w:rPr>
   </w:style>
-  <w:style w:type="paragraph" w:customStyle="1" w:styleId="47DE35261B0D4821842671F686558D1017">
-    <w:name w:val="47DE35261B0D4821842671F686558D1017"/>
-    <w:rsid w:val="005C650E"/>
+  <w:style w:type="paragraph" w:customStyle="1" w:styleId="47DE35261B0D4821842671F686558D10">
+    <w:name w:val="47DE35261B0D4821842671F686558D10"/>
+    <w:rsid w:val="000B7D0D"/>
     <w:pPr>
       <w:tabs>
         <w:tab w:val="left" w:pos="567"/>
@@ -18698,14 +18944,14 @@
     <w:rPr>
       <w:rFonts w:ascii="Arial" w:eastAsia="Times New Roman" w:hAnsi="Arial" w:cs="Arial"/>
       <w:color w:val="000000"/>
-      <w:sz w:val="21"/>
+      <w:sz w:val="18"/>
       <w:szCs w:val="20"/>
       <w:lang w:eastAsia="en-US"/>
     </w:rPr>
   </w:style>
-  <w:style w:type="paragraph" w:customStyle="1" w:styleId="A7C4AEA7B22C4D4DB9C2CB95F51C588717">
-    <w:name w:val="A7C4AEA7B22C4D4DB9C2CB95F51C588717"/>
-    <w:rsid w:val="005C650E"/>
+  <w:style w:type="paragraph" w:customStyle="1" w:styleId="A7C4AEA7B22C4D4DB9C2CB95F51C5887">
+    <w:name w:val="A7C4AEA7B22C4D4DB9C2CB95F51C5887"/>
+    <w:rsid w:val="000B7D0D"/>
     <w:pPr>
       <w:tabs>
         <w:tab w:val="left" w:pos="567"/>
@@ -18715,14 +18961,14 @@
     <w:rPr>
       <w:rFonts w:ascii="Arial" w:eastAsia="Times New Roman" w:hAnsi="Arial" w:cs="Arial"/>
       <w:color w:val="000000"/>
-      <w:sz w:val="21"/>
+      <w:sz w:val="18"/>
       <w:szCs w:val="20"/>
       <w:lang w:eastAsia="en-US"/>
     </w:rPr>
   </w:style>
-  <w:style w:type="paragraph" w:customStyle="1" w:styleId="4A4E437E1C5D479488838FC796F9861C10">
-    <w:name w:val="4A4E437E1C5D479488838FC796F9861C10"/>
-    <w:rsid w:val="005C650E"/>
+  <w:style w:type="paragraph" w:customStyle="1" w:styleId="4A4E437E1C5D479488838FC796F9861C">
+    <w:name w:val="4A4E437E1C5D479488838FC796F9861C"/>
+    <w:rsid w:val="000B7D0D"/>
     <w:pPr>
       <w:tabs>
         <w:tab w:val="left" w:pos="567"/>
@@ -18732,14 +18978,14 @@
     <w:rPr>
       <w:rFonts w:ascii="Arial" w:eastAsia="Times New Roman" w:hAnsi="Arial" w:cs="Arial"/>
       <w:color w:val="000000"/>
-      <w:sz w:val="21"/>
+      <w:sz w:val="18"/>
       <w:szCs w:val="20"/>
       <w:lang w:eastAsia="en-US"/>
     </w:rPr>
   </w:style>
-  <w:style w:type="paragraph" w:customStyle="1" w:styleId="FA676E8DB8094BE8884089AAE154E1E410">
-    <w:name w:val="FA676E8DB8094BE8884089AAE154E1E410"/>
-    <w:rsid w:val="005C650E"/>
+  <w:style w:type="paragraph" w:customStyle="1" w:styleId="FA676E8DB8094BE8884089AAE154E1E4">
+    <w:name w:val="FA676E8DB8094BE8884089AAE154E1E4"/>
+    <w:rsid w:val="000B7D0D"/>
     <w:pPr>
       <w:tabs>
         <w:tab w:val="left" w:pos="567"/>
@@ -18749,14 +18995,14 @@
     <w:rPr>
       <w:rFonts w:ascii="Arial" w:eastAsia="Times New Roman" w:hAnsi="Arial" w:cs="Arial"/>
       <w:color w:val="000000"/>
-      <w:sz w:val="21"/>
+      <w:sz w:val="18"/>
       <w:szCs w:val="20"/>
       <w:lang w:eastAsia="en-US"/>
     </w:rPr>
   </w:style>
-  <w:style w:type="paragraph" w:customStyle="1" w:styleId="C0D289FDDADA48568C0DAF43A3C5E59F10">
-    <w:name w:val="C0D289FDDADA48568C0DAF43A3C5E59F10"/>
-    <w:rsid w:val="005C650E"/>
+  <w:style w:type="paragraph" w:customStyle="1" w:styleId="C0D289FDDADA48568C0DAF43A3C5E59F">
+    <w:name w:val="C0D289FDDADA48568C0DAF43A3C5E59F"/>
+    <w:rsid w:val="000B7D0D"/>
     <w:pPr>
       <w:tabs>
         <w:tab w:val="left" w:pos="567"/>
@@ -18766,14 +19012,14 @@
     <w:rPr>
       <w:rFonts w:ascii="Arial" w:eastAsia="Times New Roman" w:hAnsi="Arial" w:cs="Arial"/>
       <w:color w:val="000000"/>
-      <w:sz w:val="21"/>
+      <w:sz w:val="18"/>
       <w:szCs w:val="20"/>
       <w:lang w:eastAsia="en-US"/>
     </w:rPr>
   </w:style>
-  <w:style w:type="paragraph" w:customStyle="1" w:styleId="0FFE050CA5A043ADAEFEF2526658DDF710">
-    <w:name w:val="0FFE050CA5A043ADAEFEF2526658DDF710"/>
-    <w:rsid w:val="005C650E"/>
+  <w:style w:type="paragraph" w:customStyle="1" w:styleId="0FFE050CA5A043ADAEFEF2526658DDF7">
+    <w:name w:val="0FFE050CA5A043ADAEFEF2526658DDF7"/>
+    <w:rsid w:val="000B7D0D"/>
     <w:pPr>
       <w:tabs>
         <w:tab w:val="left" w:pos="567"/>
@@ -18783,14 +19029,14 @@
     <w:rPr>
       <w:rFonts w:ascii="Arial" w:eastAsia="Times New Roman" w:hAnsi="Arial" w:cs="Arial"/>
       <w:color w:val="000000"/>
-      <w:sz w:val="21"/>
+      <w:sz w:val="18"/>
       <w:szCs w:val="20"/>
       <w:lang w:eastAsia="en-US"/>
     </w:rPr>
   </w:style>
-  <w:style w:type="paragraph" w:customStyle="1" w:styleId="5A9D6003B74740BBA459F8C43DD327A210">
-    <w:name w:val="5A9D6003B74740BBA459F8C43DD327A210"/>
-    <w:rsid w:val="005C650E"/>
+  <w:style w:type="paragraph" w:customStyle="1" w:styleId="5A9D6003B74740BBA459F8C43DD327A2">
+    <w:name w:val="5A9D6003B74740BBA459F8C43DD327A2"/>
+    <w:rsid w:val="000B7D0D"/>
     <w:pPr>
       <w:tabs>
         <w:tab w:val="left" w:pos="567"/>
@@ -18800,14 +19046,14 @@
     <w:rPr>
       <w:rFonts w:ascii="Arial" w:eastAsia="Times New Roman" w:hAnsi="Arial" w:cs="Arial"/>
       <w:color w:val="000000"/>
-      <w:sz w:val="21"/>
+      <w:sz w:val="18"/>
       <w:szCs w:val="20"/>
       <w:lang w:eastAsia="en-US"/>
     </w:rPr>
   </w:style>
-  <w:style w:type="paragraph" w:customStyle="1" w:styleId="8F72AA8602EC45DDB9DDF6197147082E10">
-    <w:name w:val="8F72AA8602EC45DDB9DDF6197147082E10"/>
-    <w:rsid w:val="005C650E"/>
+  <w:style w:type="paragraph" w:customStyle="1" w:styleId="8F72AA8602EC45DDB9DDF6197147082E">
+    <w:name w:val="8F72AA8602EC45DDB9DDF6197147082E"/>
+    <w:rsid w:val="000B7D0D"/>
     <w:pPr>
       <w:tabs>
         <w:tab w:val="left" w:pos="567"/>
@@ -18817,14 +19063,14 @@
     <w:rPr>
       <w:rFonts w:ascii="Arial" w:eastAsia="Times New Roman" w:hAnsi="Arial" w:cs="Arial"/>
       <w:color w:val="000000"/>
-      <w:sz w:val="21"/>
+      <w:sz w:val="18"/>
       <w:szCs w:val="20"/>
       <w:lang w:eastAsia="en-US"/>
     </w:rPr>
   </w:style>
-  <w:style w:type="paragraph" w:customStyle="1" w:styleId="FE519C202186425BAF90328BC021CF8B10">
-    <w:name w:val="FE519C202186425BAF90328BC021CF8B10"/>
-    <w:rsid w:val="005C650E"/>
+  <w:style w:type="paragraph" w:customStyle="1" w:styleId="FE519C202186425BAF90328BC021CF8B">
+    <w:name w:val="FE519C202186425BAF90328BC021CF8B"/>
+    <w:rsid w:val="000B7D0D"/>
     <w:pPr>
       <w:tabs>
         <w:tab w:val="left" w:pos="567"/>
@@ -18834,14 +19080,14 @@
     <w:rPr>
       <w:rFonts w:ascii="Arial" w:eastAsia="Times New Roman" w:hAnsi="Arial" w:cs="Arial"/>
       <w:color w:val="000000"/>
-      <w:sz w:val="21"/>
+      <w:sz w:val="18"/>
       <w:szCs w:val="20"/>
       <w:lang w:eastAsia="en-US"/>
     </w:rPr>
   </w:style>
-  <w:style w:type="paragraph" w:customStyle="1" w:styleId="7E36035A76C246FA9D35D72E86A3CDEA10">
-    <w:name w:val="7E36035A76C246FA9D35D72E86A3CDEA10"/>
-    <w:rsid w:val="005C650E"/>
+  <w:style w:type="paragraph" w:customStyle="1" w:styleId="7E36035A76C246FA9D35D72E86A3CDEA">
+    <w:name w:val="7E36035A76C246FA9D35D72E86A3CDEA"/>
+    <w:rsid w:val="000B7D0D"/>
     <w:pPr>
       <w:tabs>
         <w:tab w:val="left" w:pos="567"/>
@@ -18851,14 +19097,14 @@
     <w:rPr>
       <w:rFonts w:ascii="Arial" w:eastAsia="Times New Roman" w:hAnsi="Arial" w:cs="Arial"/>
       <w:color w:val="000000"/>
-      <w:sz w:val="21"/>
+      <w:sz w:val="18"/>
       <w:szCs w:val="20"/>
       <w:lang w:eastAsia="en-US"/>
     </w:rPr>
   </w:style>
-  <w:style w:type="paragraph" w:customStyle="1" w:styleId="74AB421C5037487988FD7A90D87FDEF810">
-    <w:name w:val="74AB421C5037487988FD7A90D87FDEF810"/>
-    <w:rsid w:val="005C650E"/>
+  <w:style w:type="paragraph" w:customStyle="1" w:styleId="74AB421C5037487988FD7A90D87FDEF8">
+    <w:name w:val="74AB421C5037487988FD7A90D87FDEF8"/>
+    <w:rsid w:val="000B7D0D"/>
     <w:pPr>
       <w:tabs>
         <w:tab w:val="left" w:pos="567"/>
@@ -18868,14 +19114,14 @@
     <w:rPr>
       <w:rFonts w:ascii="Arial" w:eastAsia="Times New Roman" w:hAnsi="Arial" w:cs="Arial"/>
       <w:color w:val="000000"/>
-      <w:sz w:val="21"/>
+      <w:sz w:val="18"/>
       <w:szCs w:val="20"/>
       <w:lang w:eastAsia="en-US"/>
     </w:rPr>
   </w:style>
-  <w:style w:type="paragraph" w:customStyle="1" w:styleId="DD03B96911964C429A41C9A95A3F5B7610">
-    <w:name w:val="DD03B96911964C429A41C9A95A3F5B7610"/>
-    <w:rsid w:val="005C650E"/>
+  <w:style w:type="paragraph" w:customStyle="1" w:styleId="DD03B96911964C429A41C9A95A3F5B76">
+    <w:name w:val="DD03B96911964C429A41C9A95A3F5B76"/>
+    <w:rsid w:val="000B7D0D"/>
     <w:pPr>
       <w:tabs>
         <w:tab w:val="left" w:pos="567"/>
@@ -18885,14 +19131,14 @@
     <w:rPr>
       <w:rFonts w:ascii="Arial" w:eastAsia="Times New Roman" w:hAnsi="Arial" w:cs="Arial"/>
       <w:color w:val="000000"/>
-      <w:sz w:val="21"/>
+      <w:sz w:val="18"/>
       <w:szCs w:val="20"/>
       <w:lang w:eastAsia="en-US"/>
     </w:rPr>
   </w:style>
-  <w:style w:type="paragraph" w:customStyle="1" w:styleId="E8F501189354414997300A9B26442EF35">
-    <w:name w:val="E8F501189354414997300A9B26442EF35"/>
-    <w:rsid w:val="005C650E"/>
+  <w:style w:type="paragraph" w:customStyle="1" w:styleId="E8F501189354414997300A9B26442EF3">
+    <w:name w:val="E8F501189354414997300A9B26442EF3"/>
+    <w:rsid w:val="000B7D0D"/>
     <w:pPr>
       <w:spacing w:after="0" w:line="248" w:lineRule="exact"/>
     </w:pPr>
@@ -18903,9 +19149,9 @@
       <w:lang w:eastAsia="en-US"/>
     </w:rPr>
   </w:style>
-  <w:style w:type="paragraph" w:customStyle="1" w:styleId="E7EA56C654504E33BFA22F668CB4D9A44">
-    <w:name w:val="E7EA56C654504E33BFA22F668CB4D9A44"/>
-    <w:rsid w:val="005C650E"/>
+  <w:style w:type="paragraph" w:customStyle="1" w:styleId="E7EA56C654504E33BFA22F668CB4D9A4">
+    <w:name w:val="E7EA56C654504E33BFA22F668CB4D9A4"/>
+    <w:rsid w:val="000B7D0D"/>
     <w:pPr>
       <w:tabs>
         <w:tab w:val="left" w:pos="567"/>
@@ -18915,14 +19161,14 @@
     <w:rPr>
       <w:rFonts w:ascii="Arial" w:eastAsia="Times New Roman" w:hAnsi="Arial" w:cs="Arial"/>
       <w:color w:val="000000"/>
-      <w:sz w:val="21"/>
+      <w:sz w:val="18"/>
       <w:szCs w:val="20"/>
       <w:lang w:eastAsia="en-US"/>
     </w:rPr>
   </w:style>
-  <w:style w:type="paragraph" w:customStyle="1" w:styleId="4078C34E85DE4FE79EC59E402A503CF44">
-    <w:name w:val="4078C34E85DE4FE79EC59E402A503CF44"/>
-    <w:rsid w:val="005C650E"/>
+  <w:style w:type="paragraph" w:customStyle="1" w:styleId="4078C34E85DE4FE79EC59E402A503CF4">
+    <w:name w:val="4078C34E85DE4FE79EC59E402A503CF4"/>
+    <w:rsid w:val="000B7D0D"/>
     <w:pPr>
       <w:tabs>
         <w:tab w:val="left" w:pos="567"/>
@@ -18932,14 +19178,14 @@
     <w:rPr>
       <w:rFonts w:ascii="Arial" w:eastAsia="Times New Roman" w:hAnsi="Arial" w:cs="Arial"/>
       <w:color w:val="000000"/>
-      <w:sz w:val="21"/>
+      <w:sz w:val="18"/>
       <w:szCs w:val="20"/>
       <w:lang w:eastAsia="en-US"/>
     </w:rPr>
   </w:style>
-  <w:style w:type="paragraph" w:customStyle="1" w:styleId="A25ECC98FC504C2ABE150462EB4319B94">
-    <w:name w:val="A25ECC98FC504C2ABE150462EB4319B94"/>
-    <w:rsid w:val="005C650E"/>
+  <w:style w:type="paragraph" w:customStyle="1" w:styleId="A25ECC98FC504C2ABE150462EB4319B9">
+    <w:name w:val="A25ECC98FC504C2ABE150462EB4319B9"/>
+    <w:rsid w:val="000B7D0D"/>
     <w:pPr>
       <w:spacing w:after="0" w:line="248" w:lineRule="exact"/>
     </w:pPr>
@@ -18950,9 +19196,9 @@
       <w:lang w:eastAsia="en-US"/>
     </w:rPr>
   </w:style>
-  <w:style w:type="paragraph" w:customStyle="1" w:styleId="F8506E652A8B43F78AFA99D2D7EE14DE4">
-    <w:name w:val="F8506E652A8B43F78AFA99D2D7EE14DE4"/>
-    <w:rsid w:val="005C650E"/>
+  <w:style w:type="paragraph" w:customStyle="1" w:styleId="F8506E652A8B43F78AFA99D2D7EE14DE">
+    <w:name w:val="F8506E652A8B43F78AFA99D2D7EE14DE"/>
+    <w:rsid w:val="000B7D0D"/>
     <w:pPr>
       <w:tabs>
         <w:tab w:val="left" w:pos="567"/>
@@ -18962,14 +19208,14 @@
     <w:rPr>
       <w:rFonts w:ascii="Arial" w:eastAsia="Times New Roman" w:hAnsi="Arial" w:cs="Arial"/>
       <w:color w:val="000000"/>
-      <w:sz w:val="21"/>
+      <w:sz w:val="18"/>
       <w:szCs w:val="20"/>
       <w:lang w:eastAsia="en-US"/>
     </w:rPr>
   </w:style>
-  <w:style w:type="paragraph" w:customStyle="1" w:styleId="7DE6CB26C1E445F98FFA68B9528BF6B44">
-    <w:name w:val="7DE6CB26C1E445F98FFA68B9528BF6B44"/>
-    <w:rsid w:val="005C650E"/>
+  <w:style w:type="paragraph" w:customStyle="1" w:styleId="7DE6CB26C1E445F98FFA68B9528BF6B4">
+    <w:name w:val="7DE6CB26C1E445F98FFA68B9528BF6B4"/>
+    <w:rsid w:val="000B7D0D"/>
     <w:pPr>
       <w:tabs>
         <w:tab w:val="left" w:pos="567"/>
@@ -18979,14 +19225,14 @@
     <w:rPr>
       <w:rFonts w:ascii="Arial" w:eastAsia="Times New Roman" w:hAnsi="Arial" w:cs="Arial"/>
       <w:color w:val="000000"/>
-      <w:sz w:val="21"/>
+      <w:sz w:val="18"/>
       <w:szCs w:val="20"/>
       <w:lang w:eastAsia="en-US"/>
     </w:rPr>
   </w:style>
-  <w:style w:type="paragraph" w:customStyle="1" w:styleId="8CFE4F25D6AE4FA499520DB2B10155EF3">
-    <w:name w:val="8CFE4F25D6AE4FA499520DB2B10155EF3"/>
-    <w:rsid w:val="005C650E"/>
+  <w:style w:type="paragraph" w:customStyle="1" w:styleId="8CFE4F25D6AE4FA499520DB2B10155EF">
+    <w:name w:val="8CFE4F25D6AE4FA499520DB2B10155EF"/>
+    <w:rsid w:val="000B7D0D"/>
     <w:pPr>
       <w:tabs>
         <w:tab w:val="left" w:pos="567"/>
@@ -18996,14 +19242,14 @@
     <w:rPr>
       <w:rFonts w:ascii="Arial" w:eastAsia="Times New Roman" w:hAnsi="Arial" w:cs="Arial"/>
       <w:color w:val="000000"/>
-      <w:sz w:val="21"/>
+      <w:sz w:val="18"/>
       <w:szCs w:val="20"/>
       <w:lang w:eastAsia="en-US"/>
     </w:rPr>
   </w:style>
-  <w:style w:type="paragraph" w:customStyle="1" w:styleId="9119E0592A21433C8FBD8718BCFF637A3">
-    <w:name w:val="9119E0592A21433C8FBD8718BCFF637A3"/>
-    <w:rsid w:val="005C650E"/>
+  <w:style w:type="paragraph" w:customStyle="1" w:styleId="9119E0592A21433C8FBD8718BCFF637A">
+    <w:name w:val="9119E0592A21433C8FBD8718BCFF637A"/>
+    <w:rsid w:val="000B7D0D"/>
     <w:pPr>
       <w:tabs>
         <w:tab w:val="left" w:pos="567"/>
@@ -19013,14 +19259,14 @@
     <w:rPr>
       <w:rFonts w:ascii="Arial" w:eastAsia="Times New Roman" w:hAnsi="Arial" w:cs="Arial"/>
       <w:color w:val="000000"/>
-      <w:sz w:val="21"/>
+      <w:sz w:val="18"/>
       <w:szCs w:val="20"/>
       <w:lang w:eastAsia="en-US"/>
     </w:rPr>
   </w:style>
-  <w:style w:type="paragraph" w:customStyle="1" w:styleId="1D59AED316E44211B5503024F0AC2E5C3">
-    <w:name w:val="1D59AED316E44211B5503024F0AC2E5C3"/>
-    <w:rsid w:val="005C650E"/>
+  <w:style w:type="paragraph" w:customStyle="1" w:styleId="1D59AED316E44211B5503024F0AC2E5C">
+    <w:name w:val="1D59AED316E44211B5503024F0AC2E5C"/>
+    <w:rsid w:val="000B7D0D"/>
     <w:pPr>
       <w:tabs>
         <w:tab w:val="left" w:pos="567"/>
@@ -19030,14 +19276,14 @@
     <w:rPr>
       <w:rFonts w:ascii="Arial" w:eastAsia="Times New Roman" w:hAnsi="Arial" w:cs="Arial"/>
       <w:color w:val="000000"/>
-      <w:sz w:val="21"/>
+      <w:sz w:val="18"/>
       <w:szCs w:val="20"/>
       <w:lang w:eastAsia="en-US"/>
     </w:rPr>
   </w:style>
-  <w:style w:type="paragraph" w:customStyle="1" w:styleId="C6F132F61D764AFFA60CFD6068998F713">
-    <w:name w:val="C6F132F61D764AFFA60CFD6068998F713"/>
-    <w:rsid w:val="005C650E"/>
+  <w:style w:type="paragraph" w:customStyle="1" w:styleId="C6F132F61D764AFFA60CFD6068998F71">
+    <w:name w:val="C6F132F61D764AFFA60CFD6068998F71"/>
+    <w:rsid w:val="000B7D0D"/>
     <w:pPr>
       <w:spacing w:after="0" w:line="248" w:lineRule="exact"/>
     </w:pPr>
@@ -19048,9 +19294,9 @@
       <w:lang w:eastAsia="en-US"/>
     </w:rPr>
   </w:style>
-  <w:style w:type="paragraph" w:customStyle="1" w:styleId="CDB44E50BB54459AAE041C17F2D5BC633">
-    <w:name w:val="CDB44E50BB54459AAE041C17F2D5BC633"/>
-    <w:rsid w:val="005C650E"/>
+  <w:style w:type="paragraph" w:customStyle="1" w:styleId="CDB44E50BB54459AAE041C17F2D5BC63">
+    <w:name w:val="CDB44E50BB54459AAE041C17F2D5BC63"/>
+    <w:rsid w:val="000B7D0D"/>
     <w:pPr>
       <w:tabs>
         <w:tab w:val="left" w:pos="567"/>
@@ -19060,14 +19306,14 @@
     <w:rPr>
       <w:rFonts w:ascii="Arial" w:eastAsia="Times New Roman" w:hAnsi="Arial" w:cs="Arial"/>
       <w:color w:val="000000"/>
-      <w:sz w:val="21"/>
+      <w:sz w:val="18"/>
       <w:szCs w:val="20"/>
       <w:lang w:eastAsia="en-US"/>
     </w:rPr>
   </w:style>
-  <w:style w:type="paragraph" w:customStyle="1" w:styleId="2E3EECADAEE447CAAC678940CC50BEB01">
-    <w:name w:val="2E3EECADAEE447CAAC678940CC50BEB01"/>
-    <w:rsid w:val="005C650E"/>
+  <w:style w:type="paragraph" w:customStyle="1" w:styleId="2E3EECADAEE447CAAC678940CC50BEB0">
+    <w:name w:val="2E3EECADAEE447CAAC678940CC50BEB0"/>
+    <w:rsid w:val="000B7D0D"/>
     <w:pPr>
       <w:tabs>
         <w:tab w:val="left" w:pos="567"/>
@@ -19077,14 +19323,14 @@
     <w:rPr>
       <w:rFonts w:ascii="Arial" w:eastAsia="Times New Roman" w:hAnsi="Arial" w:cs="Arial"/>
       <w:color w:val="000000"/>
-      <w:sz w:val="21"/>
+      <w:sz w:val="18"/>
       <w:szCs w:val="20"/>
       <w:lang w:eastAsia="en-US"/>
     </w:rPr>
   </w:style>
-  <w:style w:type="paragraph" w:customStyle="1" w:styleId="4EE773CAB9D14494BD6A2DCB65795EC01">
-    <w:name w:val="4EE773CAB9D14494BD6A2DCB65795EC01"/>
-    <w:rsid w:val="005C650E"/>
+  <w:style w:type="paragraph" w:customStyle="1" w:styleId="4EE773CAB9D14494BD6A2DCB65795EC0">
+    <w:name w:val="4EE773CAB9D14494BD6A2DCB65795EC0"/>
+    <w:rsid w:val="000B7D0D"/>
     <w:pPr>
       <w:tabs>
         <w:tab w:val="left" w:pos="567"/>
@@ -19094,7 +19340,7 @@
     <w:rPr>
       <w:rFonts w:ascii="Arial" w:eastAsia="Times New Roman" w:hAnsi="Arial" w:cs="Arial"/>
       <w:color w:val="000000"/>
-      <w:sz w:val="21"/>
+      <w:sz w:val="18"/>
       <w:szCs w:val="20"/>
       <w:lang w:eastAsia="en-US"/>
     </w:rPr>
@@ -19395,6 +19641,55 @@
 </file>
 
 <file path=customXml/item1.xml><?xml version="1.0" encoding="utf-8"?>
+<OneOffixxImageDefinitionPart xmlns:xsd="http://www.w3.org/2001/XMLSchema" xmlns:xsi="http://www.w3.org/2001/XMLSchema-instance" xmlns="http://schema.oneoffixx.com/OneOffixxImageDefinitionPart/1">
+  <ImageDefinitions>
+    <ImageSizeDefinition>
+      <Id>2032969613</Id>
+      <Width>0</Width>
+      <Height>0</Height>
+      <XPath>//Image[@id='Profile.Org.HeaderLogoShort']</XPath>
+      <ImageHash>7fe544e2f398d2732a9ea51d50e24d16</ImageHash>
+    </ImageSizeDefinition>
+    <ImageSizeDefinition>
+      <Id>155732410</Id>
+      <Width>0</Width>
+      <Height>0</Height>
+      <XPath>//Image[@id='Profile.Org.Kanton']</XPath>
+      <ImageHash>1a0b7be4d8c69e4fe4dabdfa77453b38</ImageHash>
+    </ImageSizeDefinition>
+    <ImageSizeDefinition>
+      <Id>2120064574</Id>
+      <Width>0</Width>
+      <Height>0</Height>
+      <XPath>//Image[@id='Profile.Org.Kanton']</XPath>
+      <ImageHash>1a0b7be4d8c69e4fe4dabdfa77453b38</ImageHash>
+    </ImageSizeDefinition>
+    <ImageSizeDefinition>
+      <Id>1768692683</Id>
+      <Width>0</Width>
+      <Height>0</Height>
+      <XPath>//Image[@id='Profile.Org.HeaderLogoShort']</XPath>
+      <ImageHash>7fe544e2f398d2732a9ea51d50e24d16</ImageHash>
+    </ImageSizeDefinition>
+    <ImageSizeDefinition>
+      <Id>1768692683</Id>
+      <Width>0</Width>
+      <Height>0</Height>
+      <XPath>//Image[@id='Profile.Org.Kanton']</XPath>
+      <ImageHash>1a0b7be4d8c69e4fe4dabdfa77453b38</ImageHash>
+    </ImageSizeDefinition>
+    <ImageSizeDefinition>
+      <Id>391736964</Id>
+      <Width>0</Width>
+      <Height>0</Height>
+      <XPath>//Image[@id='Profile.Org.HeaderLogoShort']</XPath>
+      <ImageHash>7fe544e2f398d2732a9ea51d50e24d16</ImageHash>
+    </ImageSizeDefinition>
+  </ImageDefinitions>
+</OneOffixxImageDefinitionPart>
+</file>
+
+<file path=customXml/item2.xml><?xml version="1.0" encoding="utf-8"?>
 <ct:contentTypeSchema xmlns:ct="http://schemas.microsoft.com/office/2006/metadata/contentType" xmlns:ma="http://schemas.microsoft.com/office/2006/metadata/properties/metaAttributes" ct:_="" ma:_="" ma:contentTypeName="Dokument" ma:contentTypeID="0x01010083D3B4F185DA3D4CB05F9C4C9E20B85B" ma:contentTypeVersion="11" ma:contentTypeDescription="Ein neues Dokument erstellen." ma:contentTypeScope="" ma:versionID="fd4c522e7c1ba389c0ef28d8fc191cb1">
   <xsd:schema xmlns:xsd="http://www.w3.org/2001/XMLSchema" xmlns:xs="http://www.w3.org/2001/XMLSchema" xmlns:p="http://schemas.microsoft.com/office/2006/metadata/properties" xmlns:ns2="98fe2ab8-7d83-4567-ba90-4f594ae3f4fd" xmlns:ns3="09640fe3-f50f-46c8-a6f7-a2176bb49e6a" targetNamespace="http://schemas.microsoft.com/office/2006/metadata/properties" ma:root="true" ma:fieldsID="be49d5eaf2a269482a3e3d593c28e72e" ns2:_="" ns3:_="">
     <xsd:import namespace="98fe2ab8-7d83-4567-ba90-4f594ae3f4fd"/>
@@ -19589,56 +19884,475 @@
 </ct:contentTypeSchema>
 </file>
 
-<file path=customXml/item2.xml><?xml version="1.0" encoding="utf-8"?>
-<OneOffixxImageDefinitionPart xmlns:xsd="http://www.w3.org/2001/XMLSchema" xmlns:xsi="http://www.w3.org/2001/XMLSchema-instance" xmlns="http://schema.oneoffixx.com/OneOffixxImageDefinitionPart/1">
-  <ImageDefinitions>
-    <ImageSizeDefinition>
-      <Id>2032969613</Id>
-      <Width>0</Width>
-      <Height>0</Height>
-      <XPath>//Image[@id='Profile.Org.HeaderLogoShort']</XPath>
-      <ImageHash>7fe544e2f398d2732a9ea51d50e24d16</ImageHash>
-    </ImageSizeDefinition>
-    <ImageSizeDefinition>
-      <Id>155732410</Id>
-      <Width>0</Width>
-      <Height>0</Height>
-      <XPath>//Image[@id='Profile.Org.Kanton']</XPath>
-      <ImageHash>1a0b7be4d8c69e4fe4dabdfa77453b38</ImageHash>
-    </ImageSizeDefinition>
-    <ImageSizeDefinition>
-      <Id>2120064574</Id>
-      <Width>0</Width>
-      <Height>0</Height>
-      <XPath>//Image[@id='Profile.Org.Kanton']</XPath>
-      <ImageHash>1a0b7be4d8c69e4fe4dabdfa77453b38</ImageHash>
-    </ImageSizeDefinition>
-    <ImageSizeDefinition>
-      <Id>1768692683</Id>
-      <Width>0</Width>
-      <Height>0</Height>
-      <XPath>//Image[@id='Profile.Org.HeaderLogoShort']</XPath>
-      <ImageHash>7fe544e2f398d2732a9ea51d50e24d16</ImageHash>
-    </ImageSizeDefinition>
-    <ImageSizeDefinition>
-      <Id>1768692683</Id>
-      <Width>0</Width>
-      <Height>0</Height>
-      <XPath>//Image[@id='Profile.Org.Kanton']</XPath>
-      <ImageHash>1a0b7be4d8c69e4fe4dabdfa77453b38</ImageHash>
-    </ImageSizeDefinition>
-    <ImageSizeDefinition>
-      <Id>391736964</Id>
-      <Width>0</Width>
-      <Height>0</Height>
-      <XPath>//Image[@id='Profile.Org.HeaderLogoShort']</XPath>
-      <ImageHash>7fe544e2f398d2732a9ea51d50e24d16</ImageHash>
-    </ImageSizeDefinition>
-  </ImageDefinitions>
-</OneOffixxImageDefinitionPart>
+<file path=customXml/item3.xml><?xml version="1.0" encoding="utf-8"?>
+<b:Sources xmlns:b="http://schemas.openxmlformats.org/officeDocument/2006/bibliography" xmlns="http://schemas.openxmlformats.org/officeDocument/2006/bibliography" SelectedStyle="\APASixthEditionOfficeOnline.xsl" StyleName="APA" Version="6"/>
 </file>
 
-<file path=customXml/item3.xml><?xml version="1.0" encoding="utf-8"?>
+<file path=customXml/item4.xml><?xml version="1.0" encoding="utf-8"?>
+<?mso-contentType ?>
+<FormTemplates xmlns="http://schemas.microsoft.com/sharepoint/v3/contenttype/forms">
+  <Display>DocumentLibraryForm</Display>
+  <Edit>DocumentLibraryForm</Edit>
+  <New>DocumentLibraryForm</New>
+</FormTemplates>
+</file>
+
+<file path=customXml/item5.xml>��< ? x m l   v e r s i o n = " 1 . 0 "   e n c o d i n g = " u t f - 1 6 " ? > < O n e O f f i x x D o c u m e n t P a r t   x m l n s : x s d = " h t t p : / / w w w . w 3 . o r g / 2 0 0 1 / X M L S c h e m a "   x m l n s : x s i = " h t t p : / / w w w . w 3 . o r g / 2 0 0 1 / X M L S c h e m a - i n s t a n c e "   i d = " 8 8 7 e d 9 d 7 - 7 7 b 6 - 4 9 e f - 9 b f 1 - 8 5 4 e 6 a 4 a a 3 4 1 "   t I d = " 7 c d 7 f b 1 d - 6 0 8 5 - 4 8 a 8 - b 5 8 7 - f 9 3 7 7 9 4 4 d 4 1 e "   m t I d = " 2 7 5 a f 3 2 e - b c 4 0 - 4 5 c 2 - 8 5 b 7 - a f b 1 c 0 3 8 2 6 5 3 "   t n a m e = " N e u t r a l   A 4   h o c h "   r e v i s i o n = " 3 "   c r e a t e d m a j o r v e r s i o n = " 2 "   c r e a t e d m i n o r v e r s i o n = " 0 "   c r e a t e d = " 2 0 1 5 - 1 2 - 0 3 T 1 7 : 3 7 : 0 2 . 8 5 6 1 3 1 7 + 0 1 : 0 0 "   m o d i f i e d m a j o r v e r s i o n = " 2 "   m o d i f i e d m i n o r v e r s i o n = " 3 "   m o d i f i e d = " 2 0 1 7 - 0 2 - 0 1 T 1 8 : 4 9 : 5 3 . 7 0 9 9 7 6 8 + 0 1 : 0 0 "   p r o f i l e = " a 1 4 4 4 5 a b - 1 f 9 9 - 4 4 6 9 - 8 b 5 a - 1 d a 7 1 0 b 9 8 2 b 0 "   m o d e = " S a v e d D o c u m e n t "   c o l o r m o d e = " C o l o r "   l c i d = " 2 0 5 5 "   x m l n s = " h t t p : / / s c h e m a . o n e o f f i x x . c o m / O n e O f f i x x D o c u m e n t P a r t / 1 " > + 
+     < C o n t e n t > + 
+         < D a t a M o d e l   x m l n s = " h t t p : / / s c h e m a . o n e o f f i x x . c o m / O n e O f f i x x D o c u m e n t P a r t / 1 / F i n a l i z e d " > + 
+             < P r o f i l e   w i n d o w w i d t h = " 0 "   w i n d o w h e i g h t = " 0 "   m i n w i n d o w w i d t h = " 0 "   m a x w i n d o w w i d t h = " 0 "   m i n w i n d o w h e i g h t = " 0 "   m a x w i n d o w h e i g h t = " 0 " > + 
+                 < T e x t   i d = " P r o f i l e . I d "   r o w = " 0 "   c o l u m n = " 0 "   c o l u m n s p a n = " 0 "   m u l t i l i n e = " F a l s e "   m u l t i l i n e r o w s = " 3 "   l o c k e d = " F a l s e "   l a b e l = " P r o f i l e . I d "   r e a d o n l y = " F a l s e "   v i s i b l e = " T r u e "   r e q u i r e d = " F a l s e "   r e g e x = " "   v a l i d a t i o n m e s s a g e = " "   t o o l t i p = " "   t r a c k e d = " F a l s e " > < ! [ C D A T A [ a 1 4 4 4 5 a b - 1 f 9 9 - 4 4 6 9 - 8 b 5 a - 1 d a 7 1 0 b 9 8 2 b 0 ] ] > < / T e x t > + 
+                 < T e x t   i d = " P r o f i l e . O r g a n i z a t i o n U n i t I d "   r o w = " 0 "   c o l u m n = " 0 "   c o l u m n s p a n = " 0 "   m u l t i l i n e = " F a l s e "   m u l t i l i n e r o w s = " 3 "   l o c k e d = " F a l s e "   l a b e l = " P r o f i l e . O r g a n i z a t i o n U n i t I d "   r e a d o n l y = " F a l s e "   v i s i b l e = " T r u e "   r e q u i r e d = " F a l s e "   r e g e x = " "   v a l i d a t i o n m e s s a g e = " "   t o o l t i p = " "   t r a c k e d = " F a l s e " > < ! [ C D A T A [ 5 f 9 8 4 b 2 6 - 4 c e 2 - 4 6 f d - 8 4 a a - 1 f 7 d b 5 4 8 a f e 8 ] ] > < / T e x t > + 
+                 < T e x t   i d = " P r o f i l e . O r g . P o s t a l . C o u n t r y "   r o w = " 0 "   c o l u m n = " 0 "   c o l u m n s p a n = " 0 "   m u l t i l i n e = " F a l s e "   m u l t i l i n e r o w s = " 3 "   l o c k e d = " F a l s e "   l a b e l = " P r o f i l e . O r g . P o s t a l . C o u n t r y "   r e a d o n l y = " F a l s e "   v i s i b l e = " T r u e "   r e q u i r e d = " F a l s e "   r e g e x = " "   v a l i d a t i o n m e s s a g e = " "   t o o l t i p = " "   t r a c k e d = " F a l s e " > < ! [ C D A T A [ S c h w e i z ] ] > < / T e x t > + 
+                 < T e x t   i d = " P r o f i l e . O r g . P o s t a l . L Z i p "   r o w = " 0 "   c o l u m n = " 0 "   c o l u m n s p a n = " 0 "   m u l t i l i n e = " F a l s e "   m u l t i l i n e r o w s = " 3 "   l o c k e d = " F a l s e "   l a b e l = " P r o f i l e . O r g . P o s t a l . L Z i p "   r e a d o n l y = " F a l s e "   v i s i b l e = " T r u e "   r e q u i r e d = " F a l s e "   r e g e x = " "   v a l i d a t i o n m e s s a g e = " "   t o o l t i p = " "   t r a c k e d = " F a l s e " > < ! [ C D A T A [ C H ] ] > < / T e x t > + 
+                 < T e x t   i d = " P r o f i l e . O r g . T i t l e "   r o w = " 0 "   c o l u m n = " 0 "   c o l u m n s p a n = " 0 "   m u l t i l i n e = " F a l s e "   m u l t i l i n e r o w s = " 3 "   l o c k e d = " F a l s e "   l a b e l = " P r o f i l e . O r g . T i t l e "   r e a d o n l y = " F a l s e "   v i s i b l e = " T r u e "   r e q u i r e d = " F a l s e "   r e g e x = " "   v a l i d a t i o n m e s s a g e = " "   t o o l t i p = " "   t r a c k e d = " F a l s e " > < ! [ C D A T A [ K a n t o n   Z � r i c h ] ] > < / T e x t > + 
+                 < T e x t   i d = " P r o f i l e . U s e r . A l i a s "   r o w = " 0 "   c o l u m n = " 0 "   c o l u m n s p a n = " 0 "   m u l t i l i n e = " F a l s e "   m u l t i l i n e r o w s = " 3 "   l o c k e d = " F a l s e "   l a b e l = " P r o f i l e . U s e r . A l i a s "   r e a d o n l y = " F a l s e "   v i s i b l e = " T r u e "   r e q u i r e d = " F a l s e "   r e g e x = " "   v a l i d a t i o n m e s s a g e = " "   t o o l t i p = " "   t r a c k e d = " F a l s e " > < ! [ C D A T A [   ] ] > < / T e x t > + 
+                 < T e x t   i d = " P r o f i l e . U s e r . E m a i l "   r o w = " 0 "   c o l u m n = " 0 "   c o l u m n s p a n = " 0 "   m u l t i l i n e = " F a l s e "   m u l t i l i n e r o w s = " 3 "   l o c k e d = " F a l s e "   l a b e l = " P r o f i l e . U s e r . E m a i l "   r e a d o n l y = " F a l s e "   v i s i b l e = " T r u e "   r e q u i r e d = " F a l s e "   r e g e x = " "   v a l i d a t i o n m e s s a g e = " "   t o o l t i p = " "   t r a c k e d = " F a l s e " > < ! [ C D A T A [ a n d r e a . l u e b b e r s t e d t @ s a . z h . c h ] ] > < / T e x t > + 
+                 < T e x t   i d = " P r o f i l e . U s e r . F a x "   r o w = " 0 "   c o l u m n = " 0 "   c o l u m n s p a n = " 0 "   m u l t i l i n e = " F a l s e "   m u l t i l i n e r o w s = " 3 "   l o c k e d = " F a l s e "   l a b e l = " P r o f i l e . U s e r . F a x "   r e a d o n l y = " F a l s e "   v i s i b l e = " T r u e "   r e q u i r e d = " F a l s e "   r e g e x = " "   v a l i d a t i o n m e s s a g e = " "   t o o l t i p = " "   t r a c k e d = " F a l s e " > < ! [ C D A T A [ + 4 1   4 3   2 5 9   5 1   0 7 ] ] > < / T e x t > + 
+                 < T e x t   i d = " P r o f i l e . U s e r . F i r s t N a m e "   r o w = " 0 "   c o l u m n = " 0 "   c o l u m n s p a n = " 0 "   m u l t i l i n e = " F a l s e "   m u l t i l i n e r o w s = " 3 "   l o c k e d = " F a l s e "   l a b e l = " P r o f i l e . U s e r . F i r s t N a m e "   r e a d o n l y = " F a l s e "   v i s i b l e = " T r u e "   r e q u i r e d = " F a l s e "   r e g e x = " "   v a l i d a t i o n m e s s a g e = " "   t o o l t i p = " "   t r a c k e d = " F a l s e " > < ! [ C D A T A [ A n d r e a ] ] > < / T e x t > + 
+                 < T e x t   i d = " P r o f i l e . U s e r . F u n c t i o n "   r o w = " 0 "   c o l u m n = " 0 "   c o l u m n s p a n = " 0 "   m u l t i l i n e = " F a l s e "   m u l t i l i n e r o w s = " 3 "   l o c k e d = " F a l s e "   l a b e l = " P r o f i l e . U s e r . F u n c t i o n "   r e a d o n l y = " F a l s e "   v i s i b l e = " T r u e "   r e q u i r e d = " F a l s e "   r e g e x = " "   v a l i d a t i o n m e s s a g e = " "   t o o l t i p = " "   t r a c k e d = " F a l s e " > < ! [ C D A T A [ A m t s c h e f i n ] ] > < / T e x t > + 
+                 < T e x t   i d = " P r o f i l e . U s e r . J o b D e s c r i p t i o n "   r o w = " 0 "   c o l u m n = " 0 "   c o l u m n s p a n = " 0 "   m u l t i l i n e = " F a l s e "   m u l t i l i n e r o w s = " 3 "   l o c k e d = " F a l s e "   l a b e l = " P r o f i l e . U s e r . J o b D e s c r i p t i o n "   r e a d o n l y = " F a l s e "   v i s i b l e = " T r u e "   r e q u i r e d = " F a l s e "   r e g e x = " "   v a l i d a t i o n m e s s a g e = " "   t o o l t i p = " "   t r a c k e d = " F a l s e " > < ! [ C D A T A [   ] ] > < / T e x t > + 
+                 < T e x t   i d = " P r o f i l e . U s e r . L a s t N a m e "   r o w = " 0 "   c o l u m n = " 0 "   c o l u m n s p a n = " 0 "   m u l t i l i n e = " F a l s e "   m u l t i l i n e r o w s = " 3 "   l o c k e d = " F a l s e "   l a b e l = " P r o f i l e . U s e r . L a s t N a m e "   r e a d o n l y = " F a l s e "   v i s i b l e = " T r u e "   r e q u i r e d = " F a l s e "   r e g e x = " "   v a l i d a t i o n m e s s a g e = " "   t o o l t i p = " "   t r a c k e d = " F a l s e " > < ! [ C D A T A [ L � b b e r s t e d t ] ] > < / T e x t > + 
+                 < T e x t   i d = " P r o f i l e . U s e r . O u L e v 1 "   r o w = " 0 "   c o l u m n = " 0 "   c o l u m n s p a n = " 0 "   m u l t i l i n e = " F a l s e "   m u l t i l i n e r o w s = " 3 "   l o c k e d = " F a l s e "   l a b e l = " P r o f i l e . U s e r . O u L e v 1 "   r e a d o n l y = " F a l s e "   v i s i b l e = " T r u e "   r e q u i r e d = " F a l s e "   r e g e x = " "   v a l i d a t i o n m e s s a g e = " "   t o o l t i p = " "   t r a c k e d = " F a l s e " > < ! [ C D A T A [ K a n t o n   Z � r i c h ] ] > < / T e x t > + 
+                 < T e x t   i d = " P r o f i l e . U s e r . O u L e v 2 "   r o w = " 0 "   c o l u m n = " 0 "   c o l u m n s p a n = " 0 "   m u l t i l i n e = " F a l s e "   m u l t i l i n e r o w s = " 3 "   l o c k e d = " F a l s e "   l a b e l = " P r o f i l e . U s e r . O u L e v 2 "   r e a d o n l y = " F a l s e "   v i s i b l e = " T r u e "   r e q u i r e d = " F a l s e "   r e g e x = " "   v a l i d a t i o n m e s s a g e = " "   t o o l t i p = " "   t r a c k e d = " F a l s e " > < ! [ C D A T A [ S i c h e r h e i t s d i r e k t i o n ] ] > < / T e x t > + 
+                 < T e x t   i d = " P r o f i l e . U s e r . O u L e v 3 "   r o w = " 0 "   c o l u m n = " 0 "   c o l u m n s p a n = " 0 "   m u l t i l i n e = " F a l s e "   m u l t i l i n e r o w s = " 3 "   l o c k e d = " F a l s e "   l a b e l = " P r o f i l e . U s e r . O u L e v 3 "   r e a d o n l y = " F a l s e "   v i s i b l e = " T r u e "   r e q u i r e d = " F a l s e "   r e g e x = " "   v a l i d a t i o n m e s s a g e = " "   t o o l t i p = " "   t r a c k e d = " F a l s e " > < ! [ C D A T A [ K a n t o n a l e s   S o z i a l a m t ] ] > < / T e x t > + 
+                 < T e x t   i d = " P r o f i l e . U s e r . O u L e v 4 "   r o w = " 0 "   c o l u m n = " 0 "   c o l u m n s p a n = " 0 "   m u l t i l i n e = " F a l s e "   m u l t i l i n e r o w s = " 3 "   l o c k e d = " F a l s e "   l a b e l = " P r o f i l e . U s e r . O u L e v 4 "   r e a d o n l y = " F a l s e "   v i s i b l e = " T r u e "   r e q u i r e d = " F a l s e "   r e g e x = " "   v a l i d a t i o n m e s s a g e = " "   t o o l t i p = " "   t r a c k e d = " F a l s e " > < ! [ C D A T A [   ] ] > < / T e x t > + 
+                 < T e x t   i d = " P r o f i l e . U s e r . O u L e v 5 "   r o w = " 0 "   c o l u m n = " 0 "   c o l u m n s p a n = " 0 "   m u l t i l i n e = " F a l s e "   m u l t i l i n e r o w s = " 3 "   l o c k e d = " F a l s e "   l a b e l = " P r o f i l e . U s e r . O u L e v 5 "   r e a d o n l y = " F a l s e "   v i s i b l e = " T r u e "   r e q u i r e d = " F a l s e "   r e g e x = " "   v a l i d a t i o n m e s s a g e = " "   t o o l t i p = " "   t r a c k e d = " F a l s e " > < ! [ C D A T A [   ] ] > < / T e x t > + 
+                 < T e x t   i d = " P r o f i l e . U s e r . O u L e v 6 "   r o w = " 0 "   c o l u m n = " 0 "   c o l u m n s p a n = " 0 "   m u l t i l i n e = " F a l s e "   m u l t i l i n e r o w s = " 3 "   l o c k e d = " F a l s e "   l a b e l = " P r o f i l e . U s e r . O u L e v 6 "   r e a d o n l y = " F a l s e "   v i s i b l e = " T r u e "   r e q u i r e d = " F a l s e "   r e g e x = " "   v a l i d a t i o n m e s s a g e = " "   t o o l t i p = " "   t r a c k e d = " F a l s e " > < ! [ C D A T A [   ] ] > < / T e x t > + 
+                 < T e x t   i d = " P r o f i l e . U s e r . O u L e v 7 "   r o w = " 0 "   c o l u m n = " 0 "   c o l u m n s p a n = " 0 "   m u l t i l i n e = " F a l s e "   m u l t i l i n e r o w s = " 3 "   l o c k e d = " F a l s e "   l a b e l = " P r o f i l e . U s e r . O u L e v 7 "   r e a d o n l y = " F a l s e "   v i s i b l e = " T r u e "   r e q u i r e d = " F a l s e "   r e g e x = " "   v a l i d a t i o n m e s s a g e = " "   t o o l t i p = " "   t r a c k e d = " F a l s e " > < ! [ C D A T A [   ] ] > < / T e x t > + 
+                 < T e x t   i d = " P r o f i l e . U s e r . O u M a i l "   r o w = " 0 "   c o l u m n = " 0 "   c o l u m n s p a n = " 0 "   m u l t i l i n e = " F a l s e "   m u l t i l i n e r o w s = " 3 "   l o c k e d = " F a l s e "   l a b e l = " P r o f i l e . U s e r . O u M a i l "   r e a d o n l y = " F a l s e "   v i s i b l e = " T r u e "   r e q u i r e d = " F a l s e "   r e g e x = " "   v a l i d a t i o n m e s s a g e = " "   t o o l t i p = " "   t r a c k e d = " F a l s e " > < ! [ C D A T A [ i n f o @ s a . z h . c h ] ] > < / T e x t > + 
+                 < T e x t   i d = " P r o f i l e . U s e r . O u P h o n e "   r o w = " 0 "   c o l u m n = " 0 "   c o l u m n s p a n = " 0 "   m u l t i l i n e = " F a l s e "   m u l t i l i n e r o w s = " 3 "   l o c k e d = " F a l s e "   l a b e l = " P r o f i l e . U s e r . O u P h o n e "   r e a d o n l y = " F a l s e "   v i s i b l e = " T r u e "   r e q u i r e d = " F a l s e "   r e g e x = " "   v a l i d a t i o n m e s s a g e = " "   t o o l t i p = " "   t r a c k e d = " F a l s e " > < ! [ C D A T A [ + 4 1   4 3   2 5 9   2 4   5 1 ] ] > < / T e x t > + 
+                 < T e x t   i d = " P r o f i l e . U s e r . P h o n e "   r o w = " 0 "   c o l u m n = " 0 "   c o l u m n s p a n = " 0 "   m u l t i l i n e = " F a l s e "   m u l t i l i n e r o w s = " 3 "   l o c k e d = " F a l s e "   l a b e l = " P r o f i l e . U s e r . P h o n e "   r e a d o n l y = " F a l s e "   v i s i b l e = " T r u e "   r e q u i r e d = " F a l s e "   r e g e x = " "   v a l i d a t i o n m e s s a g e = " "   t o o l t i p = " "   t r a c k e d = " F a l s e " > < ! [ C D A T A [ + 4 1   4 3   2 5 9   2 4   5 0 ] ] > < / T e x t > + 
+                 < T e x t   i d = " P r o f i l e . U s e r . P o s t a l . C i t y "   r o w = " 0 "   c o l u m n = " 0 "   c o l u m n s p a n = " 0 "   m u l t i l i n e = " F a l s e "   m u l t i l i n e r o w s = " 3 "   l o c k e d = " F a l s e "   l a b e l = " P r o f i l e . U s e r . P o s t a l . C i t y "   r e a d o n l y = " F a l s e "   v i s i b l e = " T r u e "   r e q u i r e d = " F a l s e "   r e g e x = " "   v a l i d a t i o n m e s s a g e = " "   t o o l t i p = " "   t r a c k e d = " F a l s e " > < ! [ C D A T A [ Z � r i c h ] ] > < / T e x t > + 
+                 < T e x t   i d = " P r o f i l e . U s e r . P o s t a l . O f f i c e N a m e "   r o w = " 0 "   c o l u m n = " 0 "   c o l u m n s p a n = " 0 "   m u l t i l i n e = " F a l s e "   m u l t i l i n e r o w s = " 3 "   l o c k e d = " F a l s e "   l a b e l = " P r o f i l e . U s e r . P o s t a l . O f f i c e N a m e "   r e a d o n l y = " F a l s e "   v i s i b l e = " T r u e "   r e q u i r e d = " F a l s e "   r e g e x = " "   v a l i d a t i o n m e s s a g e = " "   t o o l t i p = " "   t r a c k e d = " F a l s e " > < ! [ C D A T A [ 5 0 5 ] ] > < / T e x t > + 
+                 < T e x t   i d = " P r o f i l e . U s e r . P o s t a l . P O B o x "   r o w = " 0 "   c o l u m n = " 0 "   c o l u m n s p a n = " 0 "   m u l t i l i n e = " F a l s e "   m u l t i l i n e r o w s = " 3 "   l o c k e d = " F a l s e "   l a b e l = " P r o f i l e . U s e r . P o s t a l . P O B o x "   r e a d o n l y = " F a l s e "   v i s i b l e = " T r u e "   r e q u i r e d = " F a l s e "   r e g e x = " "   v a l i d a t i o n m e s s a g e = " "   t o o l t i p = " "   t r a c k e d = " F a l s e " > < ! [ C D A T A [ P o s t f a c h ] ] > < / T e x t > + 
+                 < T e x t   i d = " P r o f i l e . U s e r . P o s t a l . S t r e e t "   r o w = " 0 "   c o l u m n = " 0 "   c o l u m n s p a n = " 0 "   m u l t i l i n e = " F a l s e "   m u l t i l i n e r o w s = " 3 "   l o c k e d = " F a l s e "   l a b e l = " P r o f i l e . U s e r . P o s t a l . S t r e e t "   r e a d o n l y = " F a l s e "   v i s i b l e = " T r u e "   r e q u i r e d = " F a l s e "   r e g e x = " "   v a l i d a t i o n m e s s a g e = " "   t o o l t i p = " "   t r a c k e d = " F a l s e " > < ! [ C D A T A [ S c h a f f h a u s e r s t r a s s e   7 8 ] ] > < / T e x t > + 
+                 < T e x t   i d = " P r o f i l e . U s e r . P o s t a l . Z i p "   r o w = " 0 "   c o l u m n = " 0 "   c o l u m n s p a n = " 0 "   m u l t i l i n e = " F a l s e "   m u l t i l i n e r o w s = " 3 "   l o c k e d = " F a l s e "   l a b e l = " P r o f i l e . U s e r . P o s t a l . Z i p "   r e a d o n l y = " F a l s e "   v i s i b l e = " T r u e "   r e q u i r e d = " F a l s e "   r e g e x = " "   v a l i d a t i o n m e s s a g e = " "   t o o l t i p = " "   t r a c k e d = " F a l s e " > < ! [ C D A T A [ 8 0 9 0 ] ] > < / T e x t > + 
+                 < T e x t   i d = " P r o f i l e . U s e r . S a l u t a t i o n "   r o w = " 0 "   c o l u m n = " 0 "   c o l u m n s p a n = " 0 "   m u l t i l i n e = " F a l s e "   m u l t i l i n e r o w s = " 3 "   l o c k e d = " F a l s e "   l a b e l = " P r o f i l e . U s e r . S a l u t a t i o n "   r e a d o n l y = " F a l s e "   v i s i b l e = " T r u e "   r e q u i r e d = " F a l s e "   r e g e x = " "   v a l i d a t i o n m e s s a g e = " "   t o o l t i p = " "   t r a c k e d = " F a l s e " > < ! [ C D A T A [ F r a u ] ] > < / T e x t > + 
+                 < T e x t   i d = " P r o f i l e . U s e r . T i t l e "   r o w = " 0 "   c o l u m n = " 0 "   c o l u m n s p a n = " 0 "   m u l t i l i n e = " F a l s e "   m u l t i l i n e r o w s = " 3 "   l o c k e d = " F a l s e "   l a b e l = " P r o f i l e . U s e r . T i t l e "   r e a d o n l y = " F a l s e "   v i s i b l e = " T r u e "   r e q u i r e d = " F a l s e "   r e g e x = " "   v a l i d a t i o n m e s s a g e = " "   t o o l t i p = " "   t r a c k e d = " F a l s e " > < ! [ C D A T A [   ] ] > < / T e x t > + 
+                 < T e x t   i d = " P r o f i l e . U s e r . U r l "   r o w = " 0 "   c o l u m n = " 0 "   c o l u m n s p a n = " 0 "   m u l t i l i n e = " F a l s e "   m u l t i l i n e r o w s = " 3 "   l o c k e d = " F a l s e "   l a b e l = " P r o f i l e . U s e r . U r l "   r e a d o n l y = " F a l s e "   v i s i b l e = " T r u e "   r e q u i r e d = " F a l s e "   r e g e x = " "   v a l i d a t i o n m e s s a g e = " "   t o o l t i p = " "   t r a c k e d = " F a l s e " > < ! [ C D A T A [ w w w . s o z i a l a m t . z h . c h ] ] > < / T e x t > + 
+             < / P r o f i l e > + 
+             < A u t h o r   w i n d o w w i d t h = " 0 "   w i n d o w h e i g h t = " 0 "   m i n w i n d o w w i d t h = " 0 "   m a x w i n d o w w i d t h = " 0 "   m i n w i n d o w h e i g h t = " 0 "   m a x w i n d o w h e i g h t = " 0 " > + 
+                 < T e x t   i d = " A u t h o r . U s e r . A l i a s "   r o w = " 0 "   c o l u m n = " 0 "   c o l u m n s p a n = " 0 "   m u l t i l i n e = " F a l s e "   m u l t i l i n e r o w s = " 3 "   l o c k e d = " F a l s e "   l a b e l = " A u t h o r . U s e r . A l i a s "   r e a d o n l y = " F a l s e "   v i s i b l e = " T r u e "   r e q u i r e d = " F a l s e "   r e g e x = " "   v a l i d a t i o n m e s s a g e = " "   t o o l t i p = " "   t r a c k e d = " F a l s e " > < ! [ C D A T A [   ] ] > < / T e x t > + 
+                 < T e x t   i d = " A u t h o r . U s e r . E m a i l "   r o w = " 0 "   c o l u m n = " 0 "   c o l u m n s p a n = " 0 "   m u l t i l i n e = " F a l s e "   m u l t i l i n e r o w s = " 3 "   l o c k e d = " F a l s e "   l a b e l = " A u t h o r . U s e r . E m a i l "   r e a d o n l y = " F a l s e "   v i s i b l e = " T r u e "   r e q u i r e d = " F a l s e "   r e g e x = " "   v a l i d a t i o n m e s s a g e = " "   t o o l t i p = " "   t r a c k e d = " F a l s e " > < ! [ C D A T A [ a n d r e a . l u e b b e r s t e d t @ s a . z h . c h ] ] > < / T e x t > + 
+                 < T e x t   i d = " A u t h o r . U s e r . F a x "   r o w = " 0 "   c o l u m n = " 0 "   c o l u m n s p a n = " 0 "   m u l t i l i n e = " F a l s e "   m u l t i l i n e r o w s = " 3 "   l o c k e d = " F a l s e "   l a b e l = " A u t h o r . U s e r . F a x "   r e a d o n l y = " F a l s e "   v i s i b l e = " T r u e "   r e q u i r e d = " F a l s e "   r e g e x = " "   v a l i d a t i o n m e s s a g e = " "   t o o l t i p = " "   t r a c k e d = " F a l s e " > < ! [ C D A T A [ + 4 1   4 3   2 5 9   5 1   0 7 ] ] > < / T e x t > + 
+                 < T e x t   i d = " A u t h o r . U s e r . F i r s t N a m e "   r o w = " 0 "   c o l u m n = " 0 "   c o l u m n s p a n = " 0 "   m u l t i l i n e = " F a l s e "   m u l t i l i n e r o w s = " 3 "   l o c k e d = " F a l s e "   l a b e l = " A u t h o r . U s e r . F i r s t N a m e "   r e a d o n l y = " F a l s e "   v i s i b l e = " T r u e "   r e q u i r e d = " F a l s e "   r e g e x = " "   v a l i d a t i o n m e s s a g e = " "   t o o l t i p = " "   t r a c k e d = " F a l s e " > < ! [ C D A T A [ A n d r e a ] ] > < / T e x t > + 
+                 < T e x t   i d = " A u t h o r . U s e r . F u n c t i o n "   r o w = " 0 "   c o l u m n = " 0 "   c o l u m n s p a n = " 0 "   m u l t i l i n e = " F a l s e "   m u l t i l i n e r o w s = " 3 "   l o c k e d = " F a l s e "   l a b e l = " A u t h o r . U s e r . F u n c t i o n "   r e a d o n l y = " F a l s e "   v i s i b l e = " T r u e "   r e q u i r e d = " F a l s e "   r e g e x = " "   v a l i d a t i o n m e s s a g e = " "   t o o l t i p = " "   t r a c k e d = " F a l s e " > < ! [ C D A T A [ A m t s c h e f i n ] ] > < / T e x t > + 
+                 < T e x t   i d = " A u t h o r . U s e r . J o b D e s c r i p t i o n "   r o w = " 0 "   c o l u m n = " 0 "   c o l u m n s p a n = " 0 "   m u l t i l i n e = " F a l s e "   m u l t i l i n e r o w s = " 3 "   l o c k e d = " F a l s e "   l a b e l = " A u t h o r . U s e r . J o b D e s c r i p t i o n "   r e a d o n l y = " F a l s e "   v i s i b l e = " T r u e "   r e q u i r e d = " F a l s e "   r e g e x = " "   v a l i d a t i o n m e s s a g e = " "   t o o l t i p = " "   t r a c k e d = " F a l s e " > < ! [ C D A T A [   ] ] > < / T e x t > + 
+                 < T e x t   i d = " A u t h o r . U s e r . L a s t N a m e "   r o w = " 0 "   c o l u m n = " 0 "   c o l u m n s p a n = " 0 "   m u l t i l i n e = " F a l s e "   m u l t i l i n e r o w s = " 3 "   l o c k e d = " F a l s e "   l a b e l = " A u t h o r . U s e r . L a s t N a m e "   r e a d o n l y = " F a l s e "   v i s i b l e = " T r u e "   r e q u i r e d = " F a l s e "   r e g e x = " "   v a l i d a t i o n m e s s a g e = " "   t o o l t i p = " "   t r a c k e d = " F a l s e " > < ! [ C D A T A [ L � b b e r s t e d t ] ] > < / T e x t > + 
+                 < T e x t   i d = " A u t h o r . U s e r . O u L e v 1 "   r o w = " 0 "   c o l u m n = " 0 "   c o l u m n s p a n = " 0 "   m u l t i l i n e = " F a l s e "   m u l t i l i n e r o w s = " 3 "   l o c k e d = " F a l s e "   l a b e l = " A u t h o r . U s e r . O u L e v 1 "   r e a d o n l y = " F a l s e "   v i s i b l e = " T r u e "   r e q u i r e d = " F a l s e "   r e g e x = " "   v a l i d a t i o n m e s s a g e = " "   t o o l t i p = " "   t r a c k e d = " F a l s e " > < ! [ C D A T A [ K a n t o n   Z � r i c h ] ] > < / T e x t > + 
+                 < T e x t   i d = " A u t h o r . U s e r . O u L e v 2 "   r o w = " 0 "   c o l u m n = " 0 "   c o l u m n s p a n = " 0 "   m u l t i l i n e = " F a l s e "   m u l t i l i n e r o w s = " 3 "   l o c k e d = " F a l s e "   l a b e l = " A u t h o r . U s e r . O u L e v 2 "   r e a d o n l y = " F a l s e "   v i s i b l e = " T r u e "   r e q u i r e d = " F a l s e "   r e g e x = " "   v a l i d a t i o n m e s s a g e = " "   t o o l t i p = " "   t r a c k e d = " F a l s e " > < ! [ C D A T A [ S i c h e r h e i t s d i r e k t i o n ] ] > < / T e x t > + 
+                 < T e x t   i d = " A u t h o r . U s e r . O u L e v 3 "   r o w = " 0 "   c o l u m n = " 0 "   c o l u m n s p a n = " 0 "   m u l t i l i n e = " F a l s e "   m u l t i l i n e r o w s = " 3 "   l o c k e d = " F a l s e "   l a b e l = " A u t h o r . U s e r . O u L e v 3 "   r e a d o n l y = " F a l s e "   v i s i b l e = " T r u e "   r e q u i r e d = " F a l s e "   r e g e x = " "   v a l i d a t i o n m e s s a g e = " "   t o o l t i p = " "   t r a c k e d = " F a l s e " > < ! [ C D A T A [ K a n t o n a l e s   S o z i a l a m t ] ] > < / T e x t > + 
+                 < T e x t   i d = " A u t h o r . U s e r . O u L e v 4 "   r o w = " 0 "   c o l u m n = " 0 "   c o l u m n s p a n = " 0 "   m u l t i l i n e = " F a l s e "   m u l t i l i n e r o w s = " 3 "   l o c k e d = " F a l s e "   l a b e l = " A u t h o r . U s e r . O u L e v 4 "   r e a d o n l y = " F a l s e "   v i s i b l e = " T r u e "   r e q u i r e d = " F a l s e "   r e g e x = " "   v a l i d a t i o n m e s s a g e = " "   t o o l t i p = " "   t r a c k e d = " F a l s e " > < ! [ C D A T A [   ] ] > < / T e x t > + 
+                 < T e x t   i d = " A u t h o r . U s e r . O u L e v 5 "   r o w = " 0 "   c o l u m n = " 0 "   c o l u m n s p a n = " 0 "   m u l t i l i n e = " F a l s e "   m u l t i l i n e r o w s = " 3 "   l o c k e d = " F a l s e "   l a b e l = " A u t h o r . U s e r . O u L e v 5 "   r e a d o n l y = " F a l s e "   v i s i b l e = " T r u e "   r e q u i r e d = " F a l s e "   r e g e x = " "   v a l i d a t i o n m e s s a g e = " "   t o o l t i p = " "   t r a c k e d = " F a l s e " > < ! [ C D A T A [   ] ] > < / T e x t > + 
+                 < T e x t   i d = " A u t h o r . U s e r . O u L e v 6 "   r o w = " 0 "   c o l u m n = " 0 "   c o l u m n s p a n = " 0 "   m u l t i l i n e = " F a l s e "   m u l t i l i n e r o w s = " 3 "   l o c k e d = " F a l s e "   l a b e l = " A u t h o r . U s e r . O u L e v 6 "   r e a d o n l y = " F a l s e "   v i s i b l e = " T r u e "   r e q u i r e d = " F a l s e "   r e g e x = " "   v a l i d a t i o n m e s s a g e = " "   t o o l t i p = " "   t r a c k e d = " F a l s e " > < ! [ C D A T A [   ] ] > < / T e x t > + 
+                 < T e x t   i d = " A u t h o r . U s e r . O u L e v 7 "   r o w = " 0 "   c o l u m n = " 0 "   c o l u m n s p a n = " 0 "   m u l t i l i n e = " F a l s e "   m u l t i l i n e r o w s = " 3 "   l o c k e d = " F a l s e "   l a b e l = " A u t h o r . U s e r . O u L e v 7 "   r e a d o n l y = " F a l s e "   v i s i b l e = " T r u e "   r e q u i r e d = " F a l s e "   r e g e x = " "   v a l i d a t i o n m e s s a g e = " "   t o o l t i p = " "   t r a c k e d = " F a l s e " > < ! [ C D A T A [   ] ] > < / T e x t > + 
+                 < T e x t   i d = " A u t h o r . U s e r . O u M a i l "   r o w = " 0 "   c o l u m n = " 0 "   c o l u m n s p a n = " 0 "   m u l t i l i n e = " F a l s e "   m u l t i l i n e r o w s = " 3 "   l o c k e d = " F a l s e "   l a b e l = " A u t h o r . U s e r . O u M a i l "   r e a d o n l y = " F a l s e "   v i s i b l e = " T r u e "   r e q u i r e d = " F a l s e "   r e g e x = " "   v a l i d a t i o n m e s s a g e = " "   t o o l t i p = " "   t r a c k e d = " F a l s e " > < ! [ C D A T A [ i n f o @ s a . z h . c h ] ] > < / T e x t > + 
+                 < T e x t   i d = " A u t h o r . U s e r . O u P h o n e "   r o w = " 0 "   c o l u m n = " 0 "   c o l u m n s p a n = " 0 "   m u l t i l i n e = " F a l s e "   m u l t i l i n e r o w s = " 3 "   l o c k e d = " F a l s e "   l a b e l = " A u t h o r . U s e r . O u P h o n e "   r e a d o n l y = " F a l s e "   v i s i b l e = " T r u e "   r e q u i r e d = " F a l s e "   r e g e x = " "   v a l i d a t i o n m e s s a g e = " "   t o o l t i p = " "   t r a c k e d = " F a l s e " > < ! [ C D A T A [ + 4 1   4 3   2 5 9   2 4   5 1 ] ] > < / T e x t > + 
+                 < T e x t   i d = " A u t h o r . U s e r . P h o n e "   r o w = " 0 "   c o l u m n = " 0 "   c o l u m n s p a n = " 0 "   m u l t i l i n e = " F a l s e "   m u l t i l i n e r o w s = " 3 "   l o c k e d = " F a l s e "   l a b e l = " A u t h o r . U s e r . P h o n e "   r e a d o n l y = " F a l s e "   v i s i b l e = " T r u e "   r e q u i r e d = " F a l s e "   r e g e x = " "   v a l i d a t i o n m e s s a g e = " "   t o o l t i p = " "   t r a c k e d = " F a l s e " > < ! [ C D A T A [ + 4 1   4 3   2 5 9   2 4   5 0 ] ] > < / T e x t > + 
+                 < T e x t   i d = " A u t h o r . U s e r . P o s t a l . C i t y "   r o w = " 0 "   c o l u m n = " 0 "   c o l u m n s p a n = " 0 "   m u l t i l i n e = " F a l s e "   m u l t i l i n e r o w s = " 3 "   l o c k e d = " F a l s e "   l a b e l = " A u t h o r . U s e r . P o s t a l . C i t y "   r e a d o n l y = " F a l s e "   v i s i b l e = " T r u e "   r e q u i r e d = " F a l s e "   r e g e x = " "   v a l i d a t i o n m e s s a g e = " "   t o o l t i p = " "   t r a c k e d = " F a l s e " > < ! [ C D A T A [ Z � r i c h ] ] > < / T e x t > + 
+                 < T e x t   i d = " A u t h o r . U s e r . P o s t a l . O f f i c e N a m e "   r o w = " 0 "   c o l u m n = " 0 "   c o l u m n s p a n = " 0 "   m u l t i l i n e = " F a l s e "   m u l t i l i n e r o w s = " 3 "   l o c k e d = " F a l s e "   l a b e l = " A u t h o r . U s e r . P o s t a l . O f f i c e N a m e "   r e a d o n l y = " F a l s e "   v i s i b l e = " T r u e "   r e q u i r e d = " F a l s e "   r e g e x = " "   v a l i d a t i o n m e s s a g e = " "   t o o l t i p = " "   t r a c k e d = " F a l s e " > < ! [ C D A T A [ 5 0 5 ] ] > < / T e x t > + 
+                 < T e x t   i d = " A u t h o r . U s e r . P o s t a l . P O B o x "   r o w = " 0 "   c o l u m n = " 0 "   c o l u m n s p a n = " 0 "   m u l t i l i n e = " F a l s e "   m u l t i l i n e r o w s = " 3 "   l o c k e d = " F a l s e "   l a b e l = " A u t h o r . U s e r . P o s t a l . P O B o x "   r e a d o n l y = " F a l s e "   v i s i b l e = " T r u e "   r e q u i r e d = " F a l s e "   r e g e x = " "   v a l i d a t i o n m e s s a g e = " "   t o o l t i p = " "   t r a c k e d = " F a l s e " > < ! [ C D A T A [ P o s t f a c h ] ] > < / T e x t > + 
+                 < T e x t   i d = " A u t h o r . U s e r . P o s t a l . S t r e e t "   r o w = " 0 "   c o l u m n = " 0 "   c o l u m n s p a n = " 0 "   m u l t i l i n e = " F a l s e "   m u l t i l i n e r o w s = " 3 "   l o c k e d = " F a l s e "   l a b e l = " A u t h o r . U s e r . P o s t a l . S t r e e t "   r e a d o n l y = " F a l s e "   v i s i b l e = " T r u e "   r e q u i r e d = " F a l s e "   r e g e x = " "   v a l i d a t i o n m e s s a g e = " "   t o o l t i p = " "   t r a c k e d = " F a l s e " > < ! [ C D A T A [ S c h a f f h a u s e r s t r a s s e   7 8 ] ] > < / T e x t > + 
+                 < T e x t   i d = " A u t h o r . U s e r . P o s t a l . Z i p "   r o w = " 0 "   c o l u m n = " 0 "   c o l u m n s p a n = " 0 "   m u l t i l i n e = " F a l s e "   m u l t i l i n e r o w s = " 3 "   l o c k e d = " F a l s e "   l a b e l = " A u t h o r . U s e r . P o s t a l . Z i p "   r e a d o n l y = " F a l s e "   v i s i b l e = " T r u e "   r e q u i r e d = " F a l s e "   r e g e x = " "   v a l i d a t i o n m e s s a g e = " "   t o o l t i p = " "   t r a c k e d = " F a l s e " > < ! [ C D A T A [ 8 0 9 0 ] ] > < / T e x t > + 
+                 < T e x t   i d = " A u t h o r . U s e r . S a l u t a t i o n "   r o w = " 0 "   c o l u m n = " 0 "   c o l u m n s p a n = " 0 "   m u l t i l i n e = " F a l s e "   m u l t i l i n e r o w s = " 3 "   l o c k e d = " F a l s e "   l a b e l = " A u t h o r . U s e r . S a l u t a t i o n "   r e a d o n l y = " F a l s e "   v i s i b l e = " T r u e "   r e q u i r e d = " F a l s e "   r e g e x = " "   v a l i d a t i o n m e s s a g e = " "   t o o l t i p = " "   t r a c k e d = " F a l s e " > < ! [ C D A T A [ F r a u ] ] > < / T e x t > + 
+                 < T e x t   i d = " A u t h o r . U s e r . T i t l e "   r o w = " 0 "   c o l u m n = " 0 "   c o l u m n s p a n = " 0 "   m u l t i l i n e = " F a l s e "   m u l t i l i n e r o w s = " 3 "   l o c k e d = " F a l s e "   l a b e l = " A u t h o r . U s e r . T i t l e "   r e a d o n l y = " F a l s e "   v i s i b l e = " T r u e "   r e q u i r e d = " F a l s e "   r e g e x = " "   v a l i d a t i o n m e s s a g e = " "   t o o l t i p = " "   t r a c k e d = " F a l s e " > < ! [ C D A T A [   ] ] > < / T e x t > + 
+                 < T e x t   i d = " A u t h o r . U s e r . U r l "   r o w = " 0 "   c o l u m n = " 0 "   c o l u m n s p a n = " 0 "   m u l t i l i n e = " F a l s e "   m u l t i l i n e r o w s = " 3 "   l o c k e d = " F a l s e "   l a b e l = " A u t h o r . U s e r . U r l "   r e a d o n l y = " F a l s e "   v i s i b l e = " T r u e "   r e q u i r e d = " F a l s e "   r e g e x = " "   v a l i d a t i o n m e s s a g e = " "   t o o l t i p = " "   t r a c k e d = " F a l s e " > < ! [ C D A T A [ w w w . s o z i a l a m t . z h . c h ] ] > < / T e x t > + 
+             < / A u t h o r > + 
+             < S i g n e r _ 0   w i n d o w w i d t h = " 0 "   w i n d o w h e i g h t = " 0 "   m i n w i n d o w w i d t h = " 0 "   m a x w i n d o w w i d t h = " 0 "   m i n w i n d o w h e i g h t = " 0 "   m a x w i n d o w h e i g h t = " 0 " > + 
+                 < T e x t   i d = " S i g n e r _ 0 . I d "   r o w = " 0 "   c o l u m n = " 0 "   c o l u m n s p a n = " 0 "   m u l t i l i n e = " F a l s e "   m u l t i l i n e r o w s = " 3 "   l o c k e d = " F a l s e "   l a b e l = " S i g n e r _ 0 . I d "   r e a d o n l y = " F a l s e "   v i s i b l e = " T r u e "   r e q u i r e d = " F a l s e "   r e g e x = " "   v a l i d a t i o n m e s s a g e = " "   t o o l t i p = " "   t r a c k e d = " F a l s e " > < ! [ C D A T A [ a 1 4 4 4 5 a b - 1 f 9 9 - 4 4 6 9 - 8 b 5 a - 1 d a 7 1 0 b 9 8 2 b 0 ] ] > < / T e x t > + 
+                 < T e x t   i d = " S i g n e r _ 0 . O r g a n i z a t i o n U n i t I d "   r o w = " 0 "   c o l u m n = " 0 "   c o l u m n s p a n = " 0 "   m u l t i l i n e = " F a l s e "   m u l t i l i n e r o w s = " 3 "   l o c k e d = " F a l s e "   l a b e l = " S i g n e r _ 0 . O r g a n i z a t i o n U n i t I d "   r e a d o n l y = " F a l s e "   v i s i b l e = " T r u e "   r e q u i r e d = " F a l s e "   r e g e x = " "   v a l i d a t i o n m e s s a g e = " "   t o o l t i p = " "   t r a c k e d = " F a l s e " > < ! [ C D A T A [ 5 f 9 8 4 b 2 6 - 4 c e 2 - 4 6 f d - 8 4 a a - 1 f 7 d b 5 4 8 a f e 8 ] ] > < / T e x t > + 
+                 < T e x t   i d = " S i g n e r _ 0 . O r g . P o s t a l . C o u n t r y "   r o w = " 0 "   c o l u m n = " 0 "   c o l u m n s p a n = " 0 "   m u l t i l i n e = " F a l s e "   m u l t i l i n e r o w s = " 3 "   l o c k e d = " F a l s e "   l a b e l = " S i g n e r _ 0 . O r g . P o s t a l . C o u n t r y "   r e a d o n l y = " F a l s e "   v i s i b l e = " T r u e "   r e q u i r e d = " F a l s e "   r e g e x = " "   v a l i d a t i o n m e s s a g e = " "   t o o l t i p = " "   t r a c k e d = " F a l s e " > < ! [ C D A T A [ S c h w e i z ] ] > < / T e x t > + 
+                 < T e x t   i d = " S i g n e r _ 0 . O r g . P o s t a l . L Z i p "   r o w = " 0 "   c o l u m n = " 0 "   c o l u m n s p a n = " 0 "   m u l t i l i n e = " F a l s e "   m u l t i l i n e r o w s = " 3 "   l o c k e d = " F a l s e "   l a b e l = " S i g n e r _ 0 . O r g . P o s t a l . L Z i p "   r e a d o n l y = " F a l s e "   v i s i b l e = " T r u e "   r e q u i r e d = " F a l s e "   r e g e x = " "   v a l i d a t i o n m e s s a g e = " "   t o o l t i p = " "   t r a c k e d = " F a l s e " > < ! [ C D A T A [ C H ] ] > < / T e x t > + 
+                 < T e x t   i d = " S i g n e r _ 0 . O r g . T i t l e "   r o w = " 0 "   c o l u m n = " 0 "   c o l u m n s p a n = " 0 "   m u l t i l i n e = " F a l s e "   m u l t i l i n e r o w s = " 3 "   l o c k e d = " F a l s e "   l a b e l = " S i g n e r _ 0 . O r g . T i t l e "   r e a d o n l y = " F a l s e "   v i s i b l e = " T r u e "   r e q u i r e d = " F a l s e "   r e g e x = " "   v a l i d a t i o n m e s s a g e = " "   t o o l t i p = " "   t r a c k e d = " F a l s e " > < ! [ C D A T A [ K a n t o n   Z � r i c h ] ] > < / T e x t > + 
+                 < T e x t   i d = " S i g n e r _ 0 . U s e r . A l i a s "   r o w = " 0 "   c o l u m n = " 0 "   c o l u m n s p a n = " 0 "   m u l t i l i n e = " F a l s e "   m u l t i l i n e r o w s = " 3 "   l o c k e d = " F a l s e "   l a b e l = " S i g n e r _ 0 . U s e r . A l i a s "   r e a d o n l y = " F a l s e "   v i s i b l e = " T r u e "   r e q u i r e d = " F a l s e "   r e g e x = " "   v a l i d a t i o n m e s s a g e = " "   t o o l t i p = " "   t r a c k e d = " F a l s e " > < ! [ C D A T A [   ] ] > < / T e x t > + 
+                 < T e x t   i d = " S i g n e r _ 0 . U s e r . E m a i l "   r o w = " 0 "   c o l u m n = " 0 "   c o l u m n s p a n = " 0 "   m u l t i l i n e = " F a l s e "   m u l t i l i n e r o w s = " 3 "   l o c k e d = " F a l s e "   l a b e l = " S i g n e r _ 0 . U s e r . E m a i l "   r e a d o n l y = " F a l s e "   v i s i b l e = " T r u e "   r e q u i r e d = " F a l s e "   r e g e x = " "   v a l i d a t i o n m e s s a g e = " "   t o o l t i p = " "   t r a c k e d = " F a l s e " > < ! [ C D A T A [ a n d r e a . l u e b b e r s t e d t @ s a . z h . c h ] ] > < / T e x t > + 
+                 < T e x t   i d = " S i g n e r _ 0 . U s e r . F a x "   r o w = " 0 "   c o l u m n = " 0 "   c o l u m n s p a n = " 0 "   m u l t i l i n e = " F a l s e "   m u l t i l i n e r o w s = " 3 "   l o c k e d = " F a l s e "   l a b e l = " S i g n e r _ 0 . U s e r . F a x "   r e a d o n l y = " F a l s e "   v i s i b l e = " T r u e "   r e q u i r e d = " F a l s e "   r e g e x = " "   v a l i d a t i o n m e s s a g e = " "   t o o l t i p = " "   t r a c k e d = " F a l s e " > < ! [ C D A T A [ + 4 1   4 3   2 5 9   5 1   0 7 ] ] > < / T e x t > + 
+                 < T e x t   i d = " S i g n e r _ 0 . U s e r . F i r s t N a m e "   r o w = " 0 "   c o l u m n = " 0 "   c o l u m n s p a n = " 0 "   m u l t i l i n e = " F a l s e "   m u l t i l i n e r o w s = " 3 "   l o c k e d = " F a l s e "   l a b e l = " S i g n e r _ 0 . U s e r . F i r s t N a m e "   r e a d o n l y = " F a l s e "   v i s i b l e = " T r u e "   r e q u i r e d = " F a l s e "   r e g e x = " "   v a l i d a t i o n m e s s a g e = " "   t o o l t i p = " "   t r a c k e d = " F a l s e " > < ! [ C D A T A [ A n d r e a ] ] > < / T e x t > + 
+                 < T e x t   i d = " S i g n e r _ 0 . U s e r . F u n c t i o n "   r o w = " 0 "   c o l u m n = " 0 "   c o l u m n s p a n = " 0 "   m u l t i l i n e = " F a l s e "   m u l t i l i n e r o w s = " 3 "   l o c k e d = " F a l s e "   l a b e l = " S i g n e r _ 0 . U s e r . F u n c t i o n "   r e a d o n l y = " F a l s e "   v i s i b l e = " T r u e "   r e q u i r e d = " F a l s e "   r e g e x = " "   v a l i d a t i o n m e s s a g e = " "   t o o l t i p = " "   t r a c k e d = " F a l s e " > < ! [ C D A T A [ A m t s c h e f i n ] ] > < / T e x t > + 
+                 < T e x t   i d = " S i g n e r _ 0 . U s e r . J o b D e s c r i p t i o n "   r o w = " 0 "   c o l u m n = " 0 "   c o l u m n s p a n = " 0 "   m u l t i l i n e = " F a l s e "   m u l t i l i n e r o w s = " 3 "   l o c k e d = " F a l s e "   l a b e l = " S i g n e r _ 0 . U s e r . J o b D e s c r i p t i o n "   r e a d o n l y = " F a l s e "   v i s i b l e = " T r u e "   r e q u i r e d = " F a l s e "   r e g e x = " "   v a l i d a t i o n m e s s a g e = " "   t o o l t i p = " "   t r a c k e d = " F a l s e " > < ! [ C D A T A [   ] ] > < / T e x t > + 
+                 < T e x t   i d = " S i g n e r _ 0 . U s e r . L a s t N a m e "   r o w = " 0 "   c o l u m n = " 0 "   c o l u m n s p a n = " 0 "   m u l t i l i n e = " F a l s e "   m u l t i l i n e r o w s = " 3 "   l o c k e d = " F a l s e "   l a b e l = " S i g n e r _ 0 . U s e r . L a s t N a m e "   r e a d o n l y = " F a l s e "   v i s i b l e = " T r u e "   r e q u i r e d = " F a l s e "   r e g e x = " "   v a l i d a t i o n m e s s a g e = " "   t o o l t i p = " "   t r a c k e d = " F a l s e " > < ! [ C D A T A [ L � b b e r s t e d t ] ] > < / T e x t > + 
+                 < T e x t   i d = " S i g n e r _ 0 . U s e r . O u L e v 1 "   r o w = " 0 "   c o l u m n = " 0 "   c o l u m n s p a n = " 0 "   m u l t i l i n e = " F a l s e "   m u l t i l i n e r o w s = " 3 "   l o c k e d = " F a l s e "   l a b e l = " S i g n e r _ 0 . U s e r . O u L e v 1 "   r e a d o n l y = " F a l s e "   v i s i b l e = " T r u e "   r e q u i r e d = " F a l s e "   r e g e x = " "   v a l i d a t i o n m e s s a g e = " "   t o o l t i p = " "   t r a c k e d = " F a l s e " > < ! [ C D A T A [ K a n t o n   Z � r i c h ] ] > < / T e x t > + 
+                 < T e x t   i d = " S i g n e r _ 0 . U s e r . O u L e v 2 "   r o w = " 0 "   c o l u m n = " 0 "   c o l u m n s p a n = " 0 "   m u l t i l i n e = " F a l s e "   m u l t i l i n e r o w s = " 3 "   l o c k e d = " F a l s e "   l a b e l = " S i g n e r _ 0 . U s e r . O u L e v 2 "   r e a d o n l y = " F a l s e "   v i s i b l e = " T r u e "   r e q u i r e d = " F a l s e "   r e g e x = " "   v a l i d a t i o n m e s s a g e = " "   t o o l t i p = " "   t r a c k e d = " F a l s e " > < ! [ C D A T A [ S i c h e r h e i t s d i r e k t i o n ] ] > < / T e x t > + 
+                 < T e x t   i d = " S i g n e r _ 0 . U s e r . O u L e v 3 "   r o w = " 0 "   c o l u m n = " 0 "   c o l u m n s p a n = " 0 "   m u l t i l i n e = " F a l s e "   m u l t i l i n e r o w s = " 3 "   l o c k e d = " F a l s e "   l a b e l = " S i g n e r _ 0 . U s e r . O u L e v 3 "   r e a d o n l y = " F a l s e "   v i s i b l e = " T r u e "   r e q u i r e d = " F a l s e "   r e g e x = " "   v a l i d a t i o n m e s s a g e = " "   t o o l t i p = " "   t r a c k e d = " F a l s e " > < ! [ C D A T A [ K a n t o n a l e s   S o z i a l a m t ] ] > < / T e x t > + 
+                 < T e x t   i d = " S i g n e r _ 0 . U s e r . O u L e v 4 "   r o w = " 0 "   c o l u m n = " 0 "   c o l u m n s p a n = " 0 "   m u l t i l i n e = " F a l s e "   m u l t i l i n e r o w s = " 3 "   l o c k e d = " F a l s e "   l a b e l = " S i g n e r _ 0 . U s e r . O u L e v 4 "   r e a d o n l y = " F a l s e "   v i s i b l e = " T r u e "   r e q u i r e d = " F a l s e "   r e g e x = " "   v a l i d a t i o n m e s s a g e = " "   t o o l t i p = " "   t r a c k e d = " F a l s e " > < ! [ C D A T A [   ] ] > < / T e x t > + 
+                 < T e x t   i d = " S i g n e r _ 0 . U s e r . O u L e v 5 "   r o w = " 0 "   c o l u m n = " 0 "   c o l u m n s p a n = " 0 "   m u l t i l i n e = " F a l s e "   m u l t i l i n e r o w s = " 3 "   l o c k e d = " F a l s e "   l a b e l = " S i g n e r _ 0 . U s e r . O u L e v 5 "   r e a d o n l y = " F a l s e "   v i s i b l e = " T r u e "   r e q u i r e d = " F a l s e "   r e g e x = " "   v a l i d a t i o n m e s s a g e = " "   t o o l t i p = " "   t r a c k e d = " F a l s e " > < ! [ C D A T A [   ] ] > < / T e x t > + 
+                 < T e x t   i d = " S i g n e r _ 0 . U s e r . O u L e v 6 "   r o w = " 0 "   c o l u m n = " 0 "   c o l u m n s p a n = " 0 "   m u l t i l i n e = " F a l s e "   m u l t i l i n e r o w s = " 3 "   l o c k e d = " F a l s e "   l a b e l = " S i g n e r _ 0 . U s e r . O u L e v 6 "   r e a d o n l y = " F a l s e "   v i s i b l e = " T r u e "   r e q u i r e d = " F a l s e "   r e g e x = " "   v a l i d a t i o n m e s s a g e = " "   t o o l t i p = " "   t r a c k e d = " F a l s e " > < ! [ C D A T A [   ] ] > < / T e x t > + 
+                 < T e x t   i d = " S i g n e r _ 0 . U s e r . O u L e v 7 "   r o w = " 0 "   c o l u m n = " 0 "   c o l u m n s p a n = " 0 "   m u l t i l i n e = " F a l s e "   m u l t i l i n e r o w s = " 3 "   l o c k e d = " F a l s e "   l a b e l = " S i g n e r _ 0 . U s e r . O u L e v 7 "   r e a d o n l y = " F a l s e "   v i s i b l e = " T r u e "   r e q u i r e d = " F a l s e "   r e g e x = " "   v a l i d a t i o n m e s s a g e = " "   t o o l t i p = " "   t r a c k e d = " F a l s e " > < ! [ C D A T A [   ] ] > < / T e x t > + 
+                 < T e x t   i d = " S i g n e r _ 0 . U s e r . O u M a i l "   r o w = " 0 "   c o l u m n = " 0 "   c o l u m n s p a n = " 0 "   m u l t i l i n e = " F a l s e "   m u l t i l i n e r o w s = " 3 "   l o c k e d = " F a l s e "   l a b e l = " S i g n e r _ 0 . U s e r . O u M a i l "   r e a d o n l y = " F a l s e "   v i s i b l e = " T r u e "   r e q u i r e d = " F a l s e "   r e g e x = " "   v a l i d a t i o n m e s s a g e = " "   t o o l t i p = " "   t r a c k e d = " F a l s e " > < ! [ C D A T A [ i n f o @ s a . z h . c h ] ] > < / T e x t > + 
+                 < T e x t   i d = " S i g n e r _ 0 . U s e r . O u P h o n e "   r o w = " 0 "   c o l u m n = " 0 "   c o l u m n s p a n = " 0 "   m u l t i l i n e = " F a l s e "   m u l t i l i n e r o w s = " 3 "   l o c k e d = " F a l s e "   l a b e l = " S i g n e r _ 0 . U s e r . O u P h o n e "   r e a d o n l y = " F a l s e "   v i s i b l e = " T r u e "   r e q u i r e d = " F a l s e "   r e g e x = " "   v a l i d a t i o n m e s s a g e = " "   t o o l t i p = " "   t r a c k e d = " F a l s e " > < ! [ C D A T A [ + 4 1   4 3   2 5 9   2 4   5 1 ] ] > < / T e x t > + 
+                 < T e x t   i d = " S i g n e r _ 0 . U s e r . P h o n e "   r o w = " 0 "   c o l u m n = " 0 "   c o l u m n s p a n = " 0 "   m u l t i l i n e = " F a l s e "   m u l t i l i n e r o w s = " 3 "   l o c k e d = " F a l s e "   l a b e l = " S i g n e r _ 0 . U s e r . P h o n e "   r e a d o n l y = " F a l s e "   v i s i b l e = " T r u e "   r e q u i r e d = " F a l s e "   r e g e x = " "   v a l i d a t i o n m e s s a g e = " "   t o o l t i p = " "   t r a c k e d = " F a l s e " > < ! [ C D A T A [ + 4 1   4 3   2 5 9   2 4   5 0 ] ] > < / T e x t > + 
+                 < T e x t   i d = " S i g n e r _ 0 . U s e r . P o s t a l . C i t y "   r o w = " 0 "   c o l u m n = " 0 "   c o l u m n s p a n = " 0 "   m u l t i l i n e = " F a l s e "   m u l t i l i n e r o w s = " 3 "   l o c k e d = " F a l s e "   l a b e l = " S i g n e r _ 0 . U s e r . P o s t a l . C i t y "   r e a d o n l y = " F a l s e "   v i s i b l e = " T r u e "   r e q u i r e d = " F a l s e "   r e g e x = " "   v a l i d a t i o n m e s s a g e = " "   t o o l t i p = " "   t r a c k e d = " F a l s e " > < ! [ C D A T A [ Z � r i c h ] ] > < / T e x t > + 
+                 < T e x t   i d = " S i g n e r _ 0 . U s e r . P o s t a l . O f f i c e N a m e "   r o w = " 0 "   c o l u m n = " 0 "   c o l u m n s p a n = " 0 "   m u l t i l i n e = " F a l s e "   m u l t i l i n e r o w s = " 3 "   l o c k e d = " F a l s e "   l a b e l = " S i g n e r _ 0 . U s e r . P o s t a l . O f f i c e N a m e "   r e a d o n l y = " F a l s e "   v i s i b l e = " T r u e "   r e q u i r e d = " F a l s e "   r e g e x = " "   v a l i d a t i o n m e s s a g e = " "   t o o l t i p = " "   t r a c k e d = " F a l s e " > < ! [ C D A T A [ 5 0 5 ] ] > < / T e x t > + 
+                 < T e x t   i d = " S i g n e r _ 0 . U s e r . P o s t a l . P O B o x "   r o w = " 0 "   c o l u m n = " 0 "   c o l u m n s p a n = " 0 "   m u l t i l i n e = " F a l s e "   m u l t i l i n e r o w s = " 3 "   l o c k e d = " F a l s e "   l a b e l = " S i g n e r _ 0 . U s e r . P o s t a l . P O B o x "   r e a d o n l y = " F a l s e "   v i s i b l e = " T r u e "   r e q u i r e d = " F a l s e "   r e g e x = " "   v a l i d a t i o n m e s s a g e = " "   t o o l t i p = " "   t r a c k e d = " F a l s e " > < ! [ C D A T A [ P o s t f a c h ] ] > < / T e x t > + 
+                 < T e x t   i d = " S i g n e r _ 0 . U s e r . P o s t a l . S t r e e t "   r o w = " 0 "   c o l u m n = " 0 "   c o l u m n s p a n = " 0 "   m u l t i l i n e = " F a l s e "   m u l t i l i n e r o w s = " 3 "   l o c k e d = " F a l s e "   l a b e l = " S i g n e r _ 0 . U s e r . P o s t a l . S t r e e t "   r e a d o n l y = " F a l s e "   v i s i b l e = " T r u e "   r e q u i r e d = " F a l s e "   r e g e x = " "   v a l i d a t i o n m e s s a g e = " "   t o o l t i p = " "   t r a c k e d = " F a l s e " > < ! [ C D A T A [ S c h a f f h a u s e r s t r a s s e   7 8 ] ] > < / T e x t > + 
+                 < T e x t   i d = " S i g n e r _ 0 . U s e r . P o s t a l . Z i p "   r o w = " 0 "   c o l u m n = " 0 "   c o l u m n s p a n = " 0 "   m u l t i l i n e = " F a l s e "   m u l t i l i n e r o w s = " 3 "   l o c k e d = " F a l s e "   l a b e l = " S i g n e r _ 0 . U s e r . P o s t a l . Z i p "   r e a d o n l y = " F a l s e "   v i s i b l e = " T r u e "   r e q u i r e d = " F a l s e "   r e g e x = " "   v a l i d a t i o n m e s s a g e = " "   t o o l t i p = " "   t r a c k e d = " F a l s e " > < ! [ C D A T A [ 8 0 9 0 ] ] > < / T e x t > + 
+                 < T e x t   i d = " S i g n e r _ 0 . U s e r . S a l u t a t i o n "   r o w = " 0 "   c o l u m n = " 0 "   c o l u m n s p a n = " 0 "   m u l t i l i n e = " F a l s e "   m u l t i l i n e r o w s = " 3 "   l o c k e d = " F a l s e "   l a b e l = " S i g n e r _ 0 . U s e r . S a l u t a t i o n "   r e a d o n l y = " F a l s e "   v i s i b l e = " T r u e "   r e q u i r e d = " F a l s e "   r e g e x = " "   v a l i d a t i o n m e s s a g e = " "   t o o l t i p = " "   t r a c k e d = " F a l s e " > < ! [ C D A T A [ F r a u ] ] > < / T e x t > + 
+                 < T e x t   i d = " S i g n e r _ 0 . U s e r . T i t l e "   r o w = " 0 "   c o l u m n = " 0 "   c o l u m n s p a n = " 0 "   m u l t i l i n e = " F a l s e "   m u l t i l i n e r o w s = " 3 "   l o c k e d = " F a l s e "   l a b e l = " S i g n e r _ 0 . U s e r . T i t l e "   r e a d o n l y = " F a l s e "   v i s i b l e = " T r u e "   r e q u i r e d = " F a l s e "   r e g e x = " "   v a l i d a t i o n m e s s a g e = " "   t o o l t i p = " "   t r a c k e d = " F a l s e " > < ! [ C D A T A [   ] ] > < / T e x t > + 
+                 < T e x t   i d = " S i g n e r _ 0 . U s e r . U r l "   r o w = " 0 "   c o l u m n = " 0 "   c o l u m n s p a n = " 0 "   m u l t i l i n e = " F a l s e "   m u l t i l i n e r o w s = " 3 "   l o c k e d = " F a l s e "   l a b e l = " S i g n e r _ 0 . U s e r . U r l "   r e a d o n l y = " F a l s e "   v i s i b l e = " T r u e "   r e q u i r e d = " F a l s e "   r e g e x = " "   v a l i d a t i o n m e s s a g e = " "   t o o l t i p = " "   t r a c k e d = " F a l s e " > < ! [ C D A T A [ w w w . s o z i a l a m t . z h . c h ] ] > < / T e x t > + 
+             < / S i g n e r _ 0 > + 
+             < S i g n e r _ 1   w i n d o w w i d t h = " 0 "   w i n d o w h e i g h t = " 0 "   m i n w i n d o w w i d t h = " 0 "   m a x w i n d o w w i d t h = " 0 "   m i n w i n d o w h e i g h t = " 0 "   m a x w i n d o w h e i g h t = " 0 " > + 
+                 < T e x t   i d = " S i g n e r _ 1 . I d "   r o w = " 0 "   c o l u m n = " 0 "   c o l u m n s p a n = " 0 "   m u l t i l i n e = " F a l s e "   m u l t i l i n e r o w s = " 3 "   l o c k e d = " F a l s e "   l a b e l = " S i g n e r _ 1 . I d "   r e a d o n l y = " F a l s e "   v i s i b l e = " T r u e "   r e q u i r e d = " F a l s e "   r e g e x = " "   v a l i d a t i o n m e s s a g e = " "   t o o l t i p = " "   t r a c k e d = " F a l s e " > < ! [ C D A T A [ 0 0 0 0 0 0 0 0 - 0 0 0 0 - 0 0 0 0 - 0 0 0 0 - 0 0 0 0 0 0 0 0 0 0 0 0 ] ] > < / T e x t > + 
+                 < T e x t   i d = " S i g n e r _ 1 . O r g a n i z a t i o n U n i t I d "   r o w = " 0 "   c o l u m n = " 0 "   c o l u m n s p a n = " 0 "   m u l t i l i n e = " F a l s e "   m u l t i l i n e r o w s = " 3 "   l o c k e d = " F a l s e "   l a b e l = " S i g n e r _ 1 . O r g a n i z a t i o n U n i t I d "   r e a d o n l y = " F a l s e "   v i s i b l e = " T r u e "   r e q u i r e d = " F a l s e "   r e g e x = " "   v a l i d a t i o n m e s s a g e = " "   t o o l t i p = " "   t r a c k e d = " F a l s e " > < ! [ C D A T A [   ] ] > < / T e x t > + 
+                 < T e x t   i d = " S i g n e r _ 1 . O r g . P o s t a l . C o u n t r y "   r o w = " 0 "   c o l u m n = " 0 "   c o l u m n s p a n = " 0 "   m u l t i l i n e = " F a l s e "   m u l t i l i n e r o w s = " 3 "   l o c k e d = " F a l s e "   l a b e l = " S i g n e r _ 1 . O r g . P o s t a l . C o u n t r y "   r e a d o n l y = " F a l s e "   v i s i b l e = " T r u e "   r e q u i r e d = " F a l s e "   r e g e x = " "   v a l i d a t i o n m e s s a g e = " "   t o o l t i p = " "   t r a c k e d = " F a l s e " > < ! [ C D A T A [   ] ] > < / T e x t > + 
+                 < T e x t   i d = " S i g n e r _ 1 . O r g . P o s t a l . L Z i p "   r o w = " 0 "   c o l u m n = " 0 "   c o l u m n s p a n = " 0 "   m u l t i l i n e = " F a l s e "   m u l t i l i n e r o w s = " 3 "   l o c k e d = " F a l s e "   l a b e l = " S i g n e r _ 1 . O r g . P o s t a l . L Z i p "   r e a d o n l y = " F a l s e "   v i s i b l e = " T r u e "   r e q u i r e d = " F a l s e "   r e g e x = " "   v a l i d a t i o n m e s s a g e = " "   t o o l t i p = " "   t r a c k e d = " F a l s e " > < ! [ C D A T A [   ] ] > < / T e x t > + 
+                 < T e x t   i d = " S i g n e r _ 1 . O r g . T i t l e "   r o w = " 0 "   c o l u m n = " 0 "   c o l u m n s p a n = " 0 "   m u l t i l i n e = " F a l s e "   m u l t i l i n e r o w s = " 3 "   l o c k e d = " F a l s e "   l a b e l = " S i g n e r _ 1 . O r g . T i t l e "   r e a d o n l y = " F a l s e "   v i s i b l e = " T r u e "   r e q u i r e d = " F a l s e "   r e g e x = " "   v a l i d a t i o n m e s s a g e = " "   t o o l t i p = " "   t r a c k e d = " F a l s e " > < ! [ C D A T A [   ] ] > < / T e x t > + 
+                 < T e x t   i d = " S i g n e r _ 1 . U s e r . A l i a s "   r o w = " 0 "   c o l u m n = " 0 "   c o l u m n s p a n = " 0 "   m u l t i l i n e = " F a l s e "   m u l t i l i n e r o w s = " 3 "   l o c k e d = " F a l s e "   l a b e l = " S i g n e r _ 1 . U s e r . A l i a s "   r e a d o n l y = " F a l s e "   v i s i b l e = " T r u e "   r e q u i r e d = " F a l s e "   r e g e x = " "   v a l i d a t i o n m e s s a g e = " "   t o o l t i p = " "   t r a c k e d = " F a l s e " > < ! [ C D A T A [   ] ] > < / T e x t > + 
+                 < T e x t   i d = " S i g n e r _ 1 . U s e r . E m a i l "   r o w = " 0 "   c o l u m n = " 0 "   c o l u m n s p a n = " 0 "   m u l t i l i n e = " F a l s e "   m u l t i l i n e r o w s = " 3 "   l o c k e d = " F a l s e "   l a b e l = " S i g n e r _ 1 . U s e r . E m a i l "   r e a d o n l y = " F a l s e "   v i s i b l e = " T r u e "   r e q u i r e d = " F a l s e "   r e g e x = " "   v a l i d a t i o n m e s s a g e = " "   t o o l t i p = " "   t r a c k e d = " F a l s e " > < ! [ C D A T A [   ] ] > < / T e x t > + 
+                 < T e x t   i d = " S i g n e r _ 1 . U s e r . F a x "   r o w = " 0 "   c o l u m n = " 0 "   c o l u m n s p a n = " 0 "   m u l t i l i n e = " F a l s e "   m u l t i l i n e r o w s = " 3 "   l o c k e d = " F a l s e "   l a b e l = " S i g n e r _ 1 . U s e r . F a x "   r e a d o n l y = " F a l s e "   v i s i b l e = " T r u e "   r e q u i r e d = " F a l s e "   r e g e x = " "   v a l i d a t i o n m e s s a g e = " "   t o o l t i p = " "   t r a c k e d = " F a l s e " > < ! [ C D A T A [   ] ] > < / T e x t > + 
+                 < T e x t   i d = " S i g n e r _ 1 . U s e r . F i r s t N a m e "   r o w = " 0 "   c o l u m n = " 0 "   c o l u m n s p a n = " 0 "   m u l t i l i n e = " F a l s e "   m u l t i l i n e r o w s = " 3 "   l o c k e d = " F a l s e "   l a b e l = " S i g n e r _ 1 . U s e r . F i r s t N a m e "   r e a d o n l y = " F a l s e "   v i s i b l e = " T r u e "   r e q u i r e d = " F a l s e "   r e g e x = " "   v a l i d a t i o n m e s s a g e = " "   t o o l t i p = " "   t r a c k e d = " F a l s e " > < ! [ C D A T A [   ] ] > < / T e x t > + 
+                 < T e x t   i d = " S i g n e r _ 1 . U s e r . F u n c t i o n "   r o w = " 0 "   c o l u m n = " 0 "   c o l u m n s p a n = " 0 "   m u l t i l i n e = " F a l s e "   m u l t i l i n e r o w s = " 3 "   l o c k e d = " F a l s e "   l a b e l = " S i g n e r _ 1 . U s e r . F u n c t i o n "   r e a d o n l y = " F a l s e "   v i s i b l e = " T r u e "   r e q u i r e d = " F a l s e "   r e g e x = " "   v a l i d a t i o n m e s s a g e = " "   t o o l t i p = " "   t r a c k e d = " F a l s e " > < ! [ C D A T A [   ] ] > < / T e x t > + 
+                 < T e x t   i d = " S i g n e r _ 1 . U s e r . J o b D e s c r i p t i o n "   r o w = " 0 "   c o l u m n = " 0 "   c o l u m n s p a n = " 0 "   m u l t i l i n e = " F a l s e "   m u l t i l i n e r o w s = " 3 "   l o c k e d = " F a l s e "   l a b e l = " S i g n e r _ 1 . U s e r . J o b D e s c r i p t i o n "   r e a d o n l y = " F a l s e "   v i s i b l e = " T r u e "   r e q u i r e d = " F a l s e "   r e g e x = " "   v a l i d a t i o n m e s s a g e = " "   t o o l t i p = " "   t r a c k e d = " F a l s e " > < ! [ C D A T A [   ] ] > < / T e x t > + 
+                 < T e x t   i d = " S i g n e r _ 1 . U s e r . L a s t N a m e "   r o w = " 0 "   c o l u m n = " 0 "   c o l u m n s p a n = " 0 "   m u l t i l i n e = " F a l s e "   m u l t i l i n e r o w s = " 3 "   l o c k e d = " F a l s e "   l a b e l = " S i g n e r _ 1 . U s e r . L a s t N a m e "   r e a d o n l y = " F a l s e "   v i s i b l e = " T r u e "   r e q u i r e d = " F a l s e "   r e g e x = " "   v a l i d a t i o n m e s s a g e = " "   t o o l t i p = " "   t r a c k e d = " F a l s e " > < ! [ C D A T A [   ] ] > < / T e x t > + 
+                 < T e x t   i d = " S i g n e r _ 1 . U s e r . O u L e v 1 "   r o w = " 0 "   c o l u m n = " 0 "   c o l u m n s p a n = " 0 "   m u l t i l i n e = " F a l s e "   m u l t i l i n e r o w s = " 3 "   l o c k e d = " F a l s e "   l a b e l = " S i g n e r _ 1 . U s e r . O u L e v 1 "   r e a d o n l y = " F a l s e "   v i s i b l e = " T r u e "   r e q u i r e d = " F a l s e "   r e g e x = " "   v a l i d a t i o n m e s s a g e = " "   t o o l t i p = " "   t r a c k e d = " F a l s e " > < ! [ C D A T A [   ] ] > < / T e x t > + 
+                 < T e x t   i d = " S i g n e r _ 1 . U s e r . O u L e v 2 "   r o w = " 0 "   c o l u m n = " 0 "   c o l u m n s p a n = " 0 "   m u l t i l i n e = " F a l s e "   m u l t i l i n e r o w s = " 3 "   l o c k e d = " F a l s e "   l a b e l = " S i g n e r _ 1 . U s e r . O u L e v 2 "   r e a d o n l y = " F a l s e "   v i s i b l e = " T r u e "   r e q u i r e d = " F a l s e "   r e g e x = " "   v a l i d a t i o n m e s s a g e = " "   t o o l t i p = " "   t r a c k e d = " F a l s e " > < ! [ C D A T A [   ] ] > < / T e x t > + 
+                 < T e x t   i d = " S i g n e r _ 1 . U s e r . O u L e v 3 "   r o w = " 0 "   c o l u m n = " 0 "   c o l u m n s p a n = " 0 "   m u l t i l i n e = " F a l s e "   m u l t i l i n e r o w s = " 3 "   l o c k e d = " F a l s e "   l a b e l = " S i g n e r _ 1 . U s e r . O u L e v 3 "   r e a d o n l y = " F a l s e "   v i s i b l e = " T r u e "   r e q u i r e d = " F a l s e "   r e g e x = " "   v a l i d a t i o n m e s s a g e = " "   t o o l t i p = " "   t r a c k e d = " F a l s e " > < ! [ C D A T A [   ] ] > < / T e x t > + 
+                 < T e x t   i d = " S i g n e r _ 1 . U s e r . O u L e v 4 "   r o w = " 0 "   c o l u m n = " 0 "   c o l u m n s p a n = " 0 "   m u l t i l i n e = " F a l s e "   m u l t i l i n e r o w s = " 3 "   l o c k e d = " F a l s e "   l a b e l = " S i g n e r _ 1 . U s e r . O u L e v 4 "   r e a d o n l y = " F a l s e "   v i s i b l e = " T r u e "   r e q u i r e d = " F a l s e "   r e g e x = " "   v a l i d a t i o n m e s s a g e = " "   t o o l t i p = " "   t r a c k e d = " F a l s e " > < ! [ C D A T A [   ] ] > < / T e x t > + 
+                 < T e x t   i d = " S i g n e r _ 1 . U s e r . O u L e v 5 "   r o w = " 0 "   c o l u m n = " 0 "   c o l u m n s p a n = " 0 "   m u l t i l i n e = " F a l s e "   m u l t i l i n e r o w s = " 3 "   l o c k e d = " F a l s e "   l a b e l = " S i g n e r _ 1 . U s e r . O u L e v 5 "   r e a d o n l y = " F a l s e "   v i s i b l e = " T r u e "   r e q u i r e d = " F a l s e "   r e g e x = " "   v a l i d a t i o n m e s s a g e = " "   t o o l t i p = " "   t r a c k e d = " F a l s e " > < ! [ C D A T A [   ] ] > < / T e x t > + 
+                 < T e x t   i d = " S i g n e r _ 1 . U s e r . O u L e v 6 "   r o w = " 0 "   c o l u m n = " 0 "   c o l u m n s p a n = " 0 "   m u l t i l i n e = " F a l s e "   m u l t i l i n e r o w s = " 3 "   l o c k e d = " F a l s e "   l a b e l = " S i g n e r _ 1 . U s e r . O u L e v 6 "   r e a d o n l y = " F a l s e "   v i s i b l e = " T r u e "   r e q u i r e d = " F a l s e "   r e g e x = " "   v a l i d a t i o n m e s s a g e = " "   t o o l t i p = " "   t r a c k e d = " F a l s e " > < ! [ C D A T A [   ] ] > < / T e x t > + 
+                 < T e x t   i d = " S i g n e r _ 1 . U s e r . O u L e v 7 "   r o w = " 0 "   c o l u m n = " 0 "   c o l u m n s p a n = " 0 "   m u l t i l i n e = " F a l s e "   m u l t i l i n e r o w s = " 3 "   l o c k e d = " F a l s e "   l a b e l = " S i g n e r _ 1 . U s e r . O u L e v 7 "   r e a d o n l y = " F a l s e "   v i s i b l e = " T r u e "   r e q u i r e d = " F a l s e "   r e g e x = " "   v a l i d a t i o n m e s s a g e = " "   t o o l t i p = " "   t r a c k e d = " F a l s e " > < ! [ C D A T A [   ] ] > < / T e x t > + 
+                 < T e x t   i d = " S i g n e r _ 1 . U s e r . O u M a i l "   r o w = " 0 "   c o l u m n = " 0 "   c o l u m n s p a n = " 0 "   m u l t i l i n e = " F a l s e "   m u l t i l i n e r o w s = " 3 "   l o c k e d = " F a l s e "   l a b e l = " S i g n e r _ 1 . U s e r . O u M a i l "   r e a d o n l y = " F a l s e "   v i s i b l e = " T r u e "   r e q u i r e d = " F a l s e "   r e g e x = " "   v a l i d a t i o n m e s s a g e = " "   t o o l t i p = " "   t r a c k e d = " F a l s e " > < ! [ C D A T A [   ] ] > < / T e x t > + 
+                 < T e x t   i d = " S i g n e r _ 1 . U s e r . O u P h o n e "   r o w = " 0 "   c o l u m n = " 0 "   c o l u m n s p a n = " 0 "   m u l t i l i n e = " F a l s e "   m u l t i l i n e r o w s = " 3 "   l o c k e d = " F a l s e "   l a b e l = " S i g n e r _ 1 . U s e r . O u P h o n e "   r e a d o n l y = " F a l s e "   v i s i b l e = " T r u e "   r e q u i r e d = " F a l s e "   r e g e x = " "   v a l i d a t i o n m e s s a g e = " "   t o o l t i p = " "   t r a c k e d = " F a l s e " > < ! [ C D A T A [   ] ] > < / T e x t > + 
+                 < T e x t   i d = " S i g n e r _ 1 . U s e r . P h o n e "   r o w = " 0 "   c o l u m n = " 0 "   c o l u m n s p a n = " 0 "   m u l t i l i n e = " F a l s e "   m u l t i l i n e r o w s = " 3 "   l o c k e d = " F a l s e "   l a b e l = " S i g n e r _ 1 . U s e r . P h o n e "   r e a d o n l y = " F a l s e "   v i s i b l e = " T r u e "   r e q u i r e d = " F a l s e "   r e g e x = " "   v a l i d a t i o n m e s s a g e = " "   t o o l t i p = " "   t r a c k e d = " F a l s e " > < ! [ C D A T A [   ] ] > < / T e x t > + 
+                 < T e x t   i d = " S i g n e r _ 1 . U s e r . P o s t a l . C i t y "   r o w = " 0 "   c o l u m n = " 0 "   c o l u m n s p a n = " 0 "   m u l t i l i n e = " F a l s e "   m u l t i l i n e r o w s = " 3 "   l o c k e d = " F a l s e "   l a b e l = " S i g n e r _ 1 . U s e r . P o s t a l . C i t y "   r e a d o n l y = " F a l s e "   v i s i b l e = " T r u e "   r e q u i r e d = " F a l s e "   r e g e x = " "   v a l i d a t i o n m e s s a g e = " "   t o o l t i p = " "   t r a c k e d = " F a l s e " > < ! [ C D A T A [   ] ] > < / T e x t > + 
+                 < T e x t   i d = " S i g n e r _ 1 . U s e r . P o s t a l . O f f i c e N a m e "   r o w = " 0 "   c o l u m n = " 0 "   c o l u m n s p a n = " 0 "   m u l t i l i n e = " F a l s e "   m u l t i l i n e r o w s = " 3 "   l o c k e d = " F a l s e "   l a b e l = " S i g n e r _ 1 . U s e r . P o s t a l . O f f i c e N a m e "   r e a d o n l y = " F a l s e "   v i s i b l e = " T r u e "   r e q u i r e d = " F a l s e "   r e g e x = " "   v a l i d a t i o n m e s s a g e = " "   t o o l t i p = " "   t r a c k e d = " F a l s e " > < ! [ C D A T A [   ] ] > < / T e x t > + 
+                 < T e x t   i d = " S i g n e r _ 1 . U s e r . P o s t a l . P O B o x "   r o w = " 0 "   c o l u m n = " 0 "   c o l u m n s p a n = " 0 "   m u l t i l i n e = " F a l s e "   m u l t i l i n e r o w s = " 3 "   l o c k e d = " F a l s e "   l a b e l = " S i g n e r _ 1 . U s e r . P o s t a l . P O B o x "   r e a d o n l y = " F a l s e "   v i s i b l e = " T r u e "   r e q u i r e d = " F a l s e "   r e g e x = " "   v a l i d a t i o n m e s s a g e = " "   t o o l t i p = " "   t r a c k e d = " F a l s e " > < ! [ C D A T A [   ] ] > < / T e x t > + 
+                 < T e x t   i d = " S i g n e r _ 1 . U s e r . P o s t a l . S t r e e t "   r o w = " 0 "   c o l u m n = " 0 "   c o l u m n s p a n = " 0 "   m u l t i l i n e = " F a l s e "   m u l t i l i n e r o w s = " 3 "   l o c k e d = " F a l s e "   l a b e l = " S i g n e r _ 1 . U s e r . P o s t a l . S t r e e t "   r e a d o n l y = " F a l s e "   v i s i b l e = " T r u e "   r e q u i r e d = " F a l s e "   r e g e x = " "   v a l i d a t i o n m e s s a g e = " "   t o o l t i p = " "   t r a c k e d = " F a l s e " > < ! [ C D A T A [   ] ] > < / T e x t > + 
+                 < T e x t   i d = " S i g n e r _ 1 . U s e r . P o s t a l . Z i p "   r o w = " 0 "   c o l u m n = " 0 "   c o l u m n s p a n = " 0 "   m u l t i l i n e = " F a l s e "   m u l t i l i n e r o w s = " 3 "   l o c k e d = " F a l s e "   l a b e l = " S i g n e r _ 1 . U s e r . P o s t a l . Z i p "   r e a d o n l y = " F a l s e "   v i s i b l e = " T r u e "   r e q u i r e d = " F a l s e "   r e g e x = " "   v a l i d a t i o n m e s s a g e = " "   t o o l t i p = " "   t r a c k e d = " F a l s e " > < ! [ C D A T A [   ] ] > < / T e x t > + 
+                 < T e x t   i d = " S i g n e r _ 1 . U s e r . S a l u t a t i o n "   r o w = " 0 "   c o l u m n = " 0 "   c o l u m n s p a n = " 0 "   m u l t i l i n e = " F a l s e "   m u l t i l i n e r o w s = " 3 "   l o c k e d = " F a l s e "   l a b e l = " S i g n e r _ 1 . U s e r . S a l u t a t i o n "   r e a d o n l y = " F a l s e "   v i s i b l e = " T r u e "   r e q u i r e d = " F a l s e "   r e g e x = " "   v a l i d a t i o n m e s s a g e = " "   t o o l t i p = " "   t r a c k e d = " F a l s e " > < ! [ C D A T A [   ] ] > < / T e x t > + 
+                 < T e x t   i d = " S i g n e r _ 1 . U s e r . T i t l e "   r o w = " 0 "   c o l u m n = " 0 "   c o l u m n s p a n = " 0 "   m u l t i l i n e = " F a l s e "   m u l t i l i n e r o w s = " 3 "   l o c k e d = " F a l s e "   l a b e l = " S i g n e r _ 1 . U s e r . T i t l e "   r e a d o n l y = " F a l s e "   v i s i b l e = " T r u e "   r e q u i r e d = " F a l s e "   r e g e x = " "   v a l i d a t i o n m e s s a g e = " "   t o o l t i p = " "   t r a c k e d = " F a l s e " > < ! [ C D A T A [   ] ] > < / T e x t > + 
+                 < T e x t   i d = " S i g n e r _ 1 . U s e r . U r l "   r o w = " 0 "   c o l u m n = " 0 "   c o l u m n s p a n = " 0 "   m u l t i l i n e = " F a l s e "   m u l t i l i n e r o w s = " 3 "   l o c k e d = " F a l s e "   l a b e l = " S i g n e r _ 1 . U s e r . U r l "   r e a d o n l y = " F a l s e "   v i s i b l e = " T r u e "   r e q u i r e d = " F a l s e "   r e g e x = " "   v a l i d a t i o n m e s s a g e = " "   t o o l t i p = " "   t r a c k e d = " F a l s e " > < ! [ C D A T A [   ] ] > < / T e x t > + 
+             < / S i g n e r _ 1 > + 
+             < S i g n e r _ 2   w i n d o w w i d t h = " 0 "   w i n d o w h e i g h t = " 0 "   m i n w i n d o w w i d t h = " 0 "   m a x w i n d o w w i d t h = " 0 "   m i n w i n d o w h e i g h t = " 0 "   m a x w i n d o w h e i g h t = " 0 " > + 
+                 < T e x t   i d = " S i g n e r _ 2 . I d "   r o w = " 0 "   c o l u m n = " 0 "   c o l u m n s p a n = " 0 "   m u l t i l i n e = " F a l s e "   m u l t i l i n e r o w s = " 3 "   l o c k e d = " F a l s e "   l a b e l = " S i g n e r _ 2 . I d "   r e a d o n l y = " F a l s e "   v i s i b l e = " T r u e "   r e q u i r e d = " F a l s e "   r e g e x = " "   v a l i d a t i o n m e s s a g e = " "   t o o l t i p = " "   t r a c k e d = " F a l s e " > < ! [ C D A T A [ 0 0 0 0 0 0 0 0 - 0 0 0 0 - 0 0 0 0 - 0 0 0 0 - 0 0 0 0 0 0 0 0 0 0 0 0 ] ] > < / T e x t > + 
+                 < T e x t   i d = " S i g n e r _ 2 . O r g a n i z a t i o n U n i t I d "   r o w = " 0 "   c o l u m n = " 0 "   c o l u m n s p a n = " 0 "   m u l t i l i n e = " F a l s e "   m u l t i l i n e r o w s = " 3 "   l o c k e d = " F a l s e "   l a b e l = " S i g n e r _ 2 . O r g a n i z a t i o n U n i t I d "   r e a d o n l y = " F a l s e "   v i s i b l e = " T r u e "   r e q u i r e d = " F a l s e "   r e g e x = " "   v a l i d a t i o n m e s s a g e = " "   t o o l t i p = " "   t r a c k e d = " F a l s e " > < ! [ C D A T A [   ] ] > < / T e x t > + 
+                 < T e x t   i d = " S i g n e r _ 2 . O r g . P o s t a l . C o u n t r y "   r o w = " 0 "   c o l u m n = " 0 "   c o l u m n s p a n = " 0 "   m u l t i l i n e = " F a l s e "   m u l t i l i n e r o w s = " 3 "   l o c k e d = " F a l s e "   l a b e l = " S i g n e r _ 2 . O r g . P o s t a l . C o u n t r y "   r e a d o n l y = " F a l s e "   v i s i b l e = " T r u e "   r e q u i r e d = " F a l s e "   r e g e x = " "   v a l i d a t i o n m e s s a g e = " "   t o o l t i p = " "   t r a c k e d = " F a l s e " > < ! [ C D A T A [   ] ] > < / T e x t > + 
+                 < T e x t   i d = " S i g n e r _ 2 . O r g . P o s t a l . L Z i p "   r o w = " 0 "   c o l u m n = " 0 "   c o l u m n s p a n = " 0 "   m u l t i l i n e = " F a l s e "   m u l t i l i n e r o w s = " 3 "   l o c k e d = " F a l s e "   l a b e l = " S i g n e r _ 2 . O r g . P o s t a l . L Z i p "   r e a d o n l y = " F a l s e "   v i s i b l e = " T r u e "   r e q u i r e d = " F a l s e "   r e g e x = " "   v a l i d a t i o n m e s s a g e = " "   t o o l t i p = " "   t r a c k e d = " F a l s e " > < ! [ C D A T A [   ] ] > < / T e x t > + 
+                 < T e x t   i d = " S i g n e r _ 2 . O r g . T i t l e "   r o w = " 0 "   c o l u m n = " 0 "   c o l u m n s p a n = " 0 "   m u l t i l i n e = " F a l s e "   m u l t i l i n e r o w s = " 3 "   l o c k e d = " F a l s e "   l a b e l = " S i g n e r _ 2 . O r g . T i t l e "   r e a d o n l y = " F a l s e "   v i s i b l e = " T r u e "   r e q u i r e d = " F a l s e "   r e g e x = " "   v a l i d a t i o n m e s s a g e = " "   t o o l t i p = " "   t r a c k e d = " F a l s e " > < ! [ C D A T A [   ] ] > < / T e x t > + 
+                 < T e x t   i d = " S i g n e r _ 2 . U s e r . A l i a s "   r o w = " 0 "   c o l u m n = " 0 "   c o l u m n s p a n = " 0 "   m u l t i l i n e = " F a l s e "   m u l t i l i n e r o w s = " 3 "   l o c k e d = " F a l s e "   l a b e l = " S i g n e r _ 2 . U s e r . A l i a s "   r e a d o n l y = " F a l s e "   v i s i b l e = " T r u e "   r e q u i r e d = " F a l s e "   r e g e x = " "   v a l i d a t i o n m e s s a g e = " "   t o o l t i p = " "   t r a c k e d = " F a l s e " > < ! [ C D A T A [   ] ] > < / T e x t > + 
+                 < T e x t   i d = " S i g n e r _ 2 . U s e r . E m a i l "   r o w = " 0 "   c o l u m n = " 0 "   c o l u m n s p a n = " 0 "   m u l t i l i n e = " F a l s e "   m u l t i l i n e r o w s = " 3 "   l o c k e d = " F a l s e "   l a b e l = " S i g n e r _ 2 . U s e r . E m a i l "   r e a d o n l y = " F a l s e "   v i s i b l e = " T r u e "   r e q u i r e d = " F a l s e "   r e g e x = " "   v a l i d a t i o n m e s s a g e = " "   t o o l t i p = " "   t r a c k e d = " F a l s e " > < ! [ C D A T A [   ] ] > < / T e x t > + 
+                 < T e x t   i d = " S i g n e r _ 2 . U s e r . F a x "   r o w = " 0 "   c o l u m n = " 0 "   c o l u m n s p a n = " 0 "   m u l t i l i n e = " F a l s e "   m u l t i l i n e r o w s = " 3 "   l o c k e d = " F a l s e "   l a b e l = " S i g n e r _ 2 . U s e r . F a x "   r e a d o n l y = " F a l s e "   v i s i b l e = " T r u e "   r e q u i r e d = " F a l s e "   r e g e x = " "   v a l i d a t i o n m e s s a g e = " "   t o o l t i p = " "   t r a c k e d = " F a l s e " > < ! [ C D A T A [   ] ] > < / T e x t > + 
+                 < T e x t   i d = " S i g n e r _ 2 . U s e r . F i r s t N a m e "   r o w = " 0 "   c o l u m n = " 0 "   c o l u m n s p a n = " 0 "   m u l t i l i n e = " F a l s e "   m u l t i l i n e r o w s = " 3 "   l o c k e d = " F a l s e "   l a b e l = " S i g n e r _ 2 . U s e r . F i r s t N a m e "   r e a d o n l y = " F a l s e "   v i s i b l e = " T r u e "   r e q u i r e d = " F a l s e "   r e g e x = " "   v a l i d a t i o n m e s s a g e = " "   t o o l t i p = " "   t r a c k e d = " F a l s e " > < ! [ C D A T A [   ] ] > < / T e x t > + 
+                 < T e x t   i d = " S i g n e r _ 2 . U s e r . F u n c t i o n "   r o w = " 0 "   c o l u m n = " 0 "   c o l u m n s p a n = " 0 "   m u l t i l i n e = " F a l s e "   m u l t i l i n e r o w s = " 3 "   l o c k e d = " F a l s e "   l a b e l = " S i g n e r _ 2 . U s e r . F u n c t i o n "   r e a d o n l y = " F a l s e "   v i s i b l e = " T r u e "   r e q u i r e d = " F a l s e "   r e g e x = " "   v a l i d a t i o n m e s s a g e = " "   t o o l t i p = " "   t r a c k e d = " F a l s e " > < ! [ C D A T A [   ] ] > < / T e x t > + 
+                 < T e x t   i d = " S i g n e r _ 2 . U s e r . J o b D e s c r i p t i o n "   r o w = " 0 "   c o l u m n = " 0 "   c o l u m n s p a n = " 0 "   m u l t i l i n e = " F a l s e "   m u l t i l i n e r o w s = " 3 "   l o c k e d = " F a l s e "   l a b e l = " S i g n e r _ 2 . U s e r . J o b D e s c r i p t i o n "   r e a d o n l y = " F a l s e "   v i s i b l e = " T r u e "   r e q u i r e d = " F a l s e "   r e g e x = " "   v a l i d a t i o n m e s s a g e = " "   t o o l t i p = " "   t r a c k e d = " F a l s e " > < ! [ C D A T A [   ] ] > < / T e x t > + 
+                 < T e x t   i d = " S i g n e r _ 2 . U s e r . L a s t N a m e "   r o w = " 0 "   c o l u m n = " 0 "   c o l u m n s p a n = " 0 "   m u l t i l i n e = " F a l s e "   m u l t i l i n e r o w s = " 3 "   l o c k e d = " F a l s e "   l a b e l = " S i g n e r _ 2 . U s e r . L a s t N a m e "   r e a d o n l y = " F a l s e "   v i s i b l e = " T r u e "   r e q u i r e d = " F a l s e "   r e g e x = " "   v a l i d a t i o n m e s s a g e = " "   t o o l t i p = " "   t r a c k e d = " F a l s e " > < ! [ C D A T A [   ] ] > < / T e x t > + 
+                 < T e x t   i d = " S i g n e r _ 2 . U s e r . O u L e v 1 "   r o w = " 0 "   c o l u m n = " 0 "   c o l u m n s p a n = " 0 "   m u l t i l i n e = " F a l s e "   m u l t i l i n e r o w s = " 3 "   l o c k e d = " F a l s e "   l a b e l = " S i g n e r _ 2 . U s e r . O u L e v 1 "   r e a d o n l y = " F a l s e "   v i s i b l e = " T r u e "   r e q u i r e d = " F a l s e "   r e g e x = " "   v a l i d a t i o n m e s s a g e = " "   t o o l t i p = " "   t r a c k e d = " F a l s e " > < ! [ C D A T A [   ] ] > < / T e x t > + 
+                 < T e x t   i d = " S i g n e r _ 2 . U s e r . O u L e v 2 "   r o w = " 0 "   c o l u m n = " 0 "   c o l u m n s p a n = " 0 "   m u l t i l i n e = " F a l s e "   m u l t i l i n e r o w s = " 3 "   l o c k e d = " F a l s e "   l a b e l = " S i g n e r _ 2 . U s e r . O u L e v 2 "   r e a d o n l y = " F a l s e "   v i s i b l e = " T r u e "   r e q u i r e d = " F a l s e "   r e g e x = " "   v a l i d a t i o n m e s s a g e = " "   t o o l t i p = " "   t r a c k e d = " F a l s e " > < ! [ C D A T A [   ] ] > < / T e x t > + 
+                 < T e x t   i d = " S i g n e r _ 2 . U s e r . O u L e v 3 "   r o w = " 0 "   c o l u m n = " 0 "   c o l u m n s p a n = " 0 "   m u l t i l i n e = " F a l s e "   m u l t i l i n e r o w s = " 3 "   l o c k e d = " F a l s e "   l a b e l = " S i g n e r _ 2 . U s e r . O u L e v 3 "   r e a d o n l y = " F a l s e "   v i s i b l e = " T r u e "   r e q u i r e d = " F a l s e "   r e g e x = " "   v a l i d a t i o n m e s s a g e = " "   t o o l t i p = " "   t r a c k e d = " F a l s e " > < ! [ C D A T A [   ] ] > < / T e x t > + 
+                 < T e x t   i d = " S i g n e r _ 2 . U s e r . O u L e v 4 "   r o w = " 0 "   c o l u m n = " 0 "   c o l u m n s p a n = " 0 "   m u l t i l i n e = " F a l s e "   m u l t i l i n e r o w s = " 3 "   l o c k e d = " F a l s e "   l a b e l = " S i g n e r _ 2 . U s e r . O u L e v 4 "   r e a d o n l y = " F a l s e "   v i s i b l e = " T r u e "   r e q u i r e d = " F a l s e "   r e g e x = " "   v a l i d a t i o n m e s s a g e = " "   t o o l t i p = " "   t r a c k e d = " F a l s e " > < ! [ C D A T A [   ] ] > < / T e x t > + 
+                 < T e x t   i d = " S i g n e r _ 2 . U s e r . O u L e v 5 "   r o w = " 0 "   c o l u m n = " 0 "   c o l u m n s p a n = " 0 "   m u l t i l i n e = " F a l s e "   m u l t i l i n e r o w s = " 3 "   l o c k e d = " F a l s e "   l a b e l = " S i g n e r _ 2 . U s e r . O u L e v 5 "   r e a d o n l y = " F a l s e "   v i s i b l e = " T r u e "   r e q u i r e d = " F a l s e "   r e g e x = " "   v a l i d a t i o n m e s s a g e = " "   t o o l t i p = " "   t r a c k e d = " F a l s e " > < ! [ C D A T A [   ] ] > < / T e x t > + 
+                 < T e x t   i d = " S i g n e r _ 2 . U s e r . O u L e v 6 "   r o w = " 0 "   c o l u m n = " 0 "   c o l u m n s p a n = " 0 "   m u l t i l i n e = " F a l s e "   m u l t i l i n e r o w s = " 3 "   l o c k e d = " F a l s e "   l a b e l = " S i g n e r _ 2 . U s e r . O u L e v 6 "   r e a d o n l y = " F a l s e "   v i s i b l e = " T r u e "   r e q u i r e d = " F a l s e "   r e g e x = " "   v a l i d a t i o n m e s s a g e = " "   t o o l t i p = " "   t r a c k e d = " F a l s e " > < ! [ C D A T A [   ] ] > < / T e x t > + 
+                 < T e x t   i d = " S i g n e r _ 2 . U s e r . O u L e v 7 "   r o w = " 0 "   c o l u m n = " 0 "   c o l u m n s p a n = " 0 "   m u l t i l i n e = " F a l s e "   m u l t i l i n e r o w s = " 3 "   l o c k e d = " F a l s e "   l a b e l = " S i g n e r _ 2 . U s e r . O u L e v 7 "   r e a d o n l y = " F a l s e "   v i s i b l e = " T r u e "   r e q u i r e d = " F a l s e "   r e g e x = " "   v a l i d a t i o n m e s s a g e = " "   t o o l t i p = " "   t r a c k e d = " F a l s e " > < ! [ C D A T A [   ] ] > < / T e x t > + 
+                 < T e x t   i d = " S i g n e r _ 2 . U s e r . O u M a i l "   r o w = " 0 "   c o l u m n = " 0 "   c o l u m n s p a n = " 0 "   m u l t i l i n e = " F a l s e "   m u l t i l i n e r o w s = " 3 "   l o c k e d = " F a l s e "   l a b e l = " S i g n e r _ 2 . U s e r . O u M a i l "   r e a d o n l y = " F a l s e "   v i s i b l e = " T r u e "   r e q u i r e d = " F a l s e "   r e g e x = " "   v a l i d a t i o n m e s s a g e = " "   t o o l t i p = " "   t r a c k e d = " F a l s e " > < ! [ C D A T A [   ] ] > < / T e x t > + 
+                 < T e x t   i d = " S i g n e r _ 2 . U s e r . O u P h o n e "   r o w = " 0 "   c o l u m n = " 0 "   c o l u m n s p a n = " 0 "   m u l t i l i n e = " F a l s e "   m u l t i l i n e r o w s = " 3 "   l o c k e d = " F a l s e "   l a b e l = " S i g n e r _ 2 . U s e r . O u P h o n e "   r e a d o n l y = " F a l s e "   v i s i b l e = " T r u e "   r e q u i r e d = " F a l s e "   r e g e x = " "   v a l i d a t i o n m e s s a g e = " "   t o o l t i p = " "   t r a c k e d = " F a l s e " > < ! [ C D A T A [   ] ] > < / T e x t > + 
+                 < T e x t   i d = " S i g n e r _ 2 . U s e r . P h o n e "   r o w = " 0 "   c o l u m n = " 0 "   c o l u m n s p a n = " 0 "   m u l t i l i n e = " F a l s e "   m u l t i l i n e r o w s = " 3 "   l o c k e d = " F a l s e "   l a b e l = " S i g n e r _ 2 . U s e r . P h o n e "   r e a d o n l y = " F a l s e "   v i s i b l e = " T r u e "   r e q u i r e d = " F a l s e "   r e g e x = " "   v a l i d a t i o n m e s s a g e = " "   t o o l t i p = " "   t r a c k e d = " F a l s e " > < ! [ C D A T A [   ] ] > < / T e x t > + 
+                 < T e x t   i d = " S i g n e r _ 2 . U s e r . P o s t a l . C i t y "   r o w = " 0 "   c o l u m n = " 0 "   c o l u m n s p a n = " 0 "   m u l t i l i n e = " F a l s e "   m u l t i l i n e r o w s = " 3 "   l o c k e d = " F a l s e "   l a b e l = " S i g n e r _ 2 . U s e r . P o s t a l . C i t y "   r e a d o n l y = " F a l s e "   v i s i b l e = " T r u e "   r e q u i r e d = " F a l s e "   r e g e x = " "   v a l i d a t i o n m e s s a g e = " "   t o o l t i p = " "   t r a c k e d = " F a l s e " > < ! [ C D A T A [   ] ] > < / T e x t > + 
+                 < T e x t   i d = " S i g n e r _ 2 . U s e r . P o s t a l . O f f i c e N a m e "   r o w = " 0 "   c o l u m n = " 0 "   c o l u m n s p a n = " 0 "   m u l t i l i n e = " F a l s e "   m u l t i l i n e r o w s = " 3 "   l o c k e d = " F a l s e "   l a b e l = " S i g n e r _ 2 . U s e r . P o s t a l . O f f i c e N a m e "   r e a d o n l y = " F a l s e "   v i s i b l e = " T r u e "   r e q u i r e d = " F a l s e "   r e g e x = " "   v a l i d a t i o n m e s s a g e = " "   t o o l t i p = " "   t r a c k e d = " F a l s e " > < ! [ C D A T A [   ] ] > < / T e x t > + 
+                 < T e x t   i d = " S i g n e r _ 2 . U s e r . P o s t a l . P O B o x "   r o w = " 0 "   c o l u m n = " 0 "   c o l u m n s p a n = " 0 "   m u l t i l i n e = " F a l s e "   m u l t i l i n e r o w s = " 3 "   l o c k e d = " F a l s e "   l a b e l = " S i g n e r _ 2 . U s e r . P o s t a l . P O B o x "   r e a d o n l y = " F a l s e "   v i s i b l e = " T r u e "   r e q u i r e d = " F a l s e "   r e g e x = " "   v a l i d a t i o n m e s s a g e = " "   t o o l t i p = " "   t r a c k e d = " F a l s e " > < ! [ C D A T A [   ] ] > < / T e x t > + 
+                 < T e x t   i d = " S i g n e r _ 2 . U s e r . P o s t a l . S t r e e t "   r o w = " 0 "   c o l u m n = " 0 "   c o l u m n s p a n = " 0 "   m u l t i l i n e = " F a l s e "   m u l t i l i n e r o w s = " 3 "   l o c k e d = " F a l s e "   l a b e l = " S i g n e r _ 2 . U s e r . P o s t a l . S t r e e t "   r e a d o n l y = " F a l s e "   v i s i b l e = " T r u e "   r e q u i r e d = " F a l s e "   r e g e x = " "   v a l i d a t i o n m e s s a g e = " "   t o o l t i p = " "   t r a c k e d = " F a l s e " > < ! [ C D A T A [   ] ] > < / T e x t > + 
+                 < T e x t   i d = " S i g n e r _ 2 . U s e r . P o s t a l . Z i p "   r o w = " 0 "   c o l u m n = " 0 "   c o l u m n s p a n = " 0 "   m u l t i l i n e = " F a l s e "   m u l t i l i n e r o w s = " 3 "   l o c k e d = " F a l s e "   l a b e l = " S i g n e r _ 2 . U s e r . P o s t a l . Z i p "   r e a d o n l y = " F a l s e "   v i s i b l e = " T r u e "   r e q u i r e d = " F a l s e "   r e g e x = " "   v a l i d a t i o n m e s s a g e = " "   t o o l t i p = " "   t r a c k e d = " F a l s e " > < ! [ C D A T A [   ] ] > < / T e x t > + 
+                 < T e x t   i d = " S i g n e r _ 2 . U s e r . S a l u t a t i o n "   r o w = " 0 "   c o l u m n = " 0 "   c o l u m n s p a n = " 0 "   m u l t i l i n e = " F a l s e "   m u l t i l i n e r o w s = " 3 "   l o c k e d = " F a l s e "   l a b e l = " S i g n e r _ 2 . U s e r . S a l u t a t i o n "   r e a d o n l y = " F a l s e "   v i s i b l e = " T r u e "   r e q u i r e d = " F a l s e "   r e g e x = " "   v a l i d a t i o n m e s s a g e = " "   t o o l t i p = " "   t r a c k e d = " F a l s e " > < ! [ C D A T A [   ] ] > < / T e x t > + 
+                 < T e x t   i d = " S i g n e r _ 2 . U s e r . T i t l e "   r o w = " 0 "   c o l u m n = " 0 "   c o l u m n s p a n = " 0 "   m u l t i l i n e = " F a l s e "   m u l t i l i n e r o w s = " 3 "   l o c k e d = " F a l s e "   l a b e l = " S i g n e r _ 2 . U s e r . T i t l e "   r e a d o n l y = " F a l s e "   v i s i b l e = " T r u e "   r e q u i r e d = " F a l s e "   r e g e x = " "   v a l i d a t i o n m e s s a g e = " "   t o o l t i p = " "   t r a c k e d = " F a l s e " > < ! [ C D A T A [   ] ] > < / T e x t > + 
+                 < T e x t   i d = " S i g n e r _ 2 . U s e r . U r l "   r o w = " 0 "   c o l u m n = " 0 "   c o l u m n s p a n = " 0 "   m u l t i l i n e = " F a l s e "   m u l t i l i n e r o w s = " 3 "   l o c k e d = " F a l s e "   l a b e l = " S i g n e r _ 2 . U s e r . U r l "   r e a d o n l y = " F a l s e "   v i s i b l e = " T r u e "   r e q u i r e d = " F a l s e "   r e g e x = " "   v a l i d a t i o n m e s s a g e = " "   t o o l t i p = " "   t r a c k e d = " F a l s e " > < ! [ C D A T A [   ] ] > < / T e x t > + 
+             < / S i g n e r _ 2 > + 
+             < P a r a m e t e r   w i n d o w w i d t h = " 7 5 0 "   w i n d o w h e i g h t = " 0 "   m i n w i n d o w w i d t h = " 0 "   m a x w i n d o w w i d t h = " 0 "   m i n w i n d o w h e i g h t = " 0 "   m a x w i n d o w h e i g h t = " 0 " > + 
+                 < D a t e T i m e   i d = " D o c P a r a m . D a t e "   l i d = " D e u t s c h   ( D e u t s c h l a n d ) "   f o r m a t = " d .   M M M M   y y y y "   c a l e n d e r = " G r e g o r "   r o w = " 0 "   c o l u m n = " 1 "   c o l u m n s p a n = " 1 "   l o c k e d = " F a l s e "   l a b e l = " D a t u m "   r e a d o n l y = " F a l s e "   v i s i b l e = " T r u e "   t o o l t i p = " "   t r a c k e d = " F a l s e " > 2 0 1 9 - 0 7 - 1 8 T 0 0 : 0 0 : 0 0 Z < / D a t e T i m e > + 
+                 < C h e c k B o x   i d = " D o c P a r a m . D a t e H i d e D a y "   r o w = " 0 "   c o l u m n = " 2 "   c o l u m n s p a n = " 1 "   i s i n p u t e n a b l e d = " F a l s e "   l o c k e d = " F a l s e "   l a b e l = " T a g   v e r b e r g e n "   r e a d o n l y = " F a l s e "   v i s i b l e = " T r u e "   t o o l t i p = " "   t r a c k e d = " F a l s e " > f a l s e < / C h e c k B o x > + 
+                 < T e x t   i d = " T e x t D o c P a r a m . D a t e H i d e D a y "   r o w = " 0 "   c o l u m n = " 0 "   c o l u m n s p a n = " 0 "   m u l t i l i n e = " F a l s e "   m u l t i l i n e r o w s = " 3 "   l o c k e d = " F a l s e "   l a b e l = " T a g   v e r b e r g e n t e x t "   r e a d o n l y = " F a l s e "   v i s i b l e = " F a l s e "   r e q u i r e d = " F a l s e "   r e g e x = " "   v a l i d a t i o n m e s s a g e = " "   t o o l t i p = " "   t r a c k e d = " F a l s e " > < ! [ C D A T A [ T a g   v e r b e r g e n ] ] > < / T e x t > + 
+                 < T e x t   i d = " D o c P a r a m . F o o t e r N r "   r o w = " 2 "   c o l u m n = " 1 "   c o l u m n s p a n = " 1 "   m u l t i l i n e = " F a l s e "   m u l t i l i n e r o w s = " 3 "   l o c k e d = " F a l s e "   l a b e l = " N r   ( F u s s z e i l e ) "   r e a d o n l y = " F a l s e "   v i s i b l e = " F a l s e "   r e q u i r e d = " F a l s e "   r e g e x = " "   v a l i d a t i o n m e s s a g e = " "   t o o l t i p = " "   t r a c k e d = " F a l s e " > < ! [ C D A T A [   ] ] > < / T e x t > + 
+                 < T e x t   i d = " D o c P a r a m . H e a d e r S u b j e c t "   r o w = " 1 "   c o l u m n = " 1 "   c o l u m n s p a n = " 2 "   m u l t i l i n e = " T r u e "   m u l t i l i n e r o w s = " 1 . 5 "   l o c k e d = " F a l s e "   l a b e l = " T e x t   F o l g e s e i t e n "   r e a d o n l y = " F a l s e "   v i s i b l e = " T r u e "   r e q u i r e d = " F a l s e "   r e g e x = " "   v a l i d a t i o n m e s s a g e = " "   t o o l t i p = " "   t r a c k e d = " F a l s e " > < ! [ C D A T A [   ] ] > < / T e x t > + 
+                 < D a t e T i m e   i d = " D o c P a r a m . H i d d e n . C r e a t i o n T i m e "   l i d = " D e u t s c h   ( D e u t s c h l a n d ) "   f o r m a t = " d .   M M M M   y y y y "   c a l e n d e r = " G r e g o r "   r o w = " 0 "   c o l u m n = " 5 "   c o l u m n s p a n = " 0 "   l o c k e d = " F a l s e "   l a b e l = " "   r e a d o n l y = " F a l s e "   v i s i b l e = " F a l s e "   t o o l t i p = " "   t r a c k e d = " F a l s e " > 2 0 1 9 - 0 7 - 1 8 T 0 7 : 1 1 : 0 7 . 5 1 4 1 6 2 7 Z < / D a t e T i m e > + 
+                 < C h e c k B o x   i d = " D o c P a r a m . S h o w F o o t e r "   r o w = " 2 "   c o l u m n = " 2 "   c o l u m n s p a n = " 1 "   i s i n p u t e n a b l e d = " F a l s e "   l o c k e d = " F a l s e "   l a b e l = " a n z e i g e n "   r e a d o n l y = " F a l s e "   v i s i b l e = " F a l s e "   t o o l t i p = " "   t r a c k e d = " F a l s e " > f a l s e < / C h e c k B o x > + 
+                 < T e x t   i d = " T e x t D o c P a r a m . S h o w F o o t e r "   r o w = " 0 "   c o l u m n = " 0 "   c o l u m n s p a n = " 0 "   m u l t i l i n e = " F a l s e "   m u l t i l i n e r o w s = " 3 "   l o c k e d = " F a l s e "   l a b e l = " a n z e i g e n t e x t "   r e a d o n l y = " F a l s e "   v i s i b l e = " F a l s e "   r e q u i r e d = " F a l s e "   r e g e x = " "   v a l i d a t i o n m e s s a g e = " "   t o o l t i p = " "   t r a c k e d = " F a l s e " > < ! [ C D A T A [ a n z e i g e n ] ] > < / T e x t > + 
+                 < C h e c k B o x   i d = " D o c P a r a m . S h o w H e a d e r S u b j e c t "   r o w = " 1 "   c o l u m n = " 3 "   c o l u m n s p a n = " 1 "   i s i n p u t e n a b l e d = " F a l s e "   l o c k e d = " F a l s e "   l a b e l = " a n z e i g e n "   r e a d o n l y = " F a l s e "   v i s i b l e = " F a l s e "   t o o l t i p = " "   t r a c k e d = " F a l s e " > t r u e < / C h e c k B o x > + 
+                 < T e x t   i d = " T e x t D o c P a r a m . S h o w H e a d e r S u b j e c t "   r o w = " 0 "   c o l u m n = " 0 "   c o l u m n s p a n = " 0 "   m u l t i l i n e = " F a l s e "   m u l t i l i n e r o w s = " 3 "   l o c k e d = " F a l s e "   l a b e l = " a n z e i g e n t e x t "   r e a d o n l y = " F a l s e "   v i s i b l e = " F a l s e "   r e q u i r e d = " F a l s e "   r e g e x = " "   v a l i d a t i o n m e s s a g e = " "   t o o l t i p = " "   t r a c k e d = " F a l s e " > < ! [ C D A T A [ a n z e i g e n ] ] > < / T e x t > + 
+                 < T e x t   i d = " S p e c i a l . C h e c k b o x G r o u p V i e w L i s t "   r o w = " 0 "   c o l u m n = " 0 "   c o l u m n s p a n = " 0 "   m u l t i l i n e = " F a l s e "   m u l t i l i n e r o w s = " 3 "   l o c k e d = " F a l s e "   l a b e l = " S p e c i a l . C h e c k b o x G r o u p V i e w L i s t "   r e a d o n l y = " F a l s e "   v i s i b l e = " F a l s e "   r e q u i r e d = " F a l s e "   r e g e x = " "   v a l i d a t i o n m e s s a g e = " "   t o o l t i p = " "   t r a c k e d = " F a l s e " > < ! [ C D A T A [ �%� a n z e i g e n ] ] > < / T e x t > + 
+                 < T e x t   i d = " S p e c i a l . C h e c k b o x G r o u p V i e w B o x "   r o w = " 0 "   c o l u m n = " 0 "   c o l u m n s p a n = " 0 "   m u l t i l i n e = " F a l s e "   m u l t i l i n e r o w s = " 3 "   l o c k e d = " F a l s e "   l a b e l = " S p e c i a l . C h e c k b o x G r o u p V i e w B o x "   r e a d o n l y = " F a l s e "   v i s i b l e = " F a l s e "   r e q u i r e d = " F a l s e "   r e g e x = " "   v a l i d a t i o n m e s s a g e = " "   t o o l t i p = " "   t r a c k e d = " F a l s e " > < ! [ C D A T A [ �"] ] > < / T e x t > + 
+                 < T e x t   i d = " S p e c i a l . C h e c k b o x G r o u p V i e w T e x t "   r o w = " 0 "   c o l u m n = " 0 "   c o l u m n s p a n = " 0 "   m u l t i l i n e = " F a l s e "   m u l t i l i n e r o w s = " 3 "   l o c k e d = " F a l s e "   l a b e l = " S p e c i a l . C h e c k b o x G r o u p V i e w T e x t "   r e a d o n l y = " F a l s e "   v i s i b l e = " F a l s e "   r e q u i r e d = " F a l s e "   r e g e x = " "   v a l i d a t i o n m e s s a g e = " "   t o o l t i p = " "   t r a c k e d = " F a l s e " > < ! [ C D A T A [ a n z e i g e n ] ] > < / T e x t > + 
+                 < T e x t   i d = " S p e c i a l . C h e c k b o x G r o u p V i e w B o x A n d T e x t "   r o w = " 0 "   c o l u m n = " 0 "   c o l u m n s p a n = " 0 "   m u l t i l i n e = " F a l s e "   m u l t i l i n e r o w s = " 3 "   l o c k e d = " F a l s e "   l a b e l = " S p e c i a l . C h e c k b o x G r o u p V i e w B o x A n d T e x t "   r e a d o n l y = " F a l s e "   v i s i b l e = " F a l s e "   r e q u i r e d = " F a l s e "   r e g e x = " "   v a l i d a t i o n m e s s a g e = " "   t o o l t i p = " "   t r a c k e d = " F a l s e " > < ! [ C D A T A [ �"� a n z e i g e n ] ] > < / T e x t > + 
+             < / P a r a m e t e r > + 
+             < T o o l b o x   w i n d o w w i d t h = " 0 "   w i n d o w h e i g h t = " 0 "   m i n w i n d o w w i d t h = " 0 "   m a x w i n d o w w i d t h = " 0 "   m i n w i n d o w h e i g h t = " 0 "   m a x w i n d o w h e i g h t = " 0 " > + 
+                 < T e x t   i d = " D o c u m e n t P r o p e r t i e s . S a v e P a t h "   r o w = " 0 "   c o l u m n = " 0 "   c o l u m n s p a n = " 0 "   m u l t i l i n e = " F a l s e "   m u l t i l i n e r o w s = " 3 "   l o c k e d = " F a l s e "   l a b e l = " "   r e a d o n l y = " F a l s e "   v i s i b l e = " T r u e "   r e q u i r e d = " F a l s e "   r e g e x = " "   v a l i d a t i o n m e s s a g e = " "   t o o l t i p = " "   t r a c k e d = " F a l s e " > < ! [ C D A T A [ \ \ s d s a m z 0 0 1 1 . k t . k t z h . c h \ V D I _ I B I S _ P r o f i l d a t e n $ \ b 2 1 4 p u r \ D e s k t o p \ M A B   2 0 1 8 \ M A B   2 0 1 9   -   D o k u m e n t a t i o n s - F o r m u l a r   V 2 . d o c x ] ] > < / T e x t > + 
+                 < T e x t   i d = " D o c u m e n t P r o p e r t i e s . D o c u m e n t N a m e "   r o w = " 0 "   c o l u m n = " 0 "   c o l u m n s p a n = " 0 "   m u l t i l i n e = " F a l s e "   m u l t i l i n e r o w s = " 3 "   l o c k e d = " F a l s e "   l a b e l = " "   r e a d o n l y = " F a l s e "   v i s i b l e = " T r u e "   r e q u i r e d = " F a l s e "   r e g e x = " "   v a l i d a t i o n m e s s a g e = " "   t o o l t i p = " "   t r a c k e d = " F a l s e " > < ! [ C D A T A [ M A B   2 0 1 9   -   D o k u m e n t a t i o n s - F o r m u l a r   V 2 . d o c x ] ] > < / T e x t > + 
+                 < D a t e T i m e   i d = " D o c u m e n t P r o p e r t i e s . S a v e T i m e s t a m p "   l i d = " D e u t s c h   ( D e u t s c h l a n d ) "   f o r m a t = " "   c a l e n d e r = " "   r o w = " 0 "   c o l u m n = " 0 "   c o l u m n s p a n = " 0 "   l o c k e d = " F a l s e "   l a b e l = " "   r e a d o n l y = " F a l s e "   v i s i b l e = " T r u e "   t o o l t i p = " "   t r a c k e d = " F a l s e " > 2 0 1 9 - 1 1 - 0 7 T 0 9 : 5 4 : 2 0 . 2 2 3 5 3 5 1 Z < / D a t e T i m e > + 
+             < / T o o l b o x > + 
+             < S c r i p t i n g   w i n d o w w i d t h = " 0 "   w i n d o w h e i g h t = " 0 "   m i n w i n d o w w i d t h = " 0 "   m a x w i n d o w w i d t h = " 0 "   m i n w i n d o w h e i g h t = " 0 "   m a x w i n d o w h e i g h t = " 0 " > + 
+                 < T e x t   i d = " C u s t o m E l e m e n t s . S i g n e r 1 W i t h o u t F u n c t i o n "   r o w = " 0 "   c o l u m n = " 0 "   c o l u m n s p a n = " 0 "   m u l t i l i n e = " F a l s e "   m u l t i l i n e r o w s = " 3 "   l o c k e d = " F a l s e "   l a b e l = " C u s t o m E l e m e n t s . S i g n e r 1 W i t h o u t F u n c t i o n "   r e a d o n l y = " F a l s e "   v i s i b l e = " T r u e "   r e q u i r e d = " F a l s e "   r e g e x = " "   v a l i d a t i o n m e s s a g e = " "   t o o l t i p = " "   t r a c k e d = " F a l s e " > < ! [ C D A T A [ A n d r e a   L � b b e r s t e d t ] ] > < / T e x t > + 
+                 < T e x t   i d = " C u s t o m E l e m e n t s . S i g n e r 2 W i t h o u t F u n c t i o n "   r o w = " 0 "   c o l u m n = " 0 "   c o l u m n s p a n = " 0 "   m u l t i l i n e = " F a l s e "   m u l t i l i n e r o w s = " 3 "   l o c k e d = " F a l s e "   l a b e l = " C u s t o m E l e m e n t s . S i g n e r 2 W i t h o u t F u n c t i o n "   r e a d o n l y = " F a l s e "   v i s i b l e = " T r u e "   r e q u i r e d = " F a l s e "   r e g e x = " "   v a l i d a t i o n m e s s a g e = " "   t o o l t i p = " "   t r a c k e d = " F a l s e " > < ! [ C D A T A [   ] ] > < / T e x t > + 
+                 < T e x t   i d = " C u s t o m E l e m e n t s . S i g n e r 3 W i t h o u t F u n c t i o n "   r o w = " 0 "   c o l u m n = " 0 "   c o l u m n s p a n = " 0 "   m u l t i l i n e = " F a l s e "   m u l t i l i n e r o w s = " 3 "   l o c k e d = " F a l s e "   l a b e l = " C u s t o m E l e m e n t s . S i g n e r 3 W i t h o u t F u n c t i o n "   r e a d o n l y = " F a l s e "   v i s i b l e = " T r u e "   r e q u i r e d = " F a l s e "   r e g e x = " "   v a l i d a t i o n m e s s a g e = " "   t o o l t i p = " "   t r a c k e d = " F a l s e " > < ! [ C D A T A [   ] ] > < / T e x t > + 
+                 < T e x t   i d = " C u s t o m E l e m e n t s . L o g i c . T i t l e . C o n t a i n s . P r o f i l e . N a m e L i n e "   r o w = " 0 "   c o l u m n = " 0 "   c o l u m n s p a n = " 0 "   m u l t i l i n e = " F a l s e "   m u l t i l i n e r o w s = " 3 "   l o c k e d = " F a l s e "   l a b e l = " C u s t o m E l e m e n t s . L o g i c . T i t l e . C o n t a i n s . P r o f i l e . N a m e L i n e "   r e a d o n l y = " F a l s e "   v i s i b l e = " T r u e "   r e q u i r e d = " F a l s e "   r e g e x = " "   v a l i d a t i o n m e s s a g e = " "   t o o l t i p = " "   t r a c k e d = " F a l s e " > < ! [ C D A T A [   ] ] > < / T e x t > + 
+                 < T e x t   i d = " C u s t o m E l e m e n t s . L o g i c . T i t l e . C o n t a i n s . S i g n e r 1 . N a m e L i n e "   r o w = " 0 "   c o l u m n = " 0 "   c o l u m n s p a n = " 0 "   m u l t i l i n e = " F a l s e "   m u l t i l i n e r o w s = " 3 "   l o c k e d = " F a l s e "   l a b e l = " C u s t o m E l e m e n t s . L o g i c . T i t l e . C o n t a i n s . S i g n e r 1 . N a m e L i n e "   r e a d o n l y = " F a l s e "   v i s i b l e = " T r u e "   r e q u i r e d = " F a l s e "   r e g e x = " "   v a l i d a t i o n m e s s a g e = " "   t o o l t i p = " "   t r a c k e d = " F a l s e " > < ! [ C D A T A [   ] ] > < / T e x t > + 
+                 < T e x t   i d = " C u s t o m E l e m e n t s . L o g i c . T i t l e . C o n t a i n s . S i g n e r 2 . N a m e L i n e "   r o w = " 0 "   c o l u m n = " 0 "   c o l u m n s p a n = " 0 "   m u l t i l i n e = " F a l s e "   m u l t i l i n e r o w s = " 3 "   l o c k e d = " F a l s e "   l a b e l = " C u s t o m E l e m e n t s . L o g i c . T i t l e . C o n t a i n s . S i g n e r 2 . N a m e L i n e "   r e a d o n l y = " F a l s e "   v i s i b l e = " T r u e "   r e q u i r e d = " F a l s e "   r e g e x = " "   v a l i d a t i o n m e s s a g e = " "   t o o l t i p = " "   t r a c k e d = " F a l s e " > < ! [ C D A T A [   ] ] > < / T e x t > + 
+                 < T e x t   i d = " C u s t o m E l e m e n t s . L o g i c . T i t l e . C o n t a i n s . S i g n e r 3 . N a m e L i n e "   r o w = " 0 "   c o l u m n = " 0 "   c o l u m n s p a n = " 0 "   m u l t i l i n e = " F a l s e "   m u l t i l i n e r o w s = " 3 "   l o c k e d = " F a l s e "   l a b e l = " C u s t o m E l e m e n t s . L o g i c . T i t l e . C o n t a i n s . S i g n e r 3 . N a m e L i n e "   r e a d o n l y = " F a l s e "   v i s i b l e = " T r u e "   r e q u i r e d = " F a l s e "   r e g e x = " "   v a l i d a t i o n m e s s a g e = " "   t o o l t i p = " "   t r a c k e d = " F a l s e " > < ! [ C D A T A [   ] ] > < / T e x t > + 
+                 < T e x t   i d = " C u s t o m E l e m e n t s . L o g i c . T i t l e . E q u a l s . P r o f i l e . N a m e L i n e "   r o w = " 0 "   c o l u m n = " 0 "   c o l u m n s p a n = " 0 "   m u l t i l i n e = " F a l s e "   m u l t i l i n e r o w s = " 3 "   l o c k e d = " F a l s e "   l a b e l = " C u s t o m E l e m e n t s . L o g i c . T i t l e . E q u a l s . P r o f i l e . N a m e L i n e "   r e a d o n l y = " F a l s e "   v i s i b l e = " T r u e "   r e q u i r e d = " F a l s e "   r e g e x = " "   v a l i d a t i o n m e s s a g e = " "   t o o l t i p = " "   t r a c k e d = " F a l s e " > < ! [ C D A T A [   ] ] > < / T e x t > + 
+                 < T e x t   i d = " C u s t o m E l e m e n t s . L o g i c . T i t l e . E q u a l s . S i g n e r 1 . N a m e L i n e "   r o w = " 0 "   c o l u m n = " 0 "   c o l u m n s p a n = " 0 "   m u l t i l i n e = " F a l s e "   m u l t i l i n e r o w s = " 3 "   l o c k e d = " F a l s e "   l a b e l = " C u s t o m E l e m e n t s . L o g i c . T i t l e . E q u a l s . S i g n e r 1 . N a m e L i n e "   r e a d o n l y = " F a l s e "   v i s i b l e = " T r u e "   r e q u i r e d = " F a l s e "   r e g e x = " "   v a l i d a t i o n m e s s a g e = " "   t o o l t i p = " "   t r a c k e d = " F a l s e " > < ! [ C D A T A [   ] ] > < / T e x t > + 
+                 < T e x t   i d = " C u s t o m E l e m e n t s . L o g i c . T i t l e . E q u a l s . S i g n e r 2 . N a m e L i n e "   r o w = " 0 "   c o l u m n = " 0 "   c o l u m n s p a n = " 0 "   m u l t i l i n e = " F a l s e "   m u l t i l i n e r o w s = " 3 "   l o c k e d = " F a l s e "   l a b e l = " C u s t o m E l e m e n t s . L o g i c . T i t l e . E q u a l s . S i g n e r 2 . N a m e L i n e "   r e a d o n l y = " F a l s e "   v i s i b l e = " T r u e "   r e q u i r e d = " F a l s e "   r e g e x = " "   v a l i d a t i o n m e s s a g e = " "   t o o l t i p = " "   t r a c k e d = " F a l s e " > < ! [ C D A T A [   ] ] > < / T e x t > + 
+                 < T e x t   i d = " C u s t o m E l e m e n t s . L o g i c . T i t l e . E q u a l s . S i g n e r 3 . N a m e L i n e "   r o w = " 0 "   c o l u m n = " 0 "   c o l u m n s p a n = " 0 "   m u l t i l i n e = " F a l s e "   m u l t i l i n e r o w s = " 3 "   l o c k e d = " F a l s e "   l a b e l = " C u s t o m E l e m e n t s . L o g i c . T i t l e . E q u a l s . S i g n e r 3 . N a m e L i n e "   r e a d o n l y = " F a l s e "   v i s i b l e = " T r u e "   r e q u i r e d = " F a l s e "   r e g e x = " "   v a l i d a t i o n m e s s a g e = " "   t o o l t i p = " "   t r a c k e d = " F a l s e " > < ! [ C D A T A [   ] ] > < / T e x t > + 
+                 < T e x t   i d = " C u s t o m E l e m e n t s . H e a d e r . A d r e s s . E m p t y L i n e s "   r o w = " 0 "   c o l u m n = " 0 "   c o l u m n s p a n = " 0 "   m u l t i l i n e = " F a l s e "   m u l t i l i n e r o w s = " 3 "   l o c k e d = " F a l s e "   l a b e l = " C u s t o m E l e m e n t s . H e a d e r . A d r e s s . E m p t y L i n e s "   r e a d o n l y = " F a l s e "   v i s i b l e = " T r u e "   r e q u i r e d = " F a l s e "   r e g e x = " "   v a l i d a t i o n m e s s a g e = " "   t o o l t i p = " "   t r a c k e d = " F a l s e " > < ! [ C D A T A [ � ] ] > < / T e x t > + 
+                 < T e x t   i d = " C u s t o m E l e m e n t s . H e a d e r . S c r i p t 1 "   r o w = " 0 "   c o l u m n = " 0 "   c o l u m n s p a n = " 0 "   m u l t i l i n e = " F a l s e "   m u l t i l i n e r o w s = " 3 "   l o c k e d = " F a l s e "   l a b e l = " C u s t o m E l e m e n t s . H e a d e r . S c r i p t 1 "   r e a d o n l y = " F a l s e "   v i s i b l e = " T r u e "   r e q u i r e d = " F a l s e "   r e g e x = " "   v a l i d a t i o n m e s s a g e = " "   t o o l t i p = " "   t r a c k e d = " F a l s e " > < ! [ C D A T A [ K a n t o n   Z � r i c h + 
+ S i c h e r h e i t s d i r e k t i o n ] ] > < / T e x t > + 
+                 < T e x t   i d = " C u s t o m E l e m e n t s . H e a d e r . S c r i p t 2 "   r o w = " 0 "   c o l u m n = " 0 "   c o l u m n s p a n = " 0 "   m u l t i l i n e = " F a l s e "   m u l t i l i n e r o w s = " 3 "   l o c k e d = " F a l s e "   l a b e l = " C u s t o m E l e m e n t s . H e a d e r . S c r i p t 2 "   r e a d o n l y = " F a l s e "   v i s i b l e = " T r u e "   r e q u i r e d = " F a l s e "   r e g e x = " "   v a l i d a t i o n m e s s a g e = " "   t o o l t i p = " "   t r a c k e d = " F a l s e " > < ! [ C D A T A [ K a n t o n a l e s   S o z i a l a m t ] ] > < / T e x t > + 
+                 < T e x t   i d = " C u s t o m E l e m e n t s . H e a d e r . S c r i p t 3 "   r o w = " 0 "   c o l u m n = " 0 "   c o l u m n s p a n = " 0 "   m u l t i l i n e = " F a l s e "   m u l t i l i n e r o w s = " 3 "   l o c k e d = " F a l s e "   l a b e l = " C u s t o m E l e m e n t s . H e a d e r . S c r i p t 3 "   r e a d o n l y = " F a l s e "   v i s i b l e = " T r u e "   r e q u i r e d = " F a l s e "   r e g e x = " "   v a l i d a t i o n m e s s a g e = " "   t o o l t i p = " "   t r a c k e d = " F a l s e " > < ! [ C D A T A [   ] ] > < / T e x t > + 
+                 < T e x t   i d = " C u s t o m E l e m e n t s . H e a d e r . S c r i p t 4 "   r o w = " 0 "   c o l u m n = " 0 "   c o l u m n s p a n = " 0 "   m u l t i l i n e = " F a l s e "   m u l t i l i n e r o w s = " 3 "   l o c k e d = " F a l s e "   l a b e l = " C u s t o m E l e m e n t s . H e a d e r . S c r i p t 4 "   r e a d o n l y = " F a l s e "   v i s i b l e = " T r u e "   r e q u i r e d = " F a l s e "   r e g e x = " "   v a l i d a t i o n m e s s a g e = " "   t o o l t i p = " "   t r a c k e d = " F a l s e " > < ! [ C D A T A [ A n d r e a   L � b b e r s t e d t ] ] > < / T e x t > + 
+                 < T e x t   i d = " C u s t o m E l e m e n t s . H e a d e r . S c r i p t 5 "   r o w = " 0 "   c o l u m n = " 0 "   c o l u m n s p a n = " 0 "   m u l t i l i n e = " F a l s e "   m u l t i l i n e r o w s = " 3 "   l o c k e d = " F a l s e "   l a b e l = " C u s t o m E l e m e n t s . H e a d e r . S c r i p t 5 "   r e a d o n l y = " F a l s e "   v i s i b l e = " T r u e "   r e q u i r e d = " F a l s e "   r e g e x = " "   v a l i d a t i o n m e s s a g e = " "   t o o l t i p = " "   t r a c k e d = " F a l s e " > < ! [ C D A T A [ A m t s c h e f i n + 
+ S c h a f f h a u s e r s t r a s s e   7 8 + 
+ 8 0 9 0   Z � r i c h + 
+ T e l e f o n   + 4 1   4 3   2 5 9   2 4   5 0 + 
+ a n d r e a . l u e b b e r s t e d t @ s a . z h . c h + 
+ w w w . s o z i a l a m t . z h . c h ] ] > < / T e x t > + 
+                 < T e x t   i d = " C u s t o m E l e m e n t s . H e a d e r . K o n t a k t S c r i p t K o m p l e t t "   r o w = " 0 "   c o l u m n = " 0 "   c o l u m n s p a n = " 0 "   m u l t i l i n e = " F a l s e "   m u l t i l i n e r o w s = " 3 "   l o c k e d = " F a l s e "   l a b e l = " C u s t o m E l e m e n t s . H e a d e r . K o n t a k t S c r i p t K o m p l e t t "   r e a d o n l y = " F a l s e "   v i s i b l e = " T r u e "   r e q u i r e d = " F a l s e "   r e g e x = " "   v a l i d a t i o n m e s s a g e = " "   t o o l t i p = " "   t r a c k e d = " F a l s e " > < ! [ C D A T A [ K o n t a k t : + 
+ A n d r e a   L � b b e r s t e d t + 
+ A m t s c h e f i n + 
+ + 
+ S c h a f f h a u s e r s t r a s s e   7 8 + 
+ 8 0 9 0   Z � r i c h + 
+ T e l e f o n   + 4 1   4 3   2 5 9   2 4   5 0 + 
+ a n d r e a . l u e b b e r s t e d t @ s a . z h . c h + 
+ w w w . s o z i a l a m t . z h . c h ] ] > < / T e x t > + 
+                 < T e x t   i d = " C u s t o m E l e m e n t s . H e a d e r . R e f N r "   r o w = " 0 "   c o l u m n = " 0 "   c o l u m n s p a n = " 0 "   m u l t i l i n e = " F a l s e "   m u l t i l i n e r o w s = " 3 "   l o c k e d = " F a l s e "   l a b e l = " C u s t o m E l e m e n t s . H e a d e r . R e f N r "   r e a d o n l y = " F a l s e "   v i s i b l e = " T r u e "   r e q u i r e d = " F a l s e "   r e g e x = " "   v a l i d a t i o n m e s s a g e = " "   t o o l t i p = " "   t r a c k e d = " F a l s e " > < ! [ C D A T A [   ] ] > < / T e x t > + 
+                 < T e x t   i d = " C u s t o m E l e m e n t s . H e a d e r . T e x t F o l g e s e i t e n "   r o w = " 0 "   c o l u m n = " 0 "   c o l u m n s p a n = " 0 "   m u l t i l i n e = " F a l s e "   m u l t i l i n e r o w s = " 3 "   l o c k e d = " F a l s e "   l a b e l = " C u s t o m E l e m e n t s . H e a d e r . T e x t F o l g e s e i t e n "   r e a d o n l y = " F a l s e "   v i s i b l e = " T r u e "   r e q u i r e d = " F a l s e "   r e g e x = " "   v a l i d a t i o n m e s s a g e = " "   t o o l t i p = " "   t r a c k e d = " F a l s e " > < ! [ C D A T A [ K a n t o n a l e s   S o z i a l a m t ] ] > < / T e x t > + 
+                 < T e x t   i d = " C u s t o m E l e m e n t s . H e a d e r . T e x t F o l g e s e i t e n O u L e v 2 "   r o w = " 0 "   c o l u m n = " 0 "   c o l u m n s p a n = " 0 "   m u l t i l i n e = " F a l s e "   m u l t i l i n e r o w s = " 3 "   l o c k e d = " F a l s e "   l a b e l = " C u s t o m E l e m e n t s . H e a d e r . T e x t F o l g e s e i t e n O u L e v 2 "   r e a d o n l y = " F a l s e "   v i s i b l e = " T r u e "   r e q u i r e d = " F a l s e "   r e g e x = " "   v a l i d a t i o n m e s s a g e = " "   t o o l t i p = " "   t r a c k e d = " F a l s e " > < ! [ C D A T A [ S i c h e r h e i t s d i r e k t i o n ] ] > < / T e x t > + 
+                 < T e x t   i d = " C u s t o m E l e m e n t s . H e a d e r . T e x t F o l g e s e i t e n O u L e v 3 "   r o w = " 0 "   c o l u m n = " 0 "   c o l u m n s p a n = " 0 "   m u l t i l i n e = " F a l s e "   m u l t i l i n e r o w s = " 3 "   l o c k e d = " F a l s e "   l a b e l = " C u s t o m E l e m e n t s . H e a d e r . T e x t F o l g e s e i t e n O u L e v 3 "   r e a d o n l y = " F a l s e "   v i s i b l e = " T r u e "   r e q u i r e d = " F a l s e "   r e g e x = " "   v a l i d a t i o n m e s s a g e = " "   t o o l t i p = " "   t r a c k e d = " F a l s e " > < ! [ C D A T A [ K a n t o n a l e s   S o z i a l a m t ] ] > < / T e x t > + 
+                 < T e x t   i d = " C u s t o m E l e m e n t s . H e a d e r . V o r g e s e t z e r S c r i p t 1 "   r o w = " 0 "   c o l u m n = " 0 "   c o l u m n s p a n = " 0 "   m u l t i l i n e = " F a l s e "   m u l t i l i n e r o w s = " 3 "   l o c k e d = " F a l s e "   l a b e l = " C u s t o m E l e m e n t s . H e a d e r . V o r g e s e t z e r S c r i p t 1 "   r e a d o n l y = " F a l s e "   v i s i b l e = " T r u e "   r e q u i r e d = " F a l s e "   r e g e x = " "   v a l i d a t i o n m e s s a g e = " "   t o o l t i p = " "   t r a c k e d = " F a l s e " > < ! [ C D A T A [ A n d r e a   L � b b e r s t e d t ] ] > < / T e x t > + 
+                 < T e x t   i d = " C u s t o m E l e m e n t s . H e a d e r . V o r g e s e t z e r S c r i p t 2 "   r o w = " 0 "   c o l u m n = " 0 "   c o l u m n s p a n = " 0 "   m u l t i l i n e = " F a l s e "   m u l t i l i n e r o w s = " 3 "   l o c k e d = " F a l s e "   l a b e l = " C u s t o m E l e m e n t s . H e a d e r . V o r g e s e t z e r S c r i p t 2 "   r e a d o n l y = " F a l s e "   v i s i b l e = " T r u e "   r e q u i r e d = " F a l s e "   r e g e x = " "   v a l i d a t i o n m e s s a g e = " "   t o o l t i p = " "   t r a c k e d = " F a l s e " > < ! [ C D A T A [ A m t s c h e f i n ] ] > < / T e x t > + 
+                 < T e x t   i d = " C u s t o m E l e m e n t s . H e a d e r . D a t e R e f N r . L e f t "   r o w = " 0 "   c o l u m n = " 0 "   c o l u m n s p a n = " 0 "   m u l t i l i n e = " F a l s e "   m u l t i l i n e r o w s = " 3 "   l o c k e d = " F a l s e "   l a b e l = " C u s t o m E l e m e n t s . H e a d e r . D a t e R e f N r . L e f t "   r e a d o n l y = " F a l s e "   v i s i b l e = " T r u e "   r e q u i r e d = " F a l s e "   r e g e x = " "   v a l i d a t i o n m e s s a g e = " "   t o o l t i p = " "   t r a c k e d = " F a l s e " > < ! [ C D A T A [ D a t u m ] ] > < / T e x t > + 
+                 < T e x t   i d = " C u s t o m E l e m e n t s . H e a d e r . D a t e R e f N r . R i g h t "   r o w = " 0 "   c o l u m n = " 0 "   c o l u m n s p a n = " 0 "   m u l t i l i n e = " F a l s e "   m u l t i l i n e r o w s = " 3 "   l o c k e d = " F a l s e "   l a b e l = " C u s t o m E l e m e n t s . H e a d e r . D a t e R e f N r . R i g h t "   r e a d o n l y = " F a l s e "   v i s i b l e = " T r u e "   r e q u i r e d = " F a l s e "   r e g e x = " "   v a l i d a t i o n m e s s a g e = " "   t o o l t i p = " "   t r a c k e d = " F a l s e " > < ! [ C D A T A [ 1 8 .   J u l i   2 0 1 9 ] ] > < / T e x t > + 
+                 < T e x t   i d = " C u s t o m E l e m e n t s . H e a d e r . D a t e "   r o w = " 0 "   c o l u m n = " 0 "   c o l u m n s p a n = " 0 "   m u l t i l i n e = " F a l s e "   m u l t i l i n e r o w s = " 3 "   l o c k e d = " F a l s e "   l a b e l = " C u s t o m E l e m e n t s . H e a d e r . D a t e "   r e a d o n l y = " F a l s e "   v i s i b l e = " T r u e "   r e q u i r e d = " F a l s e "   r e g e x = " "   v a l i d a t i o n m e s s a g e = " "   t o o l t i p = " "   t r a c k e d = " F a l s e " > < ! [ C D A T A [ 1 8 .   J u l i   2 0 1 9 ] ] > < / T e x t > + 
+                 < T e x t   i d = " C u s t o m E l e m e n t s . H e a d e r . D a t e S t a m p L i n e "   r o w = " 0 "   c o l u m n = " 0 "   c o l u m n s p a n = " 0 "   m u l t i l i n e = " F a l s e "   m u l t i l i n e r o w s = " 3 "   l o c k e d = " F a l s e "   l a b e l = " C u s t o m E l e m e n t s . H e a d e r . D a t e S t a m p L i n e "   r e a d o n l y = " F a l s e "   v i s i b l e = " T r u e "   r e q u i r e d = " F a l s e "   r e g e x = " "   v a l i d a t i o n m e s s a g e = " "   t o o l t i p = " "   t r a c k e d = " F a l s e " > < ! [ C D A T A [   ] ] > < / T e x t > + 
+                 < T e x t   i d = " C u s t o m E l e m e n t s . F o o t e r . L i n e "   r o w = " 0 "   c o l u m n = " 0 "   c o l u m n s p a n = " 0 "   m u l t i l i n e = " F a l s e "   m u l t i l i n e r o w s = " 3 "   l o c k e d = " F a l s e "   l a b e l = " C u s t o m E l e m e n t s . F o o t e r . L i n e "   r e a d o n l y = " F a l s e "   v i s i b l e = " T r u e "   r e q u i r e d = " F a l s e "   r e g e x = " "   v a l i d a t i o n m e s s a g e = " "   t o o l t i p = " "   t r a c k e d = " F a l s e " > < ! [ C D A T A [   ] ] > < / T e x t > + 
+             < / S c r i p t i n g > + 
+         < / D a t a M o d e l > + 
+     < / C o n t e n t > + 
+ < / O n e O f f i x x D o c u m e n t P a r t > 
+</file>
+
+<file path=customXml/item6.xml><?xml version="1.0" encoding="utf-8"?>
 <p:properties xmlns:p="http://schemas.microsoft.com/office/2006/metadata/properties" xmlns:xsi="http://www.w3.org/2001/XMLSchema-instance" xmlns:pc="http://schemas.microsoft.com/office/infopath/2007/PartnerControls">
   <documentManagement>
     <TaxCatchAll xmlns="09640fe3-f50f-46c8-a6f7-a2176bb49e6a" xsi:nil="true"/>
@@ -19649,574 +20363,7 @@
 </p:properties>
 </file>
 
-<file path=customXml/item4.xml>��< ? x m l   v e r s i o n = " 1 . 0 "   e n c o d i n g = " u t f - 1 6 " ? > < O n e O f f i x x D o c u m e n t P a r t   x m l n s : x s d = " h t t p : / / w w w . w 3 . o r g / 2 0 0 1 / X M L S c h e m a "   x m l n s : x s i = " h t t p : / / w w w . w 3 . o r g / 2 0 0 1 / X M L S c h e m a - i n s t a n c e "   i d = " 8 8 7 e d 9 d 7 - 7 7 b 6 - 4 9 e f - 9 b f 1 - 8 5 4 e 6 a 4 a a 3 4 1 "   t I d = " 7 c d 7 f b 1 d - 6 0 8 5 - 4 8 a 8 - b 5 8 7 - f 9 3 7 7 9 4 4 d 4 1 e "   m t I d = " 2 7 5 a f 3 2 e - b c 4 0 - 4 5 c 2 - 8 5 b 7 - a f b 1 c 0 3 8 2 6 5 3 "   t n a m e = " N e u t r a l   A 4   h o c h "   r e v i s i o n = " 3 "   c r e a t e d m a j o r v e r s i o n = " 2 "   c r e a t e d m i n o r v e r s i o n = " 0 "   c r e a t e d = " 2 0 1 5 - 1 2 - 0 3 T 1 7 : 3 7 : 0 2 . 8 5 6 1 3 1 7 + 0 1 : 0 0 "   m o d i f i e d m a j o r v e r s i o n = " 2 "   m o d i f i e d m i n o r v e r s i o n = " 3 "   m o d i f i e d = " 2 0 1 7 - 0 2 - 0 1 T 1 8 : 4 9 : 5 3 . 7 0 9 9 7 6 8 + 0 1 : 0 0 "   p r o f i l e = " a 1 4 4 4 5 a b - 1 f 9 9 - 4 4 6 9 - 8 b 5 a - 1 d a 7 1 0 b 9 8 2 b 0 "   m o d e = " S a v e d D o c u m e n t "   c o l o r m o d e = " C o l o r "   l c i d = " 2 0 5 5 "   x m l n s = " h t t p : / / s c h e m a . o n e o f f i x x . c o m / O n e O f f i x x D o c u m e n t P a r t / 1 " > - 
-     < C o n t e n t > - 
-         < D a t a M o d e l   x m l n s = " h t t p : / / s c h e m a . o n e o f f i x x . c o m / O n e O f f i x x D o c u m e n t P a r t / 1 / F i n a l i z e d " > - 
-             < P r o f i l e   w i n d o w w i d t h = " 0 "   w i n d o w h e i g h t = " 0 "   m i n w i n d o w w i d t h = " 0 "   m a x w i n d o w w i d t h = " 0 "   m i n w i n d o w h e i g h t = " 0 "   m a x w i n d o w h e i g h t = " 0 " > - 
-                 < T e x t   i d = " P r o f i l e . I d "   r o w = " 0 "   c o l u m n = " 0 "   c o l u m n s p a n = " 0 "   m u l t i l i n e = " F a l s e "   m u l t i l i n e r o w s = " 3 "   l o c k e d = " F a l s e "   l a b e l = " P r o f i l e . I d "   r e a d o n l y = " F a l s e "   v i s i b l e = " T r u e "   r e q u i r e d = " F a l s e "   r e g e x = " "   v a l i d a t i o n m e s s a g e = " "   t o o l t i p = " "   t r a c k e d = " F a l s e " > < ! [ C D A T A [ a 1 4 4 4 5 a b - 1 f 9 9 - 4 4 6 9 - 8 b 5 a - 1 d a 7 1 0 b 9 8 2 b 0 ] ] > < / T e x t > - 
-                 < T e x t   i d = " P r o f i l e . O r g a n i z a t i o n U n i t I d "   r o w = " 0 "   c o l u m n = " 0 "   c o l u m n s p a n = " 0 "   m u l t i l i n e = " F a l s e "   m u l t i l i n e r o w s = " 3 "   l o c k e d = " F a l s e "   l a b e l = " P r o f i l e . O r g a n i z a t i o n U n i t I d "   r e a d o n l y = " F a l s e "   v i s i b l e = " T r u e "   r e q u i r e d = " F a l s e "   r e g e x = " "   v a l i d a t i o n m e s s a g e = " "   t o o l t i p = " "   t r a c k e d = " F a l s e " > < ! [ C D A T A [ 5 f 9 8 4 b 2 6 - 4 c e 2 - 4 6 f d - 8 4 a a - 1 f 7 d b 5 4 8 a f e 8 ] ] > < / T e x t > - 
-                 < T e x t   i d = " P r o f i l e . O r g . P o s t a l . C o u n t r y "   r o w = " 0 "   c o l u m n = " 0 "   c o l u m n s p a n = " 0 "   m u l t i l i n e = " F a l s e "   m u l t i l i n e r o w s = " 3 "   l o c k e d = " F a l s e "   l a b e l = " P r o f i l e . O r g . P o s t a l . C o u n t r y "   r e a d o n l y = " F a l s e "   v i s i b l e = " T r u e "   r e q u i r e d = " F a l s e "   r e g e x = " "   v a l i d a t i o n m e s s a g e = " "   t o o l t i p = " "   t r a c k e d = " F a l s e " > < ! [ C D A T A [ S c h w e i z ] ] > < / T e x t > - 
-                 < T e x t   i d = " P r o f i l e . O r g . P o s t a l . L Z i p "   r o w = " 0 "   c o l u m n = " 0 "   c o l u m n s p a n = " 0 "   m u l t i l i n e = " F a l s e "   m u l t i l i n e r o w s = " 3 "   l o c k e d = " F a l s e "   l a b e l = " P r o f i l e . O r g . P o s t a l . L Z i p "   r e a d o n l y = " F a l s e "   v i s i b l e = " T r u e "   r e q u i r e d = " F a l s e "   r e g e x = " "   v a l i d a t i o n m e s s a g e = " "   t o o l t i p = " "   t r a c k e d = " F a l s e " > < ! [ C D A T A [ C H ] ] > < / T e x t > - 
-                 < T e x t   i d = " P r o f i l e . O r g . T i t l e "   r o w = " 0 "   c o l u m n = " 0 "   c o l u m n s p a n = " 0 "   m u l t i l i n e = " F a l s e "   m u l t i l i n e r o w s = " 3 "   l o c k e d = " F a l s e "   l a b e l = " P r o f i l e . O r g . T i t l e "   r e a d o n l y = " F a l s e "   v i s i b l e = " T r u e "   r e q u i r e d = " F a l s e "   r e g e x = " "   v a l i d a t i o n m e s s a g e = " "   t o o l t i p = " "   t r a c k e d = " F a l s e " > < ! [ C D A T A [ K a n t o n   Z � r i c h ] ] > < / T e x t > - 
-                 < T e x t   i d = " P r o f i l e . U s e r . A l i a s "   r o w = " 0 "   c o l u m n = " 0 "   c o l u m n s p a n = " 0 "   m u l t i l i n e = " F a l s e "   m u l t i l i n e r o w s = " 3 "   l o c k e d = " F a l s e "   l a b e l = " P r o f i l e . U s e r . A l i a s "   r e a d o n l y = " F a l s e "   v i s i b l e = " T r u e "   r e q u i r e d = " F a l s e "   r e g e x = " "   v a l i d a t i o n m e s s a g e = " "   t o o l t i p = " "   t r a c k e d = " F a l s e " > < ! [ C D A T A [   ] ] > < / T e x t > - 
-                 < T e x t   i d = " P r o f i l e . U s e r . E m a i l "   r o w = " 0 "   c o l u m n = " 0 "   c o l u m n s p a n = " 0 "   m u l t i l i n e = " F a l s e "   m u l t i l i n e r o w s = " 3 "   l o c k e d = " F a l s e "   l a b e l = " P r o f i l e . U s e r . E m a i l "   r e a d o n l y = " F a l s e "   v i s i b l e = " T r u e "   r e q u i r e d = " F a l s e "   r e g e x = " "   v a l i d a t i o n m e s s a g e = " "   t o o l t i p = " "   t r a c k e d = " F a l s e " > < ! [ C D A T A [ a n d r e a . l u e b b e r s t e d t @ s a . z h . c h ] ] > < / T e x t > - 
-                 < T e x t   i d = " P r o f i l e . U s e r . F a x "   r o w = " 0 "   c o l u m n = " 0 "   c o l u m n s p a n = " 0 "   m u l t i l i n e = " F a l s e "   m u l t i l i n e r o w s = " 3 "   l o c k e d = " F a l s e "   l a b e l = " P r o f i l e . U s e r . F a x "   r e a d o n l y = " F a l s e "   v i s i b l e = " T r u e "   r e q u i r e d = " F a l s e "   r e g e x = " "   v a l i d a t i o n m e s s a g e = " "   t o o l t i p = " "   t r a c k e d = " F a l s e " > < ! [ C D A T A [ + 4 1   4 3   2 5 9   5 1   0 7 ] ] > < / T e x t > - 
-                 < T e x t   i d = " P r o f i l e . U s e r . F i r s t N a m e "   r o w = " 0 "   c o l u m n = " 0 "   c o l u m n s p a n = " 0 "   m u l t i l i n e = " F a l s e "   m u l t i l i n e r o w s = " 3 "   l o c k e d = " F a l s e "   l a b e l = " P r o f i l e . U s e r . F i r s t N a m e "   r e a d o n l y = " F a l s e "   v i s i b l e = " T r u e "   r e q u i r e d = " F a l s e "   r e g e x = " "   v a l i d a t i o n m e s s a g e = " "   t o o l t i p = " "   t r a c k e d = " F a l s e " > < ! [ C D A T A [ A n d r e a ] ] > < / T e x t > - 
-                 < T e x t   i d = " P r o f i l e . U s e r . F u n c t i o n "   r o w = " 0 "   c o l u m n = " 0 "   c o l u m n s p a n = " 0 "   m u l t i l i n e = " F a l s e "   m u l t i l i n e r o w s = " 3 "   l o c k e d = " F a l s e "   l a b e l = " P r o f i l e . U s e r . F u n c t i o n "   r e a d o n l y = " F a l s e "   v i s i b l e = " T r u e "   r e q u i r e d = " F a l s e "   r e g e x = " "   v a l i d a t i o n m e s s a g e = " "   t o o l t i p = " "   t r a c k e d = " F a l s e " > < ! [ C D A T A [ A m t s c h e f i n ] ] > < / T e x t > - 
-                 < T e x t   i d = " P r o f i l e . U s e r . J o b D e s c r i p t i o n "   r o w = " 0 "   c o l u m n = " 0 "   c o l u m n s p a n = " 0 "   m u l t i l i n e = " F a l s e "   m u l t i l i n e r o w s = " 3 "   l o c k e d = " F a l s e "   l a b e l = " P r o f i l e . U s e r . J o b D e s c r i p t i o n "   r e a d o n l y = " F a l s e "   v i s i b l e = " T r u e "   r e q u i r e d = " F a l s e "   r e g e x = " "   v a l i d a t i o n m e s s a g e = " "   t o o l t i p = " "   t r a c k e d = " F a l s e " > < ! [ C D A T A [   ] ] > < / T e x t > - 
-                 < T e x t   i d = " P r o f i l e . U s e r . L a s t N a m e "   r o w = " 0 "   c o l u m n = " 0 "   c o l u m n s p a n = " 0 "   m u l t i l i n e = " F a l s e "   m u l t i l i n e r o w s = " 3 "   l o c k e d = " F a l s e "   l a b e l = " P r o f i l e . U s e r . L a s t N a m e "   r e a d o n l y = " F a l s e "   v i s i b l e = " T r u e "   r e q u i r e d = " F a l s e "   r e g e x = " "   v a l i d a t i o n m e s s a g e = " "   t o o l t i p = " "   t r a c k e d = " F a l s e " > < ! [ C D A T A [ L � b b e r s t e d t ] ] > < / T e x t > - 
-                 < T e x t   i d = " P r o f i l e . U s e r . O u L e v 1 "   r o w = " 0 "   c o l u m n = " 0 "   c o l u m n s p a n = " 0 "   m u l t i l i n e = " F a l s e "   m u l t i l i n e r o w s = " 3 "   l o c k e d = " F a l s e "   l a b e l = " P r o f i l e . U s e r . O u L e v 1 "   r e a d o n l y = " F a l s e "   v i s i b l e = " T r u e "   r e q u i r e d = " F a l s e "   r e g e x = " "   v a l i d a t i o n m e s s a g e = " "   t o o l t i p = " "   t r a c k e d = " F a l s e " > < ! [ C D A T A [ K a n t o n   Z � r i c h ] ] > < / T e x t > - 
-                 < T e x t   i d = " P r o f i l e . U s e r . O u L e v 2 "   r o w = " 0 "   c o l u m n = " 0 "   c o l u m n s p a n = " 0 "   m u l t i l i n e = " F a l s e "   m u l t i l i n e r o w s = " 3 "   l o c k e d = " F a l s e "   l a b e l = " P r o f i l e . U s e r . O u L e v 2 "   r e a d o n l y = " F a l s e "   v i s i b l e = " T r u e "   r e q u i r e d = " F a l s e "   r e g e x = " "   v a l i d a t i o n m e s s a g e = " "   t o o l t i p = " "   t r a c k e d = " F a l s e " > < ! [ C D A T A [ S i c h e r h e i t s d i r e k t i o n ] ] > < / T e x t > - 
-                 < T e x t   i d = " P r o f i l e . U s e r . O u L e v 3 "   r o w = " 0 "   c o l u m n = " 0 "   c o l u m n s p a n = " 0 "   m u l t i l i n e = " F a l s e "   m u l t i l i n e r o w s = " 3 "   l o c k e d = " F a l s e "   l a b e l = " P r o f i l e . U s e r . O u L e v 3 "   r e a d o n l y = " F a l s e "   v i s i b l e = " T r u e "   r e q u i r e d = " F a l s e "   r e g e x = " "   v a l i d a t i o n m e s s a g e = " "   t o o l t i p = " "   t r a c k e d = " F a l s e " > < ! [ C D A T A [ K a n t o n a l e s   S o z i a l a m t ] ] > < / T e x t > - 
-                 < T e x t   i d = " P r o f i l e . U s e r . O u L e v 4 "   r o w = " 0 "   c o l u m n = " 0 "   c o l u m n s p a n = " 0 "   m u l t i l i n e = " F a l s e "   m u l t i l i n e r o w s = " 3 "   l o c k e d = " F a l s e "   l a b e l = " P r o f i l e . U s e r . O u L e v 4 "   r e a d o n l y = " F a l s e "   v i s i b l e = " T r u e "   r e q u i r e d = " F a l s e "   r e g e x = " "   v a l i d a t i o n m e s s a g e = " "   t o o l t i p = " "   t r a c k e d = " F a l s e " > < ! [ C D A T A [   ] ] > < / T e x t > - 
-                 < T e x t   i d = " P r o f i l e . U s e r . O u L e v 5 "   r o w = " 0 "   c o l u m n = " 0 "   c o l u m n s p a n = " 0 "   m u l t i l i n e = " F a l s e "   m u l t i l i n e r o w s = " 3 "   l o c k e d = " F a l s e "   l a b e l = " P r o f i l e . U s e r . O u L e v 5 "   r e a d o n l y = " F a l s e "   v i s i b l e = " T r u e "   r e q u i r e d = " F a l s e "   r e g e x = " "   v a l i d a t i o n m e s s a g e = " "   t o o l t i p = " "   t r a c k e d = " F a l s e " > < ! [ C D A T A [   ] ] > < / T e x t > - 
-                 < T e x t   i d = " P r o f i l e . U s e r . O u L e v 6 "   r o w = " 0 "   c o l u m n = " 0 "   c o l u m n s p a n = " 0 "   m u l t i l i n e = " F a l s e "   m u l t i l i n e r o w s = " 3 "   l o c k e d = " F a l s e "   l a b e l = " P r o f i l e . U s e r . O u L e v 6 "   r e a d o n l y = " F a l s e "   v i s i b l e = " T r u e "   r e q u i r e d = " F a l s e "   r e g e x = " "   v a l i d a t i o n m e s s a g e = " "   t o o l t i p = " "   t r a c k e d = " F a l s e " > < ! [ C D A T A [   ] ] > < / T e x t > - 
-                 < T e x t   i d = " P r o f i l e . U s e r . O u L e v 7 "   r o w = " 0 "   c o l u m n = " 0 "   c o l u m n s p a n = " 0 "   m u l t i l i n e = " F a l s e "   m u l t i l i n e r o w s = " 3 "   l o c k e d = " F a l s e "   l a b e l = " P r o f i l e . U s e r . O u L e v 7 "   r e a d o n l y = " F a l s e "   v i s i b l e = " T r u e "   r e q u i r e d = " F a l s e "   r e g e x = " "   v a l i d a t i o n m e s s a g e = " "   t o o l t i p = " "   t r a c k e d = " F a l s e " > < ! [ C D A T A [   ] ] > < / T e x t > - 
-                 < T e x t   i d = " P r o f i l e . U s e r . O u M a i l "   r o w = " 0 "   c o l u m n = " 0 "   c o l u m n s p a n = " 0 "   m u l t i l i n e = " F a l s e "   m u l t i l i n e r o w s = " 3 "   l o c k e d = " F a l s e "   l a b e l = " P r o f i l e . U s e r . O u M a i l "   r e a d o n l y = " F a l s e "   v i s i b l e = " T r u e "   r e q u i r e d = " F a l s e "   r e g e x = " "   v a l i d a t i o n m e s s a g e = " "   t o o l t i p = " "   t r a c k e d = " F a l s e " > < ! [ C D A T A [ i n f o @ s a . z h . c h ] ] > < / T e x t > - 
-                 < T e x t   i d = " P r o f i l e . U s e r . O u P h o n e "   r o w = " 0 "   c o l u m n = " 0 "   c o l u m n s p a n = " 0 "   m u l t i l i n e = " F a l s e "   m u l t i l i n e r o w s = " 3 "   l o c k e d = " F a l s e "   l a b e l = " P r o f i l e . U s e r . O u P h o n e "   r e a d o n l y = " F a l s e "   v i s i b l e = " T r u e "   r e q u i r e d = " F a l s e "   r e g e x = " "   v a l i d a t i o n m e s s a g e = " "   t o o l t i p = " "   t r a c k e d = " F a l s e " > < ! [ C D A T A [ + 4 1   4 3   2 5 9   2 4   5 1 ] ] > < / T e x t > - 
-                 < T e x t   i d = " P r o f i l e . U s e r . P h o n e "   r o w = " 0 "   c o l u m n = " 0 "   c o l u m n s p a n = " 0 "   m u l t i l i n e = " F a l s e "   m u l t i l i n e r o w s = " 3 "   l o c k e d = " F a l s e "   l a b e l = " P r o f i l e . U s e r . P h o n e "   r e a d o n l y = " F a l s e "   v i s i b l e = " T r u e "   r e q u i r e d = " F a l s e "   r e g e x = " "   v a l i d a t i o n m e s s a g e = " "   t o o l t i p = " "   t r a c k e d = " F a l s e " > < ! [ C D A T A [ + 4 1   4 3   2 5 9   2 4   5 0 ] ] > < / T e x t > - 
-                 < T e x t   i d = " P r o f i l e . U s e r . P o s t a l . C i t y "   r o w = " 0 "   c o l u m n = " 0 "   c o l u m n s p a n = " 0 "   m u l t i l i n e = " F a l s e "   m u l t i l i n e r o w s = " 3 "   l o c k e d = " F a l s e "   l a b e l = " P r o f i l e . U s e r . P o s t a l . C i t y "   r e a d o n l y = " F a l s e "   v i s i b l e = " T r u e "   r e q u i r e d = " F a l s e "   r e g e x = " "   v a l i d a t i o n m e s s a g e = " "   t o o l t i p = " "   t r a c k e d = " F a l s e " > < ! [ C D A T A [ Z � r i c h ] ] > < / T e x t > - 
-                 < T e x t   i d = " P r o f i l e . U s e r . P o s t a l . O f f i c e N a m e "   r o w = " 0 "   c o l u m n = " 0 "   c o l u m n s p a n = " 0 "   m u l t i l i n e = " F a l s e "   m u l t i l i n e r o w s = " 3 "   l o c k e d = " F a l s e "   l a b e l = " P r o f i l e . U s e r . P o s t a l . O f f i c e N a m e "   r e a d o n l y = " F a l s e "   v i s i b l e = " T r u e "   r e q u i r e d = " F a l s e "   r e g e x = " "   v a l i d a t i o n m e s s a g e = " "   t o o l t i p = " "   t r a c k e d = " F a l s e " > < ! [ C D A T A [ 5 0 5 ] ] > < / T e x t > - 
-                 < T e x t   i d = " P r o f i l e . U s e r . P o s t a l . P O B o x "   r o w = " 0 "   c o l u m n = " 0 "   c o l u m n s p a n = " 0 "   m u l t i l i n e = " F a l s e "   m u l t i l i n e r o w s = " 3 "   l o c k e d = " F a l s e "   l a b e l = " P r o f i l e . U s e r . P o s t a l . P O B o x "   r e a d o n l y = " F a l s e "   v i s i b l e = " T r u e "   r e q u i r e d = " F a l s e "   r e g e x = " "   v a l i d a t i o n m e s s a g e = " "   t o o l t i p = " "   t r a c k e d = " F a l s e " > < ! [ C D A T A [ P o s t f a c h ] ] > < / T e x t > - 
-                 < T e x t   i d = " P r o f i l e . U s e r . P o s t a l . S t r e e t "   r o w = " 0 "   c o l u m n = " 0 "   c o l u m n s p a n = " 0 "   m u l t i l i n e = " F a l s e "   m u l t i l i n e r o w s = " 3 "   l o c k e d = " F a l s e "   l a b e l = " P r o f i l e . U s e r . P o s t a l . S t r e e t "   r e a d o n l y = " F a l s e "   v i s i b l e = " T r u e "   r e q u i r e d = " F a l s e "   r e g e x = " "   v a l i d a t i o n m e s s a g e = " "   t o o l t i p = " "   t r a c k e d = " F a l s e " > < ! [ C D A T A [ S c h a f f h a u s e r s t r a s s e   7 8 ] ] > < / T e x t > - 
-                 < T e x t   i d = " P r o f i l e . U s e r . P o s t a l . Z i p "   r o w = " 0 "   c o l u m n = " 0 "   c o l u m n s p a n = " 0 "   m u l t i l i n e = " F a l s e "   m u l t i l i n e r o w s = " 3 "   l o c k e d = " F a l s e "   l a b e l = " P r o f i l e . U s e r . P o s t a l . Z i p "   r e a d o n l y = " F a l s e "   v i s i b l e = " T r u e "   r e q u i r e d = " F a l s e "   r e g e x = " "   v a l i d a t i o n m e s s a g e = " "   t o o l t i p = " "   t r a c k e d = " F a l s e " > < ! [ C D A T A [ 8 0 9 0 ] ] > < / T e x t > - 
-                 < T e x t   i d = " P r o f i l e . U s e r . S a l u t a t i o n "   r o w = " 0 "   c o l u m n = " 0 "   c o l u m n s p a n = " 0 "   m u l t i l i n e = " F a l s e "   m u l t i l i n e r o w s = " 3 "   l o c k e d = " F a l s e "   l a b e l = " P r o f i l e . U s e r . S a l u t a t i o n "   r e a d o n l y = " F a l s e "   v i s i b l e = " T r u e "   r e q u i r e d = " F a l s e "   r e g e x = " "   v a l i d a t i o n m e s s a g e = " "   t o o l t i p = " "   t r a c k e d = " F a l s e " > < ! [ C D A T A [ F r a u ] ] > < / T e x t > - 
-                 < T e x t   i d = " P r o f i l e . U s e r . T i t l e "   r o w = " 0 "   c o l u m n = " 0 "   c o l u m n s p a n = " 0 "   m u l t i l i n e = " F a l s e "   m u l t i l i n e r o w s = " 3 "   l o c k e d = " F a l s e "   l a b e l = " P r o f i l e . U s e r . T i t l e "   r e a d o n l y = " F a l s e "   v i s i b l e = " T r u e "   r e q u i r e d = " F a l s e "   r e g e x = " "   v a l i d a t i o n m e s s a g e = " "   t o o l t i p = " "   t r a c k e d = " F a l s e " > < ! [ C D A T A [   ] ] > < / T e x t > - 
-                 < T e x t   i d = " P r o f i l e . U s e r . U r l "   r o w = " 0 "   c o l u m n = " 0 "   c o l u m n s p a n = " 0 "   m u l t i l i n e = " F a l s e "   m u l t i l i n e r o w s = " 3 "   l o c k e d = " F a l s e "   l a b e l = " P r o f i l e . U s e r . U r l "   r e a d o n l y = " F a l s e "   v i s i b l e = " T r u e "   r e q u i r e d = " F a l s e "   r e g e x = " "   v a l i d a t i o n m e s s a g e = " "   t o o l t i p = " "   t r a c k e d = " F a l s e " > < ! [ C D A T A [ w w w . s o z i a l a m t . z h . c h ] ] > < / T e x t > - 
-             < / P r o f i l e > - 
-             < A u t h o r   w i n d o w w i d t h = " 0 "   w i n d o w h e i g h t = " 0 "   m i n w i n d o w w i d t h = " 0 "   m a x w i n d o w w i d t h = " 0 "   m i n w i n d o w h e i g h t = " 0 "   m a x w i n d o w h e i g h t = " 0 " > - 
-                 < T e x t   i d = " A u t h o r . U s e r . A l i a s "   r o w = " 0 "   c o l u m n = " 0 "   c o l u m n s p a n = " 0 "   m u l t i l i n e = " F a l s e "   m u l t i l i n e r o w s = " 3 "   l o c k e d = " F a l s e "   l a b e l = " A u t h o r . U s e r . A l i a s "   r e a d o n l y = " F a l s e "   v i s i b l e = " T r u e "   r e q u i r e d = " F a l s e "   r e g e x = " "   v a l i d a t i o n m e s s a g e = " "   t o o l t i p = " "   t r a c k e d = " F a l s e " > < ! [ C D A T A [   ] ] > < / T e x t > - 
-                 < T e x t   i d = " A u t h o r . U s e r . E m a i l "   r o w = " 0 "   c o l u m n = " 0 "   c o l u m n s p a n = " 0 "   m u l t i l i n e = " F a l s e "   m u l t i l i n e r o w s = " 3 "   l o c k e d = " F a l s e "   l a b e l = " A u t h o r . U s e r . E m a i l "   r e a d o n l y = " F a l s e "   v i s i b l e = " T r u e "   r e q u i r e d = " F a l s e "   r e g e x = " "   v a l i d a t i o n m e s s a g e = " "   t o o l t i p = " "   t r a c k e d = " F a l s e " > < ! [ C D A T A [ a n d r e a . l u e b b e r s t e d t @ s a . z h . c h ] ] > < / T e x t > - 
-                 < T e x t   i d = " A u t h o r . U s e r . F a x "   r o w = " 0 "   c o l u m n = " 0 "   c o l u m n s p a n = " 0 "   m u l t i l i n e = " F a l s e "   m u l t i l i n e r o w s = " 3 "   l o c k e d = " F a l s e "   l a b e l = " A u t h o r . U s e r . F a x "   r e a d o n l y = " F a l s e "   v i s i b l e = " T r u e "   r e q u i r e d = " F a l s e "   r e g e x = " "   v a l i d a t i o n m e s s a g e = " "   t o o l t i p = " "   t r a c k e d = " F a l s e " > < ! [ C D A T A [ + 4 1   4 3   2 5 9   5 1   0 7 ] ] > < / T e x t > - 
-                 < T e x t   i d = " A u t h o r . U s e r . F i r s t N a m e "   r o w = " 0 "   c o l u m n = " 0 "   c o l u m n s p a n = " 0 "   m u l t i l i n e = " F a l s e "   m u l t i l i n e r o w s = " 3 "   l o c k e d = " F a l s e "   l a b e l = " A u t h o r . U s e r . F i r s t N a m e "   r e a d o n l y = " F a l s e "   v i s i b l e = " T r u e "   r e q u i r e d = " F a l s e "   r e g e x = " "   v a l i d a t i o n m e s s a g e = " "   t o o l t i p = " "   t r a c k e d = " F a l s e " > < ! [ C D A T A [ A n d r e a ] ] > < / T e x t > - 
-                 < T e x t   i d = " A u t h o r . U s e r . F u n c t i o n "   r o w = " 0 "   c o l u m n = " 0 "   c o l u m n s p a n = " 0 "   m u l t i l i n e = " F a l s e "   m u l t i l i n e r o w s = " 3 "   l o c k e d = " F a l s e "   l a b e l = " A u t h o r . U s e r . F u n c t i o n "   r e a d o n l y = " F a l s e "   v i s i b l e = " T r u e "   r e q u i r e d = " F a l s e "   r e g e x = " "   v a l i d a t i o n m e s s a g e = " "   t o o l t i p = " "   t r a c k e d = " F a l s e " > < ! [ C D A T A [ A m t s c h e f i n ] ] > < / T e x t > - 
-                 < T e x t   i d = " A u t h o r . U s e r . J o b D e s c r i p t i o n "   r o w = " 0 "   c o l u m n = " 0 "   c o l u m n s p a n = " 0 "   m u l t i l i n e = " F a l s e "   m u l t i l i n e r o w s = " 3 "   l o c k e d = " F a l s e "   l a b e l = " A u t h o r . U s e r . J o b D e s c r i p t i o n "   r e a d o n l y = " F a l s e "   v i s i b l e = " T r u e "   r e q u i r e d = " F a l s e "   r e g e x = " "   v a l i d a t i o n m e s s a g e = " "   t o o l t i p = " "   t r a c k e d = " F a l s e " > < ! [ C D A T A [   ] ] > < / T e x t > - 
-                 < T e x t   i d = " A u t h o r . U s e r . L a s t N a m e "   r o w = " 0 "   c o l u m n = " 0 "   c o l u m n s p a n = " 0 "   m u l t i l i n e = " F a l s e "   m u l t i l i n e r o w s = " 3 "   l o c k e d = " F a l s e "   l a b e l = " A u t h o r . U s e r . L a s t N a m e "   r e a d o n l y = " F a l s e "   v i s i b l e = " T r u e "   r e q u i r e d = " F a l s e "   r e g e x = " "   v a l i d a t i o n m e s s a g e = " "   t o o l t i p = " "   t r a c k e d = " F a l s e " > < ! [ C D A T A [ L � b b e r s t e d t ] ] > < / T e x t > - 
-                 < T e x t   i d = " A u t h o r . U s e r . O u L e v 1 "   r o w = " 0 "   c o l u m n = " 0 "   c o l u m n s p a n = " 0 "   m u l t i l i n e = " F a l s e "   m u l t i l i n e r o w s = " 3 "   l o c k e d = " F a l s e "   l a b e l = " A u t h o r . U s e r . O u L e v 1 "   r e a d o n l y = " F a l s e "   v i s i b l e = " T r u e "   r e q u i r e d = " F a l s e "   r e g e x = " "   v a l i d a t i o n m e s s a g e = " "   t o o l t i p = " "   t r a c k e d = " F a l s e " > < ! [ C D A T A [ K a n t o n   Z � r i c h ] ] > < / T e x t > - 
-                 < T e x t   i d = " A u t h o r . U s e r . O u L e v 2 "   r o w = " 0 "   c o l u m n = " 0 "   c o l u m n s p a n = " 0 "   m u l t i l i n e = " F a l s e "   m u l t i l i n e r o w s = " 3 "   l o c k e d = " F a l s e "   l a b e l = " A u t h o r . U s e r . O u L e v 2 "   r e a d o n l y = " F a l s e "   v i s i b l e = " T r u e "   r e q u i r e d = " F a l s e "   r e g e x = " "   v a l i d a t i o n m e s s a g e = " "   t o o l t i p = " "   t r a c k e d = " F a l s e " > < ! [ C D A T A [ S i c h e r h e i t s d i r e k t i o n ] ] > < / T e x t > - 
-                 < T e x t   i d = " A u t h o r . U s e r . O u L e v 3 "   r o w = " 0 "   c o l u m n = " 0 "   c o l u m n s p a n = " 0 "   m u l t i l i n e = " F a l s e "   m u l t i l i n e r o w s = " 3 "   l o c k e d = " F a l s e "   l a b e l = " A u t h o r . U s e r . O u L e v 3 "   r e a d o n l y = " F a l s e "   v i s i b l e = " T r u e "   r e q u i r e d = " F a l s e "   r e g e x = " "   v a l i d a t i o n m e s s a g e = " "   t o o l t i p = " "   t r a c k e d = " F a l s e " > < ! [ C D A T A [ K a n t o n a l e s   S o z i a l a m t ] ] > < / T e x t > - 
-                 < T e x t   i d = " A u t h o r . U s e r . O u L e v 4 "   r o w = " 0 "   c o l u m n = " 0 "   c o l u m n s p a n = " 0 "   m u l t i l i n e = " F a l s e "   m u l t i l i n e r o w s = " 3 "   l o c k e d = " F a l s e "   l a b e l = " A u t h o r . U s e r . O u L e v 4 "   r e a d o n l y = " F a l s e "   v i s i b l e = " T r u e "   r e q u i r e d = " F a l s e "   r e g e x = " "   v a l i d a t i o n m e s s a g e = " "   t o o l t i p = " "   t r a c k e d = " F a l s e " > < ! [ C D A T A [   ] ] > < / T e x t > - 
-                 < T e x t   i d = " A u t h o r . U s e r . O u L e v 5 "   r o w = " 0 "   c o l u m n = " 0 "   c o l u m n s p a n = " 0 "   m u l t i l i n e = " F a l s e "   m u l t i l i n e r o w s = " 3 "   l o c k e d = " F a l s e "   l a b e l = " A u t h o r . U s e r . O u L e v 5 "   r e a d o n l y = " F a l s e "   v i s i b l e = " T r u e "   r e q u i r e d = " F a l s e "   r e g e x = " "   v a l i d a t i o n m e s s a g e = " "   t o o l t i p = " "   t r a c k e d = " F a l s e " > < ! [ C D A T A [   ] ] > < / T e x t > - 
-                 < T e x t   i d = " A u t h o r . U s e r . O u L e v 6 "   r o w = " 0 "   c o l u m n = " 0 "   c o l u m n s p a n = " 0 "   m u l t i l i n e = " F a l s e "   m u l t i l i n e r o w s = " 3 "   l o c k e d = " F a l s e "   l a b e l = " A u t h o r . U s e r . O u L e v 6 "   r e a d o n l y = " F a l s e "   v i s i b l e = " T r u e "   r e q u i r e d = " F a l s e "   r e g e x = " "   v a l i d a t i o n m e s s a g e = " "   t o o l t i p = " "   t r a c k e d = " F a l s e " > < ! [ C D A T A [   ] ] > < / T e x t > - 
-                 < T e x t   i d = " A u t h o r . U s e r . O u L e v 7 "   r o w = " 0 "   c o l u m n = " 0 "   c o l u m n s p a n = " 0 "   m u l t i l i n e = " F a l s e "   m u l t i l i n e r o w s = " 3 "   l o c k e d = " F a l s e "   l a b e l = " A u t h o r . U s e r . O u L e v 7 "   r e a d o n l y = " F a l s e "   v i s i b l e = " T r u e "   r e q u i r e d = " F a l s e "   r e g e x = " "   v a l i d a t i o n m e s s a g e = " "   t o o l t i p = " "   t r a c k e d = " F a l s e " > < ! [ C D A T A [   ] ] > < / T e x t > - 
-                 < T e x t   i d = " A u t h o r . U s e r . O u M a i l "   r o w = " 0 "   c o l u m n = " 0 "   c o l u m n s p a n = " 0 "   m u l t i l i n e = " F a l s e "   m u l t i l i n e r o w s = " 3 "   l o c k e d = " F a l s e "   l a b e l = " A u t h o r . U s e r . O u M a i l "   r e a d o n l y = " F a l s e "   v i s i b l e = " T r u e "   r e q u i r e d = " F a l s e "   r e g e x = " "   v a l i d a t i o n m e s s a g e = " "   t o o l t i p = " "   t r a c k e d = " F a l s e " > < ! [ C D A T A [ i n f o @ s a . z h . c h ] ] > < / T e x t > - 
-                 < T e x t   i d = " A u t h o r . U s e r . O u P h o n e "   r o w = " 0 "   c o l u m n = " 0 "   c o l u m n s p a n = " 0 "   m u l t i l i n e = " F a l s e "   m u l t i l i n e r o w s = " 3 "   l o c k e d = " F a l s e "   l a b e l = " A u t h o r . U s e r . O u P h o n e "   r e a d o n l y = " F a l s e "   v i s i b l e = " T r u e "   r e q u i r e d = " F a l s e "   r e g e x = " "   v a l i d a t i o n m e s s a g e = " "   t o o l t i p = " "   t r a c k e d = " F a l s e " > < ! [ C D A T A [ + 4 1   4 3   2 5 9   2 4   5 1 ] ] > < / T e x t > - 
-                 < T e x t   i d = " A u t h o r . U s e r . P h o n e "   r o w = " 0 "   c o l u m n = " 0 "   c o l u m n s p a n = " 0 "   m u l t i l i n e = " F a l s e "   m u l t i l i n e r o w s = " 3 "   l o c k e d = " F a l s e "   l a b e l = " A u t h o r . U s e r . P h o n e "   r e a d o n l y = " F a l s e "   v i s i b l e = " T r u e "   r e q u i r e d = " F a l s e "   r e g e x = " "   v a l i d a t i o n m e s s a g e = " "   t o o l t i p = " "   t r a c k e d = " F a l s e " > < ! [ C D A T A [ + 4 1   4 3   2 5 9   2 4   5 0 ] ] > < / T e x t > - 
-                 < T e x t   i d = " A u t h o r . U s e r . P o s t a l . C i t y "   r o w = " 0 "   c o l u m n = " 0 "   c o l u m n s p a n = " 0 "   m u l t i l i n e = " F a l s e "   m u l t i l i n e r o w s = " 3 "   l o c k e d = " F a l s e "   l a b e l = " A u t h o r . U s e r . P o s t a l . C i t y "   r e a d o n l y = " F a l s e "   v i s i b l e = " T r u e "   r e q u i r e d = " F a l s e "   r e g e x = " "   v a l i d a t i o n m e s s a g e = " "   t o o l t i p = " "   t r a c k e d = " F a l s e " > < ! [ C D A T A [ Z � r i c h ] ] > < / T e x t > - 
-                 < T e x t   i d = " A u t h o r . U s e r . P o s t a l . O f f i c e N a m e "   r o w = " 0 "   c o l u m n = " 0 "   c o l u m n s p a n = " 0 "   m u l t i l i n e = " F a l s e "   m u l t i l i n e r o w s = " 3 "   l o c k e d = " F a l s e "   l a b e l = " A u t h o r . U s e r . P o s t a l . O f f i c e N a m e "   r e a d o n l y = " F a l s e "   v i s i b l e = " T r u e "   r e q u i r e d = " F a l s e "   r e g e x = " "   v a l i d a t i o n m e s s a g e = " "   t o o l t i p = " "   t r a c k e d = " F a l s e " > < ! [ C D A T A [ 5 0 5 ] ] > < / T e x t > - 
-                 < T e x t   i d = " A u t h o r . U s e r . P o s t a l . P O B o x "   r o w = " 0 "   c o l u m n = " 0 "   c o l u m n s p a n = " 0 "   m u l t i l i n e = " F a l s e "   m u l t i l i n e r o w s = " 3 "   l o c k e d = " F a l s e "   l a b e l = " A u t h o r . U s e r . P o s t a l . P O B o x "   r e a d o n l y = " F a l s e "   v i s i b l e = " T r u e "   r e q u i r e d = " F a l s e "   r e g e x = " "   v a l i d a t i o n m e s s a g e = " "   t o o l t i p = " "   t r a c k e d = " F a l s e " > < ! [ C D A T A [ P o s t f a c h ] ] > < / T e x t > - 
-                 < T e x t   i d = " A u t h o r . U s e r . P o s t a l . S t r e e t "   r o w = " 0 "   c o l u m n = " 0 "   c o l u m n s p a n = " 0 "   m u l t i l i n e = " F a l s e "   m u l t i l i n e r o w s = " 3 "   l o c k e d = " F a l s e "   l a b e l = " A u t h o r . U s e r . P o s t a l . S t r e e t "   r e a d o n l y = " F a l s e "   v i s i b l e = " T r u e "   r e q u i r e d = " F a l s e "   r e g e x = " "   v a l i d a t i o n m e s s a g e = " "   t o o l t i p = " "   t r a c k e d = " F a l s e " > < ! [ C D A T A [ S c h a f f h a u s e r s t r a s s e   7 8 ] ] > < / T e x t > - 
-                 < T e x t   i d = " A u t h o r . U s e r . P o s t a l . Z i p "   r o w = " 0 "   c o l u m n = " 0 "   c o l u m n s p a n = " 0 "   m u l t i l i n e = " F a l s e "   m u l t i l i n e r o w s = " 3 "   l o c k e d = " F a l s e "   l a b e l = " A u t h o r . U s e r . P o s t a l . Z i p "   r e a d o n l y = " F a l s e "   v i s i b l e = " T r u e "   r e q u i r e d = " F a l s e "   r e g e x = " "   v a l i d a t i o n m e s s a g e = " "   t o o l t i p = " "   t r a c k e d = " F a l s e " > < ! [ C D A T A [ 8 0 9 0 ] ] > < / T e x t > - 
-                 < T e x t   i d = " A u t h o r . U s e r . S a l u t a t i o n "   r o w = " 0 "   c o l u m n = " 0 "   c o l u m n s p a n = " 0 "   m u l t i l i n e = " F a l s e "   m u l t i l i n e r o w s = " 3 "   l o c k e d = " F a l s e "   l a b e l = " A u t h o r . U s e r . S a l u t a t i o n "   r e a d o n l y = " F a l s e "   v i s i b l e = " T r u e "   r e q u i r e d = " F a l s e "   r e g e x = " "   v a l i d a t i o n m e s s a g e = " "   t o o l t i p = " "   t r a c k e d = " F a l s e " > < ! [ C D A T A [ F r a u ] ] > < / T e x t > - 
-                 < T e x t   i d = " A u t h o r . U s e r . T i t l e "   r o w = " 0 "   c o l u m n = " 0 "   c o l u m n s p a n = " 0 "   m u l t i l i n e = " F a l s e "   m u l t i l i n e r o w s = " 3 "   l o c k e d = " F a l s e "   l a b e l = " A u t h o r . U s e r . T i t l e "   r e a d o n l y = " F a l s e "   v i s i b l e = " T r u e "   r e q u i r e d = " F a l s e "   r e g e x = " "   v a l i d a t i o n m e s s a g e = " "   t o o l t i p = " "   t r a c k e d = " F a l s e " > < ! [ C D A T A [   ] ] > < / T e x t > - 
-                 < T e x t   i d = " A u t h o r . U s e r . U r l "   r o w = " 0 "   c o l u m n = " 0 "   c o l u m n s p a n = " 0 "   m u l t i l i n e = " F a l s e "   m u l t i l i n e r o w s = " 3 "   l o c k e d = " F a l s e "   l a b e l = " A u t h o r . U s e r . U r l "   r e a d o n l y = " F a l s e "   v i s i b l e = " T r u e "   r e q u i r e d = " F a l s e "   r e g e x = " "   v a l i d a t i o n m e s s a g e = " "   t o o l t i p = " "   t r a c k e d = " F a l s e " > < ! [ C D A T A [ w w w . s o z i a l a m t . z h . c h ] ] > < / T e x t > - 
-             < / A u t h o r > - 
-             < S i g n e r _ 0   w i n d o w w i d t h = " 0 "   w i n d o w h e i g h t = " 0 "   m i n w i n d o w w i d t h = " 0 "   m a x w i n d o w w i d t h = " 0 "   m i n w i n d o w h e i g h t = " 0 "   m a x w i n d o w h e i g h t = " 0 " > - 
-                 < T e x t   i d = " S i g n e r _ 0 . I d "   r o w = " 0 "   c o l u m n = " 0 "   c o l u m n s p a n = " 0 "   m u l t i l i n e = " F a l s e "   m u l t i l i n e r o w s = " 3 "   l o c k e d = " F a l s e "   l a b e l = " S i g n e r _ 0 . I d "   r e a d o n l y = " F a l s e "   v i s i b l e = " T r u e "   r e q u i r e d = " F a l s e "   r e g e x = " "   v a l i d a t i o n m e s s a g e = " "   t o o l t i p = " "   t r a c k e d = " F a l s e " > < ! [ C D A T A [ a 1 4 4 4 5 a b - 1 f 9 9 - 4 4 6 9 - 8 b 5 a - 1 d a 7 1 0 b 9 8 2 b 0 ] ] > < / T e x t > - 
-                 < T e x t   i d = " S i g n e r _ 0 . O r g a n i z a t i o n U n i t I d "   r o w = " 0 "   c o l u m n = " 0 "   c o l u m n s p a n = " 0 "   m u l t i l i n e = " F a l s e "   m u l t i l i n e r o w s = " 3 "   l o c k e d = " F a l s e "   l a b e l = " S i g n e r _ 0 . O r g a n i z a t i o n U n i t I d "   r e a d o n l y = " F a l s e "   v i s i b l e = " T r u e "   r e q u i r e d = " F a l s e "   r e g e x = " "   v a l i d a t i o n m e s s a g e = " "   t o o l t i p = " "   t r a c k e d = " F a l s e " > < ! [ C D A T A [ 5 f 9 8 4 b 2 6 - 4 c e 2 - 4 6 f d - 8 4 a a - 1 f 7 d b 5 4 8 a f e 8 ] ] > < / T e x t > - 
-                 < T e x t   i d = " S i g n e r _ 0 . O r g . P o s t a l . C o u n t r y "   r o w = " 0 "   c o l u m n = " 0 "   c o l u m n s p a n = " 0 "   m u l t i l i n e = " F a l s e "   m u l t i l i n e r o w s = " 3 "   l o c k e d = " F a l s e "   l a b e l = " S i g n e r _ 0 . O r g . P o s t a l . C o u n t r y "   r e a d o n l y = " F a l s e "   v i s i b l e = " T r u e "   r e q u i r e d = " F a l s e "   r e g e x = " "   v a l i d a t i o n m e s s a g e = " "   t o o l t i p = " "   t r a c k e d = " F a l s e " > < ! [ C D A T A [ S c h w e i z ] ] > < / T e x t > - 
-                 < T e x t   i d = " S i g n e r _ 0 . O r g . P o s t a l . L Z i p "   r o w = " 0 "   c o l u m n = " 0 "   c o l u m n s p a n = " 0 "   m u l t i l i n e = " F a l s e "   m u l t i l i n e r o w s = " 3 "   l o c k e d = " F a l s e "   l a b e l = " S i g n e r _ 0 . O r g . P o s t a l . L Z i p "   r e a d o n l y = " F a l s e "   v i s i b l e = " T r u e "   r e q u i r e d = " F a l s e "   r e g e x = " "   v a l i d a t i o n m e s s a g e = " "   t o o l t i p = " "   t r a c k e d = " F a l s e " > < ! [ C D A T A [ C H ] ] > < / T e x t > - 
-                 < T e x t   i d = " S i g n e r _ 0 . O r g . T i t l e "   r o w = " 0 "   c o l u m n = " 0 "   c o l u m n s p a n = " 0 "   m u l t i l i n e = " F a l s e "   m u l t i l i n e r o w s = " 3 "   l o c k e d = " F a l s e "   l a b e l = " S i g n e r _ 0 . O r g . T i t l e "   r e a d o n l y = " F a l s e "   v i s i b l e = " T r u e "   r e q u i r e d = " F a l s e "   r e g e x = " "   v a l i d a t i o n m e s s a g e = " "   t o o l t i p = " "   t r a c k e d = " F a l s e " > < ! [ C D A T A [ K a n t o n   Z � r i c h ] ] > < / T e x t > - 
-                 < T e x t   i d = " S i g n e r _ 0 . U s e r . A l i a s "   r o w = " 0 "   c o l u m n = " 0 "   c o l u m n s p a n = " 0 "   m u l t i l i n e = " F a l s e "   m u l t i l i n e r o w s = " 3 "   l o c k e d = " F a l s e "   l a b e l = " S i g n e r _ 0 . U s e r . A l i a s "   r e a d o n l y = " F a l s e "   v i s i b l e = " T r u e "   r e q u i r e d = " F a l s e "   r e g e x = " "   v a l i d a t i o n m e s s a g e = " "   t o o l t i p = " "   t r a c k e d = " F a l s e " > < ! [ C D A T A [   ] ] > < / T e x t > - 
-                 < T e x t   i d = " S i g n e r _ 0 . U s e r . E m a i l "   r o w = " 0 "   c o l u m n = " 0 "   c o l u m n s p a n = " 0 "   m u l t i l i n e = " F a l s e "   m u l t i l i n e r o w s = " 3 "   l o c k e d = " F a l s e "   l a b e l = " S i g n e r _ 0 . U s e r . E m a i l "   r e a d o n l y = " F a l s e "   v i s i b l e = " T r u e "   r e q u i r e d = " F a l s e "   r e g e x = " "   v a l i d a t i o n m e s s a g e = " "   t o o l t i p = " "   t r a c k e d = " F a l s e " > < ! [ C D A T A [ a n d r e a . l u e b b e r s t e d t @ s a . z h . c h ] ] > < / T e x t > - 
-                 < T e x t   i d = " S i g n e r _ 0 . U s e r . F a x "   r o w = " 0 "   c o l u m n = " 0 "   c o l u m n s p a n = " 0 "   m u l t i l i n e = " F a l s e "   m u l t i l i n e r o w s = " 3 "   l o c k e d = " F a l s e "   l a b e l = " S i g n e r _ 0 . U s e r . F a x "   r e a d o n l y = " F a l s e "   v i s i b l e = " T r u e "   r e q u i r e d = " F a l s e "   r e g e x = " "   v a l i d a t i o n m e s s a g e = " "   t o o l t i p = " "   t r a c k e d = " F a l s e " > < ! [ C D A T A [ + 4 1   4 3   2 5 9   5 1   0 7 ] ] > < / T e x t > - 
-                 < T e x t   i d = " S i g n e r _ 0 . U s e r . F i r s t N a m e "   r o w = " 0 "   c o l u m n = " 0 "   c o l u m n s p a n = " 0 "   m u l t i l i n e = " F a l s e "   m u l t i l i n e r o w s = " 3 "   l o c k e d = " F a l s e "   l a b e l = " S i g n e r _ 0 . U s e r . F i r s t N a m e "   r e a d o n l y = " F a l s e "   v i s i b l e = " T r u e "   r e q u i r e d = " F a l s e "   r e g e x = " "   v a l i d a t i o n m e s s a g e = " "   t o o l t i p = " "   t r a c k e d = " F a l s e " > < ! [ C D A T A [ A n d r e a ] ] > < / T e x t > - 
-                 < T e x t   i d = " S i g n e r _ 0 . U s e r . F u n c t i o n "   r o w = " 0 "   c o l u m n = " 0 "   c o l u m n s p a n = " 0 "   m u l t i l i n e = " F a l s e "   m u l t i l i n e r o w s = " 3 "   l o c k e d = " F a l s e "   l a b e l = " S i g n e r _ 0 . U s e r . F u n c t i o n "   r e a d o n l y = " F a l s e "   v i s i b l e = " T r u e "   r e q u i r e d = " F a l s e "   r e g e x = " "   v a l i d a t i o n m e s s a g e = " "   t o o l t i p = " "   t r a c k e d = " F a l s e " > < ! [ C D A T A [ A m t s c h e f i n ] ] > < / T e x t > - 
-                 < T e x t   i d = " S i g n e r _ 0 . U s e r . J o b D e s c r i p t i o n "   r o w = " 0 "   c o l u m n = " 0 "   c o l u m n s p a n = " 0 "   m u l t i l i n e = " F a l s e "   m u l t i l i n e r o w s = " 3 "   l o c k e d = " F a l s e "   l a b e l = " S i g n e r _ 0 . U s e r . J o b D e s c r i p t i o n "   r e a d o n l y = " F a l s e "   v i s i b l e = " T r u e "   r e q u i r e d = " F a l s e "   r e g e x = " "   v a l i d a t i o n m e s s a g e = " "   t o o l t i p = " "   t r a c k e d = " F a l s e " > < ! [ C D A T A [   ] ] > < / T e x t > - 
-                 < T e x t   i d = " S i g n e r _ 0 . U s e r . L a s t N a m e "   r o w = " 0 "   c o l u m n = " 0 "   c o l u m n s p a n = " 0 "   m u l t i l i n e = " F a l s e "   m u l t i l i n e r o w s = " 3 "   l o c k e d = " F a l s e "   l a b e l = " S i g n e r _ 0 . U s e r . L a s t N a m e "   r e a d o n l y = " F a l s e "   v i s i b l e = " T r u e "   r e q u i r e d = " F a l s e "   r e g e x = " "   v a l i d a t i o n m e s s a g e = " "   t o o l t i p = " "   t r a c k e d = " F a l s e " > < ! [ C D A T A [ L � b b e r s t e d t ] ] > < / T e x t > - 
-                 < T e x t   i d = " S i g n e r _ 0 . U s e r . O u L e v 1 "   r o w = " 0 "   c o l u m n = " 0 "   c o l u m n s p a n = " 0 "   m u l t i l i n e = " F a l s e "   m u l t i l i n e r o w s = " 3 "   l o c k e d = " F a l s e "   l a b e l = " S i g n e r _ 0 . U s e r . O u L e v 1 "   r e a d o n l y = " F a l s e "   v i s i b l e = " T r u e "   r e q u i r e d = " F a l s e "   r e g e x = " "   v a l i d a t i o n m e s s a g e = " "   t o o l t i p = " "   t r a c k e d = " F a l s e " > < ! [ C D A T A [ K a n t o n   Z � r i c h ] ] > < / T e x t > - 
-                 < T e x t   i d = " S i g n e r _ 0 . U s e r . O u L e v 2 "   r o w = " 0 "   c o l u m n = " 0 "   c o l u m n s p a n = " 0 "   m u l t i l i n e = " F a l s e "   m u l t i l i n e r o w s = " 3 "   l o c k e d = " F a l s e "   l a b e l = " S i g n e r _ 0 . U s e r . O u L e v 2 "   r e a d o n l y = " F a l s e "   v i s i b l e = " T r u e "   r e q u i r e d = " F a l s e "   r e g e x = " "   v a l i d a t i o n m e s s a g e = " "   t o o l t i p = " "   t r a c k e d = " F a l s e " > < ! [ C D A T A [ S i c h e r h e i t s d i r e k t i o n ] ] > < / T e x t > - 
-                 < T e x t   i d = " S i g n e r _ 0 . U s e r . O u L e v 3 "   r o w = " 0 "   c o l u m n = " 0 "   c o l u m n s p a n = " 0 "   m u l t i l i n e = " F a l s e "   m u l t i l i n e r o w s = " 3 "   l o c k e d = " F a l s e "   l a b e l = " S i g n e r _ 0 . U s e r . O u L e v 3 "   r e a d o n l y = " F a l s e "   v i s i b l e = " T r u e "   r e q u i r e d = " F a l s e "   r e g e x = " "   v a l i d a t i o n m e s s a g e = " "   t o o l t i p = " "   t r a c k e d = " F a l s e " > < ! [ C D A T A [ K a n t o n a l e s   S o z i a l a m t ] ] > < / T e x t > - 
-                 < T e x t   i d = " S i g n e r _ 0 . U s e r . O u L e v 4 "   r o w = " 0 "   c o l u m n = " 0 "   c o l u m n s p a n = " 0 "   m u l t i l i n e = " F a l s e "   m u l t i l i n e r o w s = " 3 "   l o c k e d = " F a l s e "   l a b e l = " S i g n e r _ 0 . U s e r . O u L e v 4 "   r e a d o n l y = " F a l s e "   v i s i b l e = " T r u e "   r e q u i r e d = " F a l s e "   r e g e x = " "   v a l i d a t i o n m e s s a g e = " "   t o o l t i p = " "   t r a c k e d = " F a l s e " > < ! [ C D A T A [   ] ] > < / T e x t > - 
-                 < T e x t   i d = " S i g n e r _ 0 . U s e r . O u L e v 5 "   r o w = " 0 "   c o l u m n = " 0 "   c o l u m n s p a n = " 0 "   m u l t i l i n e = " F a l s e "   m u l t i l i n e r o w s = " 3 "   l o c k e d = " F a l s e "   l a b e l = " S i g n e r _ 0 . U s e r . O u L e v 5 "   r e a d o n l y = " F a l s e "   v i s i b l e = " T r u e "   r e q u i r e d = " F a l s e "   r e g e x = " "   v a l i d a t i o n m e s s a g e = " "   t o o l t i p = " "   t r a c k e d = " F a l s e " > < ! [ C D A T A [   ] ] > < / T e x t > - 
-                 < T e x t   i d = " S i g n e r _ 0 . U s e r . O u L e v 6 "   r o w = " 0 "   c o l u m n = " 0 "   c o l u m n s p a n = " 0 "   m u l t i l i n e = " F a l s e "   m u l t i l i n e r o w s = " 3 "   l o c k e d = " F a l s e "   l a b e l = " S i g n e r _ 0 . U s e r . O u L e v 6 "   r e a d o n l y = " F a l s e "   v i s i b l e = " T r u e "   r e q u i r e d = " F a l s e "   r e g e x = " "   v a l i d a t i o n m e s s a g e = " "   t o o l t i p = " "   t r a c k e d = " F a l s e " > < ! [ C D A T A [   ] ] > < / T e x t > - 
-                 < T e x t   i d = " S i g n e r _ 0 . U s e r . O u L e v 7 "   r o w = " 0 "   c o l u m n = " 0 "   c o l u m n s p a n = " 0 "   m u l t i l i n e = " F a l s e "   m u l t i l i n e r o w s = " 3 "   l o c k e d = " F a l s e "   l a b e l = " S i g n e r _ 0 . U s e r . O u L e v 7 "   r e a d o n l y = " F a l s e "   v i s i b l e = " T r u e "   r e q u i r e d = " F a l s e "   r e g e x = " "   v a l i d a t i o n m e s s a g e = " "   t o o l t i p = " "   t r a c k e d = " F a l s e " > < ! [ C D A T A [   ] ] > < / T e x t > - 
-                 < T e x t   i d = " S i g n e r _ 0 . U s e r . O u M a i l "   r o w = " 0 "   c o l u m n = " 0 "   c o l u m n s p a n = " 0 "   m u l t i l i n e = " F a l s e "   m u l t i l i n e r o w s = " 3 "   l o c k e d = " F a l s e "   l a b e l = " S i g n e r _ 0 . U s e r . O u M a i l "   r e a d o n l y = " F a l s e "   v i s i b l e = " T r u e "   r e q u i r e d = " F a l s e "   r e g e x = " "   v a l i d a t i o n m e s s a g e = " "   t o o l t i p = " "   t r a c k e d = " F a l s e " > < ! [ C D A T A [ i n f o @ s a . z h . c h ] ] > < / T e x t > - 
-                 < T e x t   i d = " S i g n e r _ 0 . U s e r . O u P h o n e "   r o w = " 0 "   c o l u m n = " 0 "   c o l u m n s p a n = " 0 "   m u l t i l i n e = " F a l s e "   m u l t i l i n e r o w s = " 3 "   l o c k e d = " F a l s e "   l a b e l = " S i g n e r _ 0 . U s e r . O u P h o n e "   r e a d o n l y = " F a l s e "   v i s i b l e = " T r u e "   r e q u i r e d = " F a l s e "   r e g e x = " "   v a l i d a t i o n m e s s a g e = " "   t o o l t i p = " "   t r a c k e d = " F a l s e " > < ! [ C D A T A [ + 4 1   4 3   2 5 9   2 4   5 1 ] ] > < / T e x t > - 
-                 < T e x t   i d = " S i g n e r _ 0 . U s e r . P h o n e "   r o w = " 0 "   c o l u m n = " 0 "   c o l u m n s p a n = " 0 "   m u l t i l i n e = " F a l s e "   m u l t i l i n e r o w s = " 3 "   l o c k e d = " F a l s e "   l a b e l = " S i g n e r _ 0 . U s e r . P h o n e "   r e a d o n l y = " F a l s e "   v i s i b l e = " T r u e "   r e q u i r e d = " F a l s e "   r e g e x = " "   v a l i d a t i o n m e s s a g e = " "   t o o l t i p = " "   t r a c k e d = " F a l s e " > < ! [ C D A T A [ + 4 1   4 3   2 5 9   2 4   5 0 ] ] > < / T e x t > - 
-                 < T e x t   i d = " S i g n e r _ 0 . U s e r . P o s t a l . C i t y "   r o w = " 0 "   c o l u m n = " 0 "   c o l u m n s p a n = " 0 "   m u l t i l i n e = " F a l s e "   m u l t i l i n e r o w s = " 3 "   l o c k e d = " F a l s e "   l a b e l = " S i g n e r _ 0 . U s e r . P o s t a l . C i t y "   r e a d o n l y = " F a l s e "   v i s i b l e = " T r u e "   r e q u i r e d = " F a l s e "   r e g e x = " "   v a l i d a t i o n m e s s a g e = " "   t o o l t i p = " "   t r a c k e d = " F a l s e " > < ! [ C D A T A [ Z � r i c h ] ] > < / T e x t > - 
-                 < T e x t   i d = " S i g n e r _ 0 . U s e r . P o s t a l . O f f i c e N a m e "   r o w = " 0 "   c o l u m n = " 0 "   c o l u m n s p a n = " 0 "   m u l t i l i n e = " F a l s e "   m u l t i l i n e r o w s = " 3 "   l o c k e d = " F a l s e "   l a b e l = " S i g n e r _ 0 . U s e r . P o s t a l . O f f i c e N a m e "   r e a d o n l y = " F a l s e "   v i s i b l e = " T r u e "   r e q u i r e d = " F a l s e "   r e g e x = " "   v a l i d a t i o n m e s s a g e = " "   t o o l t i p = " "   t r a c k e d = " F a l s e " > < ! [ C D A T A [ 5 0 5 ] ] > < / T e x t > - 
-                 < T e x t   i d = " S i g n e r _ 0 . U s e r . P o s t a l . P O B o x "   r o w = " 0 "   c o l u m n = " 0 "   c o l u m n s p a n = " 0 "   m u l t i l i n e = " F a l s e "   m u l t i l i n e r o w s = " 3 "   l o c k e d = " F a l s e "   l a b e l = " S i g n e r _ 0 . U s e r . P o s t a l . P O B o x "   r e a d o n l y = " F a l s e "   v i s i b l e = " T r u e "   r e q u i r e d = " F a l s e "   r e g e x = " "   v a l i d a t i o n m e s s a g e = " "   t o o l t i p = " "   t r a c k e d = " F a l s e " > < ! [ C D A T A [ P o s t f a c h ] ] > < / T e x t > - 
-                 < T e x t   i d = " S i g n e r _ 0 . U s e r . P o s t a l . S t r e e t "   r o w = " 0 "   c o l u m n = " 0 "   c o l u m n s p a n = " 0 "   m u l t i l i n e = " F a l s e "   m u l t i l i n e r o w s = " 3 "   l o c k e d = " F a l s e "   l a b e l = " S i g n e r _ 0 . U s e r . P o s t a l . S t r e e t "   r e a d o n l y = " F a l s e "   v i s i b l e = " T r u e "   r e q u i r e d = " F a l s e "   r e g e x = " "   v a l i d a t i o n m e s s a g e = " "   t o o l t i p = " "   t r a c k e d = " F a l s e " > < ! [ C D A T A [ S c h a f f h a u s e r s t r a s s e   7 8 ] ] > < / T e x t > - 
-                 < T e x t   i d = " S i g n e r _ 0 . U s e r . P o s t a l . Z i p "   r o w = " 0 "   c o l u m n = " 0 "   c o l u m n s p a n = " 0 "   m u l t i l i n e = " F a l s e "   m u l t i l i n e r o w s = " 3 "   l o c k e d = " F a l s e "   l a b e l = " S i g n e r _ 0 . U s e r . P o s t a l . Z i p "   r e a d o n l y = " F a l s e "   v i s i b l e = " T r u e "   r e q u i r e d = " F a l s e "   r e g e x = " "   v a l i d a t i o n m e s s a g e = " "   t o o l t i p = " "   t r a c k e d = " F a l s e " > < ! [ C D A T A [ 8 0 9 0 ] ] > < / T e x t > - 
-                 < T e x t   i d = " S i g n e r _ 0 . U s e r . S a l u t a t i o n "   r o w = " 0 "   c o l u m n = " 0 "   c o l u m n s p a n = " 0 "   m u l t i l i n e = " F a l s e "   m u l t i l i n e r o w s = " 3 "   l o c k e d = " F a l s e "   l a b e l = " S i g n e r _ 0 . U s e r . S a l u t a t i o n "   r e a d o n l y = " F a l s e "   v i s i b l e = " T r u e "   r e q u i r e d = " F a l s e "   r e g e x = " "   v a l i d a t i o n m e s s a g e = " "   t o o l t i p = " "   t r a c k e d = " F a l s e " > < ! [ C D A T A [ F r a u ] ] > < / T e x t > - 
-                 < T e x t   i d = " S i g n e r _ 0 . U s e r . T i t l e "   r o w = " 0 "   c o l u m n = " 0 "   c o l u m n s p a n = " 0 "   m u l t i l i n e = " F a l s e "   m u l t i l i n e r o w s = " 3 "   l o c k e d = " F a l s e "   l a b e l = " S i g n e r _ 0 . U s e r . T i t l e "   r e a d o n l y = " F a l s e "   v i s i b l e = " T r u e "   r e q u i r e d = " F a l s e "   r e g e x = " "   v a l i d a t i o n m e s s a g e = " "   t o o l t i p = " "   t r a c k e d = " F a l s e " > < ! [ C D A T A [   ] ] > < / T e x t > - 
-                 < T e x t   i d = " S i g n e r _ 0 . U s e r . U r l "   r o w = " 0 "   c o l u m n = " 0 "   c o l u m n s p a n = " 0 "   m u l t i l i n e = " F a l s e "   m u l t i l i n e r o w s = " 3 "   l o c k e d = " F a l s e "   l a b e l = " S i g n e r _ 0 . U s e r . U r l "   r e a d o n l y = " F a l s e "   v i s i b l e = " T r u e "   r e q u i r e d = " F a l s e "   r e g e x = " "   v a l i d a t i o n m e s s a g e = " "   t o o l t i p = " "   t r a c k e d = " F a l s e " > < ! [ C D A T A [ w w w . s o z i a l a m t . z h . c h ] ] > < / T e x t > - 
-             < / S i g n e r _ 0 > - 
-             < S i g n e r _ 1   w i n d o w w i d t h = " 0 "   w i n d o w h e i g h t = " 0 "   m i n w i n d o w w i d t h = " 0 "   m a x w i n d o w w i d t h = " 0 "   m i n w i n d o w h e i g h t = " 0 "   m a x w i n d o w h e i g h t = " 0 " > - 
-                 < T e x t   i d = " S i g n e r _ 1 . I d "   r o w = " 0 "   c o l u m n = " 0 "   c o l u m n s p a n = " 0 "   m u l t i l i n e = " F a l s e "   m u l t i l i n e r o w s = " 3 "   l o c k e d = " F a l s e "   l a b e l = " S i g n e r _ 1 . I d "   r e a d o n l y = " F a l s e "   v i s i b l e = " T r u e "   r e q u i r e d = " F a l s e "   r e g e x = " "   v a l i d a t i o n m e s s a g e = " "   t o o l t i p = " "   t r a c k e d = " F a l s e " > < ! [ C D A T A [ 0 0 0 0 0 0 0 0 - 0 0 0 0 - 0 0 0 0 - 0 0 0 0 - 0 0 0 0 0 0 0 0 0 0 0 0 ] ] > < / T e x t > - 
-                 < T e x t   i d = " S i g n e r _ 1 . O r g a n i z a t i o n U n i t I d "   r o w = " 0 "   c o l u m n = " 0 "   c o l u m n s p a n = " 0 "   m u l t i l i n e = " F a l s e "   m u l t i l i n e r o w s = " 3 "   l o c k e d = " F a l s e "   l a b e l = " S i g n e r _ 1 . O r g a n i z a t i o n U n i t I d "   r e a d o n l y = " F a l s e "   v i s i b l e = " T r u e "   r e q u i r e d = " F a l s e "   r e g e x = " "   v a l i d a t i o n m e s s a g e = " "   t o o l t i p = " "   t r a c k e d = " F a l s e " > < ! [ C D A T A [   ] ] > < / T e x t > - 
-                 < T e x t   i d = " S i g n e r _ 1 . O r g . P o s t a l . C o u n t r y "   r o w = " 0 "   c o l u m n = " 0 "   c o l u m n s p a n = " 0 "   m u l t i l i n e = " F a l s e "   m u l t i l i n e r o w s = " 3 "   l o c k e d = " F a l s e "   l a b e l = " S i g n e r _ 1 . O r g . P o s t a l . C o u n t r y "   r e a d o n l y = " F a l s e "   v i s i b l e = " T r u e "   r e q u i r e d = " F a l s e "   r e g e x = " "   v a l i d a t i o n m e s s a g e = " "   t o o l t i p = " "   t r a c k e d = " F a l s e " > < ! [ C D A T A [   ] ] > < / T e x t > - 
-                 < T e x t   i d = " S i g n e r _ 1 . O r g . P o s t a l . L Z i p "   r o w = " 0 "   c o l u m n = " 0 "   c o l u m n s p a n = " 0 "   m u l t i l i n e = " F a l s e "   m u l t i l i n e r o w s = " 3 "   l o c k e d = " F a l s e "   l a b e l = " S i g n e r _ 1 . O r g . P o s t a l . L Z i p "   r e a d o n l y = " F a l s e "   v i s i b l e = " T r u e "   r e q u i r e d = " F a l s e "   r e g e x = " "   v a l i d a t i o n m e s s a g e = " "   t o o l t i p = " "   t r a c k e d = " F a l s e " > < ! [ C D A T A [   ] ] > < / T e x t > - 
-                 < T e x t   i d = " S i g n e r _ 1 . O r g . T i t l e "   r o w = " 0 "   c o l u m n = " 0 "   c o l u m n s p a n = " 0 "   m u l t i l i n e = " F a l s e "   m u l t i l i n e r o w s = " 3 "   l o c k e d = " F a l s e "   l a b e l = " S i g n e r _ 1 . O r g . T i t l e "   r e a d o n l y = " F a l s e "   v i s i b l e = " T r u e "   r e q u i r e d = " F a l s e "   r e g e x = " "   v a l i d a t i o n m e s s a g e = " "   t o o l t i p = " "   t r a c k e d = " F a l s e " > < ! [ C D A T A [   ] ] > < / T e x t > - 
-                 < T e x t   i d = " S i g n e r _ 1 . U s e r . A l i a s "   r o w = " 0 "   c o l u m n = " 0 "   c o l u m n s p a n = " 0 "   m u l t i l i n e = " F a l s e "   m u l t i l i n e r o w s = " 3 "   l o c k e d = " F a l s e "   l a b e l = " S i g n e r _ 1 . U s e r . A l i a s "   r e a d o n l y = " F a l s e "   v i s i b l e = " T r u e "   r e q u i r e d = " F a l s e "   r e g e x = " "   v a l i d a t i o n m e s s a g e = " "   t o o l t i p = " "   t r a c k e d = " F a l s e " > < ! [ C D A T A [   ] ] > < / T e x t > - 
-                 < T e x t   i d = " S i g n e r _ 1 . U s e r . E m a i l "   r o w = " 0 "   c o l u m n = " 0 "   c o l u m n s p a n = " 0 "   m u l t i l i n e = " F a l s e "   m u l t i l i n e r o w s = " 3 "   l o c k e d = " F a l s e "   l a b e l = " S i g n e r _ 1 . U s e r . E m a i l "   r e a d o n l y = " F a l s e "   v i s i b l e = " T r u e "   r e q u i r e d = " F a l s e "   r e g e x = " "   v a l i d a t i o n m e s s a g e = " "   t o o l t i p = " "   t r a c k e d = " F a l s e " > < ! [ C D A T A [   ] ] > < / T e x t > - 
-                 < T e x t   i d = " S i g n e r _ 1 . U s e r . F a x "   r o w = " 0 "   c o l u m n = " 0 "   c o l u m n s p a n = " 0 "   m u l t i l i n e = " F a l s e "   m u l t i l i n e r o w s = " 3 "   l o c k e d = " F a l s e "   l a b e l = " S i g n e r _ 1 . U s e r . F a x "   r e a d o n l y = " F a l s e "   v i s i b l e = " T r u e "   r e q u i r e d = " F a l s e "   r e g e x = " "   v a l i d a t i o n m e s s a g e = " "   t o o l t i p = " "   t r a c k e d = " F a l s e " > < ! [ C D A T A [   ] ] > < / T e x t > - 
-                 < T e x t   i d = " S i g n e r _ 1 . U s e r . F i r s t N a m e "   r o w = " 0 "   c o l u m n = " 0 "   c o l u m n s p a n = " 0 "   m u l t i l i n e = " F a l s e "   m u l t i l i n e r o w s = " 3 "   l o c k e d = " F a l s e "   l a b e l = " S i g n e r _ 1 . U s e r . F i r s t N a m e "   r e a d o n l y = " F a l s e "   v i s i b l e = " T r u e "   r e q u i r e d = " F a l s e "   r e g e x = " "   v a l i d a t i o n m e s s a g e = " "   t o o l t i p = " "   t r a c k e d = " F a l s e " > < ! [ C D A T A [   ] ] > < / T e x t > - 
-                 < T e x t   i d = " S i g n e r _ 1 . U s e r . F u n c t i o n "   r o w = " 0 "   c o l u m n = " 0 "   c o l u m n s p a n = " 0 "   m u l t i l i n e = " F a l s e "   m u l t i l i n e r o w s = " 3 "   l o c k e d = " F a l s e "   l a b e l = " S i g n e r _ 1 . U s e r . F u n c t i o n "   r e a d o n l y = " F a l s e "   v i s i b l e = " T r u e "   r e q u i r e d = " F a l s e "   r e g e x = " "   v a l i d a t i o n m e s s a g e = " "   t o o l t i p = " "   t r a c k e d = " F a l s e " > < ! [ C D A T A [   ] ] > < / T e x t > - 
-                 < T e x t   i d = " S i g n e r _ 1 . U s e r . J o b D e s c r i p t i o n "   r o w = " 0 "   c o l u m n = " 0 "   c o l u m n s p a n = " 0 "   m u l t i l i n e = " F a l s e "   m u l t i l i n e r o w s = " 3 "   l o c k e d = " F a l s e "   l a b e l = " S i g n e r _ 1 . U s e r . J o b D e s c r i p t i o n "   r e a d o n l y = " F a l s e "   v i s i b l e = " T r u e "   r e q u i r e d = " F a l s e "   r e g e x = " "   v a l i d a t i o n m e s s a g e = " "   t o o l t i p = " "   t r a c k e d = " F a l s e " > < ! [ C D A T A [   ] ] > < / T e x t > - 
-                 < T e x t   i d = " S i g n e r _ 1 . U s e r . L a s t N a m e "   r o w = " 0 "   c o l u m n = " 0 "   c o l u m n s p a n = " 0 "   m u l t i l i n e = " F a l s e "   m u l t i l i n e r o w s = " 3 "   l o c k e d = " F a l s e "   l a b e l = " S i g n e r _ 1 . U s e r . L a s t N a m e "   r e a d o n l y = " F a l s e "   v i s i b l e = " T r u e "   r e q u i r e d = " F a l s e "   r e g e x = " "   v a l i d a t i o n m e s s a g e = " "   t o o l t i p = " "   t r a c k e d = " F a l s e " > < ! [ C D A T A [   ] ] > < / T e x t > - 
-                 < T e x t   i d = " S i g n e r _ 1 . U s e r . O u L e v 1 "   r o w = " 0 "   c o l u m n = " 0 "   c o l u m n s p a n = " 0 "   m u l t i l i n e = " F a l s e "   m u l t i l i n e r o w s = " 3 "   l o c k e d = " F a l s e "   l a b e l = " S i g n e r _ 1 . U s e r . O u L e v 1 "   r e a d o n l y = " F a l s e "   v i s i b l e = " T r u e "   r e q u i r e d = " F a l s e "   r e g e x = " "   v a l i d a t i o n m e s s a g e = " "   t o o l t i p = " "   t r a c k e d = " F a l s e " > < ! [ C D A T A [   ] ] > < / T e x t > - 
-                 < T e x t   i d = " S i g n e r _ 1 . U s e r . O u L e v 2 "   r o w = " 0 "   c o l u m n = " 0 "   c o l u m n s p a n = " 0 "   m u l t i l i n e = " F a l s e "   m u l t i l i n e r o w s = " 3 "   l o c k e d = " F a l s e "   l a b e l = " S i g n e r _ 1 . U s e r . O u L e v 2 "   r e a d o n l y = " F a l s e "   v i s i b l e = " T r u e "   r e q u i r e d = " F a l s e "   r e g e x = " "   v a l i d a t i o n m e s s a g e = " "   t o o l t i p = " "   t r a c k e d = " F a l s e " > < ! [ C D A T A [   ] ] > < / T e x t > - 
-                 < T e x t   i d = " S i g n e r _ 1 . U s e r . O u L e v 3 "   r o w = " 0 "   c o l u m n = " 0 "   c o l u m n s p a n = " 0 "   m u l t i l i n e = " F a l s e "   m u l t i l i n e r o w s = " 3 "   l o c k e d = " F a l s e "   l a b e l = " S i g n e r _ 1 . U s e r . O u L e v 3 "   r e a d o n l y = " F a l s e "   v i s i b l e = " T r u e "   r e q u i r e d = " F a l s e "   r e g e x = " "   v a l i d a t i o n m e s s a g e = " "   t o o l t i p = " "   t r a c k e d = " F a l s e " > < ! [ C D A T A [   ] ] > < / T e x t > - 
-                 < T e x t   i d = " S i g n e r _ 1 . U s e r . O u L e v 4 "   r o w = " 0 "   c o l u m n = " 0 "   c o l u m n s p a n = " 0 "   m u l t i l i n e = " F a l s e "   m u l t i l i n e r o w s = " 3 "   l o c k e d = " F a l s e "   l a b e l = " S i g n e r _ 1 . U s e r . O u L e v 4 "   r e a d o n l y = " F a l s e "   v i s i b l e = " T r u e "   r e q u i r e d = " F a l s e "   r e g e x = " "   v a l i d a t i o n m e s s a g e = " "   t o o l t i p = " "   t r a c k e d = " F a l s e " > < ! [ C D A T A [   ] ] > < / T e x t > - 
-                 < T e x t   i d = " S i g n e r _ 1 . U s e r . O u L e v 5 "   r o w = " 0 "   c o l u m n = " 0 "   c o l u m n s p a n = " 0 "   m u l t i l i n e = " F a l s e "   m u l t i l i n e r o w s = " 3 "   l o c k e d = " F a l s e "   l a b e l = " S i g n e r _ 1 . U s e r . O u L e v 5 "   r e a d o n l y = " F a l s e "   v i s i b l e = " T r u e "   r e q u i r e d = " F a l s e "   r e g e x = " "   v a l i d a t i o n m e s s a g e = " "   t o o l t i p = " "   t r a c k e d = " F a l s e " > < ! [ C D A T A [   ] ] > < / T e x t > - 
-                 < T e x t   i d = " S i g n e r _ 1 . U s e r . O u L e v 6 "   r o w = " 0 "   c o l u m n = " 0 "   c o l u m n s p a n = " 0 "   m u l t i l i n e = " F a l s e "   m u l t i l i n e r o w s = " 3 "   l o c k e d = " F a l s e "   l a b e l = " S i g n e r _ 1 . U s e r . O u L e v 6 "   r e a d o n l y = " F a l s e "   v i s i b l e = " T r u e "   r e q u i r e d = " F a l s e "   r e g e x = " "   v a l i d a t i o n m e s s a g e = " "   t o o l t i p = " "   t r a c k e d = " F a l s e " > < ! [ C D A T A [   ] ] > < / T e x t > - 
-                 < T e x t   i d = " S i g n e r _ 1 . U s e r . O u L e v 7 "   r o w = " 0 "   c o l u m n = " 0 "   c o l u m n s p a n = " 0 "   m u l t i l i n e = " F a l s e "   m u l t i l i n e r o w s = " 3 "   l o c k e d = " F a l s e "   l a b e l = " S i g n e r _ 1 . U s e r . O u L e v 7 "   r e a d o n l y = " F a l s e "   v i s i b l e = " T r u e "   r e q u i r e d = " F a l s e "   r e g e x = " "   v a l i d a t i o n m e s s a g e = " "   t o o l t i p = " "   t r a c k e d = " F a l s e " > < ! [ C D A T A [   ] ] > < / T e x t > - 
-                 < T e x t   i d = " S i g n e r _ 1 . U s e r . O u M a i l "   r o w = " 0 "   c o l u m n = " 0 "   c o l u m n s p a n = " 0 "   m u l t i l i n e = " F a l s e "   m u l t i l i n e r o w s = " 3 "   l o c k e d = " F a l s e "   l a b e l = " S i g n e r _ 1 . U s e r . O u M a i l "   r e a d o n l y = " F a l s e "   v i s i b l e = " T r u e "   r e q u i r e d = " F a l s e "   r e g e x = " "   v a l i d a t i o n m e s s a g e = " "   t o o l t i p = " "   t r a c k e d = " F a l s e " > < ! [ C D A T A [   ] ] > < / T e x t > - 
-                 < T e x t   i d = " S i g n e r _ 1 . U s e r . O u P h o n e "   r o w = " 0 "   c o l u m n = " 0 "   c o l u m n s p a n = " 0 "   m u l t i l i n e = " F a l s e "   m u l t i l i n e r o w s = " 3 "   l o c k e d = " F a l s e "   l a b e l = " S i g n e r _ 1 . U s e r . O u P h o n e "   r e a d o n l y = " F a l s e "   v i s i b l e = " T r u e "   r e q u i r e d = " F a l s e "   r e g e x = " "   v a l i d a t i o n m e s s a g e = " "   t o o l t i p = " "   t r a c k e d = " F a l s e " > < ! [ C D A T A [   ] ] > < / T e x t > - 
-                 < T e x t   i d = " S i g n e r _ 1 . U s e r . P h o n e "   r o w = " 0 "   c o l u m n = " 0 "   c o l u m n s p a n = " 0 "   m u l t i l i n e = " F a l s e "   m u l t i l i n e r o w s = " 3 "   l o c k e d = " F a l s e "   l a b e l = " S i g n e r _ 1 . U s e r . P h o n e "   r e a d o n l y = " F a l s e "   v i s i b l e = " T r u e "   r e q u i r e d = " F a l s e "   r e g e x = " "   v a l i d a t i o n m e s s a g e = " "   t o o l t i p = " "   t r a c k e d = " F a l s e " > < ! [ C D A T A [   ] ] > < / T e x t > - 
-                 < T e x t   i d = " S i g n e r _ 1 . U s e r . P o s t a l . C i t y "   r o w = " 0 "   c o l u m n = " 0 "   c o l u m n s p a n = " 0 "   m u l t i l i n e = " F a l s e "   m u l t i l i n e r o w s = " 3 "   l o c k e d = " F a l s e "   l a b e l = " S i g n e r _ 1 . U s e r . P o s t a l . C i t y "   r e a d o n l y = " F a l s e "   v i s i b l e = " T r u e "   r e q u i r e d = " F a l s e "   r e g e x = " "   v a l i d a t i o n m e s s a g e = " "   t o o l t i p = " "   t r a c k e d = " F a l s e " > < ! [ C D A T A [   ] ] > < / T e x t > - 
-                 < T e x t   i d = " S i g n e r _ 1 . U s e r . P o s t a l . O f f i c e N a m e "   r o w = " 0 "   c o l u m n = " 0 "   c o l u m n s p a n = " 0 "   m u l t i l i n e = " F a l s e "   m u l t i l i n e r o w s = " 3 "   l o c k e d = " F a l s e "   l a b e l = " S i g n e r _ 1 . U s e r . P o s t a l . O f f i c e N a m e "   r e a d o n l y = " F a l s e "   v i s i b l e = " T r u e "   r e q u i r e d = " F a l s e "   r e g e x = " "   v a l i d a t i o n m e s s a g e = " "   t o o l t i p = " "   t r a c k e d = " F a l s e " > < ! [ C D A T A [   ] ] > < / T e x t > - 
-                 < T e x t   i d = " S i g n e r _ 1 . U s e r . P o s t a l . P O B o x "   r o w = " 0 "   c o l u m n = " 0 "   c o l u m n s p a n = " 0 "   m u l t i l i n e = " F a l s e "   m u l t i l i n e r o w s = " 3 "   l o c k e d = " F a l s e "   l a b e l = " S i g n e r _ 1 . U s e r . P o s t a l . P O B o x "   r e a d o n l y = " F a l s e "   v i s i b l e = " T r u e "   r e q u i r e d = " F a l s e "   r e g e x = " "   v a l i d a t i o n m e s s a g e = " "   t o o l t i p = " "   t r a c k e d = " F a l s e " > < ! [ C D A T A [   ] ] > < / T e x t > - 
-                 < T e x t   i d = " S i g n e r _ 1 . U s e r . P o s t a l . S t r e e t "   r o w = " 0 "   c o l u m n = " 0 "   c o l u m n s p a n = " 0 "   m u l t i l i n e = " F a l s e "   m u l t i l i n e r o w s = " 3 "   l o c k e d = " F a l s e "   l a b e l = " S i g n e r _ 1 . U s e r . P o s t a l . S t r e e t "   r e a d o n l y = " F a l s e "   v i s i b l e = " T r u e "   r e q u i r e d = " F a l s e "   r e g e x = " "   v a l i d a t i o n m e s s a g e = " "   t o o l t i p = " "   t r a c k e d = " F a l s e " > < ! [ C D A T A [   ] ] > < / T e x t > - 
-                 < T e x t   i d = " S i g n e r _ 1 . U s e r . P o s t a l . Z i p "   r o w = " 0 "   c o l u m n = " 0 "   c o l u m n s p a n = " 0 "   m u l t i l i n e = " F a l s e "   m u l t i l i n e r o w s = " 3 "   l o c k e d = " F a l s e "   l a b e l = " S i g n e r _ 1 . U s e r . P o s t a l . Z i p "   r e a d o n l y = " F a l s e "   v i s i b l e = " T r u e "   r e q u i r e d = " F a l s e "   r e g e x = " "   v a l i d a t i o n m e s s a g e = " "   t o o l t i p = " "   t r a c k e d = " F a l s e " > < ! [ C D A T A [   ] ] > < / T e x t > - 
-                 < T e x t   i d = " S i g n e r _ 1 . U s e r . S a l u t a t i o n "   r o w = " 0 "   c o l u m n = " 0 "   c o l u m n s p a n = " 0 "   m u l t i l i n e = " F a l s e "   m u l t i l i n e r o w s = " 3 "   l o c k e d = " F a l s e "   l a b e l = " S i g n e r _ 1 . U s e r . S a l u t a t i o n "   r e a d o n l y = " F a l s e "   v i s i b l e = " T r u e "   r e q u i r e d = " F a l s e "   r e g e x = " "   v a l i d a t i o n m e s s a g e = " "   t o o l t i p = " "   t r a c k e d = " F a l s e " > < ! [ C D A T A [   ] ] > < / T e x t > - 
-                 < T e x t   i d = " S i g n e r _ 1 . U s e r . T i t l e "   r o w = " 0 "   c o l u m n = " 0 "   c o l u m n s p a n = " 0 "   m u l t i l i n e = " F a l s e "   m u l t i l i n e r o w s = " 3 "   l o c k e d = " F a l s e "   l a b e l = " S i g n e r _ 1 . U s e r . T i t l e "   r e a d o n l y = " F a l s e "   v i s i b l e = " T r u e "   r e q u i r e d = " F a l s e "   r e g e x = " "   v a l i d a t i o n m e s s a g e = " "   t o o l t i p = " "   t r a c k e d = " F a l s e " > < ! [ C D A T A [   ] ] > < / T e x t > - 
-                 < T e x t   i d = " S i g n e r _ 1 . U s e r . U r l "   r o w = " 0 "   c o l u m n = " 0 "   c o l u m n s p a n = " 0 "   m u l t i l i n e = " F a l s e "   m u l t i l i n e r o w s = " 3 "   l o c k e d = " F a l s e "   l a b e l = " S i g n e r _ 1 . U s e r . U r l "   r e a d o n l y = " F a l s e "   v i s i b l e = " T r u e "   r e q u i r e d = " F a l s e "   r e g e x = " "   v a l i d a t i o n m e s s a g e = " "   t o o l t i p = " "   t r a c k e d = " F a l s e " > < ! [ C D A T A [   ] ] > < / T e x t > - 
-             < / S i g n e r _ 1 > - 
-             < S i g n e r _ 2   w i n d o w w i d t h = " 0 "   w i n d o w h e i g h t = " 0 "   m i n w i n d o w w i d t h = " 0 "   m a x w i n d o w w i d t h = " 0 "   m i n w i n d o w h e i g h t = " 0 "   m a x w i n d o w h e i g h t = " 0 " > - 
-                 < T e x t   i d = " S i g n e r _ 2 . I d "   r o w = " 0 "   c o l u m n = " 0 "   c o l u m n s p a n = " 0 "   m u l t i l i n e = " F a l s e "   m u l t i l i n e r o w s = " 3 "   l o c k e d = " F a l s e "   l a b e l = " S i g n e r _ 2 . I d "   r e a d o n l y = " F a l s e "   v i s i b l e = " T r u e "   r e q u i r e d = " F a l s e "   r e g e x = " "   v a l i d a t i o n m e s s a g e = " "   t o o l t i p = " "   t r a c k e d = " F a l s e " > < ! [ C D A T A [ 0 0 0 0 0 0 0 0 - 0 0 0 0 - 0 0 0 0 - 0 0 0 0 - 0 0 0 0 0 0 0 0 0 0 0 0 ] ] > < / T e x t > - 
-                 < T e x t   i d = " S i g n e r _ 2 . O r g a n i z a t i o n U n i t I d "   r o w = " 0 "   c o l u m n = " 0 "   c o l u m n s p a n = " 0 "   m u l t i l i n e = " F a l s e "   m u l t i l i n e r o w s = " 3 "   l o c k e d = " F a l s e "   l a b e l = " S i g n e r _ 2 . O r g a n i z a t i o n U n i t I d "   r e a d o n l y = " F a l s e "   v i s i b l e = " T r u e "   r e q u i r e d = " F a l s e "   r e g e x = " "   v a l i d a t i o n m e s s a g e = " "   t o o l t i p = " "   t r a c k e d = " F a l s e " > < ! [ C D A T A [   ] ] > < / T e x t > - 
-                 < T e x t   i d = " S i g n e r _ 2 . O r g . P o s t a l . C o u n t r y "   r o w = " 0 "   c o l u m n = " 0 "   c o l u m n s p a n = " 0 "   m u l t i l i n e = " F a l s e "   m u l t i l i n e r o w s = " 3 "   l o c k e d = " F a l s e "   l a b e l = " S i g n e r _ 2 . O r g . P o s t a l . C o u n t r y "   r e a d o n l y = " F a l s e "   v i s i b l e = " T r u e "   r e q u i r e d = " F a l s e "   r e g e x = " "   v a l i d a t i o n m e s s a g e = " "   t o o l t i p = " "   t r a c k e d = " F a l s e " > < ! [ C D A T A [   ] ] > < / T e x t > - 
-                 < T e x t   i d = " S i g n e r _ 2 . O r g . P o s t a l . L Z i p "   r o w = " 0 "   c o l u m n = " 0 "   c o l u m n s p a n = " 0 "   m u l t i l i n e = " F a l s e "   m u l t i l i n e r o w s = " 3 "   l o c k e d = " F a l s e "   l a b e l = " S i g n e r _ 2 . O r g . P o s t a l . L Z i p "   r e a d o n l y = " F a l s e "   v i s i b l e = " T r u e "   r e q u i r e d = " F a l s e "   r e g e x = " "   v a l i d a t i o n m e s s a g e = " "   t o o l t i p = " "   t r a c k e d = " F a l s e " > < ! [ C D A T A [   ] ] > < / T e x t > - 
-                 < T e x t   i d = " S i g n e r _ 2 . O r g . T i t l e "   r o w = " 0 "   c o l u m n = " 0 "   c o l u m n s p a n = " 0 "   m u l t i l i n e = " F a l s e "   m u l t i l i n e r o w s = " 3 "   l o c k e d = " F a l s e "   l a b e l = " S i g n e r _ 2 . O r g . T i t l e "   r e a d o n l y = " F a l s e "   v i s i b l e = " T r u e "   r e q u i r e d = " F a l s e "   r e g e x = " "   v a l i d a t i o n m e s s a g e = " "   t o o l t i p = " "   t r a c k e d = " F a l s e " > < ! [ C D A T A [   ] ] > < / T e x t > - 
-                 < T e x t   i d = " S i g n e r _ 2 . U s e r . A l i a s "   r o w = " 0 "   c o l u m n = " 0 "   c o l u m n s p a n = " 0 "   m u l t i l i n e = " F a l s e "   m u l t i l i n e r o w s = " 3 "   l o c k e d = " F a l s e "   l a b e l = " S i g n e r _ 2 . U s e r . A l i a s "   r e a d o n l y = " F a l s e "   v i s i b l e = " T r u e "   r e q u i r e d = " F a l s e "   r e g e x = " "   v a l i d a t i o n m e s s a g e = " "   t o o l t i p = " "   t r a c k e d = " F a l s e " > < ! [ C D A T A [   ] ] > < / T e x t > - 
-                 < T e x t   i d = " S i g n e r _ 2 . U s e r . E m a i l "   r o w = " 0 "   c o l u m n = " 0 "   c o l u m n s p a n = " 0 "   m u l t i l i n e = " F a l s e "   m u l t i l i n e r o w s = " 3 "   l o c k e d = " F a l s e "   l a b e l = " S i g n e r _ 2 . U s e r . E m a i l "   r e a d o n l y = " F a l s e "   v i s i b l e = " T r u e "   r e q u i r e d = " F a l s e "   r e g e x = " "   v a l i d a t i o n m e s s a g e = " "   t o o l t i p = " "   t r a c k e d = " F a l s e " > < ! [ C D A T A [   ] ] > < / T e x t > - 
-                 < T e x t   i d = " S i g n e r _ 2 . U s e r . F a x "   r o w = " 0 "   c o l u m n = " 0 "   c o l u m n s p a n = " 0 "   m u l t i l i n e = " F a l s e "   m u l t i l i n e r o w s = " 3 "   l o c k e d = " F a l s e "   l a b e l = " S i g n e r _ 2 . U s e r . F a x "   r e a d o n l y = " F a l s e "   v i s i b l e = " T r u e "   r e q u i r e d = " F a l s e "   r e g e x = " "   v a l i d a t i o n m e s s a g e = " "   t o o l t i p = " "   t r a c k e d = " F a l s e " > < ! [ C D A T A [   ] ] > < / T e x t > - 
-                 < T e x t   i d = " S i g n e r _ 2 . U s e r . F i r s t N a m e "   r o w = " 0 "   c o l u m n = " 0 "   c o l u m n s p a n = " 0 "   m u l t i l i n e = " F a l s e "   m u l t i l i n e r o w s = " 3 "   l o c k e d = " F a l s e "   l a b e l = " S i g n e r _ 2 . U s e r . F i r s t N a m e "   r e a d o n l y = " F a l s e "   v i s i b l e = " T r u e "   r e q u i r e d = " F a l s e "   r e g e x = " "   v a l i d a t i o n m e s s a g e = " "   t o o l t i p = " "   t r a c k e d = " F a l s e " > < ! [ C D A T A [   ] ] > < / T e x t > - 
-                 < T e x t   i d = " S i g n e r _ 2 . U s e r . F u n c t i o n "   r o w = " 0 "   c o l u m n = " 0 "   c o l u m n s p a n = " 0 "   m u l t i l i n e = " F a l s e "   m u l t i l i n e r o w s = " 3 "   l o c k e d = " F a l s e "   l a b e l = " S i g n e r _ 2 . U s e r . F u n c t i o n "   r e a d o n l y = " F a l s e "   v i s i b l e = " T r u e "   r e q u i r e d = " F a l s e "   r e g e x = " "   v a l i d a t i o n m e s s a g e = " "   t o o l t i p = " "   t r a c k e d = " F a l s e " > < ! [ C D A T A [   ] ] > < / T e x t > - 
-                 < T e x t   i d = " S i g n e r _ 2 . U s e r . J o b D e s c r i p t i o n "   r o w = " 0 "   c o l u m n = " 0 "   c o l u m n s p a n = " 0 "   m u l t i l i n e = " F a l s e "   m u l t i l i n e r o w s = " 3 "   l o c k e d = " F a l s e "   l a b e l = " S i g n e r _ 2 . U s e r . J o b D e s c r i p t i o n "   r e a d o n l y = " F a l s e "   v i s i b l e = " T r u e "   r e q u i r e d = " F a l s e "   r e g e x = " "   v a l i d a t i o n m e s s a g e = " "   t o o l t i p = " "   t r a c k e d = " F a l s e " > < ! [ C D A T A [   ] ] > < / T e x t > - 
-                 < T e x t   i d = " S i g n e r _ 2 . U s e r . L a s t N a m e "   r o w = " 0 "   c o l u m n = " 0 "   c o l u m n s p a n = " 0 "   m u l t i l i n e = " F a l s e "   m u l t i l i n e r o w s = " 3 "   l o c k e d = " F a l s e "   l a b e l = " S i g n e r _ 2 . U s e r . L a s t N a m e "   r e a d o n l y = " F a l s e "   v i s i b l e = " T r u e "   r e q u i r e d = " F a l s e "   r e g e x = " "   v a l i d a t i o n m e s s a g e = " "   t o o l t i p = " "   t r a c k e d = " F a l s e " > < ! [ C D A T A [   ] ] > < / T e x t > - 
-                 < T e x t   i d = " S i g n e r _ 2 . U s e r . O u L e v 1 "   r o w = " 0 "   c o l u m n = " 0 "   c o l u m n s p a n = " 0 "   m u l t i l i n e = " F a l s e "   m u l t i l i n e r o w s = " 3 "   l o c k e d = " F a l s e "   l a b e l = " S i g n e r _ 2 . U s e r . O u L e v 1 "   r e a d o n l y = " F a l s e "   v i s i b l e = " T r u e "   r e q u i r e d = " F a l s e "   r e g e x = " "   v a l i d a t i o n m e s s a g e = " "   t o o l t i p = " "   t r a c k e d = " F a l s e " > < ! [ C D A T A [   ] ] > < / T e x t > - 
-                 < T e x t   i d = " S i g n e r _ 2 . U s e r . O u L e v 2 "   r o w = " 0 "   c o l u m n = " 0 "   c o l u m n s p a n = " 0 "   m u l t i l i n e = " F a l s e "   m u l t i l i n e r o w s = " 3 "   l o c k e d = " F a l s e "   l a b e l = " S i g n e r _ 2 . U s e r . O u L e v 2 "   r e a d o n l y = " F a l s e "   v i s i b l e = " T r u e "   r e q u i r e d = " F a l s e "   r e g e x = " "   v a l i d a t i o n m e s s a g e = " "   t o o l t i p = " "   t r a c k e d = " F a l s e " > < ! [ C D A T A [   ] ] > < / T e x t > - 
-                 < T e x t   i d = " S i g n e r _ 2 . U s e r . O u L e v 3 "   r o w = " 0 "   c o l u m n = " 0 "   c o l u m n s p a n = " 0 "   m u l t i l i n e = " F a l s e "   m u l t i l i n e r o w s = " 3 "   l o c k e d = " F a l s e "   l a b e l = " S i g n e r _ 2 . U s e r . O u L e v 3 "   r e a d o n l y = " F a l s e "   v i s i b l e = " T r u e "   r e q u i r e d = " F a l s e "   r e g e x = " "   v a l i d a t i o n m e s s a g e = " "   t o o l t i p = " "   t r a c k e d = " F a l s e " > < ! [ C D A T A [   ] ] > < / T e x t > - 
-                 < T e x t   i d = " S i g n e r _ 2 . U s e r . O u L e v 4 "   r o w = " 0 "   c o l u m n = " 0 "   c o l u m n s p a n = " 0 "   m u l t i l i n e = " F a l s e "   m u l t i l i n e r o w s = " 3 "   l o c k e d = " F a l s e "   l a b e l = " S i g n e r _ 2 . U s e r . O u L e v 4 "   r e a d o n l y = " F a l s e "   v i s i b l e = " T r u e "   r e q u i r e d = " F a l s e "   r e g e x = " "   v a l i d a t i o n m e s s a g e = " "   t o o l t i p = " "   t r a c k e d = " F a l s e " > < ! [ C D A T A [   ] ] > < / T e x t > - 
-                 < T e x t   i d = " S i g n e r _ 2 . U s e r . O u L e v 5 "   r o w = " 0 "   c o l u m n = " 0 "   c o l u m n s p a n = " 0 "   m u l t i l i n e = " F a l s e "   m u l t i l i n e r o w s = " 3 "   l o c k e d = " F a l s e "   l a b e l = " S i g n e r _ 2 . U s e r . O u L e v 5 "   r e a d o n l y = " F a l s e "   v i s i b l e = " T r u e "   r e q u i r e d = " F a l s e "   r e g e x = " "   v a l i d a t i o n m e s s a g e = " "   t o o l t i p = " "   t r a c k e d = " F a l s e " > < ! [ C D A T A [   ] ] > < / T e x t > - 
-                 < T e x t   i d = " S i g n e r _ 2 . U s e r . O u L e v 6 "   r o w = " 0 "   c o l u m n = " 0 "   c o l u m n s p a n = " 0 "   m u l t i l i n e = " F a l s e "   m u l t i l i n e r o w s = " 3 "   l o c k e d = " F a l s e "   l a b e l = " S i g n e r _ 2 . U s e r . O u L e v 6 "   r e a d o n l y = " F a l s e "   v i s i b l e = " T r u e "   r e q u i r e d = " F a l s e "   r e g e x = " "   v a l i d a t i o n m e s s a g e = " "   t o o l t i p = " "   t r a c k e d = " F a l s e " > < ! [ C D A T A [   ] ] > < / T e x t > - 
-                 < T e x t   i d = " S i g n e r _ 2 . U s e r . O u L e v 7 "   r o w = " 0 "   c o l u m n = " 0 "   c o l u m n s p a n = " 0 "   m u l t i l i n e = " F a l s e "   m u l t i l i n e r o w s = " 3 "   l o c k e d = " F a l s e "   l a b e l = " S i g n e r _ 2 . U s e r . O u L e v 7 "   r e a d o n l y = " F a l s e "   v i s i b l e = " T r u e "   r e q u i r e d = " F a l s e "   r e g e x = " "   v a l i d a t i o n m e s s a g e = " "   t o o l t i p = " "   t r a c k e d = " F a l s e " > < ! [ C D A T A [   ] ] > < / T e x t > - 
-                 < T e x t   i d = " S i g n e r _ 2 . U s e r . O u M a i l "   r o w = " 0 "   c o l u m n = " 0 "   c o l u m n s p a n = " 0 "   m u l t i l i n e = " F a l s e "   m u l t i l i n e r o w s = " 3 "   l o c k e d = " F a l s e "   l a b e l = " S i g n e r _ 2 . U s e r . O u M a i l "   r e a d o n l y = " F a l s e "   v i s i b l e = " T r u e "   r e q u i r e d = " F a l s e "   r e g e x = " "   v a l i d a t i o n m e s s a g e = " "   t o o l t i p = " "   t r a c k e d = " F a l s e " > < ! [ C D A T A [   ] ] > < / T e x t > - 
-                 < T e x t   i d = " S i g n e r _ 2 . U s e r . O u P h o n e "   r o w = " 0 "   c o l u m n = " 0 "   c o l u m n s p a n = " 0 "   m u l t i l i n e = " F a l s e "   m u l t i l i n e r o w s = " 3 "   l o c k e d = " F a l s e "   l a b e l = " S i g n e r _ 2 . U s e r . O u P h o n e "   r e a d o n l y = " F a l s e "   v i s i b l e = " T r u e "   r e q u i r e d = " F a l s e "   r e g e x = " "   v a l i d a t i o n m e s s a g e = " "   t o o l t i p = " "   t r a c k e d = " F a l s e " > < ! [ C D A T A [   ] ] > < / T e x t > - 
-                 < T e x t   i d = " S i g n e r _ 2 . U s e r . P h o n e "   r o w = " 0 "   c o l u m n = " 0 "   c o l u m n s p a n = " 0 "   m u l t i l i n e = " F a l s e "   m u l t i l i n e r o w s = " 3 "   l o c k e d = " F a l s e "   l a b e l = " S i g n e r _ 2 . U s e r . P h o n e "   r e a d o n l y = " F a l s e "   v i s i b l e = " T r u e "   r e q u i r e d = " F a l s e "   r e g e x = " "   v a l i d a t i o n m e s s a g e = " "   t o o l t i p = " "   t r a c k e d = " F a l s e " > < ! [ C D A T A [   ] ] > < / T e x t > - 
-                 < T e x t   i d = " S i g n e r _ 2 . U s e r . P o s t a l . C i t y "   r o w = " 0 "   c o l u m n = " 0 "   c o l u m n s p a n = " 0 "   m u l t i l i n e = " F a l s e "   m u l t i l i n e r o w s = " 3 "   l o c k e d = " F a l s e "   l a b e l = " S i g n e r _ 2 . U s e r . P o s t a l . C i t y "   r e a d o n l y = " F a l s e "   v i s i b l e = " T r u e "   r e q u i r e d = " F a l s e "   r e g e x = " "   v a l i d a t i o n m e s s a g e = " "   t o o l t i p = " "   t r a c k e d = " F a l s e " > < ! [ C D A T A [   ] ] > < / T e x t > - 
-                 < T e x t   i d = " S i g n e r _ 2 . U s e r . P o s t a l . O f f i c e N a m e "   r o w = " 0 "   c o l u m n = " 0 "   c o l u m n s p a n = " 0 "   m u l t i l i n e = " F a l s e "   m u l t i l i n e r o w s = " 3 "   l o c k e d = " F a l s e "   l a b e l = " S i g n e r _ 2 . U s e r . P o s t a l . O f f i c e N a m e "   r e a d o n l y = " F a l s e "   v i s i b l e = " T r u e "   r e q u i r e d = " F a l s e "   r e g e x = " "   v a l i d a t i o n m e s s a g e = " "   t o o l t i p = " "   t r a c k e d = " F a l s e " > < ! [ C D A T A [   ] ] > < / T e x t > - 
-                 < T e x t   i d = " S i g n e r _ 2 . U s e r . P o s t a l . P O B o x "   r o w = " 0 "   c o l u m n = " 0 "   c o l u m n s p a n = " 0 "   m u l t i l i n e = " F a l s e "   m u l t i l i n e r o w s = " 3 "   l o c k e d = " F a l s e "   l a b e l = " S i g n e r _ 2 . U s e r . P o s t a l . P O B o x "   r e a d o n l y = " F a l s e "   v i s i b l e = " T r u e "   r e q u i r e d = " F a l s e "   r e g e x = " "   v a l i d a t i o n m e s s a g e = " "   t o o l t i p = " "   t r a c k e d = " F a l s e " > < ! [ C D A T A [   ] ] > < / T e x t > - 
-                 < T e x t   i d = " S i g n e r _ 2 . U s e r . P o s t a l . S t r e e t "   r o w = " 0 "   c o l u m n = " 0 "   c o l u m n s p a n = " 0 "   m u l t i l i n e = " F a l s e "   m u l t i l i n e r o w s = " 3 "   l o c k e d = " F a l s e "   l a b e l = " S i g n e r _ 2 . U s e r . P o s t a l . S t r e e t "   r e a d o n l y = " F a l s e "   v i s i b l e = " T r u e "   r e q u i r e d = " F a l s e "   r e g e x = " "   v a l i d a t i o n m e s s a g e = " "   t o o l t i p = " "   t r a c k e d = " F a l s e " > < ! [ C D A T A [   ] ] > < / T e x t > - 
-                 < T e x t   i d = " S i g n e r _ 2 . U s e r . P o s t a l . Z i p "   r o w = " 0 "   c o l u m n = " 0 "   c o l u m n s p a n = " 0 "   m u l t i l i n e = " F a l s e "   m u l t i l i n e r o w s = " 3 "   l o c k e d = " F a l s e "   l a b e l = " S i g n e r _ 2 . U s e r . P o s t a l . Z i p "   r e a d o n l y = " F a l s e "   v i s i b l e = " T r u e "   r e q u i r e d = " F a l s e "   r e g e x = " "   v a l i d a t i o n m e s s a g e = " "   t o o l t i p = " "   t r a c k e d = " F a l s e " > < ! [ C D A T A [   ] ] > < / T e x t > - 
-                 < T e x t   i d = " S i g n e r _ 2 . U s e r . S a l u t a t i o n "   r o w = " 0 "   c o l u m n = " 0 "   c o l u m n s p a n = " 0 "   m u l t i l i n e = " F a l s e "   m u l t i l i n e r o w s = " 3 "   l o c k e d = " F a l s e "   l a b e l = " S i g n e r _ 2 . U s e r . S a l u t a t i o n "   r e a d o n l y = " F a l s e "   v i s i b l e = " T r u e "   r e q u i r e d = " F a l s e "   r e g e x = " "   v a l i d a t i o n m e s s a g e = " "   t o o l t i p = " "   t r a c k e d = " F a l s e " > < ! [ C D A T A [   ] ] > < / T e x t > - 
-                 < T e x t   i d = " S i g n e r _ 2 . U s e r . T i t l e "   r o w = " 0 "   c o l u m n = " 0 "   c o l u m n s p a n = " 0 "   m u l t i l i n e = " F a l s e "   m u l t i l i n e r o w s = " 3 "   l o c k e d = " F a l s e "   l a b e l = " S i g n e r _ 2 . U s e r . T i t l e "   r e a d o n l y = " F a l s e "   v i s i b l e = " T r u e "   r e q u i r e d = " F a l s e "   r e g e x = " "   v a l i d a t i o n m e s s a g e = " "   t o o l t i p = " "   t r a c k e d = " F a l s e " > < ! [ C D A T A [   ] ] > < / T e x t > - 
-                 < T e x t   i d = " S i g n e r _ 2 . U s e r . U r l "   r o w = " 0 "   c o l u m n = " 0 "   c o l u m n s p a n = " 0 "   m u l t i l i n e = " F a l s e "   m u l t i l i n e r o w s = " 3 "   l o c k e d = " F a l s e "   l a b e l = " S i g n e r _ 2 . U s e r . U r l "   r e a d o n l y = " F a l s e "   v i s i b l e = " T r u e "   r e q u i r e d = " F a l s e "   r e g e x = " "   v a l i d a t i o n m e s s a g e = " "   t o o l t i p = " "   t r a c k e d = " F a l s e " > < ! [ C D A T A [   ] ] > < / T e x t > - 
-             < / S i g n e r _ 2 > - 
-             < P a r a m e t e r   w i n d o w w i d t h = " 7 5 0 "   w i n d o w h e i g h t = " 0 "   m i n w i n d o w w i d t h = " 0 "   m a x w i n d o w w i d t h = " 0 "   m i n w i n d o w h e i g h t = " 0 "   m a x w i n d o w h e i g h t = " 0 " > - 
-                 < D a t e T i m e   i d = " D o c P a r a m . D a t e "   l i d = " D e u t s c h   ( D e u t s c h l a n d ) "   f o r m a t = " d .   M M M M   y y y y "   c a l e n d e r = " G r e g o r "   r o w = " 0 "   c o l u m n = " 1 "   c o l u m n s p a n = " 1 "   l o c k e d = " F a l s e "   l a b e l = " D a t u m "   r e a d o n l y = " F a l s e "   v i s i b l e = " T r u e "   t o o l t i p = " "   t r a c k e d = " F a l s e " > 2 0 1 9 - 0 7 - 1 8 T 0 0 : 0 0 : 0 0 Z < / D a t e T i m e > - 
-                 < C h e c k B o x   i d = " D o c P a r a m . D a t e H i d e D a y "   r o w = " 0 "   c o l u m n = " 2 "   c o l u m n s p a n = " 1 "   i s i n p u t e n a b l e d = " F a l s e "   l o c k e d = " F a l s e "   l a b e l = " T a g   v e r b e r g e n "   r e a d o n l y = " F a l s e "   v i s i b l e = " T r u e "   t o o l t i p = " "   t r a c k e d = " F a l s e " > f a l s e < / C h e c k B o x > - 
-                 < T e x t   i d = " T e x t D o c P a r a m . D a t e H i d e D a y "   r o w = " 0 "   c o l u m n = " 0 "   c o l u m n s p a n = " 0 "   m u l t i l i n e = " F a l s e "   m u l t i l i n e r o w s = " 3 "   l o c k e d = " F a l s e "   l a b e l = " T a g   v e r b e r g e n t e x t "   r e a d o n l y = " F a l s e "   v i s i b l e = " F a l s e "   r e q u i r e d = " F a l s e "   r e g e x = " "   v a l i d a t i o n m e s s a g e = " "   t o o l t i p = " "   t r a c k e d = " F a l s e " > < ! [ C D A T A [ T a g   v e r b e r g e n ] ] > < / T e x t > - 
-                 < T e x t   i d = " D o c P a r a m . F o o t e r N r "   r o w = " 2 "   c o l u m n = " 1 "   c o l u m n s p a n = " 1 "   m u l t i l i n e = " F a l s e "   m u l t i l i n e r o w s = " 3 "   l o c k e d = " F a l s e "   l a b e l = " N r   ( F u s s z e i l e ) "   r e a d o n l y = " F a l s e "   v i s i b l e = " F a l s e "   r e q u i r e d = " F a l s e "   r e g e x = " "   v a l i d a t i o n m e s s a g e = " "   t o o l t i p = " "   t r a c k e d = " F a l s e " > < ! [ C D A T A [   ] ] > < / T e x t > - 
-                 < T e x t   i d = " D o c P a r a m . H e a d e r S u b j e c t "   r o w = " 1 "   c o l u m n = " 1 "   c o l u m n s p a n = " 2 "   m u l t i l i n e = " T r u e "   m u l t i l i n e r o w s = " 1 . 5 "   l o c k e d = " F a l s e "   l a b e l = " T e x t   F o l g e s e i t e n "   r e a d o n l y = " F a l s e "   v i s i b l e = " T r u e "   r e q u i r e d = " F a l s e "   r e g e x = " "   v a l i d a t i o n m e s s a g e = " "   t o o l t i p = " "   t r a c k e d = " F a l s e " > < ! [ C D A T A [   ] ] > < / T e x t > - 
-                 < D a t e T i m e   i d = " D o c P a r a m . H i d d e n . C r e a t i o n T i m e "   l i d = " D e u t s c h   ( D e u t s c h l a n d ) "   f o r m a t = " d .   M M M M   y y y y "   c a l e n d e r = " G r e g o r "   r o w = " 0 "   c o l u m n = " 5 "   c o l u m n s p a n = " 0 "   l o c k e d = " F a l s e "   l a b e l = " "   r e a d o n l y = " F a l s e "   v i s i b l e = " F a l s e "   t o o l t i p = " "   t r a c k e d = " F a l s e " > 2 0 1 9 - 0 7 - 1 8 T 0 7 : 1 1 : 0 7 . 5 1 4 1 6 2 7 Z < / D a t e T i m e > - 
-                 < C h e c k B o x   i d = " D o c P a r a m . S h o w F o o t e r "   r o w = " 2 "   c o l u m n = " 2 "   c o l u m n s p a n = " 1 "   i s i n p u t e n a b l e d = " F a l s e "   l o c k e d = " F a l s e "   l a b e l = " a n z e i g e n "   r e a d o n l y = " F a l s e "   v i s i b l e = " F a l s e "   t o o l t i p = " "   t r a c k e d = " F a l s e " > f a l s e < / C h e c k B o x > - 
-                 < T e x t   i d = " T e x t D o c P a r a m . S h o w F o o t e r "   r o w = " 0 "   c o l u m n = " 0 "   c o l u m n s p a n = " 0 "   m u l t i l i n e = " F a l s e "   m u l t i l i n e r o w s = " 3 "   l o c k e d = " F a l s e "   l a b e l = " a n z e i g e n t e x t "   r e a d o n l y = " F a l s e "   v i s i b l e = " F a l s e "   r e q u i r e d = " F a l s e "   r e g e x = " "   v a l i d a t i o n m e s s a g e = " "   t o o l t i p = " "   t r a c k e d = " F a l s e " > < ! [ C D A T A [ a n z e i g e n ] ] > < / T e x t > - 
-                 < C h e c k B o x   i d = " D o c P a r a m . S h o w H e a d e r S u b j e c t "   r o w = " 1 "   c o l u m n = " 3 "   c o l u m n s p a n = " 1 "   i s i n p u t e n a b l e d = " F a l s e "   l o c k e d = " F a l s e "   l a b e l = " a n z e i g e n "   r e a d o n l y = " F a l s e "   v i s i b l e = " F a l s e "   t o o l t i p = " "   t r a c k e d = " F a l s e " > t r u e < / C h e c k B o x > - 
-                 < T e x t   i d = " T e x t D o c P a r a m . S h o w H e a d e r S u b j e c t "   r o w = " 0 "   c o l u m n = " 0 "   c o l u m n s p a n = " 0 "   m u l t i l i n e = " F a l s e "   m u l t i l i n e r o w s = " 3 "   l o c k e d = " F a l s e "   l a b e l = " a n z e i g e n t e x t "   r e a d o n l y = " F a l s e "   v i s i b l e = " F a l s e "   r e q u i r e d = " F a l s e "   r e g e x = " "   v a l i d a t i o n m e s s a g e = " "   t o o l t i p = " "   t r a c k e d = " F a l s e " > < ! [ C D A T A [ a n z e i g e n ] ] > < / T e x t > - 
-                 < T e x t   i d = " S p e c i a l . C h e c k b o x G r o u p V i e w L i s t "   r o w = " 0 "   c o l u m n = " 0 "   c o l u m n s p a n = " 0 "   m u l t i l i n e = " F a l s e "   m u l t i l i n e r o w s = " 3 "   l o c k e d = " F a l s e "   l a b e l = " S p e c i a l . C h e c k b o x G r o u p V i e w L i s t "   r e a d o n l y = " F a l s e "   v i s i b l e = " F a l s e "   r e q u i r e d = " F a l s e "   r e g e x = " "   v a l i d a t i o n m e s s a g e = " "   t o o l t i p = " "   t r a c k e d = " F a l s e " > < ! [ C D A T A [ �%� a n z e i g e n ] ] > < / T e x t > - 
-                 < T e x t   i d = " S p e c i a l . C h e c k b o x G r o u p V i e w B o x "   r o w = " 0 "   c o l u m n = " 0 "   c o l u m n s p a n = " 0 "   m u l t i l i n e = " F a l s e "   m u l t i l i n e r o w s = " 3 "   l o c k e d = " F a l s e "   l a b e l = " S p e c i a l . C h e c k b o x G r o u p V i e w B o x "   r e a d o n l y = " F a l s e "   v i s i b l e = " F a l s e "   r e q u i r e d = " F a l s e "   r e g e x = " "   v a l i d a t i o n m e s s a g e = " "   t o o l t i p = " "   t r a c k e d = " F a l s e " > < ! [ C D A T A [ �"] ] > < / T e x t > - 
-                 < T e x t   i d = " S p e c i a l . C h e c k b o x G r o u p V i e w T e x t "   r o w = " 0 "   c o l u m n = " 0 "   c o l u m n s p a n = " 0 "   m u l t i l i n e = " F a l s e "   m u l t i l i n e r o w s = " 3 "   l o c k e d = " F a l s e "   l a b e l = " S p e c i a l . C h e c k b o x G r o u p V i e w T e x t "   r e a d o n l y = " F a l s e "   v i s i b l e = " F a l s e "   r e q u i r e d = " F a l s e "   r e g e x = " "   v a l i d a t i o n m e s s a g e = " "   t o o l t i p = " "   t r a c k e d = " F a l s e " > < ! [ C D A T A [ a n z e i g e n ] ] > < / T e x t > - 
-                 < T e x t   i d = " S p e c i a l . C h e c k b o x G r o u p V i e w B o x A n d T e x t "   r o w = " 0 "   c o l u m n = " 0 "   c o l u m n s p a n = " 0 "   m u l t i l i n e = " F a l s e "   m u l t i l i n e r o w s = " 3 "   l o c k e d = " F a l s e "   l a b e l = " S p e c i a l . C h e c k b o x G r o u p V i e w B o x A n d T e x t "   r e a d o n l y = " F a l s e "   v i s i b l e = " F a l s e "   r e q u i r e d = " F a l s e "   r e g e x = " "   v a l i d a t i o n m e s s a g e = " "   t o o l t i p = " "   t r a c k e d = " F a l s e " > < ! [ C D A T A [ �"� a n z e i g e n ] ] > < / T e x t > - 
-             < / P a r a m e t e r > - 
-             < T o o l b o x   w i n d o w w i d t h = " 0 "   w i n d o w h e i g h t = " 0 "   m i n w i n d o w w i d t h = " 0 "   m a x w i n d o w w i d t h = " 0 "   m i n w i n d o w h e i g h t = " 0 "   m a x w i n d o w h e i g h t = " 0 " > - 
-                 < T e x t   i d = " D o c u m e n t P r o p e r t i e s . S a v e P a t h "   r o w = " 0 "   c o l u m n = " 0 "   c o l u m n s p a n = " 0 "   m u l t i l i n e = " F a l s e "   m u l t i l i n e r o w s = " 3 "   l o c k e d = " F a l s e "   l a b e l = " "   r e a d o n l y = " F a l s e "   v i s i b l e = " T r u e "   r e q u i r e d = " F a l s e "   r e g e x = " "   v a l i d a t i o n m e s s a g e = " "   t o o l t i p = " "   t r a c k e d = " F a l s e " > < ! [ C D A T A [ \ \ s d s a m z 0 0 1 1 . k t . k t z h . c h \ V D I _ I B I S _ P r o f i l d a t e n $ \ b 2 1 4 p u r \ D e s k t o p \ M A B   2 0 1 8 \ M A B   2 0 1 9   -   D o k u m e n t a t i o n s - F o r m u l a r   V 2 . d o c x ] ] > < / T e x t > - 
-                 < T e x t   i d = " D o c u m e n t P r o p e r t i e s . D o c u m e n t N a m e "   r o w = " 0 "   c o l u m n = " 0 "   c o l u m n s p a n = " 0 "   m u l t i l i n e = " F a l s e "   m u l t i l i n e r o w s = " 3 "   l o c k e d = " F a l s e "   l a b e l = " "   r e a d o n l y = " F a l s e "   v i s i b l e = " T r u e "   r e q u i r e d = " F a l s e "   r e g e x = " "   v a l i d a t i o n m e s s a g e = " "   t o o l t i p = " "   t r a c k e d = " F a l s e " > < ! [ C D A T A [ M A B   2 0 1 9   -   D o k u m e n t a t i o n s - F o r m u l a r   V 2 . d o c x ] ] > < / T e x t > - 
-                 < D a t e T i m e   i d = " D o c u m e n t P r o p e r t i e s . S a v e T i m e s t a m p "   l i d = " D e u t s c h   ( D e u t s c h l a n d ) "   f o r m a t = " "   c a l e n d e r = " "   r o w = " 0 "   c o l u m n = " 0 "   c o l u m n s p a n = " 0 "   l o c k e d = " F a l s e "   l a b e l = " "   r e a d o n l y = " F a l s e "   v i s i b l e = " T r u e "   t o o l t i p = " "   t r a c k e d = " F a l s e " > 2 0 1 9 - 1 1 - 0 7 T 0 9 : 5 4 : 2 0 . 2 2 3 5 3 5 1 Z < / D a t e T i m e > - 
-             < / T o o l b o x > - 
-             < S c r i p t i n g   w i n d o w w i d t h = " 0 "   w i n d o w h e i g h t = " 0 "   m i n w i n d o w w i d t h = " 0 "   m a x w i n d o w w i d t h = " 0 "   m i n w i n d o w h e i g h t = " 0 "   m a x w i n d o w h e i g h t = " 0 " > - 
-                 < T e x t   i d = " C u s t o m E l e m e n t s . S i g n e r 1 W i t h o u t F u n c t i o n "   r o w = " 0 "   c o l u m n = " 0 "   c o l u m n s p a n = " 0 "   m u l t i l i n e = " F a l s e "   m u l t i l i n e r o w s = " 3 "   l o c k e d = " F a l s e "   l a b e l = " C u s t o m E l e m e n t s . S i g n e r 1 W i t h o u t F u n c t i o n "   r e a d o n l y = " F a l s e "   v i s i b l e = " T r u e "   r e q u i r e d = " F a l s e "   r e g e x = " "   v a l i d a t i o n m e s s a g e = " "   t o o l t i p = " "   t r a c k e d = " F a l s e " > < ! [ C D A T A [ A n d r e a   L � b b e r s t e d t ] ] > < / T e x t > - 
-                 < T e x t   i d = " C u s t o m E l e m e n t s . S i g n e r 2 W i t h o u t F u n c t i o n "   r o w = " 0 "   c o l u m n = " 0 "   c o l u m n s p a n = " 0 "   m u l t i l i n e = " F a l s e "   m u l t i l i n e r o w s = " 3 "   l o c k e d = " F a l s e "   l a b e l = " C u s t o m E l e m e n t s . S i g n e r 2 W i t h o u t F u n c t i o n "   r e a d o n l y = " F a l s e "   v i s i b l e = " T r u e "   r e q u i r e d = " F a l s e "   r e g e x = " "   v a l i d a t i o n m e s s a g e = " "   t o o l t i p = " "   t r a c k e d = " F a l s e " > < ! [ C D A T A [   ] ] > < / T e x t > - 
-                 < T e x t   i d = " C u s t o m E l e m e n t s . S i g n e r 3 W i t h o u t F u n c t i o n "   r o w = " 0 "   c o l u m n = " 0 "   c o l u m n s p a n = " 0 "   m u l t i l i n e = " F a l s e "   m u l t i l i n e r o w s = " 3 "   l o c k e d = " F a l s e "   l a b e l = " C u s t o m E l e m e n t s . S i g n e r 3 W i t h o u t F u n c t i o n "   r e a d o n l y = " F a l s e "   v i s i b l e = " T r u e "   r e q u i r e d = " F a l s e "   r e g e x = " "   v a l i d a t i o n m e s s a g e = " "   t o o l t i p = " "   t r a c k e d = " F a l s e " > < ! [ C D A T A [   ] ] > < / T e x t > - 
-                 < T e x t   i d = " C u s t o m E l e m e n t s . L o g i c . T i t l e . C o n t a i n s . P r o f i l e . N a m e L i n e "   r o w = " 0 "   c o l u m n = " 0 "   c o l u m n s p a n = " 0 "   m u l t i l i n e = " F a l s e "   m u l t i l i n e r o w s = " 3 "   l o c k e d = " F a l s e "   l a b e l = " C u s t o m E l e m e n t s . L o g i c . T i t l e . C o n t a i n s . P r o f i l e . N a m e L i n e "   r e a d o n l y = " F a l s e "   v i s i b l e = " T r u e "   r e q u i r e d = " F a l s e "   r e g e x = " "   v a l i d a t i o n m e s s a g e = " "   t o o l t i p = " "   t r a c k e d = " F a l s e " > < ! [ C D A T A [   ] ] > < / T e x t > - 
-                 < T e x t   i d = " C u s t o m E l e m e n t s . L o g i c . T i t l e . C o n t a i n s . S i g n e r 1 . N a m e L i n e "   r o w = " 0 "   c o l u m n = " 0 "   c o l u m n s p a n = " 0 "   m u l t i l i n e = " F a l s e "   m u l t i l i n e r o w s = " 3 "   l o c k e d = " F a l s e "   l a b e l = " C u s t o m E l e m e n t s . L o g i c . T i t l e . C o n t a i n s . S i g n e r 1 . N a m e L i n e "   r e a d o n l y = " F a l s e "   v i s i b l e = " T r u e "   r e q u i r e d = " F a l s e "   r e g e x = " "   v a l i d a t i o n m e s s a g e = " "   t o o l t i p = " "   t r a c k e d = " F a l s e " > < ! [ C D A T A [   ] ] > < / T e x t > - 
-                 < T e x t   i d = " C u s t o m E l e m e n t s . L o g i c . T i t l e . C o n t a i n s . S i g n e r 2 . N a m e L i n e "   r o w = " 0 "   c o l u m n = " 0 "   c o l u m n s p a n = " 0 "   m u l t i l i n e = " F a l s e "   m u l t i l i n e r o w s = " 3 "   l o c k e d = " F a l s e "   l a b e l = " C u s t o m E l e m e n t s . L o g i c . T i t l e . C o n t a i n s . S i g n e r 2 . N a m e L i n e "   r e a d o n l y = " F a l s e "   v i s i b l e = " T r u e "   r e q u i r e d = " F a l s e "   r e g e x = " "   v a l i d a t i o n m e s s a g e = " "   t o o l t i p = " "   t r a c k e d = " F a l s e " > < ! [ C D A T A [   ] ] > < / T e x t > - 
-                 < T e x t   i d = " C u s t o m E l e m e n t s . L o g i c . T i t l e . C o n t a i n s . S i g n e r 3 . N a m e L i n e "   r o w = " 0 "   c o l u m n = " 0 "   c o l u m n s p a n = " 0 "   m u l t i l i n e = " F a l s e "   m u l t i l i n e r o w s = " 3 "   l o c k e d = " F a l s e "   l a b e l = " C u s t o m E l e m e n t s . L o g i c . T i t l e . C o n t a i n s . S i g n e r 3 . N a m e L i n e "   r e a d o n l y = " F a l s e "   v i s i b l e = " T r u e "   r e q u i r e d = " F a l s e "   r e g e x = " "   v a l i d a t i o n m e s s a g e = " "   t o o l t i p = " "   t r a c k e d = " F a l s e " > < ! [ C D A T A [   ] ] > < / T e x t > - 
-                 < T e x t   i d = " C u s t o m E l e m e n t s . L o g i c . T i t l e . E q u a l s . P r o f i l e . N a m e L i n e "   r o w = " 0 "   c o l u m n = " 0 "   c o l u m n s p a n = " 0 "   m u l t i l i n e = " F a l s e "   m u l t i l i n e r o w s = " 3 "   l o c k e d = " F a l s e "   l a b e l = " C u s t o m E l e m e n t s . L o g i c . T i t l e . E q u a l s . P r o f i l e . N a m e L i n e "   r e a d o n l y = " F a l s e "   v i s i b l e = " T r u e "   r e q u i r e d = " F a l s e "   r e g e x = " "   v a l i d a t i o n m e s s a g e = " "   t o o l t i p = " "   t r a c k e d = " F a l s e " > < ! [ C D A T A [   ] ] > < / T e x t > - 
-                 < T e x t   i d = " C u s t o m E l e m e n t s . L o g i c . T i t l e . E q u a l s . S i g n e r 1 . N a m e L i n e "   r o w = " 0 "   c o l u m n = " 0 "   c o l u m n s p a n = " 0 "   m u l t i l i n e = " F a l s e "   m u l t i l i n e r o w s = " 3 "   l o c k e d = " F a l s e "   l a b e l = " C u s t o m E l e m e n t s . L o g i c . T i t l e . E q u a l s . S i g n e r 1 . N a m e L i n e "   r e a d o n l y = " F a l s e "   v i s i b l e = " T r u e "   r e q u i r e d = " F a l s e "   r e g e x = " "   v a l i d a t i o n m e s s a g e = " "   t o o l t i p = " "   t r a c k e d = " F a l s e " > < ! [ C D A T A [   ] ] > < / T e x t > - 
-                 < T e x t   i d = " C u s t o m E l e m e n t s . L o g i c . T i t l e . E q u a l s . S i g n e r 2 . N a m e L i n e "   r o w = " 0 "   c o l u m n = " 0 "   c o l u m n s p a n = " 0 "   m u l t i l i n e = " F a l s e "   m u l t i l i n e r o w s = " 3 "   l o c k e d = " F a l s e "   l a b e l = " C u s t o m E l e m e n t s . L o g i c . T i t l e . E q u a l s . S i g n e r 2 . N a m e L i n e "   r e a d o n l y = " F a l s e "   v i s i b l e = " T r u e "   r e q u i r e d = " F a l s e "   r e g e x = " "   v a l i d a t i o n m e s s a g e = " "   t o o l t i p = " "   t r a c k e d = " F a l s e " > < ! [ C D A T A [   ] ] > < / T e x t > - 
-                 < T e x t   i d = " C u s t o m E l e m e n t s . L o g i c . T i t l e . E q u a l s . S i g n e r 3 . N a m e L i n e "   r o w = " 0 "   c o l u m n = " 0 "   c o l u m n s p a n = " 0 "   m u l t i l i n e = " F a l s e "   m u l t i l i n e r o w s = " 3 "   l o c k e d = " F a l s e "   l a b e l = " C u s t o m E l e m e n t s . L o g i c . T i t l e . E q u a l s . S i g n e r 3 . N a m e L i n e "   r e a d o n l y = " F a l s e "   v i s i b l e = " T r u e "   r e q u i r e d = " F a l s e "   r e g e x = " "   v a l i d a t i o n m e s s a g e = " "   t o o l t i p = " "   t r a c k e d = " F a l s e " > < ! [ C D A T A [   ] ] > < / T e x t > - 
-                 < T e x t   i d = " C u s t o m E l e m e n t s . H e a d e r . A d r e s s . E m p t y L i n e s "   r o w = " 0 "   c o l u m n = " 0 "   c o l u m n s p a n = " 0 "   m u l t i l i n e = " F a l s e "   m u l t i l i n e r o w s = " 3 "   l o c k e d = " F a l s e "   l a b e l = " C u s t o m E l e m e n t s . H e a d e r . A d r e s s . E m p t y L i n e s "   r e a d o n l y = " F a l s e "   v i s i b l e = " T r u e "   r e q u i r e d = " F a l s e "   r e g e x = " "   v a l i d a t i o n m e s s a g e = " "   t o o l t i p = " "   t r a c k e d = " F a l s e " > < ! [ C D A T A [ � ] ] > < / T e x t > - 
-                 < T e x t   i d = " C u s t o m E l e m e n t s . H e a d e r . S c r i p t 1 "   r o w = " 0 "   c o l u m n = " 0 "   c o l u m n s p a n = " 0 "   m u l t i l i n e = " F a l s e "   m u l t i l i n e r o w s = " 3 "   l o c k e d = " F a l s e "   l a b e l = " C u s t o m E l e m e n t s . H e a d e r . S c r i p t 1 "   r e a d o n l y = " F a l s e "   v i s i b l e = " T r u e "   r e q u i r e d = " F a l s e "   r e g e x = " "   v a l i d a t i o n m e s s a g e = " "   t o o l t i p = " "   t r a c k e d = " F a l s e " > < ! [ C D A T A [ K a n t o n   Z � r i c h - 
- S i c h e r h e i t s d i r e k t i o n ] ] > < / T e x t > - 
-                 < T e x t   i d = " C u s t o m E l e m e n t s . H e a d e r . S c r i p t 2 "   r o w = " 0 "   c o l u m n = " 0 "   c o l u m n s p a n = " 0 "   m u l t i l i n e = " F a l s e "   m u l t i l i n e r o w s = " 3 "   l o c k e d = " F a l s e "   l a b e l = " C u s t o m E l e m e n t s . H e a d e r . S c r i p t 2 "   r e a d o n l y = " F a l s e "   v i s i b l e = " T r u e "   r e q u i r e d = " F a l s e "   r e g e x = " "   v a l i d a t i o n m e s s a g e = " "   t o o l t i p = " "   t r a c k e d = " F a l s e " > < ! [ C D A T A [ K a n t o n a l e s   S o z i a l a m t ] ] > < / T e x t > - 
-                 < T e x t   i d = " C u s t o m E l e m e n t s . H e a d e r . S c r i p t 3 "   r o w = " 0 "   c o l u m n = " 0 "   c o l u m n s p a n = " 0 "   m u l t i l i n e = " F a l s e "   m u l t i l i n e r o w s = " 3 "   l o c k e d = " F a l s e "   l a b e l = " C u s t o m E l e m e n t s . H e a d e r . S c r i p t 3 "   r e a d o n l y = " F a l s e "   v i s i b l e = " T r u e "   r e q u i r e d = " F a l s e "   r e g e x = " "   v a l i d a t i o n m e s s a g e = " "   t o o l t i p = " "   t r a c k e d = " F a l s e " > < ! [ C D A T A [   ] ] > < / T e x t > - 
-                 < T e x t   i d = " C u s t o m E l e m e n t s . H e a d e r . S c r i p t 4 "   r o w = " 0 "   c o l u m n = " 0 "   c o l u m n s p a n = " 0 "   m u l t i l i n e = " F a l s e "   m u l t i l i n e r o w s = " 3 "   l o c k e d = " F a l s e "   l a b e l = " C u s t o m E l e m e n t s . H e a d e r . S c r i p t 4 "   r e a d o n l y = " F a l s e "   v i s i b l e = " T r u e "   r e q u i r e d = " F a l s e "   r e g e x = " "   v a l i d a t i o n m e s s a g e = " "   t o o l t i p = " "   t r a c k e d = " F a l s e " > < ! [ C D A T A [ A n d r e a   L � b b e r s t e d t ] ] > < / T e x t > - 
-                 < T e x t   i d = " C u s t o m E l e m e n t s . H e a d e r . S c r i p t 5 "   r o w = " 0 "   c o l u m n = " 0 "   c o l u m n s p a n = " 0 "   m u l t i l i n e = " F a l s e "   m u l t i l i n e r o w s = " 3 "   l o c k e d = " F a l s e "   l a b e l = " C u s t o m E l e m e n t s . H e a d e r . S c r i p t 5 "   r e a d o n l y = " F a l s e "   v i s i b l e = " T r u e "   r e q u i r e d = " F a l s e "   r e g e x = " "   v a l i d a t i o n m e s s a g e = " "   t o o l t i p = " "   t r a c k e d = " F a l s e " > < ! [ C D A T A [ A m t s c h e f i n - 
- S c h a f f h a u s e r s t r a s s e   7 8 - 
- 8 0 9 0   Z � r i c h - 
- T e l e f o n   + 4 1   4 3   2 5 9   2 4   5 0 - 
- a n d r e a . l u e b b e r s t e d t @ s a . z h . c h - 
- w w w . s o z i a l a m t . z h . c h ] ] > < / T e x t > - 
-                 < T e x t   i d = " C u s t o m E l e m e n t s . H e a d e r . K o n t a k t S c r i p t K o m p l e t t "   r o w = " 0 "   c o l u m n = " 0 "   c o l u m n s p a n = " 0 "   m u l t i l i n e = " F a l s e "   m u l t i l i n e r o w s = " 3 "   l o c k e d = " F a l s e "   l a b e l = " C u s t o m E l e m e n t s . H e a d e r . K o n t a k t S c r i p t K o m p l e t t "   r e a d o n l y = " F a l s e "   v i s i b l e = " T r u e "   r e q u i r e d = " F a l s e "   r e g e x = " "   v a l i d a t i o n m e s s a g e = " "   t o o l t i p = " "   t r a c k e d = " F a l s e " > < ! [ C D A T A [ K o n t a k t : - 
- A n d r e a   L � b b e r s t e d t - 
- A m t s c h e f i n - 
- - 
- S c h a f f h a u s e r s t r a s s e   7 8 - 
- 8 0 9 0   Z � r i c h - 
- T e l e f o n   + 4 1   4 3   2 5 9   2 4   5 0 - 
- a n d r e a . l u e b b e r s t e d t @ s a . z h . c h - 
- w w w . s o z i a l a m t . z h . c h ] ] > < / T e x t > - 
-                 < T e x t   i d = " C u s t o m E l e m e n t s . H e a d e r . R e f N r "   r o w = " 0 "   c o l u m n = " 0 "   c o l u m n s p a n = " 0 "   m u l t i l i n e = " F a l s e "   m u l t i l i n e r o w s = " 3 "   l o c k e d = " F a l s e "   l a b e l = " C u s t o m E l e m e n t s . H e a d e r . R e f N r "   r e a d o n l y = " F a l s e "   v i s i b l e = " T r u e "   r e q u i r e d = " F a l s e "   r e g e x = " "   v a l i d a t i o n m e s s a g e = " "   t o o l t i p = " "   t r a c k e d = " F a l s e " > < ! [ C D A T A [   ] ] > < / T e x t > - 
-                 < T e x t   i d = " C u s t o m E l e m e n t s . H e a d e r . T e x t F o l g e s e i t e n "   r o w = " 0 "   c o l u m n = " 0 "   c o l u m n s p a n = " 0 "   m u l t i l i n e = " F a l s e "   m u l t i l i n e r o w s = " 3 "   l o c k e d = " F a l s e "   l a b e l = " C u s t o m E l e m e n t s . H e a d e r . T e x t F o l g e s e i t e n "   r e a d o n l y = " F a l s e "   v i s i b l e = " T r u e "   r e q u i r e d = " F a l s e "   r e g e x = " "   v a l i d a t i o n m e s s a g e = " "   t o o l t i p = " "   t r a c k e d = " F a l s e " > < ! [ C D A T A [ K a n t o n a l e s   S o z i a l a m t ] ] > < / T e x t > - 
-                 < T e x t   i d = " C u s t o m E l e m e n t s . H e a d e r . T e x t F o l g e s e i t e n O u L e v 2 "   r o w = " 0 "   c o l u m n = " 0 "   c o l u m n s p a n = " 0 "   m u l t i l i n e = " F a l s e "   m u l t i l i n e r o w s = " 3 "   l o c k e d = " F a l s e "   l a b e l = " C u s t o m E l e m e n t s . H e a d e r . T e x t F o l g e s e i t e n O u L e v 2 "   r e a d o n l y = " F a l s e "   v i s i b l e = " T r u e "   r e q u i r e d = " F a l s e "   r e g e x = " "   v a l i d a t i o n m e s s a g e = " "   t o o l t i p = " "   t r a c k e d = " F a l s e " > < ! [ C D A T A [ S i c h e r h e i t s d i r e k t i o n ] ] > < / T e x t > - 
-                 < T e x t   i d = " C u s t o m E l e m e n t s . H e a d e r . T e x t F o l g e s e i t e n O u L e v 3 "   r o w = " 0 "   c o l u m n = " 0 "   c o l u m n s p a n = " 0 "   m u l t i l i n e = " F a l s e "   m u l t i l i n e r o w s = " 3 "   l o c k e d = " F a l s e "   l a b e l = " C u s t o m E l e m e n t s . H e a d e r . T e x t F o l g e s e i t e n O u L e v 3 "   r e a d o n l y = " F a l s e "   v i s i b l e = " T r u e "   r e q u i r e d = " F a l s e "   r e g e x = " "   v a l i d a t i o n m e s s a g e = " "   t o o l t i p = " "   t r a c k e d = " F a l s e " > < ! [ C D A T A [ K a n t o n a l e s   S o z i a l a m t ] ] > < / T e x t > - 
-                 < T e x t   i d = " C u s t o m E l e m e n t s . H e a d e r . V o r g e s e t z e r S c r i p t 1 "   r o w = " 0 "   c o l u m n = " 0 "   c o l u m n s p a n = " 0 "   m u l t i l i n e = " F a l s e "   m u l t i l i n e r o w s = " 3 "   l o c k e d = " F a l s e "   l a b e l = " C u s t o m E l e m e n t s . H e a d e r . V o r g e s e t z e r S c r i p t 1 "   r e a d o n l y = " F a l s e "   v i s i b l e = " T r u e "   r e q u i r e d = " F a l s e "   r e g e x = " "   v a l i d a t i o n m e s s a g e = " "   t o o l t i p = " "   t r a c k e d = " F a l s e " > < ! [ C D A T A [ A n d r e a   L � b b e r s t e d t ] ] > < / T e x t > - 
-                 < T e x t   i d = " C u s t o m E l e m e n t s . H e a d e r . V o r g e s e t z e r S c r i p t 2 "   r o w = " 0 "   c o l u m n = " 0 "   c o l u m n s p a n = " 0 "   m u l t i l i n e = " F a l s e "   m u l t i l i n e r o w s = " 3 "   l o c k e d = " F a l s e "   l a b e l = " C u s t o m E l e m e n t s . H e a d e r . V o r g e s e t z e r S c r i p t 2 "   r e a d o n l y = " F a l s e "   v i s i b l e = " T r u e "   r e q u i r e d = " F a l s e "   r e g e x = " "   v a l i d a t i o n m e s s a g e = " "   t o o l t i p = " "   t r a c k e d = " F a l s e " > < ! [ C D A T A [ A m t s c h e f i n ] ] > < / T e x t > - 
-                 < T e x t   i d = " C u s t o m E l e m e n t s . H e a d e r . D a t e R e f N r . L e f t "   r o w = " 0 "   c o l u m n = " 0 "   c o l u m n s p a n = " 0 "   m u l t i l i n e = " F a l s e "   m u l t i l i n e r o w s = " 3 "   l o c k e d = " F a l s e "   l a b e l = " C u s t o m E l e m e n t s . H e a d e r . D a t e R e f N r . L e f t "   r e a d o n l y = " F a l s e "   v i s i b l e = " T r u e "   r e q u i r e d = " F a l s e "   r e g e x = " "   v a l i d a t i o n m e s s a g e = " "   t o o l t i p = " "   t r a c k e d = " F a l s e " > < ! [ C D A T A [ D a t u m ] ] > < / T e x t > - 
-                 < T e x t   i d = " C u s t o m E l e m e n t s . H e a d e r . D a t e R e f N r . R i g h t "   r o w = " 0 "   c o l u m n = " 0 "   c o l u m n s p a n = " 0 "   m u l t i l i n e = " F a l s e "   m u l t i l i n e r o w s = " 3 "   l o c k e d = " F a l s e "   l a b e l = " C u s t o m E l e m e n t s . H e a d e r . D a t e R e f N r . R i g h t "   r e a d o n l y = " F a l s e "   v i s i b l e = " T r u e "   r e q u i r e d = " F a l s e "   r e g e x = " "   v a l i d a t i o n m e s s a g e = " "   t o o l t i p = " "   t r a c k e d = " F a l s e " > < ! [ C D A T A [ 1 8 .   J u l i   2 0 1 9 ] ] > < / T e x t > - 
-                 < T e x t   i d = " C u s t o m E l e m e n t s . H e a d e r . D a t e "   r o w = " 0 "   c o l u m n = " 0 "   c o l u m n s p a n = " 0 "   m u l t i l i n e = " F a l s e "   m u l t i l i n e r o w s = " 3 "   l o c k e d = " F a l s e "   l a b e l = " C u s t o m E l e m e n t s . H e a d e r . D a t e "   r e a d o n l y = " F a l s e "   v i s i b l e = " T r u e "   r e q u i r e d = " F a l s e "   r e g e x = " "   v a l i d a t i o n m e s s a g e = " "   t o o l t i p = " "   t r a c k e d = " F a l s e " > < ! [ C D A T A [ 1 8 .   J u l i   2 0 1 9 ] ] > < / T e x t > - 
-                 < T e x t   i d = " C u s t o m E l e m e n t s . H e a d e r . D a t e S t a m p L i n e "   r o w = " 0 "   c o l u m n = " 0 "   c o l u m n s p a n = " 0 "   m u l t i l i n e = " F a l s e "   m u l t i l i n e r o w s = " 3 "   l o c k e d = " F a l s e "   l a b e l = " C u s t o m E l e m e n t s . H e a d e r . D a t e S t a m p L i n e "   r e a d o n l y = " F a l s e "   v i s i b l e = " T r u e "   r e q u i r e d = " F a l s e "   r e g e x = " "   v a l i d a t i o n m e s s a g e = " "   t o o l t i p = " "   t r a c k e d = " F a l s e " > < ! [ C D A T A [   ] ] > < / T e x t > - 
-                 < T e x t   i d = " C u s t o m E l e m e n t s . F o o t e r . L i n e "   r o w = " 0 "   c o l u m n = " 0 "   c o l u m n s p a n = " 0 "   m u l t i l i n e = " F a l s e "   m u l t i l i n e r o w s = " 3 "   l o c k e d = " F a l s e "   l a b e l = " C u s t o m E l e m e n t s . F o o t e r . L i n e "   r e a d o n l y = " F a l s e "   v i s i b l e = " T r u e "   r e q u i r e d = " F a l s e "   r e g e x = " "   v a l i d a t i o n m e s s a g e = " "   t o o l t i p = " "   t r a c k e d = " F a l s e " > < ! [ C D A T A [   ] ] > < / T e x t > - 
-             < / S c r i p t i n g > - 
-         < / D a t a M o d e l > - 
-     < / C o n t e n t > - 
- < / O n e O f f i x x D o c u m e n t P a r t > 
-</file>
-
-<file path=customXml/item5.xml><?xml version="1.0" encoding="utf-8"?>
-<?mso-contentType ?>
-<FormTemplates xmlns="http://schemas.microsoft.com/sharepoint/v3/contenttype/forms">
-  <Display>DocumentLibraryForm</Display>
-  <Edit>DocumentLibraryForm</Edit>
-  <New>DocumentLibraryForm</New>
-</FormTemplates>
-</file>
-
-<file path=customXml/item6.xml><?xml version="1.0" encoding="utf-8"?>
-<OneOffixxFormattingPart xmlns:xsd="http://www.w3.org/2001/XMLSchema" xmlns:xsi="http://www.w3.org/2001/XMLSchema-instance" xmlns="http://schema.oneoffixx.com/OneOffixxFormattingPart/1">
-  <Configuration>
-    <DocumentFunction xmlns="">
-      <!-- #################################################################### -->
-      <!-- ## Unterschiede zum Root:                                         ## -->
-      <!-- ## maxListLevels auf 6 gesetzt                                    ## -->
-      <!-- ## CustomStyles: Category «EingerueckteAufzaehlungen» hintzgefügt ## -->
-      <!-- #################################################################### -->
-      <!-- Parametrierung der Überschriften -->
-      <Group name="Headings">
-        <Definition type="Heading" level="1" style="Überschrift 1"/>
-        <Definition type="Heading" level="2" style="Überschrift 2"/>
-        <Definition type="Heading" level="3" style="Überschrift 3"/>
-        <Definition type="Heading" level="4" style="Überschrift 4"/>
-      </Group>
-      <!-- Parametrierung der Tabulatoren -->
-      <Group name="Indents" maxListLevels="6"/>
-      <!-- Parametrierung der Listen, Aufzählungen und Nummerierungen -->
-      <Group name="NumberingStyles">
-        <Definition type="Numeric" tabPosition="1" style="Liste_Nummern_Arabisch"/>
-        <Definition type="Alphabetic" tabPosition="1" style="Liste_Nummern_Roemisch"/>
-        <Definition type="Line" tabPosition="1" style="Liste_Bindestrich"/>
-      </Group>
-      <!-- Parametrierung der Nummerierungs-Optionen -->
-      <Group name="NumberingBehaviors">
-        <Definition type="Increment" style="Liste_Nummern_Arabisch"/>
-        <Definition type="Decrement"/>
-        <!--<Definition type="RestartMain"/>
-          <Definition type="RestartSub"/>-->
-        <Definition type="ResetChapter" style="Überschrift 1"/>
-        <Definition type="ResetList" style="Liste_Nummern_Arabisch"/>
-      </Group>
-      <!-- Parametrierung der weiteren Formatierungs-Optionen -->
-      <Group name="Styles">
-        <Definition type="Standard" style="Grundtext"/>
-        <Definition type="Bold" style="Fett"/>
-        <Definition type="Italic" style=""/>
-        <Definition type="Underline" style=""/>
-      </Group>
-      <!-- Parametrierung der weiteren kundenspezifischen Formatierungs-Optionen -->
-      <Group name="CustomStyles">
-        <Category id="Formatierungen">
-          <Label lcid="2055">Formatierungen</Label>
-          <Definition type="Randtitel" style="Randtitel mit Textbox">
-            <Label lcid="2055">Randtitel</Label>
-          </Definition>
-          <Definition type="Lead" style="Lead">
-            <Label lcid="2055">Lead</Label>
-          </Definition>
-        </Category>
-        <Category id="Überschriften">
-          <Label lcid="2055">Überschriften</Label>
-          <Definition type="Heading" level="1" style="Überschrift 1 Gross">
-            <Label lcid="2055">Überschrift 1 Gross</Label>
-          </Definition>
-        </Category>
-        <Category id="Tabelle">
-          <Label lcid="2055">Tabelle</Label>
-          <Definition type="Table" style="Tabelle Standard linksbündig">
-            <Label lcid="2055">Tabelle Standard linksbündig</Label>
-          </Definition>
-          <Definition type="Table" style="Tabelle Standard rechtsbündig">
-            <Label lcid="2055">Tabelle Standard rechtsbündig</Label>
-          </Definition>
-          <Definition type="Table" style="Tabelle klein linksbündig">
-            <Label lcid="2055">Tabelle klein linksbündig</Label>
-          </Definition>
-          <Definition type="Table" style="Tabelle klein rechtsbündig">
-            <Label lcid="2055">Tabelle klein rechtsbündig</Label>
-          </Definition>
-          <Definition type="Table" style="Tabelle fett">
-            <Label lcid="2055">Tabelle fett</Label>
-          </Definition>
-        </Category>
-        <Category id="Inline-Bild">
-          <Label lcid="2055">Bild in Zeile anzeigen</Label>
-          <Definition type="Image" style="Grundtext_neutral">
-            <Label lcid="2055">Grundtext neutral</Label>
-          </Definition>
-        </Category>
-        <Category id="EingerueckteAufzaehlungen">
-          <Label lcid="2055">Eingerückte Aufzählungen für nummerierte Überschriften</Label>
-          <Definition type="Liste_Bindestrich_Ebene_4" style="Liste_Bindestrich_Ebene_4">
-            <Label lcid="2055">Bindestrich-Liste eingerückt</Label>
-          </Definition>
-          <Definition type="Liste_Nummern_Arabisch_Ebene_4" style="Liste_Nummern_Arabisch_Ebene_4">
-            <Label lcid="2055">arabische Nummerierung eingerückt</Label>
-          </Definition>
-          <Definition type="Liste_Nummern_Roemisch_Ebene_4" style="Liste_Nummern_Roemisch_Ebene_4">
-            <Label lcid="2055">römische Nummerierung eingerückt</Label>
-          </Definition>
-        </Category>
-      </Group>
-    </DocumentFunction>
-  </Configuration>
-</OneOffixxFormattingPart>
-</file>
-
 <file path=customXml/item7.xml><?xml version="1.0" encoding="utf-8"?>
-<b:Sources xmlns:b="http://schemas.openxmlformats.org/officeDocument/2006/bibliography" xmlns="http://schemas.openxmlformats.org/officeDocument/2006/bibliography" SelectedStyle="\APASixthEditionOfficeOnline.xsl" StyleName="APA" Version="6"/>
-</file>
-
-<file path=customXml/item8.xml><?xml version="1.0" encoding="utf-8"?>
 <OneOffixxExtendedBindingPart xmlns:xsd="http://www.w3.org/2001/XMLSchema" xmlns:xsi="http://www.w3.org/2001/XMLSchema-instance" xmlns="http://schema.oneoffixx.com/OneOffixxExtendedBindingPart/1">
   <StyleSheet>
     <xsl:stylesheet xmlns:xsl="http://www.w3.org/1999/XSL/Transform" xmlns:contact="http://schema.oneoffixx.com/OneOffixxContactsPart/1" xmlns:ext="http://schema.oneoffixx.com/OneOffixxExtendedBindingPart/1" xmlns:wpc="http://schemas.microsoft.com/office/word/2010/wordprocessingCanvas" xmlns:mc="http://schemas.openxmlformats.org/markup-compatibility/2006" xmlns:o="urn:schemas-microsoft-com:office:office" xmlns:r="http://schemas.openxmlformats.org/officeDocument/2006/relationships" xmlns:m="http://schemas.openxmlformats.org/officeDocument/2006/math" xmlns:v="urn:schemas-microsoft-com:vml" xmlns:wp14="http://schemas.microsoft.com/office/word/2010/wordprocessingDrawing" xmlns:wp="http://schemas.openxmlformats.org/drawingml/2006/wordprocessingDrawing" xmlns:w10="urn:schemas-microsoft-com:office:word" xmlns:w="http://schemas.openxmlformats.org/wordprocessingml/2006/main" xmlns:w14="http://schemas.microsoft.com/office/word/2010/wordml" xmlns:wpg="http://schemas.microsoft.com/office/word/2010/wordprocessingGroup" xmlns:wpi="http://schemas.microsoft.com/office/word/2010/wordprocessingInk" xmlns:wne="http://schemas.microsoft.com/office/word/2006/wordml" xmlns:wps="http://schemas.microsoft.com/office/word/2010/wordprocessingShape" version="1.0" mc:Ignorable="w14 wp14">
@@ -20787,7 +20934,115 @@
 </OneOffixxExtendedBindingPart>
 </file>
 
+<file path=customXml/item8.xml><?xml version="1.0" encoding="utf-8"?>
+<OneOffixxFormattingPart xmlns:xsd="http://www.w3.org/2001/XMLSchema" xmlns:xsi="http://www.w3.org/2001/XMLSchema-instance" xmlns="http://schema.oneoffixx.com/OneOffixxFormattingPart/1">
+  <Configuration>
+    <DocumentFunction xmlns="">
+      <!-- #################################################################### -->
+      <!-- ## Unterschiede zum Root:                                         ## -->
+      <!-- ## maxListLevels auf 6 gesetzt                                    ## -->
+      <!-- ## CustomStyles: Category «EingerueckteAufzaehlungen» hintzgefügt ## -->
+      <!-- #################################################################### -->
+      <!-- Parametrierung der Überschriften -->
+      <Group name="Headings">
+        <Definition type="Heading" level="1" style="Überschrift 1"/>
+        <Definition type="Heading" level="2" style="Überschrift 2"/>
+        <Definition type="Heading" level="3" style="Überschrift 3"/>
+        <Definition type="Heading" level="4" style="Überschrift 4"/>
+      </Group>
+      <!-- Parametrierung der Tabulatoren -->
+      <Group name="Indents" maxListLevels="6"/>
+      <!-- Parametrierung der Listen, Aufzählungen und Nummerierungen -->
+      <Group name="NumberingStyles">
+        <Definition type="Numeric" tabPosition="1" style="Liste_Nummern_Arabisch"/>
+        <Definition type="Alphabetic" tabPosition="1" style="Liste_Nummern_Roemisch"/>
+        <Definition type="Line" tabPosition="1" style="Liste_Bindestrich"/>
+      </Group>
+      <!-- Parametrierung der Nummerierungs-Optionen -->
+      <Group name="NumberingBehaviors">
+        <Definition type="Increment" style="Liste_Nummern_Arabisch"/>
+        <Definition type="Decrement"/>
+        <!--<Definition type="RestartMain"/>
+          <Definition type="RestartSub"/>-->
+        <Definition type="ResetChapter" style="Überschrift 1"/>
+        <Definition type="ResetList" style="Liste_Nummern_Arabisch"/>
+      </Group>
+      <!-- Parametrierung der weiteren Formatierungs-Optionen -->
+      <Group name="Styles">
+        <Definition type="Standard" style="Grundtext"/>
+        <Definition type="Bold" style="Fett"/>
+        <Definition type="Italic" style=""/>
+        <Definition type="Underline" style=""/>
+      </Group>
+      <!-- Parametrierung der weiteren kundenspezifischen Formatierungs-Optionen -->
+      <Group name="CustomStyles">
+        <Category id="Formatierungen">
+          <Label lcid="2055">Formatierungen</Label>
+          <Definition type="Randtitel" style="Randtitel mit Textbox">
+            <Label lcid="2055">Randtitel</Label>
+          </Definition>
+          <Definition type="Lead" style="Lead">
+            <Label lcid="2055">Lead</Label>
+          </Definition>
+        </Category>
+        <Category id="Überschriften">
+          <Label lcid="2055">Überschriften</Label>
+          <Definition type="Heading" level="1" style="Überschrift 1 Gross">
+            <Label lcid="2055">Überschrift 1 Gross</Label>
+          </Definition>
+        </Category>
+        <Category id="Tabelle">
+          <Label lcid="2055">Tabelle</Label>
+          <Definition type="Table" style="Tabelle Standard linksbündig">
+            <Label lcid="2055">Tabelle Standard linksbündig</Label>
+          </Definition>
+          <Definition type="Table" style="Tabelle Standard rechtsbündig">
+            <Label lcid="2055">Tabelle Standard rechtsbündig</Label>
+          </Definition>
+          <Definition type="Table" style="Tabelle klein linksbündig">
+            <Label lcid="2055">Tabelle klein linksbündig</Label>
+          </Definition>
+          <Definition type="Table" style="Tabelle klein rechtsbündig">
+            <Label lcid="2055">Tabelle klein rechtsbündig</Label>
+          </Definition>
+          <Definition type="Table" style="Tabelle fett">
+            <Label lcid="2055">Tabelle fett</Label>
+          </Definition>
+        </Category>
+        <Category id="Inline-Bild">
+          <Label lcid="2055">Bild in Zeile anzeigen</Label>
+          <Definition type="Image" style="Grundtext_neutral">
+            <Label lcid="2055">Grundtext neutral</Label>
+          </Definition>
+        </Category>
+        <Category id="EingerueckteAufzaehlungen">
+          <Label lcid="2055">Eingerückte Aufzählungen für nummerierte Überschriften</Label>
+          <Definition type="Liste_Bindestrich_Ebene_4" style="Liste_Bindestrich_Ebene_4">
+            <Label lcid="2055">Bindestrich-Liste eingerückt</Label>
+          </Definition>
+          <Definition type="Liste_Nummern_Arabisch_Ebene_4" style="Liste_Nummern_Arabisch_Ebene_4">
+            <Label lcid="2055">arabische Nummerierung eingerückt</Label>
+          </Definition>
+          <Definition type="Liste_Nummern_Roemisch_Ebene_4" style="Liste_Nummern_Roemisch_Ebene_4">
+            <Label lcid="2055">römische Nummerierung eingerückt</Label>
+          </Definition>
+        </Category>
+      </Group>
+    </DocumentFunction>
+  </Configuration>
+</OneOffixxFormattingPart>
+</file>
+
 <file path=customXml/itemProps1.xml><?xml version="1.0" encoding="utf-8"?>
+<ds:datastoreItem xmlns:ds="http://schemas.openxmlformats.org/officeDocument/2006/customXml" ds:itemID="{8738D2AD-ECE0-42FB-A7D1-83DF8C10BAB6}">
+  <ds:schemaRefs>
+    <ds:schemaRef ds:uri="http://www.w3.org/2001/XMLSchema"/>
+    <ds:schemaRef ds:uri="http://schema.oneoffixx.com/OneOffixxImageDefinitionPart/1"/>
+  </ds:schemaRefs>
+</ds:datastoreItem>
+</file>
+
+<file path=customXml/itemProps2.xml><?xml version="1.0" encoding="utf-8"?>
 <ds:datastoreItem xmlns:ds="http://schemas.openxmlformats.org/officeDocument/2006/customXml" ds:itemID="{D1BFB643-A37E-4B8C-A253-1DB7CEF94DE6}">
   <ds:schemaRefs>
     <ds:schemaRef ds:uri="http://schemas.microsoft.com/office/2006/metadata/contentType"/>
@@ -20806,16 +21061,33 @@
 </ds:datastoreItem>
 </file>
 
-<file path=customXml/itemProps2.xml><?xml version="1.0" encoding="utf-8"?>
-<ds:datastoreItem xmlns:ds="http://schemas.openxmlformats.org/officeDocument/2006/customXml" ds:itemID="{8738D2AD-ECE0-42FB-A7D1-83DF8C10BAB6}">
+<file path=customXml/itemProps3.xml><?xml version="1.0" encoding="utf-8"?>
+<ds:datastoreItem xmlns:ds="http://schemas.openxmlformats.org/officeDocument/2006/customXml" ds:itemID="{95A6AB3B-C3C0-4762-8306-673E58FA0841}">
   <ds:schemaRefs>
-    <ds:schemaRef ds:uri="http://www.w3.org/2001/XMLSchema"/>
-    <ds:schemaRef ds:uri="http://schema.oneoffixx.com/OneOffixxImageDefinitionPart/1"/>
+    <ds:schemaRef ds:uri="http://schemas.openxmlformats.org/officeDocument/2006/bibliography"/>
   </ds:schemaRefs>
 </ds:datastoreItem>
 </file>
 
-<file path=customXml/itemProps3.xml><?xml version="1.0" encoding="utf-8"?>
+<file path=customXml/itemProps4.xml><?xml version="1.0" encoding="utf-8"?>
+<ds:datastoreItem xmlns:ds="http://schemas.openxmlformats.org/officeDocument/2006/customXml" ds:itemID="{06006623-EC36-4A07-B7A3-84663659079E}">
+  <ds:schemaRefs>
+    <ds:schemaRef ds:uri="http://schemas.microsoft.com/sharepoint/v3/contenttype/forms"/>
+  </ds:schemaRefs>
+</ds:datastoreItem>
+</file>
+
+<file path=customXml/itemProps5.xml><?xml version="1.0" encoding="utf-8"?>
+<ds:datastoreItem xmlns:ds="http://schemas.openxmlformats.org/officeDocument/2006/customXml" ds:itemID="{42C11AB0-332C-41C5-8D5A-0990D874DC64}">
+  <ds:schemaRefs>
+    <ds:schemaRef ds:uri="http://www.w3.org/2001/XMLSchema"/>
+    <ds:schemaRef ds:uri="http://schema.oneoffixx.com/OneOffixxDocumentPart/1"/>
+    <ds:schemaRef ds:uri="http://schema.oneoffixx.com/OneOffixxDocumentPart/1/Finalized"/>
+  </ds:schemaRefs>
+</ds:datastoreItem>
+</file>
+
+<file path=customXml/itemProps6.xml><?xml version="1.0" encoding="utf-8"?>
 <ds:datastoreItem xmlns:ds="http://schemas.openxmlformats.org/officeDocument/2006/customXml" ds:itemID="{375FF36D-C3DE-4BD7-ABAE-B7AAFA960D11}">
   <ds:schemaRefs>
     <ds:schemaRef ds:uri="http://schemas.microsoft.com/office/2006/documentManagement/types"/>
@@ -20832,43 +21104,7 @@
 </ds:datastoreItem>
 </file>
 
-<file path=customXml/itemProps4.xml><?xml version="1.0" encoding="utf-8"?>
-<ds:datastoreItem xmlns:ds="http://schemas.openxmlformats.org/officeDocument/2006/customXml" ds:itemID="{42C11AB0-332C-41C5-8D5A-0990D874DC64}">
-  <ds:schemaRefs>
-    <ds:schemaRef ds:uri="http://www.w3.org/2001/XMLSchema"/>
-    <ds:schemaRef ds:uri="http://schema.oneoffixx.com/OneOffixxDocumentPart/1"/>
-    <ds:schemaRef ds:uri="http://schema.oneoffixx.com/OneOffixxDocumentPart/1/Finalized"/>
-  </ds:schemaRefs>
-</ds:datastoreItem>
-</file>
-
-<file path=customXml/itemProps5.xml><?xml version="1.0" encoding="utf-8"?>
-<ds:datastoreItem xmlns:ds="http://schemas.openxmlformats.org/officeDocument/2006/customXml" ds:itemID="{06006623-EC36-4A07-B7A3-84663659079E}">
-  <ds:schemaRefs>
-    <ds:schemaRef ds:uri="http://schemas.microsoft.com/sharepoint/v3/contenttype/forms"/>
-  </ds:schemaRefs>
-</ds:datastoreItem>
-</file>
-
-<file path=customXml/itemProps6.xml><?xml version="1.0" encoding="utf-8"?>
-<ds:datastoreItem xmlns:ds="http://schemas.openxmlformats.org/officeDocument/2006/customXml" ds:itemID="{6472253F-DBC3-4BE9-A569-6147ABA9731F}">
-  <ds:schemaRefs>
-    <ds:schemaRef ds:uri="http://www.w3.org/2001/XMLSchema"/>
-    <ds:schemaRef ds:uri="http://schema.oneoffixx.com/OneOffixxFormattingPart/1"/>
-    <ds:schemaRef ds:uri=""/>
-  </ds:schemaRefs>
-</ds:datastoreItem>
-</file>
-
 <file path=customXml/itemProps7.xml><?xml version="1.0" encoding="utf-8"?>
-<ds:datastoreItem xmlns:ds="http://schemas.openxmlformats.org/officeDocument/2006/customXml" ds:itemID="{95A6AB3B-C3C0-4762-8306-673E58FA0841}">
-  <ds:schemaRefs>
-    <ds:schemaRef ds:uri="http://schemas.openxmlformats.org/officeDocument/2006/bibliography"/>
-  </ds:schemaRefs>
-</ds:datastoreItem>
-</file>
-
-<file path=customXml/itemProps8.xml><?xml version="1.0" encoding="utf-8"?>
 <ds:datastoreItem xmlns:ds="http://schemas.openxmlformats.org/officeDocument/2006/customXml" ds:itemID="{9C57DEF7-7FBA-4328-8089-D42F8DF79974}">
   <ds:schemaRefs>
     <ds:schemaRef ds:uri="http://www.w3.org/2001/XMLSchema"/>
@@ -20894,6 +21130,16 @@
 </ds:datastoreItem>
 </file>
 
+<file path=customXml/itemProps8.xml><?xml version="1.0" encoding="utf-8"?>
+<ds:datastoreItem xmlns:ds="http://schemas.openxmlformats.org/officeDocument/2006/customXml" ds:itemID="{6472253F-DBC3-4BE9-A569-6147ABA9731F}">
+  <ds:schemaRefs>
+    <ds:schemaRef ds:uri="http://www.w3.org/2001/XMLSchema"/>
+    <ds:schemaRef ds:uri="http://schema.oneoffixx.com/OneOffixxFormattingPart/1"/>
+    <ds:schemaRef ds:uri=""/>
+  </ds:schemaRefs>
+</ds:datastoreItem>
+</file>
+
 <file path=docMetadata/LabelInfo.xml><?xml version="1.0" encoding="utf-8"?>
 <clbl:labelList xmlns:clbl="http://schemas.microsoft.com/office/2020/mipLabelMetadata">
   <clbl:label id="{a020d0ae-094a-4d44-b66c-ac3fe8e90c58}" enabled="0" method="" siteId="{a020d0ae-094a-4d44-b66c-ac3fe8e90c58}" removed="1"/>
